--- a/00-首页/题组Word/习题书/第三篇-有机化学/8-周环反应与自由基-学生版-打印版.docx
+++ b/00-首页/题组Word/习题书/第三篇-有机化学/8-周环反应与自由基-学生版-打印版.docx
@@ -21611,14 +21611,18 @@
         </w:rPr>
         <w:t xml:space="preserve">：</w:t>
       </w:r>
-    </w:p>
-    <w:p>
-      <w:pPr>
-        <w:numPr>
-          <w:ilvl w:val="0"/>
-          <w:numId w:val="1026"/>
-        </w:numPr>
-      </w:pPr>
+      <w:r>
+        <w:rPr>
+          <w:rFonts w:ascii="Times New Roman" w:hAnsi="Times New Roman" w:eastAsia="Times New Roman" w:cs="Times New Roman"/>
+        </w:rPr>
+        <w:t xml:space="preserve"> </w:t>
+      </w:r>
+      <w:r>
+        <w:rPr>
+          <w:rFonts w:ascii="Times New Roman" w:hAnsi="Times New Roman" w:eastAsia="Times New Roman" w:cs="Times New Roman"/>
+        </w:rPr>
+        <w:t xml:space="preserve">1. </w:t>
+      </w:r>
       <w:r>
         <w:rPr>
           <w:rFonts w:hint="eastAsia" w:ascii="Times New Roman" w:hAnsi="Times New Roman" w:eastAsia="FangSong" w:cs="Times New Roman"/>
@@ -21673,14 +21677,18 @@
         </w:rPr>
         <w:t>各举一个具体例子</w:t>
       </w:r>
-    </w:p>
-    <w:p>
-      <w:pPr>
-        <w:numPr>
-          <w:ilvl w:val="0"/>
-          <w:numId w:val="1026"/>
-        </w:numPr>
-      </w:pPr>
+      <w:r>
+        <w:rPr>
+          <w:rFonts w:ascii="Times New Roman" w:hAnsi="Times New Roman" w:eastAsia="Times New Roman" w:cs="Times New Roman"/>
+        </w:rPr>
+        <w:t xml:space="preserve"> </w:t>
+      </w:r>
+      <w:r>
+        <w:rPr>
+          <w:rFonts w:ascii="Times New Roman" w:hAnsi="Times New Roman" w:eastAsia="Times New Roman" w:cs="Times New Roman"/>
+        </w:rPr>
+        <w:t xml:space="preserve">2. </w:t>
+      </w:r>
       <w:r>
         <w:rPr>
           <w:rFonts w:hint="eastAsia" w:ascii="Times New Roman" w:hAnsi="Times New Roman" w:eastAsia="FangSong" w:cs="Times New Roman"/>
@@ -21747,14 +21755,18 @@
         </w:rPr>
         <w:t>加成</w:t>
       </w:r>
-    </w:p>
-    <w:p>
-      <w:pPr>
-        <w:numPr>
-          <w:ilvl w:val="0"/>
-          <w:numId w:val="1026"/>
-        </w:numPr>
-      </w:pPr>
+      <w:r>
+        <w:rPr>
+          <w:rFonts w:ascii="Times New Roman" w:hAnsi="Times New Roman" w:eastAsia="Times New Roman" w:cs="Times New Roman"/>
+        </w:rPr>
+        <w:t xml:space="preserve"> </w:t>
+      </w:r>
+      <w:r>
+        <w:rPr>
+          <w:rFonts w:ascii="Times New Roman" w:hAnsi="Times New Roman" w:eastAsia="Times New Roman" w:cs="Times New Roman"/>
+        </w:rPr>
+        <w:t xml:space="preserve">3. </w:t>
+      </w:r>
       <w:r>
         <w:rPr>
           <w:rFonts w:hint="eastAsia" w:ascii="Times New Roman" w:hAnsi="Times New Roman" w:eastAsia="Times New Roman" w:cs="Times New Roman"/>
@@ -21785,14 +21797,18 @@
         </w:rPr>
         <w:t>？</w:t>
       </w:r>
-    </w:p>
-    <w:p>
-      <w:pPr>
-        <w:numPr>
-          <w:ilvl w:val="0"/>
-          <w:numId w:val="1026"/>
-        </w:numPr>
-      </w:pPr>
+      <w:r>
+        <w:rPr>
+          <w:rFonts w:ascii="Times New Roman" w:hAnsi="Times New Roman" w:eastAsia="Times New Roman" w:cs="Times New Roman"/>
+        </w:rPr>
+        <w:t xml:space="preserve"> </w:t>
+      </w:r>
+      <w:r>
+        <w:rPr>
+          <w:rFonts w:ascii="Times New Roman" w:hAnsi="Times New Roman" w:eastAsia="Times New Roman" w:cs="Times New Roman"/>
+        </w:rPr>
+        <w:t xml:space="preserve">4. </w:t>
+      </w:r>
       <w:r>
         <w:rPr>
           <w:rFonts w:hint="eastAsia" w:ascii="Times New Roman" w:hAnsi="Times New Roman" w:eastAsia="FangSong" w:cs="Times New Roman"/>
@@ -21879,14 +21895,18 @@
         </w:rPr>
         <w:t>？</w:t>
       </w:r>
-    </w:p>
-    <w:p>
-      <w:pPr>
-        <w:numPr>
-          <w:ilvl w:val="0"/>
-          <w:numId w:val="1026"/>
-        </w:numPr>
-      </w:pPr>
+      <w:r>
+        <w:rPr>
+          <w:rFonts w:ascii="Times New Roman" w:hAnsi="Times New Roman" w:eastAsia="Times New Roman" w:cs="Times New Roman"/>
+        </w:rPr>
+        <w:t xml:space="preserve"> </w:t>
+      </w:r>
+      <w:r>
+        <w:rPr>
+          <w:rFonts w:ascii="Times New Roman" w:hAnsi="Times New Roman" w:eastAsia="Times New Roman" w:cs="Times New Roman"/>
+        </w:rPr>
+        <w:t xml:space="preserve">5. </w:t>
+      </w:r>
       <w:r>
         <w:rPr>
           <w:rFonts w:hint="eastAsia" w:ascii="Times New Roman" w:hAnsi="Times New Roman" w:eastAsia="FangSong" w:cs="Times New Roman"/>
@@ -22543,7 +22563,7 @@
         <w:rPr>
           <w:rFonts w:ascii="Times New Roman" w:hAnsi="Times New Roman" w:eastAsia="Times New Roman" w:cs="Times New Roman"/>
         </w:rPr>
-        <w:t xml:space="preserve">- a. $CH_{2}=CH_{2} + HBr</w:t>
+        <w:t xml:space="preserve">- a.</w:t>
       </w:r>
       <w:r>
         <w:rPr>
@@ -22551,11 +22571,78 @@
         </w:rPr>
         <w:t xml:space="preserve"> </w:t>
       </w:r>
-      <w:r>
-        <w:rPr>
-          <w:rFonts w:hint="eastAsia" w:ascii="Times New Roman" w:hAnsi="Times New Roman" w:eastAsia="Times New Roman" w:cs="Times New Roman"/>
-        </w:rPr>
-        <w:t>$（</w:t>
+      <m:oMath>
+        <m:oMathPr>
+          <m:ctrlPr>
+            <w:rPr>
+              <w:sz w:val="28"/>
+              <w:szCs w:val="28"/>
+            </w:rPr>
+          </m:ctrlPr>
+        </m:oMathPr>
+        <m:r>
+          <m:t>C</m:t>
+        </m:r>
+        <m:sSub>
+          <m:e>
+            <m:r>
+              <m:t>H</m:t>
+            </m:r>
+          </m:e>
+          <m:sub>
+            <m:r>
+              <m:t>2</m:t>
+            </m:r>
+          </m:sub>
+        </m:sSub>
+        <m:r>
+          <m:rPr>
+            <m:sty m:val="p"/>
+          </m:rPr>
+          <m:t>=</m:t>
+        </m:r>
+        <m:r>
+          <m:t>C</m:t>
+        </m:r>
+        <m:sSub>
+          <m:e>
+            <m:r>
+              <m:t>H</m:t>
+            </m:r>
+          </m:e>
+          <m:sub>
+            <m:r>
+              <m:t>2</m:t>
+            </m:r>
+          </m:sub>
+        </m:sSub>
+        <m:r>
+          <m:rPr>
+            <m:sty m:val="p"/>
+          </m:rPr>
+          <m:t>+</m:t>
+        </m:r>
+        <m:r>
+          <m:t>H</m:t>
+        </m:r>
+        <m:r>
+          <m:t>B</m:t>
+        </m:r>
+        <m:r>
+          <m:t>r</m:t>
+        </m:r>
+        <m:r>
+          <m:rPr>
+            <m:sty m:val="p"/>
+          </m:rPr>
+          <m:t>→</m:t>
+        </m:r>
+      </m:oMath>
+      <w:r>
+        <w:rPr>
+          <w:rFonts w:hint="eastAsia" w:ascii="Times New Roman" w:hAnsi="Times New Roman" w:eastAsia="Times New Roman" w:cs="Times New Roman"/>
+        </w:rPr>
+        <w:t>（</w:t>
       </w:r>
       <w:r>
         <w:rPr>
@@ -22579,7 +22666,7 @@
         <w:rPr>
           <w:rFonts w:ascii="Times New Roman" w:hAnsi="Times New Roman" w:eastAsia="Times New Roman" w:cs="Times New Roman"/>
         </w:rPr>
-        <w:t xml:space="preserve">- b. $CH_{2}=CH_{2} + HBr</w:t>
+        <w:t xml:space="preserve">- b.</w:t>
       </w:r>
       <w:r>
         <w:rPr>
@@ -22587,11 +22674,78 @@
         </w:rPr>
         <w:t xml:space="preserve"> </w:t>
       </w:r>
-      <w:r>
-        <w:rPr>
-          <w:rFonts w:hint="eastAsia" w:ascii="Times New Roman" w:hAnsi="Times New Roman" w:eastAsia="Times New Roman" w:cs="Times New Roman"/>
-        </w:rPr>
-        <w:t>$（</w:t>
+      <m:oMath>
+        <m:oMathPr>
+          <m:ctrlPr>
+            <w:rPr>
+              <w:sz w:val="28"/>
+              <w:szCs w:val="28"/>
+            </w:rPr>
+          </m:ctrlPr>
+        </m:oMathPr>
+        <m:r>
+          <m:t>C</m:t>
+        </m:r>
+        <m:sSub>
+          <m:e>
+            <m:r>
+              <m:t>H</m:t>
+            </m:r>
+          </m:e>
+          <m:sub>
+            <m:r>
+              <m:t>2</m:t>
+            </m:r>
+          </m:sub>
+        </m:sSub>
+        <m:r>
+          <m:rPr>
+            <m:sty m:val="p"/>
+          </m:rPr>
+          <m:t>=</m:t>
+        </m:r>
+        <m:r>
+          <m:t>C</m:t>
+        </m:r>
+        <m:sSub>
+          <m:e>
+            <m:r>
+              <m:t>H</m:t>
+            </m:r>
+          </m:e>
+          <m:sub>
+            <m:r>
+              <m:t>2</m:t>
+            </m:r>
+          </m:sub>
+        </m:sSub>
+        <m:r>
+          <m:rPr>
+            <m:sty m:val="p"/>
+          </m:rPr>
+          <m:t>+</m:t>
+        </m:r>
+        <m:r>
+          <m:t>H</m:t>
+        </m:r>
+        <m:r>
+          <m:t>B</m:t>
+        </m:r>
+        <m:r>
+          <m:t>r</m:t>
+        </m:r>
+        <m:r>
+          <m:rPr>
+            <m:sty m:val="p"/>
+          </m:rPr>
+          <m:t>→</m:t>
+        </m:r>
+      </m:oMath>
+      <w:r>
+        <w:rPr>
+          <w:rFonts w:hint="eastAsia" w:ascii="Times New Roman" w:hAnsi="Times New Roman" w:eastAsia="Times New Roman" w:cs="Times New Roman"/>
+        </w:rPr>
+        <w:t>（</w:t>
       </w:r>
       <w:r>
         <w:rPr>
@@ -22615,19 +22769,86 @@
         <w:rPr>
           <w:rFonts w:ascii="Times New Roman" w:hAnsi="Times New Roman" w:eastAsia="Times New Roman" w:cs="Times New Roman"/>
         </w:rPr>
-        <w:t xml:space="preserve">- c. $CH_{3}CH=CH_{2} + NBS</w:t>
-      </w:r>
-      <w:r>
-        <w:rPr>
-          <w:rFonts w:ascii="Times New Roman" w:hAnsi="Times New Roman" w:eastAsia="Times New Roman" w:cs="Times New Roman"/>
-        </w:rPr>
-        <w:t xml:space="preserve"> </w:t>
-      </w:r>
-      <w:r>
-        <w:rPr>
-          <w:rFonts w:hint="eastAsia" w:ascii="Times New Roman" w:hAnsi="Times New Roman" w:eastAsia="Times New Roman" w:cs="Times New Roman"/>
-        </w:rPr>
-        <w:t>$（</w:t>
+        <w:t xml:space="preserve">- c. </w:t>
+      </w:r>
+      <m:oMath>
+        <m:oMathPr>
+          <m:ctrlPr>
+            <w:rPr>
+              <w:sz w:val="28"/>
+              <w:szCs w:val="28"/>
+            </w:rPr>
+          </m:ctrlPr>
+        </m:oMathPr>
+        <m:r>
+          <m:t>C</m:t>
+        </m:r>
+        <m:sSub>
+          <m:e>
+            <m:r>
+              <m:t>H</m:t>
+            </m:r>
+          </m:e>
+          <m:sub>
+            <m:r>
+              <m:t>3</m:t>
+            </m:r>
+          </m:sub>
+        </m:sSub>
+        <m:r>
+          <m:t>C</m:t>
+        </m:r>
+        <m:r>
+          <m:t>H</m:t>
+        </m:r>
+        <m:r>
+          <m:rPr>
+            <m:sty m:val="p"/>
+          </m:rPr>
+          <m:t>=</m:t>
+        </m:r>
+        <m:r>
+          <m:t>C</m:t>
+        </m:r>
+        <m:sSub>
+          <m:e>
+            <m:r>
+              <m:t>H</m:t>
+            </m:r>
+          </m:e>
+          <m:sub>
+            <m:r>
+              <m:t>2</m:t>
+            </m:r>
+          </m:sub>
+        </m:sSub>
+        <m:r>
+          <m:rPr>
+            <m:sty m:val="p"/>
+          </m:rPr>
+          <m:t>+</m:t>
+        </m:r>
+        <m:r>
+          <m:t>N</m:t>
+        </m:r>
+        <m:r>
+          <m:t>B</m:t>
+        </m:r>
+        <m:r>
+          <m:t>S</m:t>
+        </m:r>
+        <m:r>
+          <m:rPr>
+            <m:sty m:val="p"/>
+          </m:rPr>
+          <m:t>→</m:t>
+        </m:r>
+      </m:oMath>
+      <w:r>
+        <w:rPr>
+          <w:rFonts w:hint="eastAsia" w:ascii="Times New Roman" w:hAnsi="Times New Roman" w:eastAsia="Times New Roman" w:cs="Times New Roman"/>
+        </w:rPr>
+        <w:t>（</w:t>
       </w:r>
       <w:r>
         <w:rPr>
@@ -23566,7 +23787,7 @@
         <w:pStyle w:val="Compact"/>
         <w:numPr>
           <w:ilvl w:val="0"/>
-          <w:numId w:val="1027"/>
+          <w:numId w:val="1026"/>
         </w:numPr>
       </w:pPr>
       <w:r>
@@ -23619,7 +23840,7 @@
         <w:pStyle w:val="Compact"/>
         <w:numPr>
           <w:ilvl w:val="0"/>
-          <w:numId w:val="1027"/>
+          <w:numId w:val="1026"/>
         </w:numPr>
       </w:pPr>
       <w:r>
@@ -23690,7 +23911,7 @@
         <w:pStyle w:val="Compact"/>
         <w:numPr>
           <w:ilvl w:val="0"/>
-          <w:numId w:val="1027"/>
+          <w:numId w:val="1026"/>
         </w:numPr>
       </w:pPr>
       <w:r>
@@ -23725,7 +23946,7 @@
         <w:pStyle w:val="Compact"/>
         <w:numPr>
           <w:ilvl w:val="0"/>
-          <w:numId w:val="1027"/>
+          <w:numId w:val="1026"/>
         </w:numPr>
       </w:pPr>
       <w:r>
@@ -24159,7 +24380,7 @@
         <w:pStyle w:val="Compact"/>
         <w:numPr>
           <w:ilvl w:val="0"/>
-          <w:numId w:val="1028"/>
+          <w:numId w:val="1027"/>
         </w:numPr>
       </w:pPr>
       <w:r>
@@ -24233,7 +24454,7 @@
         <w:pStyle w:val="Compact"/>
         <w:numPr>
           <w:ilvl w:val="0"/>
-          <w:numId w:val="1028"/>
+          <w:numId w:val="1027"/>
         </w:numPr>
       </w:pPr>
       <w:r>
@@ -39361,7 +39582,49 @@
         <w:pStyle w:val="Compact"/>
         <w:numPr>
           <w:ilvl w:val="0"/>
+          <w:numId w:val="1028"/>
+        </w:numPr>
+      </w:pPr>
+    </w:p>
+    <w:p>
+      <w:pPr>
+        <w:pStyle w:val="Compact"/>
+        <w:numPr>
+          <w:ilvl w:val="1"/>
           <w:numId w:val="1029"/>
+        </w:numPr>
+      </w:pPr>
+      <w:r>
+        <w:rPr>
+          <w:rFonts w:hint="eastAsia" w:ascii="Times New Roman" w:hAnsi="Times New Roman" w:eastAsia="Times New Roman" w:cs="Times New Roman"/>
+        </w:rPr>
+        <w:t>(2E,4Z)-2,4-</w:t>
+      </w:r>
+      <w:r>
+        <w:rPr>
+          <w:rFonts w:hint="eastAsia" w:ascii="Times New Roman" w:hAnsi="Times New Roman" w:eastAsia="FangSong" w:cs="Times New Roman"/>
+        </w:rPr>
+        <w:t>己二烯</w:t>
+      </w:r>
+      <w:r>
+        <w:rPr>
+          <w:rFonts w:ascii="Times New Roman" w:hAnsi="Times New Roman" w:eastAsia="Times New Roman" w:cs="Times New Roman"/>
+        </w:rPr>
+        <w:t xml:space="preserve"> → </w:t>
+      </w:r>
+      <w:r>
+        <w:rPr>
+          <w:rFonts w:hint="eastAsia" w:ascii="Times New Roman" w:hAnsi="Times New Roman" w:eastAsia="FangSong" w:cs="Times New Roman"/>
+        </w:rPr>
+        <w:t xml:space="preserve">加热关环</w:t>
+      </w:r>
+    </w:p>
+    <w:p>
+      <w:pPr>
+        <w:pStyle w:val="Compact"/>
+        <w:numPr>
+          <w:ilvl w:val="0"/>
+          <w:numId w:val="1028"/>
         </w:numPr>
       </w:pPr>
     </w:p>
@@ -39395,7 +39658,37 @@
         <w:rPr>
           <w:rFonts w:hint="eastAsia" w:ascii="Times New Roman" w:hAnsi="Times New Roman" w:eastAsia="FangSong" w:cs="Times New Roman"/>
         </w:rPr>
-        <w:t xml:space="preserve">加热关环</w:t>
+        <w:t>光照关环</w:t>
+      </w:r>
+      <w:r>
+        <w:rPr>
+          <w:rFonts w:hint="eastAsia" w:ascii="Times New Roman" w:hAnsi="Times New Roman" w:eastAsia="Times New Roman" w:cs="Times New Roman"/>
+        </w:rPr>
+        <w:t>（</w:t>
+      </w:r>
+      <w:r>
+        <w:rPr>
+          <w:rFonts w:hint="eastAsia" w:ascii="Times New Roman" w:hAnsi="Times New Roman" w:eastAsia="FangSong" w:cs="Times New Roman"/>
+        </w:rPr>
+        <w:t>对调</w:t>
+      </w:r>
+      <w:r>
+        <w:rPr>
+          <w:rFonts w:hint="eastAsia" w:ascii="Times New Roman" w:hAnsi="Times New Roman" w:eastAsia="Times New Roman" w:cs="Times New Roman"/>
+        </w:rPr>
+        <w:t>——</w:t>
+      </w:r>
+      <w:r>
+        <w:rPr>
+          <w:rFonts w:hint="eastAsia" w:ascii="Times New Roman" w:hAnsi="Times New Roman" w:eastAsia="FangSong" w:cs="Times New Roman"/>
+        </w:rPr>
+        <w:t>光化学条件</w:t>
+      </w:r>
+      <w:r>
+        <w:rPr>
+          <w:rFonts w:hint="eastAsia" w:ascii="Times New Roman" w:hAnsi="Times New Roman" w:eastAsia="Times New Roman" w:cs="Times New Roman"/>
+        </w:rPr>
+        <w:t>）</w:t>
       </w:r>
     </w:p>
     <w:p>
@@ -39403,7 +39696,7 @@
         <w:pStyle w:val="Compact"/>
         <w:numPr>
           <w:ilvl w:val="0"/>
-          <w:numId w:val="1029"/>
+          <w:numId w:val="1028"/>
         </w:numPr>
       </w:pPr>
     </w:p>
@@ -39413,78 +39706,6 @@
         <w:numPr>
           <w:ilvl w:val="1"/>
           <w:numId w:val="1031"/>
-        </w:numPr>
-      </w:pPr>
-      <w:r>
-        <w:rPr>
-          <w:rFonts w:hint="eastAsia" w:ascii="Times New Roman" w:hAnsi="Times New Roman" w:eastAsia="Times New Roman" w:cs="Times New Roman"/>
-        </w:rPr>
-        <w:t>(2E,4Z)-2,4-</w:t>
-      </w:r>
-      <w:r>
-        <w:rPr>
-          <w:rFonts w:hint="eastAsia" w:ascii="Times New Roman" w:hAnsi="Times New Roman" w:eastAsia="FangSong" w:cs="Times New Roman"/>
-        </w:rPr>
-        <w:t>己二烯</w:t>
-      </w:r>
-      <w:r>
-        <w:rPr>
-          <w:rFonts w:ascii="Times New Roman" w:hAnsi="Times New Roman" w:eastAsia="Times New Roman" w:cs="Times New Roman"/>
-        </w:rPr>
-        <w:t xml:space="preserve"> → </w:t>
-      </w:r>
-      <w:r>
-        <w:rPr>
-          <w:rFonts w:hint="eastAsia" w:ascii="Times New Roman" w:hAnsi="Times New Roman" w:eastAsia="FangSong" w:cs="Times New Roman"/>
-        </w:rPr>
-        <w:t>光照关环</w:t>
-      </w:r>
-      <w:r>
-        <w:rPr>
-          <w:rFonts w:hint="eastAsia" w:ascii="Times New Roman" w:hAnsi="Times New Roman" w:eastAsia="Times New Roman" w:cs="Times New Roman"/>
-        </w:rPr>
-        <w:t>（</w:t>
-      </w:r>
-      <w:r>
-        <w:rPr>
-          <w:rFonts w:hint="eastAsia" w:ascii="Times New Roman" w:hAnsi="Times New Roman" w:eastAsia="FangSong" w:cs="Times New Roman"/>
-        </w:rPr>
-        <w:t>对调</w:t>
-      </w:r>
-      <w:r>
-        <w:rPr>
-          <w:rFonts w:hint="eastAsia" w:ascii="Times New Roman" w:hAnsi="Times New Roman" w:eastAsia="Times New Roman" w:cs="Times New Roman"/>
-        </w:rPr>
-        <w:t>——</w:t>
-      </w:r>
-      <w:r>
-        <w:rPr>
-          <w:rFonts w:hint="eastAsia" w:ascii="Times New Roman" w:hAnsi="Times New Roman" w:eastAsia="FangSong" w:cs="Times New Roman"/>
-        </w:rPr>
-        <w:t>光化学条件</w:t>
-      </w:r>
-      <w:r>
-        <w:rPr>
-          <w:rFonts w:hint="eastAsia" w:ascii="Times New Roman" w:hAnsi="Times New Roman" w:eastAsia="Times New Roman" w:cs="Times New Roman"/>
-        </w:rPr>
-        <w:t>）</w:t>
-      </w:r>
-    </w:p>
-    <w:p>
-      <w:pPr>
-        <w:pStyle w:val="Compact"/>
-        <w:numPr>
-          <w:ilvl w:val="0"/>
-          <w:numId w:val="1029"/>
-        </w:numPr>
-      </w:pPr>
-    </w:p>
-    <w:p>
-      <w:pPr>
-        <w:pStyle w:val="Compact"/>
-        <w:numPr>
-          <w:ilvl w:val="1"/>
-          <w:numId w:val="1032"/>
         </w:numPr>
       </w:pPr>
       <w:r>
@@ -41651,34 +41872,7 @@
     </w:lvlOverride>
   </w:num>
   <w:num w:numId="1026">
-    <w:abstractNumId w:val="99411"/>
-    <w:lvlOverride w:ilvl="0">
-      <w:startOverride w:val="1"/>
-    </w:lvlOverride>
-    <w:lvlOverride w:ilvl="1">
-      <w:startOverride w:val="1"/>
-    </w:lvlOverride>
-    <w:lvlOverride w:ilvl="2">
-      <w:startOverride w:val="1"/>
-    </w:lvlOverride>
-    <w:lvlOverride w:ilvl="3">
-      <w:startOverride w:val="1"/>
-    </w:lvlOverride>
-    <w:lvlOverride w:ilvl="4">
-      <w:startOverride w:val="1"/>
-    </w:lvlOverride>
-    <w:lvlOverride w:ilvl="5">
-      <w:startOverride w:val="1"/>
-    </w:lvlOverride>
-    <w:lvlOverride w:ilvl="6">
-      <w:startOverride w:val="1"/>
-    </w:lvlOverride>
-    <w:lvlOverride w:ilvl="7">
-      <w:startOverride w:val="1"/>
-    </w:lvlOverride>
-    <w:lvlOverride w:ilvl="8">
-      <w:startOverride w:val="1"/>
-    </w:lvlOverride>
+    <w:abstractNumId w:val="991"/>
   </w:num>
   <w:num w:numId="1027">
     <w:abstractNumId w:val="991"/>
@@ -41687,9 +41881,6 @@
     <w:abstractNumId w:val="991"/>
   </w:num>
   <w:num w:numId="1029">
-    <w:abstractNumId w:val="991"/>
-  </w:num>
-  <w:num w:numId="1030">
     <w:abstractNumId w:val="99731"/>
     <w:lvlOverride w:ilvl="0">
       <w:startOverride w:val="1"/>
@@ -41719,7 +41910,7 @@
       <w:startOverride w:val="1"/>
     </w:lvlOverride>
   </w:num>
-  <w:num w:numId="1031">
+  <w:num w:numId="1030">
     <w:abstractNumId w:val="99732"/>
     <w:lvlOverride w:ilvl="0">
       <w:startOverride w:val="2"/>
@@ -41749,7 +41940,7 @@
       <w:startOverride w:val="2"/>
     </w:lvlOverride>
   </w:num>
-  <w:num w:numId="1032">
+  <w:num w:numId="1031">
     <w:abstractNumId w:val="99733"/>
     <w:lvlOverride w:ilvl="0">
       <w:startOverride w:val="3"/>

--- a/00-首页/题组Word/习题书/第三篇-有机化学/8-周环反应与自由基-学生版-打印版.docx
+++ b/00-首页/题组Word/习题书/第三篇-有机化学/8-周环反应与自由基-学生版-打印版.docx
@@ -5695,7 +5695,42 @@
         <w:rPr>
           <w:rFonts w:ascii="Times New Roman" w:hAnsi="Times New Roman" w:eastAsia="Times New Roman" w:cs="Times New Roman"/>
         </w:rPr>
-        <w:t xml:space="preserve"> and NMR δ_H 6.18 (1H, s), 5.00 (2H, s) and 4.18 (2H, s). What is the structure of the stable product B? Deduce the structure of the unstable compound A and mechanisms for the reactions.</w:t>
+        <w:t xml:space="preserve"> and NMR</w:t>
+      </w:r>
+      <w:r>
+        <w:rPr>
+          <w:rFonts w:ascii="Times New Roman" w:hAnsi="Times New Roman" w:eastAsia="Times New Roman" w:cs="Times New Roman"/>
+        </w:rPr>
+        <w:t xml:space="preserve"> </w:t>
+      </w:r>
+      <m:oMath>
+        <m:sSub>
+          <m:e>
+            <m:r>
+              <m:t>δ</m:t>
+            </m:r>
+          </m:e>
+          <m:sub>
+            <m:r>
+              <m:rPr>
+                <m:sty m:val="p"/>
+              </m:rPr>
+              <m:t>H</m:t>
+            </m:r>
+          </m:sub>
+        </m:sSub>
+      </m:oMath>
+      <w:r>
+        <w:rPr>
+          <w:rFonts w:ascii="Times New Roman" w:hAnsi="Times New Roman" w:eastAsia="Times New Roman" w:cs="Times New Roman"/>
+        </w:rPr>
+        <w:t xml:space="preserve"> </w:t>
+      </w:r>
+      <w:r>
+        <w:rPr>
+          <w:rFonts w:ascii="Times New Roman" w:hAnsi="Times New Roman" w:eastAsia="Times New Roman" w:cs="Times New Roman"/>
+        </w:rPr>
+        <w:t xml:space="preserve">6.18 (1H, s), 5.00 (2H, s) and 4.18 (2H, s). What is the structure of the stable product B? Deduce the structure of the unstable compound A and mechanisms for the reactions.</w:t>
       </w:r>
     </w:p>
     <w:p>
@@ -5926,7 +5961,42 @@
         <w:rPr>
           <w:rFonts w:ascii="Times New Roman" w:hAnsi="Times New Roman" w:eastAsia="Times New Roman" w:cs="Times New Roman"/>
         </w:rPr>
-        <w:t xml:space="preserve"> and NMR δ_H 6.18 (1H, s), 5.00 (2H, s) and 4.18 (2H, s). What is the structure of the stable product B? Deduce the structure of the unstable compound A and mechanisms for the reactions.</w:t>
+        <w:t xml:space="preserve"> and NMR</w:t>
+      </w:r>
+      <w:r>
+        <w:rPr>
+          <w:rFonts w:ascii="Times New Roman" w:hAnsi="Times New Roman" w:eastAsia="Times New Roman" w:cs="Times New Roman"/>
+        </w:rPr>
+        <w:t xml:space="preserve"> </w:t>
+      </w:r>
+      <m:oMath>
+        <m:sSub>
+          <m:e>
+            <m:r>
+              <m:t>δ</m:t>
+            </m:r>
+          </m:e>
+          <m:sub>
+            <m:r>
+              <m:rPr>
+                <m:sty m:val="p"/>
+              </m:rPr>
+              <m:t>H</m:t>
+            </m:r>
+          </m:sub>
+        </m:sSub>
+      </m:oMath>
+      <w:r>
+        <w:rPr>
+          <w:rFonts w:ascii="Times New Roman" w:hAnsi="Times New Roman" w:eastAsia="Times New Roman" w:cs="Times New Roman"/>
+        </w:rPr>
+        <w:t xml:space="preserve"> </w:t>
+      </w:r>
+      <w:r>
+        <w:rPr>
+          <w:rFonts w:ascii="Times New Roman" w:hAnsi="Times New Roman" w:eastAsia="Times New Roman" w:cs="Times New Roman"/>
+        </w:rPr>
+        <w:t xml:space="preserve">6.18 (1H, s), 5.00 (2H, s) and 4.18 (2H, s). What is the structure of the stable product B? Deduce the structure of the unstable compound A and mechanisms for the reactions.</w:t>
       </w:r>
     </w:p>
     <w:p>
@@ -26577,7 +26647,42 @@
         <w:rPr>
           <w:rFonts w:ascii="Times New Roman" w:hAnsi="Times New Roman" w:eastAsia="Times New Roman" w:cs="Times New Roman"/>
         </w:rPr>
-        <w:t>; m/z 138 (100%) and 140 (33%), δ_H (ppm) 7.1 (4H, s), 6.5 (1H, dd, J 17, 11 Hz), 5.5 (1H, dd, J 17, 2 Hz), and 5.1 (1H, dd, J 11, 2 Hz).</w:t>
+        <w:t>; m/z 138 (100%) and 140 (33%),</w:t>
+      </w:r>
+      <w:r>
+        <w:rPr>
+          <w:rFonts w:ascii="Times New Roman" w:hAnsi="Times New Roman" w:eastAsia="Times New Roman" w:cs="Times New Roman"/>
+        </w:rPr>
+        <w:t xml:space="preserve"> </w:t>
+      </w:r>
+      <m:oMath>
+        <m:sSub>
+          <m:e>
+            <m:r>
+              <m:t>δ</m:t>
+            </m:r>
+          </m:e>
+          <m:sub>
+            <m:r>
+              <m:rPr>
+                <m:sty m:val="p"/>
+              </m:rPr>
+              <m:t>H</m:t>
+            </m:r>
+          </m:sub>
+        </m:sSub>
+      </m:oMath>
+      <w:r>
+        <w:rPr>
+          <w:rFonts w:ascii="Times New Roman" w:hAnsi="Times New Roman" w:eastAsia="Times New Roman" w:cs="Times New Roman"/>
+        </w:rPr>
+        <w:t xml:space="preserve"> </w:t>
+      </w:r>
+      <w:r>
+        <w:rPr>
+          <w:rFonts w:ascii="Times New Roman" w:hAnsi="Times New Roman" w:eastAsia="Times New Roman" w:cs="Times New Roman"/>
+        </w:rPr>
+        <w:t xml:space="preserve">(ppm) 7.1 (4H, s), 6.5 (1H, dd, J 17, 11 Hz), 5.5 (1H, dd, J 17, 2 Hz), and 5.1 (1H, dd, J 11, 2 Hz).</w:t>
       </w:r>
     </w:p>
     <w:p>
@@ -26601,7 +26706,42 @@
         <w:rPr>
           <w:rFonts w:ascii="Times New Roman" w:hAnsi="Times New Roman" w:eastAsia="Times New Roman" w:cs="Times New Roman"/>
         </w:rPr>
-        <w:t>; m/z 111 (45%), 113 (15%), 139 (60%), 140 (100%), 141 (20%), and 142 (33%), δ_H (ppm) 9.9 (1H, s), 7.75 (2H, d, J 9 Hz), and 7.43 (2H, d, J 9 Hz).</w:t>
+        <w:t>; m/z 111 (45%), 113 (15%), 139 (60%), 140 (100%), 141 (20%), and 142 (33%),</w:t>
+      </w:r>
+      <w:r>
+        <w:rPr>
+          <w:rFonts w:ascii="Times New Roman" w:hAnsi="Times New Roman" w:eastAsia="Times New Roman" w:cs="Times New Roman"/>
+        </w:rPr>
+        <w:t xml:space="preserve"> </w:t>
+      </w:r>
+      <m:oMath>
+        <m:sSub>
+          <m:e>
+            <m:r>
+              <m:t>δ</m:t>
+            </m:r>
+          </m:e>
+          <m:sub>
+            <m:r>
+              <m:rPr>
+                <m:sty m:val="p"/>
+              </m:rPr>
+              <m:t>H</m:t>
+            </m:r>
+          </m:sub>
+        </m:sSub>
+      </m:oMath>
+      <w:r>
+        <w:rPr>
+          <w:rFonts w:ascii="Times New Roman" w:hAnsi="Times New Roman" w:eastAsia="Times New Roman" w:cs="Times New Roman"/>
+        </w:rPr>
+        <w:t xml:space="preserve"> </w:t>
+      </w:r>
+      <w:r>
+        <w:rPr>
+          <w:rFonts w:ascii="Times New Roman" w:hAnsi="Times New Roman" w:eastAsia="Times New Roman" w:cs="Times New Roman"/>
+        </w:rPr>
+        <w:t xml:space="preserve">(ppm) 9.9 (1H, s), 7.75 (2H, d, J 9 Hz), and 7.43 (2H, d, J 9 Hz).</w:t>
       </w:r>
     </w:p>
     <w:p>

--- a/00-首页/题组Word/习题书/第三篇-有机化学/8-周环反应与自由基-学生版-打印版.docx
+++ b/00-首页/题组Word/习题书/第三篇-有机化学/8-周环反应与自由基-学生版-打印版.docx
@@ -2,7 +2,7 @@
 <file path=word/document.xml><?xml version="1.0" encoding="utf-8"?>
 <w:document xmlns:w="http://schemas.openxmlformats.org/wordprocessingml/2006/main" xmlns:m="http://schemas.openxmlformats.org/officeDocument/2006/math" xmlns:r="http://schemas.openxmlformats.org/officeDocument/2006/relationships" xmlns:o="urn:schemas-microsoft-com:office:office" xmlns:v="urn:schemas-microsoft-com:vml" xmlns:w10="urn:schemas-microsoft-com:office:word" xmlns:a="http://schemas.openxmlformats.org/drawingml/2006/main" xmlns:pic="http://schemas.openxmlformats.org/drawingml/2006/picture" xmlns:wp="http://schemas.openxmlformats.org/drawingml/2006/wordprocessingDrawing">
   <w:body>
-    <w:bookmarkStart w:id="535" w:name="第-8-章-周环反应与自由基"/>
+    <w:bookmarkStart w:id="595" w:name="第-8-章-周环反应与自由基"/>
     <w:p>
       <w:pPr>
         <w:pStyle w:val="Heading1"/>
@@ -34016,7 +34016,7 @@
       </w:r>
     </w:p>
     <w:bookmarkEnd w:id="493"/>
-    <w:bookmarkStart w:id="500" w:name="异靛蓝合成中间体与反应类型第28届初赛"/>
+    <w:bookmarkStart w:id="497" w:name="溴化内酯化与da内型外型"/>
     <w:p>
       <w:pPr>
         <w:pStyle w:val="Heading2"/>
@@ -34033,7 +34033,114 @@
         <w:rPr>
           <w:rFonts w:hint="eastAsia" w:ascii="Times New Roman" w:hAnsi="Times New Roman" w:eastAsia="SimHei" w:cs="Times New Roman"/>
         </w:rPr>
-        <w:t>异靛蓝合成中间体与反应类型</w:t>
+        <w:t>溴化内酯化与</w:t>
+      </w:r>
+      <w:r>
+        <w:rPr>
+          <w:rFonts w:hint="eastAsia" w:ascii="Times New Roman" w:hAnsi="Times New Roman" w:eastAsia="Times New Roman" w:cs="Times New Roman"/>
+        </w:rPr>
+        <w:t>DA</w:t>
+      </w:r>
+      <w:r>
+        <w:rPr>
+          <w:rFonts w:hint="eastAsia" w:ascii="Times New Roman" w:hAnsi="Times New Roman" w:eastAsia="SimHei" w:cs="Times New Roman"/>
+        </w:rPr>
+        <w:t>内型外型</w:t>
+      </w:r>
+    </w:p>
+    <w:p>
+      <w:pPr>
+        <w:pStyle w:val="FirstParagraph"/>
+      </w:pPr>
+      <w:r>
+        <w:rPr>
+          <w:rFonts w:hint="eastAsia" w:ascii="Times New Roman" w:hAnsi="Times New Roman" w:eastAsia="FangSong" w:cs="Times New Roman"/>
+        </w:rPr>
+        <w:t>在不饱和化合物的亲电加成反应中</w:t>
+      </w:r>
+      <w:r>
+        <w:rPr>
+          <w:rFonts w:hint="eastAsia" w:ascii="Times New Roman" w:hAnsi="Times New Roman" w:eastAsia="Times New Roman" w:cs="Times New Roman"/>
+        </w:rPr>
+        <w:t>，</w:t>
+      </w:r>
+      <w:r>
+        <w:rPr>
+          <w:rFonts w:hint="eastAsia" w:ascii="Times New Roman" w:hAnsi="Times New Roman" w:eastAsia="FangSong" w:cs="Times New Roman"/>
+        </w:rPr>
+        <w:t>若不饱和化合物上带有含孤对电子的取代基</w:t>
+      </w:r>
+      <w:r>
+        <w:rPr>
+          <w:rFonts w:hint="eastAsia" w:ascii="Times New Roman" w:hAnsi="Times New Roman" w:eastAsia="Times New Roman" w:cs="Times New Roman"/>
+        </w:rPr>
+        <w:t>，</w:t>
+      </w:r>
+      <w:r>
+        <w:rPr>
+          <w:rFonts w:hint="eastAsia" w:ascii="Times New Roman" w:hAnsi="Times New Roman" w:eastAsia="FangSong" w:cs="Times New Roman"/>
+        </w:rPr>
+        <w:t>这些取代基可以作为分子内的亲核试剂去进攻中间体碳正离子</w:t>
+      </w:r>
+      <w:r>
+        <w:rPr>
+          <w:rFonts w:hint="eastAsia" w:ascii="Times New Roman" w:hAnsi="Times New Roman" w:eastAsia="Times New Roman" w:cs="Times New Roman"/>
+        </w:rPr>
+        <w:t>，</w:t>
+      </w:r>
+      <w:r>
+        <w:rPr>
+          <w:rFonts w:hint="eastAsia" w:ascii="Times New Roman" w:hAnsi="Times New Roman" w:eastAsia="FangSong" w:cs="Times New Roman"/>
+        </w:rPr>
+        <w:t>从而生成环状产物</w:t>
+      </w:r>
+      <w:r>
+        <w:rPr>
+          <w:rFonts w:hint="eastAsia" w:ascii="Times New Roman" w:hAnsi="Times New Roman" w:eastAsia="Times New Roman" w:cs="Times New Roman"/>
+        </w:rPr>
+        <w:t>。</w:t>
+      </w:r>
+      <w:r>
+        <w:rPr>
+          <w:rFonts w:hint="eastAsia" w:ascii="Times New Roman" w:hAnsi="Times New Roman" w:eastAsia="FangSong" w:cs="Times New Roman"/>
+        </w:rPr>
+        <w:t>例如</w:t>
+      </w:r>
+      <w:r>
+        <w:rPr>
+          <w:rFonts w:hint="eastAsia" w:ascii="Times New Roman" w:hAnsi="Times New Roman" w:eastAsia="Times New Roman" w:cs="Times New Roman"/>
+        </w:rPr>
+        <w:t>，</w:t>
+      </w:r>
+      <w:r>
+        <w:rPr>
+          <w:rFonts w:hint="eastAsia" w:ascii="Times New Roman" w:hAnsi="Times New Roman" w:eastAsia="FangSong" w:cs="Times New Roman"/>
+        </w:rPr>
+        <w:t>不饱和羧酸溴化时</w:t>
+      </w:r>
+      <w:r>
+        <w:rPr>
+          <w:rFonts w:hint="eastAsia" w:ascii="Times New Roman" w:hAnsi="Times New Roman" w:eastAsia="Times New Roman" w:cs="Times New Roman"/>
+        </w:rPr>
+        <w:t>，</w:t>
+      </w:r>
+      <w:r>
+        <w:rPr>
+          <w:rFonts w:hint="eastAsia" w:ascii="Times New Roman" w:hAnsi="Times New Roman" w:eastAsia="FangSong" w:cs="Times New Roman"/>
+        </w:rPr>
+        <w:t>有时不生成正常的二溴产物</w:t>
+      </w:r>
+      <w:r>
+        <w:rPr>
+          <w:rFonts w:hint="eastAsia" w:ascii="Times New Roman" w:hAnsi="Times New Roman" w:eastAsia="Times New Roman" w:cs="Times New Roman"/>
+        </w:rPr>
+        <w:t>，</w:t>
+      </w:r>
+      <w:r>
+        <w:rPr>
+          <w:rFonts w:hint="eastAsia" w:ascii="Times New Roman" w:hAnsi="Times New Roman" w:eastAsia="FangSong" w:cs="Times New Roman"/>
+        </w:rPr>
+        <w:t>而是生成环状的酯</w:t>
       </w:r>
       <w:r>
         <w:rPr>
@@ -34043,38 +34150,149 @@
       </w:r>
       <w:r>
         <w:rPr>
-          <w:rFonts w:hint="eastAsia" w:ascii="Times New Roman" w:hAnsi="Times New Roman" w:eastAsia="SimHei" w:cs="Times New Roman"/>
-        </w:rPr>
-        <w:t>第</w:t>
-      </w:r>
-      <w:r>
-        <w:rPr>
-          <w:rFonts w:hint="eastAsia" w:ascii="Times New Roman" w:hAnsi="Times New Roman" w:eastAsia="Times New Roman" w:cs="Times New Roman"/>
-        </w:rPr>
-        <w:t>28</w:t>
-      </w:r>
-      <w:r>
-        <w:rPr>
-          <w:rFonts w:hint="eastAsia" w:ascii="Times New Roman" w:hAnsi="Times New Roman" w:eastAsia="SimHei" w:cs="Times New Roman"/>
-        </w:rPr>
-        <w:t>届初赛</w:t>
-      </w:r>
-      <w:r>
-        <w:rPr>
-          <w:rFonts w:hint="eastAsia" w:ascii="Times New Roman" w:hAnsi="Times New Roman" w:eastAsia="Times New Roman" w:cs="Times New Roman"/>
-        </w:rPr>
-        <w:t>）</w:t>
-      </w:r>
-    </w:p>
-    <w:p>
-      <w:pPr>
-        <w:pStyle w:val="FirstParagraph"/>
-      </w:pPr>
-      <w:r>
-        <w:rPr>
-          <w:rFonts w:hint="eastAsia" w:ascii="Times New Roman" w:hAnsi="Times New Roman" w:eastAsia="FangSong" w:cs="Times New Roman"/>
-        </w:rPr>
-        <w:t>异靛蓝及其衍生物是一类具有生理活性的染料</w:t>
+          <w:rFonts w:hint="eastAsia" w:ascii="Times New Roman" w:hAnsi="Times New Roman" w:eastAsia="FangSong" w:cs="Times New Roman"/>
+        </w:rPr>
+        <w:t>或称为内酯</w:t>
+      </w:r>
+      <w:r>
+        <w:rPr>
+          <w:rFonts w:hint="eastAsia" w:ascii="Times New Roman" w:hAnsi="Times New Roman" w:eastAsia="Times New Roman" w:cs="Times New Roman"/>
+        </w:rPr>
+        <w:t>），</w:t>
+      </w:r>
+      <w:r>
+        <w:rPr>
+          <w:rFonts w:hint="eastAsia" w:ascii="Times New Roman" w:hAnsi="Times New Roman" w:eastAsia="FangSong" w:cs="Times New Roman"/>
+        </w:rPr>
+        <w:t>见下面的反应</w:t>
+      </w:r>
+      <w:r>
+        <w:rPr>
+          <w:rFonts w:hint="eastAsia" w:ascii="Times New Roman" w:hAnsi="Times New Roman" w:eastAsia="Times New Roman" w:cs="Times New Roman"/>
+        </w:rPr>
+        <w:t>：</w:t>
+      </w:r>
+    </w:p>
+    <w:p>
+      <w:pPr>
+        <w:pStyle w:val="BodyText"/>
+      </w:pPr>
+      <w:r>
+        <w:rPr>
+          <w:rFonts w:hint="eastAsia" w:ascii="Times New Roman" w:hAnsi="Times New Roman" w:eastAsia="Times New Roman" w:cs="Times New Roman"/>
+        </w:rPr>
+        <w:t>C</w:t>
+      </w:r>
+      <w:r>
+        <w:rPr>
+          <w:rFonts w:hint="eastAsia" w:ascii="Times New Roman" w:hAnsi="Times New Roman" w:eastAsia="Times New Roman" w:cs="Times New Roman"/>
+          <w:vertAlign w:val="subscript"/>
+        </w:rPr>
+        <w:t>6</w:t>
+      </w:r>
+      <w:r>
+        <w:rPr>
+          <w:rFonts w:hint="eastAsia" w:ascii="Times New Roman" w:hAnsi="Times New Roman" w:eastAsia="Times New Roman" w:cs="Times New Roman"/>
+        </w:rPr>
+        <w:t>H</w:t>
+      </w:r>
+      <w:r>
+        <w:rPr>
+          <w:rFonts w:hint="eastAsia" w:ascii="Times New Roman" w:hAnsi="Times New Roman" w:eastAsia="Times New Roman" w:cs="Times New Roman"/>
+          <w:vertAlign w:val="subscript"/>
+        </w:rPr>
+        <w:t>5</w:t>
+      </w:r>
+      <w:r>
+        <w:rPr>
+          <w:rFonts w:hint="eastAsia" w:ascii="Times New Roman" w:hAnsi="Times New Roman" w:eastAsia="Times New Roman" w:cs="Times New Roman"/>
+        </w:rPr>
+        <w:t>CH＝CHCH</w:t>
+      </w:r>
+      <w:r>
+        <w:rPr>
+          <w:rFonts w:hint="eastAsia" w:ascii="Times New Roman" w:hAnsi="Times New Roman" w:eastAsia="Times New Roman" w:cs="Times New Roman"/>
+          <w:vertAlign w:val="subscript"/>
+        </w:rPr>
+        <w:t>2</w:t>
+      </w:r>
+      <w:r>
+        <w:rPr>
+          <w:rFonts w:hint="eastAsia" w:ascii="Times New Roman" w:hAnsi="Times New Roman" w:eastAsia="Times New Roman" w:cs="Times New Roman"/>
+        </w:rPr>
+        <w:t>COOH</w:t>
+      </w:r>
+      <w:r>
+        <w:rPr>
+          <w:rFonts w:ascii="Times New Roman" w:hAnsi="Times New Roman" w:eastAsia="Times New Roman" w:cs="Times New Roman"/>
+        </w:rPr>
+        <w:t xml:space="preserve"> + Br</w:t>
+      </w:r>
+      <w:r>
+        <w:rPr>
+          <w:rFonts w:ascii="Times New Roman" w:hAnsi="Times New Roman" w:eastAsia="Times New Roman" w:cs="Times New Roman"/>
+          <w:vertAlign w:val="subscript"/>
+        </w:rPr>
+        <w:t>2</w:t>
+      </w:r>
+      <w:r>
+        <w:rPr>
+          <w:rFonts w:ascii="Times New Roman" w:hAnsi="Times New Roman" w:eastAsia="Times New Roman" w:cs="Times New Roman"/>
+        </w:rPr>
+        <w:t xml:space="preserve"> → </w:t>
+      </w:r>
+      <w:r>
+        <w:rPr>
+          <w:rFonts w:hint="eastAsia" w:ascii="Times New Roman" w:hAnsi="Times New Roman" w:eastAsia="FangSong" w:cs="Times New Roman"/>
+        </w:rPr>
+        <w:t xml:space="preserve">溴代内酯</w:t>
+      </w:r>
+      <w:r>
+        <w:rPr>
+          <w:rFonts w:ascii="Times New Roman" w:hAnsi="Times New Roman" w:eastAsia="Times New Roman" w:cs="Times New Roman"/>
+        </w:rPr>
+        <w:t xml:space="preserve"> + HBr</w:t>
+      </w:r>
+    </w:p>
+    <w:p>
+      <w:pPr>
+        <w:pStyle w:val="BodyText"/>
+      </w:pPr>
+      <w:r>
+        <w:rPr>
+          <w:rFonts w:ascii="Times New Roman" w:hAnsi="Times New Roman" w:eastAsia="Times New Roman" w:cs="Times New Roman"/>
+        </w:rPr>
+        <w:t xml:space="preserve">10-1. </w:t>
+      </w:r>
+      <w:r>
+        <w:rPr>
+          <w:rFonts w:hint="eastAsia" w:ascii="Times New Roman" w:hAnsi="Times New Roman" w:eastAsia="FangSong" w:cs="Times New Roman"/>
+        </w:rPr>
+        <w:t>你认为任何不饱和羧酸在与溴的反应中都能得到内酯吗</w:t>
+      </w:r>
+      <w:r>
+        <w:rPr>
+          <w:rFonts w:hint="eastAsia" w:ascii="Times New Roman" w:hAnsi="Times New Roman" w:eastAsia="Times New Roman" w:cs="Times New Roman"/>
+        </w:rPr>
+        <w:t>？</w:t>
+      </w:r>
+      <w:r>
+        <w:rPr>
+          <w:rFonts w:ascii="Times New Roman" w:hAnsi="Times New Roman" w:eastAsia="Times New Roman" w:cs="Times New Roman"/>
+        </w:rPr>
+        <w:t xml:space="preserve"> </w:t>
+      </w:r>
+      <w:r>
+        <w:rPr>
+          <w:rFonts w:ascii="Times New Roman" w:hAnsi="Times New Roman" w:eastAsia="Times New Roman" w:cs="Times New Roman"/>
+        </w:rPr>
+        <w:t xml:space="preserve">10-2. </w:t>
+      </w:r>
+      <w:r>
+        <w:rPr>
+          <w:rFonts w:hint="eastAsia" w:ascii="Times New Roman" w:hAnsi="Times New Roman" w:eastAsia="FangSong" w:cs="Times New Roman"/>
+        </w:rPr>
+        <w:t>在下面的不饱和羧酸和溴的反应中</w:t>
       </w:r>
       <w:r>
         <w:rPr>
@@ -34086,7 +34304,114 @@
         <w:rPr>
           <w:rFonts w:hint="eastAsia" w:ascii="Times New Roman" w:hAnsi="Times New Roman" w:eastAsia="FangSong" w:cs="Times New Roman"/>
         </w:rPr>
-        <w:t>目前在有机半导体材料中有重要的应用</w:t>
+        <w:t>主产物的摩尔质量和起始羧酸的摩尔质量的差值是多少</w:t>
+      </w:r>
+      <w:r>
+        <w:rPr>
+          <w:rFonts w:hint="eastAsia" w:ascii="Times New Roman" w:hAnsi="Times New Roman" w:eastAsia="Times New Roman" w:cs="Times New Roman"/>
+        </w:rPr>
+        <w:t>？</w:t>
+      </w:r>
+      <w:r>
+        <w:rPr>
+          <w:rFonts w:ascii="Times New Roman" w:hAnsi="Times New Roman" w:eastAsia="Times New Roman" w:cs="Times New Roman"/>
+        </w:rPr>
+        <w:t xml:space="preserve"> </w:t>
+      </w:r>
+      <w:r>
+        <w:rPr>
+          <w:rFonts w:ascii="Times New Roman" w:hAnsi="Times New Roman" w:eastAsia="Times New Roman" w:cs="Times New Roman"/>
+        </w:rPr>
+        <w:t xml:space="preserve">① </w:t>
+      </w:r>
+      <w:r>
+        <w:rPr>
+          <w:rFonts w:hint="eastAsia" w:ascii="Times New Roman" w:hAnsi="Times New Roman" w:eastAsia="Times New Roman" w:cs="Times New Roman"/>
+        </w:rPr>
+        <w:t>3-</w:t>
+      </w:r>
+      <w:r>
+        <w:rPr>
+          <w:rFonts w:hint="eastAsia" w:ascii="Times New Roman" w:hAnsi="Times New Roman" w:eastAsia="FangSong" w:cs="Times New Roman"/>
+        </w:rPr>
+        <w:t>苯基丙烯酸</w:t>
+      </w:r>
+      <w:r>
+        <w:rPr>
+          <w:rFonts w:hint="eastAsia" w:ascii="Times New Roman" w:hAnsi="Times New Roman" w:eastAsia="Times New Roman" w:cs="Times New Roman"/>
+        </w:rPr>
+        <w:t>（</w:t>
+      </w:r>
+      <w:r>
+        <w:rPr>
+          <w:rFonts w:hint="eastAsia" w:ascii="Times New Roman" w:hAnsi="Times New Roman" w:eastAsia="FangSong" w:cs="Times New Roman"/>
+        </w:rPr>
+        <w:t>肉桂酸</w:t>
+      </w:r>
+      <w:r>
+        <w:rPr>
+          <w:rFonts w:hint="eastAsia" w:ascii="Times New Roman" w:hAnsi="Times New Roman" w:eastAsia="Times New Roman" w:cs="Times New Roman"/>
+        </w:rPr>
+        <w:t>）；②</w:t>
+      </w:r>
+      <w:r>
+        <w:rPr>
+          <w:rFonts w:ascii="Times New Roman" w:hAnsi="Times New Roman" w:eastAsia="Times New Roman" w:cs="Times New Roman"/>
+        </w:rPr>
+        <w:t xml:space="preserve"> </w:t>
+      </w:r>
+      <w:r>
+        <w:rPr>
+          <w:rFonts w:hint="eastAsia" w:ascii="Times New Roman" w:hAnsi="Times New Roman" w:eastAsia="Times New Roman" w:cs="Times New Roman"/>
+        </w:rPr>
+        <w:t>2-</w:t>
+      </w:r>
+      <w:r>
+        <w:rPr>
+          <w:rFonts w:hint="eastAsia" w:ascii="Times New Roman" w:hAnsi="Times New Roman" w:eastAsia="FangSong" w:cs="Times New Roman"/>
+        </w:rPr>
+        <w:t>乙烯基苯甲酸</w:t>
+      </w:r>
+    </w:p>
+    <w:p>
+      <w:pPr>
+        <w:pStyle w:val="BodyText"/>
+      </w:pPr>
+      <w:r>
+        <w:rPr>
+          <w:rFonts w:hint="eastAsia" w:ascii="Times New Roman" w:hAnsi="Times New Roman" w:eastAsia="FangSong" w:cs="Times New Roman"/>
+        </w:rPr>
+        <w:t>另一方面</w:t>
+      </w:r>
+      <w:r>
+        <w:rPr>
+          <w:rFonts w:hint="eastAsia" w:ascii="Times New Roman" w:hAnsi="Times New Roman" w:eastAsia="Times New Roman" w:cs="Times New Roman"/>
+        </w:rPr>
+        <w:t>，D-A</w:t>
+      </w:r>
+      <w:r>
+        <w:rPr>
+          <w:rFonts w:ascii="Times New Roman" w:hAnsi="Times New Roman" w:eastAsia="Times New Roman" w:cs="Times New Roman"/>
+        </w:rPr>
+        <w:t xml:space="preserve"> </w:t>
+      </w:r>
+      <w:r>
+        <w:rPr>
+          <w:rFonts w:hint="eastAsia" w:ascii="Times New Roman" w:hAnsi="Times New Roman" w:eastAsia="FangSong" w:cs="Times New Roman"/>
+        </w:rPr>
+        <w:t>环加成反应可以产生多种几何异构体</w:t>
+      </w:r>
+      <w:r>
+        <w:rPr>
+          <w:rFonts w:hint="eastAsia" w:ascii="Times New Roman" w:hAnsi="Times New Roman" w:eastAsia="Times New Roman" w:cs="Times New Roman"/>
+        </w:rPr>
+        <w:t>，</w:t>
+      </w:r>
+      <w:r>
+        <w:rPr>
+          <w:rFonts w:hint="eastAsia" w:ascii="Times New Roman" w:hAnsi="Times New Roman" w:eastAsia="FangSong" w:cs="Times New Roman"/>
+        </w:rPr>
+        <w:t>这依赖于反应分子之间相互的取向</w:t>
       </w:r>
       <w:r>
         <w:rPr>
@@ -34098,13 +34423,25 @@
         <w:rPr>
           <w:rFonts w:hint="eastAsia" w:ascii="Times New Roman" w:hAnsi="Times New Roman" w:eastAsia="FangSong" w:cs="Times New Roman"/>
         </w:rPr>
-        <w:t>其合成路线如下</w:t>
-      </w:r>
-      <w:r>
-        <w:rPr>
-          <w:rFonts w:hint="eastAsia" w:ascii="Times New Roman" w:hAnsi="Times New Roman" w:eastAsia="Times New Roman" w:cs="Times New Roman"/>
-        </w:rPr>
-        <w:t>：</w:t>
+        <w:t>这样</w:t>
+      </w:r>
+      <w:r>
+        <w:rPr>
+          <w:rFonts w:hint="eastAsia" w:ascii="Times New Roman" w:hAnsi="Times New Roman" w:eastAsia="Times New Roman" w:cs="Times New Roman"/>
+        </w:rPr>
+        <w:t>，</w:t>
+      </w:r>
+      <w:r>
+        <w:rPr>
+          <w:rFonts w:hint="eastAsia" w:ascii="Times New Roman" w:hAnsi="Times New Roman" w:eastAsia="FangSong" w:cs="Times New Roman"/>
+        </w:rPr>
+        <w:t>环戊二烯与马来酸酐反应时根据条件的不同可得到内型或外型加成物</w:t>
+      </w:r>
+      <w:r>
+        <w:rPr>
+          <w:rFonts w:hint="eastAsia" w:ascii="Times New Roman" w:hAnsi="Times New Roman" w:eastAsia="Times New Roman" w:cs="Times New Roman"/>
+        </w:rPr>
+        <w:t>。</w:t>
       </w:r>
     </w:p>
     <w:p>
@@ -34119,20 +34456,857 @@
         </w:rPr>
         <w:drawing>
           <wp:inline>
-            <wp:extent cx="3600000" cy="1496709"/>
+            <wp:extent cx="3600000" cy="806603"/>
             <wp:effectExtent b="0" l="0" r="0" t="0"/>
             <wp:docPr descr="" title="" id="495" name="Picture"/>
             <a:graphic>
               <a:graphicData uri="http://schemas.openxmlformats.org/drawingml/2006/picture">
                 <pic:pic>
                   <pic:nvPicPr>
-                    <pic:cNvPr descr="6da1f0b0bf9bb035bcc0d2fca2b8f6676f7563444552d53bfa4563aebef21446.jpg" id="496" name="Picture"/>
+                    <pic:cNvPr descr="fdfea00edb5275f5fe1c757b3a33ff241c44c15dcded386b7dad57ed6a6de785.jpg" id="496" name="Picture"/>
                     <pic:cNvPicPr>
                       <a:picLocks noChangeArrowheads="1" noChangeAspect="1"/>
                     </pic:cNvPicPr>
                   </pic:nvPicPr>
                   <pic:blipFill>
                     <a:blip r:embed="rId494"/>
+                    <a:stretch>
+                      <a:fillRect/>
+                    </a:stretch>
+                  </pic:blipFill>
+                  <pic:spPr bwMode="auto">
+                    <a:xfrm>
+                      <a:off x="0" y="0"/>
+                      <a:ext cx="3600000" cy="806603"/>
+                    </a:xfrm>
+                    <a:prstGeom prst="rect">
+                      <a:avLst/>
+                    </a:prstGeom>
+                    <a:noFill/>
+                    <a:ln w="9525">
+                      <a:noFill/>
+                      <a:headEnd/>
+                      <a:tailEnd/>
+                    </a:ln>
+                  </pic:spPr>
+                </pic:pic>
+              </a:graphicData>
+            </a:graphic>
+          </wp:inline>
+        </w:drawing>
+      </w:r>
+    </w:p>
+    <w:p>
+      <w:pPr>
+        <w:pStyle w:val="BodyText"/>
+      </w:pPr>
+      <w:r>
+        <w:rPr>
+          <w:rFonts w:hint="eastAsia" w:ascii="Times New Roman" w:hAnsi="Times New Roman" w:eastAsia="FangSong" w:cs="Times New Roman"/>
+        </w:rPr>
+        <w:t>利用上面给出的理论</w:t>
+      </w:r>
+      <w:r>
+        <w:rPr>
+          <w:rFonts w:hint="eastAsia" w:ascii="Times New Roman" w:hAnsi="Times New Roman" w:eastAsia="Times New Roman" w:cs="Times New Roman"/>
+        </w:rPr>
+        <w:t>，</w:t>
+      </w:r>
+      <w:r>
+        <w:rPr>
+          <w:rFonts w:hint="eastAsia" w:ascii="Times New Roman" w:hAnsi="Times New Roman" w:eastAsia="FangSong" w:cs="Times New Roman"/>
+        </w:rPr>
+        <w:t>试解释下述实验结果</w:t>
+      </w:r>
+      <w:r>
+        <w:rPr>
+          <w:rFonts w:hint="eastAsia" w:ascii="Times New Roman" w:hAnsi="Times New Roman" w:eastAsia="Times New Roman" w:cs="Times New Roman"/>
+        </w:rPr>
+        <w:t>。</w:t>
+      </w:r>
+      <w:r>
+        <w:rPr>
+          <w:rFonts w:hint="eastAsia" w:ascii="Times New Roman" w:hAnsi="Times New Roman" w:eastAsia="FangSong" w:cs="Times New Roman"/>
+        </w:rPr>
+        <w:t>当等摩尔的环戊二烯和马来酸酐在</w:t>
+      </w:r>
+      <w:r>
+        <w:rPr>
+          <w:rFonts w:ascii="Times New Roman" w:hAnsi="Times New Roman" w:eastAsia="Times New Roman" w:cs="Times New Roman"/>
+        </w:rPr>
+        <w:t xml:space="preserve"> 100 ℃ </w:t>
+      </w:r>
+      <w:r>
+        <w:rPr>
+          <w:rFonts w:hint="eastAsia" w:ascii="Times New Roman" w:hAnsi="Times New Roman" w:eastAsia="FangSong" w:cs="Times New Roman"/>
+        </w:rPr>
+        <w:t>加热时</w:t>
+      </w:r>
+      <w:r>
+        <w:rPr>
+          <w:rFonts w:hint="eastAsia" w:ascii="Times New Roman" w:hAnsi="Times New Roman" w:eastAsia="Times New Roman" w:cs="Times New Roman"/>
+        </w:rPr>
+        <w:t>，</w:t>
+      </w:r>
+      <w:r>
+        <w:rPr>
+          <w:rFonts w:hint="eastAsia" w:ascii="Times New Roman" w:hAnsi="Times New Roman" w:eastAsia="FangSong" w:cs="Times New Roman"/>
+        </w:rPr>
+        <w:t>只得到一种组成为</w:t>
+      </w:r>
+      <w:r>
+        <w:rPr>
+          <w:rFonts w:ascii="Times New Roman" w:hAnsi="Times New Roman" w:eastAsia="Times New Roman" w:cs="Times New Roman"/>
+        </w:rPr>
+        <w:t xml:space="preserve"> C</w:t>
+      </w:r>
+      <w:r>
+        <w:rPr>
+          <w:rFonts w:ascii="Times New Roman" w:hAnsi="Times New Roman" w:eastAsia="Times New Roman" w:cs="Times New Roman"/>
+          <w:vertAlign w:val="subscript"/>
+        </w:rPr>
+        <w:t>9</w:t>
+      </w:r>
+      <w:r>
+        <w:rPr>
+          <w:rFonts w:ascii="Times New Roman" w:hAnsi="Times New Roman" w:eastAsia="Times New Roman" w:cs="Times New Roman"/>
+        </w:rPr>
+        <w:t>H</w:t>
+      </w:r>
+      <w:r>
+        <w:rPr>
+          <w:rFonts w:ascii="Times New Roman" w:hAnsi="Times New Roman" w:eastAsia="Times New Roman" w:cs="Times New Roman"/>
+          <w:vertAlign w:val="subscript"/>
+        </w:rPr>
+        <w:t>8</w:t>
+      </w:r>
+      <w:r>
+        <w:rPr>
+          <w:rFonts w:ascii="Times New Roman" w:hAnsi="Times New Roman" w:eastAsia="Times New Roman" w:cs="Times New Roman"/>
+        </w:rPr>
+        <w:t>O</w:t>
+      </w:r>
+      <w:r>
+        <w:rPr>
+          <w:rFonts w:ascii="Times New Roman" w:hAnsi="Times New Roman" w:eastAsia="Times New Roman" w:cs="Times New Roman"/>
+          <w:vertAlign w:val="subscript"/>
+        </w:rPr>
+        <w:t>3</w:t>
+      </w:r>
+      <w:r>
+        <w:rPr>
+          <w:rFonts w:ascii="Times New Roman" w:hAnsi="Times New Roman" w:eastAsia="Times New Roman" w:cs="Times New Roman"/>
+        </w:rPr>
+        <w:t xml:space="preserve"> </w:t>
+      </w:r>
+      <w:r>
+        <w:rPr>
+          <w:rFonts w:hint="eastAsia" w:ascii="Times New Roman" w:hAnsi="Times New Roman" w:eastAsia="FangSong" w:cs="Times New Roman"/>
+        </w:rPr>
+        <w:t xml:space="preserve">的化合物</w:t>
+      </w:r>
+      <w:r>
+        <w:rPr>
+          <w:rFonts w:ascii="Times New Roman" w:hAnsi="Times New Roman" w:eastAsia="Times New Roman" w:cs="Times New Roman"/>
+        </w:rPr>
+        <w:t xml:space="preserve"> </w:t>
+      </w:r>
+      <w:r>
+        <w:rPr>
+          <w:rFonts w:hint="eastAsia" w:ascii="Times New Roman" w:hAnsi="Times New Roman" w:eastAsia="Times New Roman" w:cs="Times New Roman"/>
+        </w:rPr>
+        <w:t>A。</w:t>
+      </w:r>
+      <w:r>
+        <w:rPr>
+          <w:rFonts w:hint="eastAsia" w:ascii="Times New Roman" w:hAnsi="Times New Roman" w:eastAsia="FangSong" w:cs="Times New Roman"/>
+        </w:rPr>
+        <w:t>化合物</w:t>
+      </w:r>
+      <w:r>
+        <w:rPr>
+          <w:rFonts w:ascii="Times New Roman" w:hAnsi="Times New Roman" w:eastAsia="Times New Roman" w:cs="Times New Roman"/>
+        </w:rPr>
+        <w:t xml:space="preserve"> A </w:t>
+      </w:r>
+      <w:r>
+        <w:rPr>
+          <w:rFonts w:hint="eastAsia" w:ascii="Times New Roman" w:hAnsi="Times New Roman" w:eastAsia="FangSong" w:cs="Times New Roman"/>
+        </w:rPr>
+        <w:t>和过量的甲醇在强酸存在时回流</w:t>
+      </w:r>
+      <w:r>
+        <w:rPr>
+          <w:rFonts w:hint="eastAsia" w:ascii="Times New Roman" w:hAnsi="Times New Roman" w:eastAsia="Times New Roman" w:cs="Times New Roman"/>
+        </w:rPr>
+        <w:t>，</w:t>
+      </w:r>
+      <w:r>
+        <w:rPr>
+          <w:rFonts w:hint="eastAsia" w:ascii="Times New Roman" w:hAnsi="Times New Roman" w:eastAsia="FangSong" w:cs="Times New Roman"/>
+        </w:rPr>
+        <w:t>得到化合物</w:t>
+      </w:r>
+      <w:r>
+        <w:rPr>
+          <w:rFonts w:ascii="Times New Roman" w:hAnsi="Times New Roman" w:eastAsia="Times New Roman" w:cs="Times New Roman"/>
+        </w:rPr>
+        <w:t xml:space="preserve"> </w:t>
+      </w:r>
+      <w:r>
+        <w:rPr>
+          <w:rFonts w:hint="eastAsia" w:ascii="Times New Roman" w:hAnsi="Times New Roman" w:eastAsia="Times New Roman" w:cs="Times New Roman"/>
+        </w:rPr>
+        <w:t>B（C</w:t>
+      </w:r>
+      <w:r>
+        <w:rPr>
+          <w:rFonts w:hint="eastAsia" w:ascii="Times New Roman" w:hAnsi="Times New Roman" w:eastAsia="Times New Roman" w:cs="Times New Roman"/>
+          <w:vertAlign w:val="subscript"/>
+        </w:rPr>
+        <w:t>11</w:t>
+      </w:r>
+      <w:r>
+        <w:rPr>
+          <w:rFonts w:hint="eastAsia" w:ascii="Times New Roman" w:hAnsi="Times New Roman" w:eastAsia="Times New Roman" w:cs="Times New Roman"/>
+        </w:rPr>
+        <w:t>H</w:t>
+      </w:r>
+      <w:r>
+        <w:rPr>
+          <w:rFonts w:hint="eastAsia" w:ascii="Times New Roman" w:hAnsi="Times New Roman" w:eastAsia="Times New Roman" w:cs="Times New Roman"/>
+          <w:vertAlign w:val="subscript"/>
+        </w:rPr>
+        <w:t>14</w:t>
+      </w:r>
+      <w:r>
+        <w:rPr>
+          <w:rFonts w:hint="eastAsia" w:ascii="Times New Roman" w:hAnsi="Times New Roman" w:eastAsia="Times New Roman" w:cs="Times New Roman"/>
+        </w:rPr>
+        <w:t>O</w:t>
+      </w:r>
+      <w:r>
+        <w:rPr>
+          <w:rFonts w:hint="eastAsia" w:ascii="Times New Roman" w:hAnsi="Times New Roman" w:eastAsia="Times New Roman" w:cs="Times New Roman"/>
+          <w:vertAlign w:val="subscript"/>
+        </w:rPr>
+        <w:t>4</w:t>
+      </w:r>
+      <w:r>
+        <w:rPr>
+          <w:rFonts w:hint="eastAsia" w:ascii="Times New Roman" w:hAnsi="Times New Roman" w:eastAsia="Times New Roman" w:cs="Times New Roman"/>
+        </w:rPr>
+        <w:t>）。</w:t>
+      </w:r>
+      <w:r>
+        <w:rPr>
+          <w:rFonts w:hint="eastAsia" w:ascii="Times New Roman" w:hAnsi="Times New Roman" w:eastAsia="FangSong" w:cs="Times New Roman"/>
+        </w:rPr>
+        <w:t>如果用呋喃代替环戊二烯进行同样的操作</w:t>
+      </w:r>
+      <w:r>
+        <w:rPr>
+          <w:rFonts w:hint="eastAsia" w:ascii="Times New Roman" w:hAnsi="Times New Roman" w:eastAsia="Times New Roman" w:cs="Times New Roman"/>
+        </w:rPr>
+        <w:t>，</w:t>
+      </w:r>
+      <w:r>
+        <w:rPr>
+          <w:rFonts w:hint="eastAsia" w:ascii="Times New Roman" w:hAnsi="Times New Roman" w:eastAsia="FangSong" w:cs="Times New Roman"/>
+        </w:rPr>
+        <w:t>则得到分子式为</w:t>
+      </w:r>
+      <w:r>
+        <w:rPr>
+          <w:rFonts w:ascii="Times New Roman" w:hAnsi="Times New Roman" w:eastAsia="Times New Roman" w:cs="Times New Roman"/>
+        </w:rPr>
+        <w:t xml:space="preserve"> C</w:t>
+      </w:r>
+      <w:r>
+        <w:rPr>
+          <w:rFonts w:ascii="Times New Roman" w:hAnsi="Times New Roman" w:eastAsia="Times New Roman" w:cs="Times New Roman"/>
+          <w:vertAlign w:val="subscript"/>
+        </w:rPr>
+        <w:t>10</w:t>
+      </w:r>
+      <w:r>
+        <w:rPr>
+          <w:rFonts w:ascii="Times New Roman" w:hAnsi="Times New Roman" w:eastAsia="Times New Roman" w:cs="Times New Roman"/>
+        </w:rPr>
+        <w:t>H</w:t>
+      </w:r>
+      <w:r>
+        <w:rPr>
+          <w:rFonts w:ascii="Times New Roman" w:hAnsi="Times New Roman" w:eastAsia="Times New Roman" w:cs="Times New Roman"/>
+          <w:vertAlign w:val="subscript"/>
+        </w:rPr>
+        <w:t>12</w:t>
+      </w:r>
+      <w:r>
+        <w:rPr>
+          <w:rFonts w:ascii="Times New Roman" w:hAnsi="Times New Roman" w:eastAsia="Times New Roman" w:cs="Times New Roman"/>
+        </w:rPr>
+        <w:t>O</w:t>
+      </w:r>
+      <w:r>
+        <w:rPr>
+          <w:rFonts w:ascii="Times New Roman" w:hAnsi="Times New Roman" w:eastAsia="Times New Roman" w:cs="Times New Roman"/>
+          <w:vertAlign w:val="subscript"/>
+        </w:rPr>
+        <w:t>5</w:t>
+      </w:r>
+      <w:r>
+        <w:rPr>
+          <w:rFonts w:ascii="Times New Roman" w:hAnsi="Times New Roman" w:eastAsia="Times New Roman" w:cs="Times New Roman"/>
+        </w:rPr>
+        <w:t xml:space="preserve"> </w:t>
+      </w:r>
+      <w:r>
+        <w:rPr>
+          <w:rFonts w:hint="eastAsia" w:ascii="Times New Roman" w:hAnsi="Times New Roman" w:eastAsia="FangSong" w:cs="Times New Roman"/>
+        </w:rPr>
+        <w:t xml:space="preserve">的化合物</w:t>
+      </w:r>
+      <w:r>
+        <w:rPr>
+          <w:rFonts w:ascii="Times New Roman" w:hAnsi="Times New Roman" w:eastAsia="Times New Roman" w:cs="Times New Roman"/>
+        </w:rPr>
+        <w:t xml:space="preserve"> </w:t>
+      </w:r>
+      <w:r>
+        <w:rPr>
+          <w:rFonts w:hint="eastAsia" w:ascii="Times New Roman" w:hAnsi="Times New Roman" w:eastAsia="Times New Roman" w:cs="Times New Roman"/>
+        </w:rPr>
+        <w:t>C。</w:t>
+      </w:r>
+      <w:r>
+        <w:rPr>
+          <w:rFonts w:hint="eastAsia" w:ascii="Times New Roman" w:hAnsi="Times New Roman" w:eastAsia="FangSong" w:cs="Times New Roman"/>
+        </w:rPr>
+        <w:t>化合物</w:t>
+      </w:r>
+      <w:r>
+        <w:rPr>
+          <w:rFonts w:ascii="Times New Roman" w:hAnsi="Times New Roman" w:eastAsia="Times New Roman" w:cs="Times New Roman"/>
+        </w:rPr>
+        <w:t xml:space="preserve"> B </w:t>
+      </w:r>
+      <w:r>
+        <w:rPr>
+          <w:rFonts w:hint="eastAsia" w:ascii="Times New Roman" w:hAnsi="Times New Roman" w:eastAsia="FangSong" w:cs="Times New Roman"/>
+        </w:rPr>
+        <w:t xml:space="preserve">和</w:t>
+      </w:r>
+      <w:r>
+        <w:rPr>
+          <w:rFonts w:ascii="Times New Roman" w:hAnsi="Times New Roman" w:eastAsia="Times New Roman" w:cs="Times New Roman"/>
+        </w:rPr>
+        <w:t xml:space="preserve"> C </w:t>
+      </w:r>
+      <w:r>
+        <w:rPr>
+          <w:rFonts w:hint="eastAsia" w:ascii="Times New Roman" w:hAnsi="Times New Roman" w:eastAsia="FangSong" w:cs="Times New Roman"/>
+        </w:rPr>
+        <w:t>与溴水的反应如下</w:t>
+      </w:r>
+      <w:r>
+        <w:rPr>
+          <w:rFonts w:hint="eastAsia" w:ascii="Times New Roman" w:hAnsi="Times New Roman" w:eastAsia="Times New Roman" w:cs="Times New Roman"/>
+        </w:rPr>
+        <w:t>：</w:t>
+      </w:r>
+    </w:p>
+    <w:p>
+      <w:pPr>
+        <w:pStyle w:val="BodyText"/>
+      </w:pPr>
+      <w:r>
+        <w:rPr>
+          <w:rFonts w:ascii="Times New Roman" w:hAnsi="Times New Roman" w:eastAsia="Times New Roman" w:cs="Times New Roman"/>
+        </w:rPr>
+        <w:t>C</w:t>
+      </w:r>
+      <w:r>
+        <w:rPr>
+          <w:rFonts w:ascii="Times New Roman" w:hAnsi="Times New Roman" w:eastAsia="Times New Roman" w:cs="Times New Roman"/>
+          <w:vertAlign w:val="subscript"/>
+        </w:rPr>
+        <w:t>11</w:t>
+      </w:r>
+      <w:r>
+        <w:rPr>
+          <w:rFonts w:ascii="Times New Roman" w:hAnsi="Times New Roman" w:eastAsia="Times New Roman" w:cs="Times New Roman"/>
+        </w:rPr>
+        <w:t>H</w:t>
+      </w:r>
+      <w:r>
+        <w:rPr>
+          <w:rFonts w:ascii="Times New Roman" w:hAnsi="Times New Roman" w:eastAsia="Times New Roman" w:cs="Times New Roman"/>
+          <w:vertAlign w:val="subscript"/>
+        </w:rPr>
+        <w:t>14</w:t>
+      </w:r>
+      <w:r>
+        <w:rPr>
+          <w:rFonts w:ascii="Times New Roman" w:hAnsi="Times New Roman" w:eastAsia="Times New Roman" w:cs="Times New Roman"/>
+        </w:rPr>
+        <w:t>O</w:t>
+      </w:r>
+      <w:r>
+        <w:rPr>
+          <w:rFonts w:ascii="Times New Roman" w:hAnsi="Times New Roman" w:eastAsia="Times New Roman" w:cs="Times New Roman"/>
+          <w:vertAlign w:val="subscript"/>
+        </w:rPr>
+        <w:t>4</w:t>
+      </w:r>
+      <w:r>
+        <w:rPr>
+          <w:rFonts w:ascii="Times New Roman" w:hAnsi="Times New Roman" w:eastAsia="Times New Roman" w:cs="Times New Roman"/>
+        </w:rPr>
+        <w:t>(B) + Br</w:t>
+      </w:r>
+      <w:r>
+        <w:rPr>
+          <w:rFonts w:ascii="Times New Roman" w:hAnsi="Times New Roman" w:eastAsia="Times New Roman" w:cs="Times New Roman"/>
+          <w:vertAlign w:val="subscript"/>
+        </w:rPr>
+        <w:t>2</w:t>
+      </w:r>
+      <w:r>
+        <w:rPr>
+          <w:rFonts w:ascii="Times New Roman" w:hAnsi="Times New Roman" w:eastAsia="Times New Roman" w:cs="Times New Roman"/>
+        </w:rPr>
+        <w:t xml:space="preserve"> + H</w:t>
+      </w:r>
+      <w:r>
+        <w:rPr>
+          <w:rFonts w:ascii="Times New Roman" w:hAnsi="Times New Roman" w:eastAsia="Times New Roman" w:cs="Times New Roman"/>
+          <w:vertAlign w:val="subscript"/>
+        </w:rPr>
+        <w:t>2</w:t>
+      </w:r>
+      <w:r>
+        <w:rPr>
+          <w:rFonts w:ascii="Times New Roman" w:hAnsi="Times New Roman" w:eastAsia="Times New Roman" w:cs="Times New Roman"/>
+        </w:rPr>
+        <w:t>O → C</w:t>
+      </w:r>
+      <w:r>
+        <w:rPr>
+          <w:rFonts w:ascii="Times New Roman" w:hAnsi="Times New Roman" w:eastAsia="Times New Roman" w:cs="Times New Roman"/>
+          <w:vertAlign w:val="subscript"/>
+        </w:rPr>
+        <w:t>10</w:t>
+      </w:r>
+      <w:r>
+        <w:rPr>
+          <w:rFonts w:ascii="Times New Roman" w:hAnsi="Times New Roman" w:eastAsia="Times New Roman" w:cs="Times New Roman"/>
+        </w:rPr>
+        <w:t>H</w:t>
+      </w:r>
+      <w:r>
+        <w:rPr>
+          <w:rFonts w:ascii="Times New Roman" w:hAnsi="Times New Roman" w:eastAsia="Times New Roman" w:cs="Times New Roman"/>
+          <w:vertAlign w:val="subscript"/>
+        </w:rPr>
+        <w:t>11</w:t>
+      </w:r>
+      <w:r>
+        <w:rPr>
+          <w:rFonts w:ascii="Times New Roman" w:hAnsi="Times New Roman" w:eastAsia="Times New Roman" w:cs="Times New Roman"/>
+        </w:rPr>
+        <w:t>BrO</w:t>
+      </w:r>
+      <w:r>
+        <w:rPr>
+          <w:rFonts w:ascii="Times New Roman" w:hAnsi="Times New Roman" w:eastAsia="Times New Roman" w:cs="Times New Roman"/>
+          <w:vertAlign w:val="subscript"/>
+        </w:rPr>
+        <w:t>4</w:t>
+      </w:r>
+      <w:r>
+        <w:rPr>
+          <w:rFonts w:ascii="Times New Roman" w:hAnsi="Times New Roman" w:eastAsia="Times New Roman" w:cs="Times New Roman"/>
+        </w:rPr>
+        <w:t>(D) + HBr + CH</w:t>
+      </w:r>
+      <w:r>
+        <w:rPr>
+          <w:rFonts w:ascii="Times New Roman" w:hAnsi="Times New Roman" w:eastAsia="Times New Roman" w:cs="Times New Roman"/>
+          <w:vertAlign w:val="subscript"/>
+        </w:rPr>
+        <w:t>3</w:t>
+      </w:r>
+      <w:r>
+        <w:rPr>
+          <w:rFonts w:ascii="Times New Roman" w:hAnsi="Times New Roman" w:eastAsia="Times New Roman" w:cs="Times New Roman"/>
+        </w:rPr>
+        <w:t>OH</w:t>
+      </w:r>
+      <w:r>
+        <w:rPr>
+          <w:rFonts w:ascii="Times New Roman" w:hAnsi="Times New Roman" w:eastAsia="Times New Roman" w:cs="Times New Roman"/>
+        </w:rPr>
+        <w:t xml:space="preserve"> </w:t>
+      </w:r>
+      <w:r>
+        <w:rPr>
+          <w:rFonts w:ascii="Times New Roman" w:hAnsi="Times New Roman" w:eastAsia="Times New Roman" w:cs="Times New Roman"/>
+        </w:rPr>
+        <w:t>C</w:t>
+      </w:r>
+      <w:r>
+        <w:rPr>
+          <w:rFonts w:ascii="Times New Roman" w:hAnsi="Times New Roman" w:eastAsia="Times New Roman" w:cs="Times New Roman"/>
+          <w:vertAlign w:val="subscript"/>
+        </w:rPr>
+        <w:t>10</w:t>
+      </w:r>
+      <w:r>
+        <w:rPr>
+          <w:rFonts w:ascii="Times New Roman" w:hAnsi="Times New Roman" w:eastAsia="Times New Roman" w:cs="Times New Roman"/>
+        </w:rPr>
+        <w:t>H</w:t>
+      </w:r>
+      <w:r>
+        <w:rPr>
+          <w:rFonts w:ascii="Times New Roman" w:hAnsi="Times New Roman" w:eastAsia="Times New Roman" w:cs="Times New Roman"/>
+          <w:vertAlign w:val="subscript"/>
+        </w:rPr>
+        <w:t>12</w:t>
+      </w:r>
+      <w:r>
+        <w:rPr>
+          <w:rFonts w:ascii="Times New Roman" w:hAnsi="Times New Roman" w:eastAsia="Times New Roman" w:cs="Times New Roman"/>
+        </w:rPr>
+        <w:t>O</w:t>
+      </w:r>
+      <w:r>
+        <w:rPr>
+          <w:rFonts w:ascii="Times New Roman" w:hAnsi="Times New Roman" w:eastAsia="Times New Roman" w:cs="Times New Roman"/>
+          <w:vertAlign w:val="subscript"/>
+        </w:rPr>
+        <w:t>5</w:t>
+      </w:r>
+      <w:r>
+        <w:rPr>
+          <w:rFonts w:ascii="Times New Roman" w:hAnsi="Times New Roman" w:eastAsia="Times New Roman" w:cs="Times New Roman"/>
+        </w:rPr>
+        <w:t>(C) + Br</w:t>
+      </w:r>
+      <w:r>
+        <w:rPr>
+          <w:rFonts w:ascii="Times New Roman" w:hAnsi="Times New Roman" w:eastAsia="Times New Roman" w:cs="Times New Roman"/>
+          <w:vertAlign w:val="subscript"/>
+        </w:rPr>
+        <w:t>2</w:t>
+      </w:r>
+      <w:r>
+        <w:rPr>
+          <w:rFonts w:ascii="Times New Roman" w:hAnsi="Times New Roman" w:eastAsia="Times New Roman" w:cs="Times New Roman"/>
+        </w:rPr>
+        <w:t xml:space="preserve"> → C</w:t>
+      </w:r>
+      <w:r>
+        <w:rPr>
+          <w:rFonts w:ascii="Times New Roman" w:hAnsi="Times New Roman" w:eastAsia="Times New Roman" w:cs="Times New Roman"/>
+          <w:vertAlign w:val="subscript"/>
+        </w:rPr>
+        <w:t>10</w:t>
+      </w:r>
+      <w:r>
+        <w:rPr>
+          <w:rFonts w:ascii="Times New Roman" w:hAnsi="Times New Roman" w:eastAsia="Times New Roman" w:cs="Times New Roman"/>
+        </w:rPr>
+        <w:t>H</w:t>
+      </w:r>
+      <w:r>
+        <w:rPr>
+          <w:rFonts w:ascii="Times New Roman" w:hAnsi="Times New Roman" w:eastAsia="Times New Roman" w:cs="Times New Roman"/>
+          <w:vertAlign w:val="subscript"/>
+        </w:rPr>
+        <w:t>12</w:t>
+      </w:r>
+      <w:r>
+        <w:rPr>
+          <w:rFonts w:ascii="Times New Roman" w:hAnsi="Times New Roman" w:eastAsia="Times New Roman" w:cs="Times New Roman"/>
+        </w:rPr>
+        <w:t>Br</w:t>
+      </w:r>
+      <w:r>
+        <w:rPr>
+          <w:rFonts w:ascii="Times New Roman" w:hAnsi="Times New Roman" w:eastAsia="Times New Roman" w:cs="Times New Roman"/>
+          <w:vertAlign w:val="subscript"/>
+        </w:rPr>
+        <w:t>2</w:t>
+      </w:r>
+      <w:r>
+        <w:rPr>
+          <w:rFonts w:ascii="Times New Roman" w:hAnsi="Times New Roman" w:eastAsia="Times New Roman" w:cs="Times New Roman"/>
+        </w:rPr>
+        <w:t>O</w:t>
+      </w:r>
+      <w:r>
+        <w:rPr>
+          <w:rFonts w:ascii="Times New Roman" w:hAnsi="Times New Roman" w:eastAsia="Times New Roman" w:cs="Times New Roman"/>
+          <w:vertAlign w:val="subscript"/>
+        </w:rPr>
+        <w:t>5</w:t>
+      </w:r>
+      <w:r>
+        <w:rPr>
+          <w:rFonts w:ascii="Times New Roman" w:hAnsi="Times New Roman" w:eastAsia="Times New Roman" w:cs="Times New Roman"/>
+        </w:rPr>
+        <w:t>(E)</w:t>
+      </w:r>
+    </w:p>
+    <w:p>
+      <w:pPr>
+        <w:pStyle w:val="BodyText"/>
+      </w:pPr>
+      <w:r>
+        <w:rPr>
+          <w:rFonts w:ascii="Times New Roman" w:hAnsi="Times New Roman" w:eastAsia="Times New Roman" w:cs="Times New Roman"/>
+        </w:rPr>
+        <w:t xml:space="preserve">10-3. </w:t>
+      </w:r>
+      <w:r>
+        <w:rPr>
+          <w:rFonts w:hint="eastAsia" w:ascii="Times New Roman" w:hAnsi="Times New Roman" w:eastAsia="FangSong" w:cs="Times New Roman"/>
+        </w:rPr>
+        <w:t xml:space="preserve">绘出</w:t>
+      </w:r>
+      <w:r>
+        <w:rPr>
+          <w:rFonts w:ascii="Times New Roman" w:hAnsi="Times New Roman" w:eastAsia="Times New Roman" w:cs="Times New Roman"/>
+        </w:rPr>
+        <w:t xml:space="preserve"> A </w:t>
+      </w:r>
+      <w:r>
+        <w:rPr>
+          <w:rFonts w:hint="eastAsia" w:ascii="Times New Roman" w:hAnsi="Times New Roman" w:eastAsia="FangSong" w:cs="Times New Roman"/>
+        </w:rPr>
+        <w:t xml:space="preserve">和</w:t>
+      </w:r>
+      <w:r>
+        <w:rPr>
+          <w:rFonts w:ascii="Times New Roman" w:hAnsi="Times New Roman" w:eastAsia="Times New Roman" w:cs="Times New Roman"/>
+        </w:rPr>
+        <w:t xml:space="preserve"> B </w:t>
+      </w:r>
+      <w:r>
+        <w:rPr>
+          <w:rFonts w:hint="eastAsia" w:ascii="Times New Roman" w:hAnsi="Times New Roman" w:eastAsia="FangSong" w:cs="Times New Roman"/>
+        </w:rPr>
+        <w:t xml:space="preserve">的结构以及</w:t>
+      </w:r>
+      <w:r>
+        <w:rPr>
+          <w:rFonts w:ascii="Times New Roman" w:hAnsi="Times New Roman" w:eastAsia="Times New Roman" w:cs="Times New Roman"/>
+        </w:rPr>
+        <w:t xml:space="preserve"> A </w:t>
+      </w:r>
+      <w:r>
+        <w:rPr>
+          <w:rFonts w:hint="eastAsia" w:ascii="Times New Roman" w:hAnsi="Times New Roman" w:eastAsia="FangSong" w:cs="Times New Roman"/>
+        </w:rPr>
+        <w:t xml:space="preserve">转变为</w:t>
+      </w:r>
+      <w:r>
+        <w:rPr>
+          <w:rFonts w:ascii="Times New Roman" w:hAnsi="Times New Roman" w:eastAsia="Times New Roman" w:cs="Times New Roman"/>
+        </w:rPr>
+        <w:t xml:space="preserve"> B </w:t>
+      </w:r>
+      <w:r>
+        <w:rPr>
+          <w:rFonts w:hint="eastAsia" w:ascii="Times New Roman" w:hAnsi="Times New Roman" w:eastAsia="FangSong" w:cs="Times New Roman"/>
+        </w:rPr>
+        <w:t>的反应式</w:t>
+      </w:r>
+      <w:r>
+        <w:rPr>
+          <w:rFonts w:hint="eastAsia" w:ascii="Times New Roman" w:hAnsi="Times New Roman" w:eastAsia="Times New Roman" w:cs="Times New Roman"/>
+        </w:rPr>
+        <w:t>。</w:t>
+      </w:r>
+      <w:r>
+        <w:rPr>
+          <w:rFonts w:ascii="Times New Roman" w:hAnsi="Times New Roman" w:eastAsia="Times New Roman" w:cs="Times New Roman"/>
+        </w:rPr>
+        <w:t xml:space="preserve"> </w:t>
+      </w:r>
+      <w:r>
+        <w:rPr>
+          <w:rFonts w:ascii="Times New Roman" w:hAnsi="Times New Roman" w:eastAsia="Times New Roman" w:cs="Times New Roman"/>
+        </w:rPr>
+        <w:t xml:space="preserve">10-4. </w:t>
+      </w:r>
+      <w:r>
+        <w:rPr>
+          <w:rFonts w:hint="eastAsia" w:ascii="Times New Roman" w:hAnsi="Times New Roman" w:eastAsia="FangSong" w:cs="Times New Roman"/>
+        </w:rPr>
+        <w:t xml:space="preserve">绘出</w:t>
+      </w:r>
+      <w:r>
+        <w:rPr>
+          <w:rFonts w:ascii="Times New Roman" w:hAnsi="Times New Roman" w:eastAsia="Times New Roman" w:cs="Times New Roman"/>
+        </w:rPr>
+        <w:t xml:space="preserve"> C、D </w:t>
+      </w:r>
+      <w:r>
+        <w:rPr>
+          <w:rFonts w:hint="eastAsia" w:ascii="Times New Roman" w:hAnsi="Times New Roman" w:eastAsia="FangSong" w:cs="Times New Roman"/>
+        </w:rPr>
+        <w:t xml:space="preserve">和</w:t>
+      </w:r>
+      <w:r>
+        <w:rPr>
+          <w:rFonts w:ascii="Times New Roman" w:hAnsi="Times New Roman" w:eastAsia="Times New Roman" w:cs="Times New Roman"/>
+        </w:rPr>
+        <w:t xml:space="preserve"> E </w:t>
+      </w:r>
+      <w:r>
+        <w:rPr>
+          <w:rFonts w:hint="eastAsia" w:ascii="Times New Roman" w:hAnsi="Times New Roman" w:eastAsia="FangSong" w:cs="Times New Roman"/>
+        </w:rPr>
+        <w:t>的结构</w:t>
+      </w:r>
+      <w:r>
+        <w:rPr>
+          <w:rFonts w:hint="eastAsia" w:ascii="Times New Roman" w:hAnsi="Times New Roman" w:eastAsia="Times New Roman" w:cs="Times New Roman"/>
+        </w:rPr>
+        <w:t>。</w:t>
+      </w:r>
+    </w:p>
+    <w:p>
+      <w:pPr>
+        <w:spacing w:before="160" w:after="80"/>
+      </w:pPr>
+      <w:r>
+        <w:pict>
+          <v:rect style="width:0;height:1.5pt" o:hralign="center" o:hrstd="t" o:hr="t"/>
+        </w:pict>
+      </w:r>
+    </w:p>
+    <w:bookmarkEnd w:id="497"/>
+    <w:bookmarkStart w:id="504" w:name="异靛蓝合成中间体与反应类型第28届初赛"/>
+    <w:p>
+      <w:pPr>
+        <w:pStyle w:val="Heading2"/>
+        <w:spacing w:before="280" w:after="80"/>
+        <w:keepNext/>
+      </w:pPr>
+      <w:r>
+        <w:rPr>
+          <w:rFonts w:ascii="Times New Roman" w:hAnsi="Times New Roman" w:eastAsia="Times New Roman" w:cs="Times New Roman"/>
+        </w:rPr>
+        <w:t xml:space="preserve">8.135 </w:t>
+      </w:r>
+      <w:r>
+        <w:rPr>
+          <w:rFonts w:hint="eastAsia" w:ascii="Times New Roman" w:hAnsi="Times New Roman" w:eastAsia="SimHei" w:cs="Times New Roman"/>
+        </w:rPr>
+        <w:t>异靛蓝合成中间体与反应类型</w:t>
+      </w:r>
+      <w:r>
+        <w:rPr>
+          <w:rFonts w:hint="eastAsia" w:ascii="Times New Roman" w:hAnsi="Times New Roman" w:eastAsia="Times New Roman" w:cs="Times New Roman"/>
+        </w:rPr>
+        <w:t>（</w:t>
+      </w:r>
+      <w:r>
+        <w:rPr>
+          <w:rFonts w:hint="eastAsia" w:ascii="Times New Roman" w:hAnsi="Times New Roman" w:eastAsia="SimHei" w:cs="Times New Roman"/>
+        </w:rPr>
+        <w:t>第</w:t>
+      </w:r>
+      <w:r>
+        <w:rPr>
+          <w:rFonts w:hint="eastAsia" w:ascii="Times New Roman" w:hAnsi="Times New Roman" w:eastAsia="Times New Roman" w:cs="Times New Roman"/>
+        </w:rPr>
+        <w:t>28</w:t>
+      </w:r>
+      <w:r>
+        <w:rPr>
+          <w:rFonts w:hint="eastAsia" w:ascii="Times New Roman" w:hAnsi="Times New Roman" w:eastAsia="SimHei" w:cs="Times New Roman"/>
+        </w:rPr>
+        <w:t>届初赛</w:t>
+      </w:r>
+      <w:r>
+        <w:rPr>
+          <w:rFonts w:hint="eastAsia" w:ascii="Times New Roman" w:hAnsi="Times New Roman" w:eastAsia="Times New Roman" w:cs="Times New Roman"/>
+        </w:rPr>
+        <w:t>）</w:t>
+      </w:r>
+    </w:p>
+    <w:p>
+      <w:pPr>
+        <w:pStyle w:val="FirstParagraph"/>
+      </w:pPr>
+      <w:r>
+        <w:rPr>
+          <w:rFonts w:hint="eastAsia" w:ascii="Times New Roman" w:hAnsi="Times New Roman" w:eastAsia="FangSong" w:cs="Times New Roman"/>
+        </w:rPr>
+        <w:t>异靛蓝及其衍生物是一类具有生理活性的染料</w:t>
+      </w:r>
+      <w:r>
+        <w:rPr>
+          <w:rFonts w:hint="eastAsia" w:ascii="Times New Roman" w:hAnsi="Times New Roman" w:eastAsia="Times New Roman" w:cs="Times New Roman"/>
+        </w:rPr>
+        <w:t>，</w:t>
+      </w:r>
+      <w:r>
+        <w:rPr>
+          <w:rFonts w:hint="eastAsia" w:ascii="Times New Roman" w:hAnsi="Times New Roman" w:eastAsia="FangSong" w:cs="Times New Roman"/>
+        </w:rPr>
+        <w:t>目前在有机半导体材料中有重要的应用</w:t>
+      </w:r>
+      <w:r>
+        <w:rPr>
+          <w:rFonts w:hint="eastAsia" w:ascii="Times New Roman" w:hAnsi="Times New Roman" w:eastAsia="Times New Roman" w:cs="Times New Roman"/>
+        </w:rPr>
+        <w:t>。</w:t>
+      </w:r>
+      <w:r>
+        <w:rPr>
+          <w:rFonts w:hint="eastAsia" w:ascii="Times New Roman" w:hAnsi="Times New Roman" w:eastAsia="FangSong" w:cs="Times New Roman"/>
+        </w:rPr>
+        <w:t>其合成路线如下</w:t>
+      </w:r>
+      <w:r>
+        <w:rPr>
+          <w:rFonts w:hint="eastAsia" w:ascii="Times New Roman" w:hAnsi="Times New Roman" w:eastAsia="Times New Roman" w:cs="Times New Roman"/>
+        </w:rPr>
+        <w:t>：</w:t>
+      </w:r>
+    </w:p>
+    <w:p>
+      <w:pPr>
+        <w:pStyle w:val="BodyText"/>
+        <w:spacing w:before="160" w:after="80"/>
+        <w:jc w:val="center"/>
+      </w:pPr>
+      <w:r>
+        <w:rPr>
+          <w:rFonts w:ascii="Times New Roman" w:hAnsi="Times New Roman" w:eastAsia="Times New Roman" w:cs="Times New Roman"/>
+        </w:rPr>
+        <w:drawing>
+          <wp:inline>
+            <wp:extent cx="3600000" cy="1496709"/>
+            <wp:effectExtent b="0" l="0" r="0" t="0"/>
+            <wp:docPr descr="" title="" id="499" name="Picture"/>
+            <a:graphic>
+              <a:graphicData uri="http://schemas.openxmlformats.org/drawingml/2006/picture">
+                <pic:pic>
+                  <pic:nvPicPr>
+                    <pic:cNvPr descr="6da1f0b0bf9bb035bcc0d2fca2b8f6676f7563444552d53bfa4563aebef21446.jpg" id="500" name="Picture"/>
+                    <pic:cNvPicPr>
+                      <a:picLocks noChangeArrowheads="1" noChangeAspect="1"/>
+                    </pic:cNvPicPr>
+                  </pic:nvPicPr>
+                  <pic:blipFill>
+                    <a:blip r:embed="rId498"/>
                     <a:stretch>
                       <a:fillRect/>
                     </a:stretch>
@@ -34267,18 +35441,18 @@
           <wp:inline>
             <wp:extent cx="3600000" cy="1155508"/>
             <wp:effectExtent b="0" l="0" r="0" t="0"/>
-            <wp:docPr descr="" title="" id="498" name="Picture"/>
+            <wp:docPr descr="" title="" id="502" name="Picture"/>
             <a:graphic>
               <a:graphicData uri="http://schemas.openxmlformats.org/drawingml/2006/picture">
                 <pic:pic>
                   <pic:nvPicPr>
-                    <pic:cNvPr descr="7c5a950e3f660fa872c08d0a435647a9971de615f53cdc4983945472a38b8afd.jpg" id="499" name="Picture"/>
+                    <pic:cNvPr descr="7c5a950e3f660fa872c08d0a435647a9971de615f53cdc4983945472a38b8afd.jpg" id="503" name="Picture"/>
                     <pic:cNvPicPr>
                       <a:picLocks noChangeArrowheads="1" noChangeAspect="1"/>
                     </pic:cNvPicPr>
                   </pic:nvPicPr>
                   <pic:blipFill>
-                    <a:blip r:embed="rId497"/>
+                    <a:blip r:embed="rId501"/>
                     <a:stretch>
                       <a:fillRect/>
                     </a:stretch>
@@ -34398,8 +35572,8 @@
         </w:pict>
       </w:r>
     </w:p>
-    <w:bookmarkEnd w:id="500"/>
-    <w:bookmarkStart w:id="516" w:name="brook重排中间体第37届初赛"/>
+    <w:bookmarkEnd w:id="504"/>
+    <w:bookmarkStart w:id="520" w:name="brook重排中间体第37届初赛"/>
     <w:p>
       <w:pPr>
         <w:pStyle w:val="Heading2"/>
@@ -34410,7 +35584,7 @@
         <w:rPr>
           <w:rFonts w:ascii="Times New Roman" w:hAnsi="Times New Roman" w:eastAsia="Times New Roman" w:cs="Times New Roman"/>
         </w:rPr>
-        <w:t xml:space="preserve">8.135 </w:t>
+        <w:t xml:space="preserve">8.136 </w:t>
       </w:r>
       <w:r>
         <w:rPr>
@@ -34616,18 +35790,18 @@
           <wp:inline>
             <wp:extent cx="3600000" cy="422880"/>
             <wp:effectExtent b="0" l="0" r="0" t="0"/>
-            <wp:docPr descr="" title="" id="502" name="Picture"/>
+            <wp:docPr descr="" title="" id="506" name="Picture"/>
             <a:graphic>
               <a:graphicData uri="http://schemas.openxmlformats.org/drawingml/2006/picture">
                 <pic:pic>
                   <pic:nvPicPr>
-                    <pic:cNvPr descr="78c4f1698d4e59512d3f715800dd5e65784ad560de9e0a3e7c3569a9a4818d7a.jpg" id="503" name="Picture"/>
+                    <pic:cNvPr descr="78c4f1698d4e59512d3f715800dd5e65784ad560de9e0a3e7c3569a9a4818d7a.jpg" id="507" name="Picture"/>
                     <pic:cNvPicPr>
                       <a:picLocks noChangeArrowheads="1" noChangeAspect="1"/>
                     </pic:cNvPicPr>
                   </pic:nvPicPr>
                   <pic:blipFill>
-                    <a:blip r:embed="rId501"/>
+                    <a:blip r:embed="rId505"/>
                     <a:stretch>
                       <a:fillRect/>
                     </a:stretch>
@@ -34709,18 +35883,18 @@
           <wp:inline>
             <wp:extent cx="3600000" cy="637122"/>
             <wp:effectExtent b="0" l="0" r="0" t="0"/>
-            <wp:docPr descr="" title="" id="505" name="Picture"/>
+            <wp:docPr descr="" title="" id="509" name="Picture"/>
             <a:graphic>
               <a:graphicData uri="http://schemas.openxmlformats.org/drawingml/2006/picture">
                 <pic:pic>
                   <pic:nvPicPr>
-                    <pic:cNvPr descr="c30b0950e1968ed7436b9ca61ed868394e9f9119077c362fa9b7509f8ea28cae.jpg" id="506" name="Picture"/>
+                    <pic:cNvPr descr="c30b0950e1968ed7436b9ca61ed868394e9f9119077c362fa9b7509f8ea28cae.jpg" id="510" name="Picture"/>
                     <pic:cNvPicPr>
                       <a:picLocks noChangeArrowheads="1" noChangeAspect="1"/>
                     </pic:cNvPicPr>
                   </pic:nvPicPr>
                   <pic:blipFill>
-                    <a:blip r:embed="rId504"/>
+                    <a:blip r:embed="rId508"/>
                     <a:stretch>
                       <a:fillRect/>
                     </a:stretch>
@@ -34802,18 +35976,18 @@
           <wp:inline>
             <wp:extent cx="3600000" cy="833057"/>
             <wp:effectExtent b="0" l="0" r="0" t="0"/>
-            <wp:docPr descr="" title="" id="508" name="Picture"/>
+            <wp:docPr descr="" title="" id="512" name="Picture"/>
             <a:graphic>
               <a:graphicData uri="http://schemas.openxmlformats.org/drawingml/2006/picture">
                 <pic:pic>
                   <pic:nvPicPr>
-                    <pic:cNvPr descr="cdc99c1328b30d35e30e8493edb150ae94a35ef71cb48dc086473456ee233d0f.jpg" id="509" name="Picture"/>
+                    <pic:cNvPr descr="cdc99c1328b30d35e30e8493edb150ae94a35ef71cb48dc086473456ee233d0f.jpg" id="513" name="Picture"/>
                     <pic:cNvPicPr>
                       <a:picLocks noChangeArrowheads="1" noChangeAspect="1"/>
                     </pic:cNvPicPr>
                   </pic:nvPicPr>
                   <pic:blipFill>
-                    <a:blip r:embed="rId507"/>
+                    <a:blip r:embed="rId511"/>
                     <a:stretch>
                       <a:fillRect/>
                     </a:stretch>
@@ -34960,18 +36134,18 @@
           <wp:inline>
             <wp:extent cx="3600000" cy="718674"/>
             <wp:effectExtent b="0" l="0" r="0" t="0"/>
-            <wp:docPr descr="" title="" id="511" name="Picture"/>
+            <wp:docPr descr="" title="" id="515" name="Picture"/>
             <a:graphic>
               <a:graphicData uri="http://schemas.openxmlformats.org/drawingml/2006/picture">
                 <pic:pic>
                   <pic:nvPicPr>
-                    <pic:cNvPr descr="ebff5f8e95ffd163a32e3152099182bfedbd2f8e63f080f57d11558fa50c846a.jpg" id="512" name="Picture"/>
+                    <pic:cNvPr descr="ebff5f8e95ffd163a32e3152099182bfedbd2f8e63f080f57d11558fa50c846a.jpg" id="516" name="Picture"/>
                     <pic:cNvPicPr>
                       <a:picLocks noChangeArrowheads="1" noChangeAspect="1"/>
                     </pic:cNvPicPr>
                   </pic:nvPicPr>
                   <pic:blipFill>
-                    <a:blip r:embed="rId510"/>
+                    <a:blip r:embed="rId514"/>
                     <a:stretch>
                       <a:fillRect/>
                     </a:stretch>
@@ -35041,18 +36215,18 @@
           <wp:inline>
             <wp:extent cx="3600000" cy="1037722"/>
             <wp:effectExtent b="0" l="0" r="0" t="0"/>
-            <wp:docPr descr="" title="" id="514" name="Picture"/>
+            <wp:docPr descr="" title="" id="518" name="Picture"/>
             <a:graphic>
               <a:graphicData uri="http://schemas.openxmlformats.org/drawingml/2006/picture">
                 <pic:pic>
                   <pic:nvPicPr>
-                    <pic:cNvPr descr="f01995e0c82b65bba799f31cb16c1d97370f8ed09a8950e4bd5d6d2b92dc2268.jpg" id="515" name="Picture"/>
+                    <pic:cNvPr descr="f01995e0c82b65bba799f31cb16c1d97370f8ed09a8950e4bd5d6d2b92dc2268.jpg" id="519" name="Picture"/>
                     <pic:cNvPicPr>
                       <a:picLocks noChangeArrowheads="1" noChangeAspect="1"/>
                     </pic:cNvPicPr>
                   </pic:nvPicPr>
                   <pic:blipFill>
-                    <a:blip r:embed="rId513"/>
+                    <a:blip r:embed="rId517"/>
                     <a:stretch>
                       <a:fillRect/>
                     </a:stretch>
@@ -35178,8 +36352,8 @@
         </w:pict>
       </w:r>
     </w:p>
-    <w:bookmarkEnd w:id="516"/>
-    <w:bookmarkStart w:id="517" w:name="diels-alder反应的endo-exo选择性"/>
+    <w:bookmarkEnd w:id="520"/>
+    <w:bookmarkStart w:id="576" w:name="二氧化碳化学第40届初赛"/>
     <w:p>
       <w:pPr>
         <w:pStyle w:val="Heading2"/>
@@ -35190,95 +36364,48 @@
         <w:rPr>
           <w:rFonts w:ascii="Times New Roman" w:hAnsi="Times New Roman" w:eastAsia="Times New Roman" w:cs="Times New Roman"/>
         </w:rPr>
-        <w:t xml:space="preserve">8.136 </w:t>
-      </w:r>
-      <w:r>
-        <w:rPr>
-          <w:rFonts w:hint="eastAsia" w:ascii="Times New Roman" w:hAnsi="Times New Roman" w:eastAsia="Times New Roman" w:cs="Times New Roman"/>
-        </w:rPr>
-        <w:t>Diels-Alder</w:t>
+        <w:t xml:space="preserve">8.137 </w:t>
       </w:r>
       <w:r>
         <w:rPr>
           <w:rFonts w:hint="eastAsia" w:ascii="Times New Roman" w:hAnsi="Times New Roman" w:eastAsia="SimHei" w:cs="Times New Roman"/>
         </w:rPr>
-        <w:t>反应的</w:t>
-      </w:r>
-      <w:r>
-        <w:rPr>
-          <w:rFonts w:hint="eastAsia" w:ascii="Times New Roman" w:hAnsi="Times New Roman" w:eastAsia="Times New Roman" w:cs="Times New Roman"/>
-        </w:rPr>
-        <w:t>endo-exo</w:t>
+        <w:t>二氧化碳化学</w:t>
+      </w:r>
+      <w:r>
+        <w:rPr>
+          <w:rFonts w:hint="eastAsia" w:ascii="Times New Roman" w:hAnsi="Times New Roman" w:eastAsia="Times New Roman" w:cs="Times New Roman"/>
+        </w:rPr>
+        <w:t>（</w:t>
       </w:r>
       <w:r>
         <w:rPr>
           <w:rFonts w:hint="eastAsia" w:ascii="Times New Roman" w:hAnsi="Times New Roman" w:eastAsia="SimHei" w:cs="Times New Roman"/>
         </w:rPr>
-        <w:t>选择性</w:t>
+        <w:t>第</w:t>
+      </w:r>
+      <w:r>
+        <w:rPr>
+          <w:rFonts w:hint="eastAsia" w:ascii="Times New Roman" w:hAnsi="Times New Roman" w:eastAsia="Times New Roman" w:cs="Times New Roman"/>
+        </w:rPr>
+        <w:t>40</w:t>
+      </w:r>
+      <w:r>
+        <w:rPr>
+          <w:rFonts w:hint="eastAsia" w:ascii="Times New Roman" w:hAnsi="Times New Roman" w:eastAsia="SimHei" w:cs="Times New Roman"/>
+        </w:rPr>
+        <w:t>届初赛</w:t>
+      </w:r>
+      <w:r>
+        <w:rPr>
+          <w:rFonts w:hint="eastAsia" w:ascii="Times New Roman" w:hAnsi="Times New Roman" w:eastAsia="Times New Roman" w:cs="Times New Roman"/>
+        </w:rPr>
+        <w:t>）</w:t>
       </w:r>
     </w:p>
     <w:p>
       <w:pPr>
         <w:pStyle w:val="FirstParagraph"/>
-      </w:pPr>
-      <w:r>
-        <w:rPr>
-          <w:rFonts w:hint="eastAsia" w:ascii="Times New Roman" w:hAnsi="Times New Roman" w:eastAsia="Times New Roman" w:cs="Times New Roman"/>
-        </w:rPr>
-        <w:t>Diels-Alder</w:t>
-      </w:r>
-      <w:r>
-        <w:rPr>
-          <w:rFonts w:hint="eastAsia" w:ascii="Times New Roman" w:hAnsi="Times New Roman" w:eastAsia="FangSong" w:cs="Times New Roman"/>
-        </w:rPr>
-        <w:t>反应是</w:t>
-      </w:r>
-      <w:r>
-        <w:rPr>
-          <w:rFonts w:hint="eastAsia" w:ascii="Times New Roman" w:hAnsi="Times New Roman" w:eastAsia="Times New Roman" w:cs="Times New Roman"/>
-        </w:rPr>
-        <w:t>[4+2]</w:t>
-      </w:r>
-      <w:r>
-        <w:rPr>
-          <w:rFonts w:hint="eastAsia" w:ascii="Times New Roman" w:hAnsi="Times New Roman" w:eastAsia="FangSong" w:cs="Times New Roman"/>
-        </w:rPr>
-        <w:t>环加成反应</w:t>
-      </w:r>
-      <w:r>
-        <w:rPr>
-          <w:rFonts w:hint="eastAsia" w:ascii="Times New Roman" w:hAnsi="Times New Roman" w:eastAsia="Times New Roman" w:cs="Times New Roman"/>
-        </w:rPr>
-        <w:t>，</w:t>
-      </w:r>
-      <w:r>
-        <w:rPr>
-          <w:rFonts w:hint="eastAsia" w:ascii="Times New Roman" w:hAnsi="Times New Roman" w:eastAsia="FangSong" w:cs="Times New Roman"/>
-        </w:rPr>
-        <w:t>产物的</w:t>
-      </w:r>
-      <w:r>
-        <w:rPr>
-          <w:rFonts w:hint="eastAsia" w:ascii="Times New Roman" w:hAnsi="Times New Roman" w:eastAsia="Times New Roman" w:cs="Times New Roman"/>
-        </w:rPr>
-        <w:t>endo/exo</w:t>
-      </w:r>
-      <w:r>
-        <w:rPr>
-          <w:rFonts w:hint="eastAsia" w:ascii="Times New Roman" w:hAnsi="Times New Roman" w:eastAsia="FangSong" w:cs="Times New Roman"/>
-        </w:rPr>
-        <w:t>选择性由次级轨道相互作用决定</w:t>
-      </w:r>
-      <w:r>
-        <w:rPr>
-          <w:rFonts w:hint="eastAsia" w:ascii="Times New Roman" w:hAnsi="Times New Roman" w:eastAsia="Times New Roman" w:cs="Times New Roman"/>
-        </w:rPr>
-        <w:t>。</w:t>
-      </w:r>
-    </w:p>
-    <w:p>
-      <w:pPr>
-        <w:pStyle w:val="BodyText"/>
       </w:pPr>
       <w:r>
         <w:rPr>
@@ -35286,25 +36413,893 @@
           <w:b/>
           <w:bCs/>
         </w:rPr>
-        <w:t xml:space="preserve">题目</w:t>
-      </w:r>
-      <w:r>
-        <w:rPr>
-          <w:rFonts w:hint="eastAsia" w:ascii="Times New Roman" w:hAnsi="Times New Roman" w:eastAsia="Times New Roman" w:cs="Times New Roman"/>
-        </w:rPr>
-        <w:t xml:space="preserve">：</w:t>
-      </w:r>
-      <w:r>
-        <w:rPr>
-          <w:rFonts w:ascii="Times New Roman" w:hAnsi="Times New Roman" w:eastAsia="Times New Roman" w:cs="Times New Roman"/>
+        <w:t>第</w:t>
+      </w:r>
+      <w:r>
+        <w:rPr>
+          <w:rFonts w:hint="eastAsia" w:ascii="Times New Roman" w:hAnsi="Times New Roman" w:eastAsia="Times New Roman" w:cs="Times New Roman"/>
+          <w:b/>
+          <w:bCs/>
+        </w:rPr>
+        <w:t>9</w:t>
+      </w:r>
+      <w:r>
+        <w:rPr>
+          <w:rFonts w:hint="eastAsia" w:ascii="Times New Roman" w:hAnsi="Times New Roman" w:eastAsia="FangSong" w:cs="Times New Roman"/>
+          <w:b/>
+          <w:bCs/>
+        </w:rPr>
+        <w:t>题</w:t>
+      </w:r>
+      <w:r>
+        <w:rPr>
+          <w:rFonts w:ascii="Times New Roman" w:hAnsi="Times New Roman" w:eastAsia="Times New Roman" w:cs="Times New Roman"/>
+          <w:b/>
+          <w:bCs/>
         </w:rPr>
         <w:t xml:space="preserve"> </w:t>
       </w:r>
       <w:r>
         <w:rPr>
-          <w:rFonts w:ascii="Times New Roman" w:hAnsi="Times New Roman" w:eastAsia="Times New Roman" w:cs="Times New Roman"/>
-        </w:rPr>
-        <w:t xml:space="preserve">1. </w:t>
+          <w:rFonts w:hint="eastAsia" w:ascii="Times New Roman" w:hAnsi="Times New Roman" w:eastAsia="FangSong" w:cs="Times New Roman"/>
+          <w:b/>
+          <w:bCs/>
+        </w:rPr>
+        <w:t>二氧化碳化学</w:t>
+      </w:r>
+      <w:r>
+        <w:rPr>
+          <w:rFonts w:hint="eastAsia" w:ascii="Times New Roman" w:hAnsi="Times New Roman" w:eastAsia="Times New Roman" w:cs="Times New Roman"/>
+          <w:b/>
+          <w:bCs/>
+        </w:rPr>
+        <w:t>（35</w:t>
+      </w:r>
+      <w:r>
+        <w:rPr>
+          <w:rFonts w:ascii="Times New Roman" w:hAnsi="Times New Roman" w:eastAsia="Times New Roman" w:cs="Times New Roman"/>
+          <w:b/>
+          <w:bCs/>
+        </w:rPr>
+        <w:t xml:space="preserve"> </w:t>
+      </w:r>
+      <w:r>
+        <w:rPr>
+          <w:rFonts w:hint="eastAsia" w:ascii="Times New Roman" w:hAnsi="Times New Roman" w:eastAsia="FangSong" w:cs="Times New Roman"/>
+          <w:b/>
+          <w:bCs/>
+        </w:rPr>
+        <w:t>分</w:t>
+      </w:r>
+      <w:r>
+        <w:rPr>
+          <w:rFonts w:hint="eastAsia" w:ascii="Times New Roman" w:hAnsi="Times New Roman" w:eastAsia="Times New Roman" w:cs="Times New Roman"/>
+          <w:b/>
+          <w:bCs/>
+        </w:rPr>
+        <w:t>，13%）</w:t>
+      </w:r>
+    </w:p>
+    <w:p>
+      <w:pPr>
+        <w:pStyle w:val="BodyText"/>
+      </w:pPr>
+      <w:r>
+        <w:rPr>
+          <w:rFonts w:hint="eastAsia" w:ascii="Times New Roman" w:hAnsi="Times New Roman" w:eastAsia="FangSong" w:cs="Times New Roman"/>
+        </w:rPr>
+        <w:t>二氧化碳再利用</w:t>
+      </w:r>
+      <w:r>
+        <w:rPr>
+          <w:rFonts w:hint="eastAsia" w:ascii="Times New Roman" w:hAnsi="Times New Roman" w:eastAsia="Times New Roman" w:cs="Times New Roman"/>
+        </w:rPr>
+        <w:t>，</w:t>
+      </w:r>
+      <w:r>
+        <w:rPr>
+          <w:rFonts w:hint="eastAsia" w:ascii="Times New Roman" w:hAnsi="Times New Roman" w:eastAsia="FangSong" w:cs="Times New Roman"/>
+        </w:rPr>
+        <w:t>是将工业排放</w:t>
+      </w:r>
+      <w:r>
+        <w:rPr>
+          <w:rFonts w:hint="eastAsia" w:ascii="Times New Roman" w:hAnsi="Times New Roman" w:eastAsia="Times New Roman" w:cs="Times New Roman"/>
+        </w:rPr>
+        <w:t>、</w:t>
+      </w:r>
+      <w:r>
+        <w:rPr>
+          <w:rFonts w:hint="eastAsia" w:ascii="Times New Roman" w:hAnsi="Times New Roman" w:eastAsia="FangSong" w:cs="Times New Roman"/>
+        </w:rPr>
+        <w:t>大气中的</w:t>
+      </w:r>
+      <w:r>
+        <w:rPr>
+          <w:rFonts w:ascii="Times New Roman" w:hAnsi="Times New Roman" w:eastAsia="Times New Roman" w:cs="Times New Roman"/>
+        </w:rPr>
+        <w:t xml:space="preserve"> </w:t>
+      </w:r>
+      <m:oMath>
+        <m:r>
+          <m:rPr>
+            <m:sty m:val="p"/>
+          </m:rPr>
+          <m:t>C</m:t>
+        </m:r>
+        <m:sSub>
+          <m:e>
+            <m:r>
+              <m:rPr>
+                <m:sty m:val="p"/>
+              </m:rPr>
+              <m:t>O</m:t>
+            </m:r>
+          </m:e>
+          <m:sub>
+            <m:r>
+              <m:rPr>
+                <m:sty m:val="p"/>
+              </m:rPr>
+              <m:t>2</m:t>
+            </m:r>
+          </m:sub>
+        </m:sSub>
+      </m:oMath>
+      <w:r>
+        <w:rPr>
+          <w:rFonts w:ascii="Times New Roman" w:hAnsi="Times New Roman" w:eastAsia="Times New Roman" w:cs="Times New Roman"/>
+        </w:rPr>
+        <w:t xml:space="preserve"> </w:t>
+      </w:r>
+      <w:r>
+        <w:rPr>
+          <w:rFonts w:hint="eastAsia" w:ascii="Times New Roman" w:hAnsi="Times New Roman" w:eastAsia="FangSong" w:cs="Times New Roman"/>
+        </w:rPr>
+        <w:t>捕集后</w:t>
+      </w:r>
+      <w:r>
+        <w:rPr>
+          <w:rFonts w:hint="eastAsia" w:ascii="Times New Roman" w:hAnsi="Times New Roman" w:eastAsia="Times New Roman" w:cs="Times New Roman"/>
+        </w:rPr>
+        <w:t>，</w:t>
+      </w:r>
+      <w:r>
+        <w:rPr>
+          <w:rFonts w:hint="eastAsia" w:ascii="Times New Roman" w:hAnsi="Times New Roman" w:eastAsia="FangSong" w:cs="Times New Roman"/>
+        </w:rPr>
+        <w:t>通过物理</w:t>
+      </w:r>
+      <w:r>
+        <w:rPr>
+          <w:rFonts w:hint="eastAsia" w:ascii="Times New Roman" w:hAnsi="Times New Roman" w:eastAsia="Times New Roman" w:cs="Times New Roman"/>
+        </w:rPr>
+        <w:t>、</w:t>
+      </w:r>
+      <w:r>
+        <w:rPr>
+          <w:rFonts w:hint="eastAsia" w:ascii="Times New Roman" w:hAnsi="Times New Roman" w:eastAsia="FangSong" w:cs="Times New Roman"/>
+        </w:rPr>
+        <w:t>化学</w:t>
+      </w:r>
+      <w:r>
+        <w:rPr>
+          <w:rFonts w:hint="eastAsia" w:ascii="Times New Roman" w:hAnsi="Times New Roman" w:eastAsia="Times New Roman" w:cs="Times New Roman"/>
+        </w:rPr>
+        <w:t>、</w:t>
+      </w:r>
+      <w:r>
+        <w:rPr>
+          <w:rFonts w:hint="eastAsia" w:ascii="Times New Roman" w:hAnsi="Times New Roman" w:eastAsia="FangSong" w:cs="Times New Roman"/>
+        </w:rPr>
+        <w:t>生物方式变废为宝</w:t>
+      </w:r>
+      <w:r>
+        <w:rPr>
+          <w:rFonts w:hint="eastAsia" w:ascii="Times New Roman" w:hAnsi="Times New Roman" w:eastAsia="Times New Roman" w:cs="Times New Roman"/>
+        </w:rPr>
+        <w:t>，</w:t>
+      </w:r>
+      <w:r>
+        <w:rPr>
+          <w:rFonts w:hint="eastAsia" w:ascii="Times New Roman" w:hAnsi="Times New Roman" w:eastAsia="FangSong" w:cs="Times New Roman"/>
+        </w:rPr>
+        <w:t>实现碳循环</w:t>
+      </w:r>
+      <w:r>
+        <w:rPr>
+          <w:rFonts w:hint="eastAsia" w:ascii="Times New Roman" w:hAnsi="Times New Roman" w:eastAsia="Times New Roman" w:cs="Times New Roman"/>
+        </w:rPr>
+        <w:t>、</w:t>
+      </w:r>
+      <w:r>
+        <w:rPr>
+          <w:rFonts w:hint="eastAsia" w:ascii="Times New Roman" w:hAnsi="Times New Roman" w:eastAsia="FangSong" w:cs="Times New Roman"/>
+        </w:rPr>
+        <w:t>缓解温室效应</w:t>
+      </w:r>
+      <w:r>
+        <w:rPr>
+          <w:rFonts w:hint="eastAsia" w:ascii="Times New Roman" w:hAnsi="Times New Roman" w:eastAsia="Times New Roman" w:cs="Times New Roman"/>
+        </w:rPr>
+        <w:t>、</w:t>
+      </w:r>
+      <w:r>
+        <w:rPr>
+          <w:rFonts w:hint="eastAsia" w:ascii="Times New Roman" w:hAnsi="Times New Roman" w:eastAsia="FangSong" w:cs="Times New Roman"/>
+        </w:rPr>
+        <w:t>资源化利用的低碳技术</w:t>
+      </w:r>
+      <w:r>
+        <w:rPr>
+          <w:rFonts w:hint="eastAsia" w:ascii="Times New Roman" w:hAnsi="Times New Roman" w:eastAsia="Times New Roman" w:cs="Times New Roman"/>
+        </w:rPr>
+        <w:t>。</w:t>
+      </w:r>
+      <w:r>
+        <w:rPr>
+          <w:rFonts w:hint="eastAsia" w:ascii="Times New Roman" w:hAnsi="Times New Roman" w:eastAsia="FangSong" w:cs="Times New Roman"/>
+        </w:rPr>
+        <w:t>在有机合成中</w:t>
+      </w:r>
+      <w:r>
+        <w:rPr>
+          <w:rFonts w:hint="eastAsia" w:ascii="Times New Roman" w:hAnsi="Times New Roman" w:eastAsia="Times New Roman" w:cs="Times New Roman"/>
+        </w:rPr>
+        <w:t>，</w:t>
+      </w:r>
+      <w:r>
+        <w:rPr>
+          <w:rFonts w:hint="eastAsia" w:ascii="Times New Roman" w:hAnsi="Times New Roman" w:eastAsia="FangSong" w:cs="Times New Roman"/>
+          <w:b/>
+          <w:bCs/>
+        </w:rPr>
+        <w:t xml:space="preserve">二氧化碳阴离子自由基</w:t>
+      </w:r>
+      <w:r>
+        <w:rPr>
+          <w:rFonts w:hint="eastAsia" w:ascii="Times New Roman" w:hAnsi="Times New Roman" w:eastAsia="FangSong" w:cs="Times New Roman"/>
+        </w:rPr>
+        <w:t>是非常强的单电子还原剂</w:t>
+      </w:r>
+      <w:r>
+        <w:rPr>
+          <w:rFonts w:hint="eastAsia" w:ascii="Times New Roman" w:hAnsi="Times New Roman" w:eastAsia="Times New Roman" w:cs="Times New Roman"/>
+        </w:rPr>
+        <w:t>，</w:t>
+      </w:r>
+      <w:r>
+        <w:rPr>
+          <w:rFonts w:hint="eastAsia" w:ascii="Times New Roman" w:hAnsi="Times New Roman" w:eastAsia="FangSong" w:cs="Times New Roman"/>
+        </w:rPr>
+        <w:t>是制备羧酸衍生物的原料</w:t>
+      </w:r>
+      <w:r>
+        <w:rPr>
+          <w:rFonts w:hint="eastAsia" w:ascii="Times New Roman" w:hAnsi="Times New Roman" w:eastAsia="Times New Roman" w:cs="Times New Roman"/>
+        </w:rPr>
+        <w:t>。</w:t>
+      </w:r>
+    </w:p>
+    <w:bookmarkStart w:id="521" w:name="分"/>
+    <w:p>
+      <w:pPr>
+        <w:pStyle w:val="Heading3"/>
+        <w:spacing w:before="280" w:after="120"/>
+      </w:pPr>
+      <w:r>
+        <w:rPr>
+          <w:rFonts w:hint="eastAsia" w:ascii="Times New Roman" w:hAnsi="Times New Roman" w:eastAsia="Times New Roman" w:cs="Times New Roman"/>
+        </w:rPr>
+        <w:t xml:space="preserve">9.1（2</w:t>
+      </w:r>
+      <w:r>
+        <w:rPr>
+          <w:rFonts w:ascii="Times New Roman" w:hAnsi="Times New Roman" w:eastAsia="Times New Roman" w:cs="Times New Roman"/>
+        </w:rPr>
+        <w:t xml:space="preserve"> </w:t>
+      </w:r>
+      <w:r>
+        <w:rPr>
+          <w:rFonts w:hint="eastAsia" w:ascii="Times New Roman" w:hAnsi="Times New Roman" w:eastAsia="SimHei" w:cs="Times New Roman"/>
+        </w:rPr>
+        <w:t>分</w:t>
+      </w:r>
+      <w:r>
+        <w:rPr>
+          <w:rFonts w:hint="eastAsia" w:ascii="Times New Roman" w:hAnsi="Times New Roman" w:eastAsia="Times New Roman" w:cs="Times New Roman"/>
+        </w:rPr>
+        <w:t>）</w:t>
+      </w:r>
+    </w:p>
+    <w:p>
+      <w:pPr>
+        <w:pStyle w:val="FirstParagraph"/>
+      </w:pPr>
+      <w:r>
+        <w:rPr>
+          <w:rFonts w:hint="eastAsia" w:ascii="Times New Roman" w:hAnsi="Times New Roman" w:eastAsia="FangSong" w:cs="Times New Roman"/>
+        </w:rPr>
+        <w:t>画出二氧化碳阴离子自由基的共振式</w:t>
+      </w:r>
+      <w:r>
+        <w:rPr>
+          <w:rFonts w:hint="eastAsia" w:ascii="Times New Roman" w:hAnsi="Times New Roman" w:eastAsia="Times New Roman" w:cs="Times New Roman"/>
+        </w:rPr>
+        <w:t>。</w:t>
+      </w:r>
+    </w:p>
+    <w:bookmarkEnd w:id="521"/>
+    <w:bookmarkStart w:id="531" w:name="section"/>
+    <w:p>
+      <w:pPr>
+        <w:pStyle w:val="Heading3"/>
+        <w:spacing w:before="280" w:after="120"/>
+      </w:pPr>
+      <w:r>
+        <w:rPr>
+          <w:rFonts w:ascii="Times New Roman" w:hAnsi="Times New Roman" w:eastAsia="Times New Roman" w:cs="Times New Roman"/>
+        </w:rPr>
+        <w:t xml:space="preserve">9.2</w:t>
+      </w:r>
+    </w:p>
+    <w:p>
+      <w:pPr>
+        <w:pStyle w:val="FirstParagraph"/>
+      </w:pPr>
+      <w:r>
+        <w:rPr>
+          <w:rFonts w:hint="eastAsia" w:ascii="Times New Roman" w:hAnsi="Times New Roman" w:eastAsia="FangSong" w:cs="Times New Roman"/>
+        </w:rPr>
+        <w:t>在一个无隔膜电解池中</w:t>
+      </w:r>
+      <w:r>
+        <w:rPr>
+          <w:rFonts w:hint="eastAsia" w:ascii="Times New Roman" w:hAnsi="Times New Roman" w:eastAsia="Times New Roman" w:cs="Times New Roman"/>
+        </w:rPr>
+        <w:t>，</w:t>
+      </w:r>
+      <w:r>
+        <w:rPr>
+          <w:rFonts w:hint="eastAsia" w:ascii="Times New Roman" w:hAnsi="Times New Roman" w:eastAsia="FangSong" w:cs="Times New Roman"/>
+        </w:rPr>
+        <w:t>二氧化碳在电场的作用下被还原为二氧化碳自由基阴离子</w:t>
+      </w:r>
+      <w:r>
+        <w:rPr>
+          <w:rFonts w:hint="eastAsia" w:ascii="Times New Roman" w:hAnsi="Times New Roman" w:eastAsia="Times New Roman" w:cs="Times New Roman"/>
+        </w:rPr>
+        <w:t>，</w:t>
+      </w:r>
+      <w:r>
+        <w:rPr>
+          <w:rFonts w:hint="eastAsia" w:ascii="Times New Roman" w:hAnsi="Times New Roman" w:eastAsia="FangSong" w:cs="Times New Roman"/>
+        </w:rPr>
+        <w:t>接着与庚</w:t>
+      </w:r>
+      <w:r>
+        <w:rPr>
+          <w:rFonts w:hint="eastAsia" w:ascii="Times New Roman" w:hAnsi="Times New Roman" w:eastAsia="Times New Roman" w:cs="Times New Roman"/>
+        </w:rPr>
+        <w:t>-1,6-</w:t>
+      </w:r>
+      <w:r>
+        <w:rPr>
+          <w:rFonts w:hint="eastAsia" w:ascii="Times New Roman" w:hAnsi="Times New Roman" w:eastAsia="FangSong" w:cs="Times New Roman"/>
+        </w:rPr>
+        <w:t>二烯衍生物</w:t>
+      </w:r>
+      <w:r>
+        <w:rPr>
+          <w:rFonts w:ascii="Times New Roman" w:hAnsi="Times New Roman" w:eastAsia="Times New Roman" w:cs="Times New Roman"/>
+        </w:rPr>
+        <w:t xml:space="preserve"> </w:t>
+      </w:r>
+      <w:r>
+        <w:rPr>
+          <w:rFonts w:ascii="Times New Roman" w:hAnsi="Times New Roman" w:eastAsia="Times New Roman" w:cs="Times New Roman"/>
+          <w:b/>
+          <w:bCs/>
+        </w:rPr>
+        <w:t xml:space="preserve">1</w:t>
+      </w:r>
+      <w:r>
+        <w:rPr>
+          <w:rFonts w:ascii="Times New Roman" w:hAnsi="Times New Roman" w:eastAsia="Times New Roman" w:cs="Times New Roman"/>
+        </w:rPr>
+        <w:t xml:space="preserve"> </w:t>
+      </w:r>
+      <w:r>
+        <w:rPr>
+          <w:rFonts w:hint="eastAsia" w:ascii="Times New Roman" w:hAnsi="Times New Roman" w:eastAsia="FangSong" w:cs="Times New Roman"/>
+        </w:rPr>
+        <w:t>反应</w:t>
+      </w:r>
+      <w:r>
+        <w:rPr>
+          <w:rFonts w:hint="eastAsia" w:ascii="Times New Roman" w:hAnsi="Times New Roman" w:eastAsia="Times New Roman" w:cs="Times New Roman"/>
+        </w:rPr>
+        <w:t>，</w:t>
+      </w:r>
+      <w:r>
+        <w:rPr>
+          <w:rFonts w:hint="eastAsia" w:ascii="Times New Roman" w:hAnsi="Times New Roman" w:eastAsia="FangSong" w:cs="Times New Roman"/>
+        </w:rPr>
+        <w:t>以</w:t>
+      </w:r>
+      <w:r>
+        <w:rPr>
+          <w:rFonts w:ascii="Times New Roman" w:hAnsi="Times New Roman" w:eastAsia="Times New Roman" w:cs="Times New Roman"/>
+        </w:rPr>
+        <w:t xml:space="preserve"> </w:t>
+      </w:r>
+      <m:oMath>
+        <m:r>
+          <m:t>78</m:t>
+        </m:r>
+        <m:r>
+          <m:rPr>
+            <m:sty m:val="p"/>
+          </m:rPr>
+          <m:t>%</m:t>
+        </m:r>
+      </m:oMath>
+      <w:r>
+        <w:rPr>
+          <w:rFonts w:ascii="Times New Roman" w:hAnsi="Times New Roman" w:eastAsia="Times New Roman" w:cs="Times New Roman"/>
+        </w:rPr>
+        <w:t xml:space="preserve"> </w:t>
+      </w:r>
+      <w:r>
+        <w:rPr>
+          <w:rFonts w:hint="eastAsia" w:ascii="Times New Roman" w:hAnsi="Times New Roman" w:eastAsia="FangSong" w:cs="Times New Roman"/>
+        </w:rPr>
+        <w:t xml:space="preserve">的收率得到产物</w:t>
+      </w:r>
+      <w:r>
+        <w:rPr>
+          <w:rFonts w:ascii="Times New Roman" w:hAnsi="Times New Roman" w:eastAsia="Times New Roman" w:cs="Times New Roman"/>
+        </w:rPr>
+        <w:t xml:space="preserve"> </w:t>
+      </w:r>
+      <w:r>
+        <w:rPr>
+          <w:rFonts w:ascii="Times New Roman" w:hAnsi="Times New Roman" w:eastAsia="Times New Roman" w:cs="Times New Roman"/>
+          <w:b/>
+          <w:bCs/>
+        </w:rPr>
+        <w:t xml:space="preserve">2</w:t>
+      </w:r>
+      <w:r>
+        <w:rPr>
+          <w:rFonts w:ascii="Times New Roman" w:hAnsi="Times New Roman" w:eastAsia="Times New Roman" w:cs="Times New Roman"/>
+        </w:rPr>
+        <w:t xml:space="preserve">。</w:t>
+      </w:r>
+    </w:p>
+    <w:p>
+      <w:pPr>
+        <w:pStyle w:val="BodyText"/>
+        <w:spacing w:before="160" w:after="80"/>
+        <w:jc w:val="center"/>
+      </w:pPr>
+      <w:r>
+        <w:rPr>
+          <w:rFonts w:ascii="Times New Roman" w:hAnsi="Times New Roman" w:eastAsia="Times New Roman" w:cs="Times New Roman"/>
+        </w:rPr>
+        <w:drawing>
+          <wp:inline>
+            <wp:extent cx="3600000" cy="628766"/>
+            <wp:effectExtent b="0" l="0" r="0" t="0"/>
+            <wp:docPr descr="" title="" id="523" name="Picture"/>
+            <a:graphic>
+              <a:graphicData uri="http://schemas.openxmlformats.org/drawingml/2006/picture">
+                <pic:pic>
+                  <pic:nvPicPr>
+                    <pic:cNvPr descr="30646321f92df8eb4b8b08250b6d9f97718d561c6d9f45cd1826ad528502cfae.jpg" id="524" name="Picture"/>
+                    <pic:cNvPicPr>
+                      <a:picLocks noChangeArrowheads="1" noChangeAspect="1"/>
+                    </pic:cNvPicPr>
+                  </pic:nvPicPr>
+                  <pic:blipFill>
+                    <a:blip r:embed="rId522"/>
+                    <a:stretch>
+                      <a:fillRect/>
+                    </a:stretch>
+                  </pic:blipFill>
+                  <pic:spPr bwMode="auto">
+                    <a:xfrm>
+                      <a:off x="0" y="0"/>
+                      <a:ext cx="3600000" cy="628766"/>
+                    </a:xfrm>
+                    <a:prstGeom prst="rect">
+                      <a:avLst/>
+                    </a:prstGeom>
+                    <a:noFill/>
+                    <a:ln w="9525">
+                      <a:noFill/>
+                      <a:headEnd/>
+                      <a:tailEnd/>
+                    </a:ln>
+                  </pic:spPr>
+                </pic:pic>
+              </a:graphicData>
+            </a:graphic>
+          </wp:inline>
+        </w:drawing>
+      </w:r>
+    </w:p>
+    <w:p>
+      <w:pPr>
+        <w:pStyle w:val="BodyText"/>
+      </w:pPr>
+      <w:r>
+        <w:rPr>
+          <w:rFonts w:hint="eastAsia" w:ascii="Times New Roman" w:hAnsi="Times New Roman" w:eastAsia="Times New Roman" w:cs="Times New Roman"/>
+          <w:b/>
+          <w:bCs/>
+        </w:rPr>
+        <w:t xml:space="preserve">9.2.1（3</w:t>
+      </w:r>
+      <w:r>
+        <w:rPr>
+          <w:rFonts w:ascii="Times New Roman" w:hAnsi="Times New Roman" w:eastAsia="Times New Roman" w:cs="Times New Roman"/>
+          <w:b/>
+          <w:bCs/>
+        </w:rPr>
+        <w:t xml:space="preserve"> </w:t>
+      </w:r>
+      <w:r>
+        <w:rPr>
+          <w:rFonts w:hint="eastAsia" w:ascii="Times New Roman" w:hAnsi="Times New Roman" w:eastAsia="FangSong" w:cs="Times New Roman"/>
+          <w:b/>
+          <w:bCs/>
+        </w:rPr>
+        <w:t>分</w:t>
+      </w:r>
+      <w:r>
+        <w:rPr>
+          <w:rFonts w:hint="eastAsia" w:ascii="Times New Roman" w:hAnsi="Times New Roman" w:eastAsia="Times New Roman" w:cs="Times New Roman"/>
+          <w:b/>
+          <w:bCs/>
+        </w:rPr>
+        <w:t>）</w:t>
+      </w:r>
+      <w:r>
+        <w:rPr>
+          <w:rFonts w:ascii="Times New Roman" w:hAnsi="Times New Roman" w:eastAsia="Times New Roman" w:cs="Times New Roman"/>
+        </w:rPr>
+        <w:t xml:space="preserve"> </w:t>
+      </w:r>
+      <w:r>
+        <w:rPr>
+          <w:rFonts w:hint="eastAsia" w:ascii="Times New Roman" w:hAnsi="Times New Roman" w:eastAsia="FangSong" w:cs="Times New Roman"/>
+        </w:rPr>
+        <w:t>研究结果表明</w:t>
+      </w:r>
+      <w:r>
+        <w:rPr>
+          <w:rFonts w:hint="eastAsia" w:ascii="Times New Roman" w:hAnsi="Times New Roman" w:eastAsia="Times New Roman" w:cs="Times New Roman"/>
+        </w:rPr>
+        <w:t>，</w:t>
+      </w:r>
+      <w:r>
+        <w:rPr>
+          <w:rFonts w:hint="eastAsia" w:ascii="Times New Roman" w:hAnsi="Times New Roman" w:eastAsia="FangSong" w:cs="Times New Roman"/>
+        </w:rPr>
+        <w:t>反应通过二氧化碳自由基阴离子启动反应</w:t>
+      </w:r>
+      <w:r>
+        <w:rPr>
+          <w:rFonts w:hint="eastAsia" w:ascii="Times New Roman" w:hAnsi="Times New Roman" w:eastAsia="Times New Roman" w:cs="Times New Roman"/>
+        </w:rPr>
+        <w:t>，</w:t>
+      </w:r>
+      <w:r>
+        <w:rPr>
+          <w:rFonts w:hint="eastAsia" w:ascii="Times New Roman" w:hAnsi="Times New Roman" w:eastAsia="FangSong" w:cs="Times New Roman"/>
+        </w:rPr>
+        <w:t>而且始终以</w:t>
+      </w:r>
+      <w:r>
+        <w:rPr>
+          <w:rFonts w:hint="eastAsia" w:ascii="Times New Roman" w:hAnsi="Times New Roman" w:eastAsia="FangSong" w:cs="Times New Roman"/>
+          <w:b/>
+          <w:bCs/>
+        </w:rPr>
+        <w:t xml:space="preserve">单自由基中间体</w:t>
+      </w:r>
+      <w:r>
+        <w:rPr>
+          <w:rFonts w:hint="eastAsia" w:ascii="Times New Roman" w:hAnsi="Times New Roman" w:eastAsia="FangSong" w:cs="Times New Roman"/>
+        </w:rPr>
+        <w:t>的形式进行转换</w:t>
+      </w:r>
+      <w:r>
+        <w:rPr>
+          <w:rFonts w:hint="eastAsia" w:ascii="Times New Roman" w:hAnsi="Times New Roman" w:eastAsia="Times New Roman" w:cs="Times New Roman"/>
+        </w:rPr>
+        <w:t>。</w:t>
+      </w:r>
+      <w:r>
+        <w:rPr>
+          <w:rFonts w:hint="eastAsia" w:ascii="Times New Roman" w:hAnsi="Times New Roman" w:eastAsia="FangSong" w:cs="Times New Roman"/>
+        </w:rPr>
+        <w:t>画出反应关键中间体的结构式</w:t>
+      </w:r>
+      <w:r>
+        <w:rPr>
+          <w:rFonts w:hint="eastAsia" w:ascii="Times New Roman" w:hAnsi="Times New Roman" w:eastAsia="Times New Roman" w:cs="Times New Roman"/>
+        </w:rPr>
+        <w:t>。</w:t>
+      </w:r>
+    </w:p>
+    <w:p>
+      <w:pPr>
+        <w:pStyle w:val="BlockText"/>
+      </w:pPr>
+      <w:r>
+        <w:rPr>
+          <w:rFonts w:hint="eastAsia" w:ascii="Times New Roman" w:hAnsi="Times New Roman" w:eastAsia="FangSong" w:cs="Times New Roman"/>
+        </w:rPr>
+        <w:t>提示</w:t>
+      </w:r>
+      <w:r>
+        <w:rPr>
+          <w:rFonts w:hint="eastAsia" w:ascii="Times New Roman" w:hAnsi="Times New Roman" w:eastAsia="Times New Roman" w:cs="Times New Roman"/>
+        </w:rPr>
+        <w:t>：</w:t>
+      </w:r>
+      <w:r>
+        <w:rPr>
+          <w:rFonts w:hint="eastAsia" w:ascii="Times New Roman" w:hAnsi="Times New Roman" w:eastAsia="FangSong" w:cs="Times New Roman"/>
+        </w:rPr>
+        <w:t>不超过三个</w:t>
+      </w:r>
+      <w:r>
+        <w:rPr>
+          <w:rFonts w:hint="eastAsia" w:ascii="Times New Roman" w:hAnsi="Times New Roman" w:eastAsia="Times New Roman" w:cs="Times New Roman"/>
+        </w:rPr>
+        <w:t>，</w:t>
+      </w:r>
+      <w:r>
+        <w:rPr>
+          <w:rFonts w:hint="eastAsia" w:ascii="Times New Roman" w:hAnsi="Times New Roman" w:eastAsia="FangSong" w:cs="Times New Roman"/>
+        </w:rPr>
+        <w:t>超过三个不得分</w:t>
+      </w:r>
+      <w:r>
+        <w:rPr>
+          <w:rFonts w:hint="eastAsia" w:ascii="Times New Roman" w:hAnsi="Times New Roman" w:eastAsia="Times New Roman" w:cs="Times New Roman"/>
+        </w:rPr>
+        <w:t>。</w:t>
+      </w:r>
+    </w:p>
+    <w:p>
+      <w:pPr>
+        <w:pStyle w:val="FirstParagraph"/>
+      </w:pPr>
+      <w:r>
+        <w:rPr>
+          <w:rFonts w:hint="eastAsia" w:ascii="Times New Roman" w:hAnsi="Times New Roman" w:eastAsia="Times New Roman" w:cs="Times New Roman"/>
+          <w:b/>
+          <w:bCs/>
+        </w:rPr>
+        <w:t xml:space="preserve">9.2.2（7</w:t>
+      </w:r>
+      <w:r>
+        <w:rPr>
+          <w:rFonts w:ascii="Times New Roman" w:hAnsi="Times New Roman" w:eastAsia="Times New Roman" w:cs="Times New Roman"/>
+          <w:b/>
+          <w:bCs/>
+        </w:rPr>
+        <w:t xml:space="preserve"> </w:t>
+      </w:r>
+      <w:r>
+        <w:rPr>
+          <w:rFonts w:hint="eastAsia" w:ascii="Times New Roman" w:hAnsi="Times New Roman" w:eastAsia="FangSong" w:cs="Times New Roman"/>
+          <w:b/>
+          <w:bCs/>
+        </w:rPr>
+        <w:t>分</w:t>
+      </w:r>
+      <w:r>
+        <w:rPr>
+          <w:rFonts w:hint="eastAsia" w:ascii="Times New Roman" w:hAnsi="Times New Roman" w:eastAsia="Times New Roman" w:cs="Times New Roman"/>
+          <w:b/>
+          <w:bCs/>
+        </w:rPr>
+        <w:t>）</w:t>
+      </w:r>
+      <w:r>
+        <w:rPr>
+          <w:rFonts w:ascii="Times New Roman" w:hAnsi="Times New Roman" w:eastAsia="Times New Roman" w:cs="Times New Roman"/>
+        </w:rPr>
+        <w:t xml:space="preserve"> </w:t>
+      </w:r>
+      <w:r>
+        <w:rPr>
+          <w:rFonts w:hint="eastAsia" w:ascii="Times New Roman" w:hAnsi="Times New Roman" w:eastAsia="FangSong" w:cs="Times New Roman"/>
+        </w:rPr>
+        <w:t>研究结果表明</w:t>
+      </w:r>
+      <w:r>
+        <w:rPr>
+          <w:rFonts w:hint="eastAsia" w:ascii="Times New Roman" w:hAnsi="Times New Roman" w:eastAsia="Times New Roman" w:cs="Times New Roman"/>
+        </w:rPr>
+        <w:t>，</w:t>
+      </w:r>
+      <w:r>
+        <w:rPr>
+          <w:rFonts w:hint="eastAsia" w:ascii="Times New Roman" w:hAnsi="Times New Roman" w:eastAsia="FangSong" w:cs="Times New Roman"/>
+        </w:rPr>
+        <w:t>反应具有良好的</w:t>
+      </w:r>
+      <w:r>
+        <w:rPr>
+          <w:rFonts w:hint="eastAsia" w:ascii="Times New Roman" w:hAnsi="Times New Roman" w:eastAsia="FangSong" w:cs="Times New Roman"/>
+          <w:b/>
+          <w:bCs/>
+        </w:rPr>
+        <w:t xml:space="preserve">非对映选择性</w:t>
+      </w:r>
+      <w:r>
+        <w:rPr>
+          <w:rFonts w:hint="eastAsia" w:ascii="Times New Roman" w:hAnsi="Times New Roman" w:eastAsia="Times New Roman" w:cs="Times New Roman"/>
+        </w:rPr>
+        <w:t>，</w:t>
+      </w:r>
+      <w:r>
+        <w:rPr>
+          <w:rFonts w:hint="eastAsia" w:ascii="Times New Roman" w:hAnsi="Times New Roman" w:eastAsia="FangSong" w:cs="Times New Roman"/>
+        </w:rPr>
+        <w:t>分别画出形成</w:t>
+      </w:r>
+      <w:r>
+        <w:rPr>
+          <w:rFonts w:hint="eastAsia" w:ascii="Times New Roman" w:hAnsi="Times New Roman" w:eastAsia="FangSong" w:cs="Times New Roman"/>
+          <w:b/>
+          <w:bCs/>
+        </w:rPr>
+        <w:t>顺</w:t>
+      </w:r>
+      <w:r>
+        <w:rPr>
+          <w:rFonts w:hint="eastAsia" w:ascii="Times New Roman" w:hAnsi="Times New Roman" w:eastAsia="Times New Roman" w:cs="Times New Roman"/>
+          <w:b/>
+          <w:bCs/>
+        </w:rPr>
+        <w:t>、</w:t>
+      </w:r>
+      <w:r>
+        <w:rPr>
+          <w:rFonts w:hint="eastAsia" w:ascii="Times New Roman" w:hAnsi="Times New Roman" w:eastAsia="FangSong" w:cs="Times New Roman"/>
+          <w:b/>
+          <w:bCs/>
+        </w:rPr>
+        <w:t>反五元环过渡态</w:t>
+      </w:r>
+      <w:r>
+        <w:rPr>
+          <w:rFonts w:hint="eastAsia" w:ascii="Times New Roman" w:hAnsi="Times New Roman" w:eastAsia="FangSong" w:cs="Times New Roman"/>
+        </w:rPr>
+        <w:t>的结构</w:t>
+      </w:r>
+      <w:r>
+        <w:rPr>
+          <w:rFonts w:hint="eastAsia" w:ascii="Times New Roman" w:hAnsi="Times New Roman" w:eastAsia="Times New Roman" w:cs="Times New Roman"/>
+        </w:rPr>
+        <w:t>，</w:t>
+      </w:r>
+      <w:r>
+        <w:rPr>
+          <w:rFonts w:hint="eastAsia" w:ascii="Times New Roman" w:hAnsi="Times New Roman" w:eastAsia="FangSong" w:cs="Times New Roman"/>
+        </w:rPr>
+        <w:t>并分析主要产物形成的原因</w:t>
+      </w:r>
+      <w:r>
+        <w:rPr>
+          <w:rFonts w:hint="eastAsia" w:ascii="Times New Roman" w:hAnsi="Times New Roman" w:eastAsia="Times New Roman" w:cs="Times New Roman"/>
+        </w:rPr>
+        <w:t>。</w:t>
+      </w:r>
+    </w:p>
+    <w:p>
+      <w:pPr>
+        <w:pStyle w:val="BlockText"/>
+      </w:pPr>
+      <w:r>
+        <w:rPr>
+          <w:rFonts w:hint="eastAsia" w:ascii="Times New Roman" w:hAnsi="Times New Roman" w:eastAsia="FangSong" w:cs="Times New Roman"/>
+        </w:rPr>
+        <w:t>提示</w:t>
+      </w:r>
+      <w:r>
+        <w:rPr>
+          <w:rFonts w:hint="eastAsia" w:ascii="Times New Roman" w:hAnsi="Times New Roman" w:eastAsia="Times New Roman" w:cs="Times New Roman"/>
+        </w:rPr>
+        <w:t>：</w:t>
+      </w:r>
+      <w:r>
+        <w:rPr>
+          <w:rFonts w:hint="eastAsia" w:ascii="Times New Roman" w:hAnsi="Times New Roman" w:eastAsia="FangSong" w:cs="Times New Roman"/>
+        </w:rPr>
+        <w:t>顺式和反式过渡态都只需要画一个</w:t>
+      </w:r>
+      <w:r>
+        <w:rPr>
+          <w:rFonts w:hint="eastAsia" w:ascii="Times New Roman" w:hAnsi="Times New Roman" w:eastAsia="Times New Roman" w:cs="Times New Roman"/>
+        </w:rPr>
+        <w:t>。</w:t>
+      </w:r>
+    </w:p>
+    <w:p>
+      <w:pPr>
+        <w:pStyle w:val="FirstParagraph"/>
+      </w:pPr>
+      <w:r>
+        <w:rPr>
+          <w:rFonts w:hint="eastAsia" w:ascii="Times New Roman" w:hAnsi="Times New Roman" w:eastAsia="Times New Roman" w:cs="Times New Roman"/>
+          <w:b/>
+          <w:bCs/>
+        </w:rPr>
+        <w:t xml:space="preserve">9.2.3（6</w:t>
+      </w:r>
+      <w:r>
+        <w:rPr>
+          <w:rFonts w:ascii="Times New Roman" w:hAnsi="Times New Roman" w:eastAsia="Times New Roman" w:cs="Times New Roman"/>
+          <w:b/>
+          <w:bCs/>
+        </w:rPr>
+        <w:t xml:space="preserve"> </w:t>
+      </w:r>
+      <w:r>
+        <w:rPr>
+          <w:rFonts w:hint="eastAsia" w:ascii="Times New Roman" w:hAnsi="Times New Roman" w:eastAsia="FangSong" w:cs="Times New Roman"/>
+          <w:b/>
+          <w:bCs/>
+        </w:rPr>
+        <w:t>分</w:t>
+      </w:r>
+      <w:r>
+        <w:rPr>
+          <w:rFonts w:hint="eastAsia" w:ascii="Times New Roman" w:hAnsi="Times New Roman" w:eastAsia="Times New Roman" w:cs="Times New Roman"/>
+          <w:b/>
+          <w:bCs/>
+        </w:rPr>
+        <w:t>）</w:t>
+      </w:r>
+      <w:r>
+        <w:rPr>
+          <w:rFonts w:ascii="Times New Roman" w:hAnsi="Times New Roman" w:eastAsia="Times New Roman" w:cs="Times New Roman"/>
+        </w:rPr>
+        <w:t xml:space="preserve"> </w:t>
+      </w:r>
+      <w:r>
+        <w:rPr>
+          <w:rFonts w:hint="eastAsia" w:ascii="Times New Roman" w:hAnsi="Times New Roman" w:eastAsia="FangSong" w:cs="Times New Roman"/>
+        </w:rPr>
+        <w:t xml:space="preserve">该反应在</w:t>
+      </w:r>
+      <w:r>
+        <w:rPr>
+          <w:rFonts w:hint="eastAsia" w:ascii="Times New Roman" w:hAnsi="Times New Roman" w:eastAsia="FangSong" w:cs="Times New Roman"/>
+          <w:b/>
+          <w:bCs/>
+        </w:rPr>
+        <w:t xml:space="preserve">串联反应</w:t>
+      </w:r>
+      <w:r>
+        <w:rPr>
+          <w:rFonts w:hint="eastAsia" w:ascii="Times New Roman" w:hAnsi="Times New Roman" w:eastAsia="FangSong" w:cs="Times New Roman"/>
+        </w:rPr>
+        <w:t>和反应产物二酯在高分子聚酯合成上也体现了重要作用</w:t>
+      </w:r>
+      <w:r>
+        <w:rPr>
+          <w:rFonts w:hint="eastAsia" w:ascii="Times New Roman" w:hAnsi="Times New Roman" w:eastAsia="Times New Roman" w:cs="Times New Roman"/>
+        </w:rPr>
+        <w:t>，</w:t>
       </w:r>
       <w:r>
         <w:rPr>
@@ -35314,15 +37309,226 @@
       </w:r>
       <w:r>
         <w:rPr>
-          <w:rFonts w:hint="eastAsia" w:ascii="Times New Roman" w:hAnsi="Times New Roman" w:eastAsia="Times New Roman" w:cs="Times New Roman"/>
-        </w:rPr>
-        <w:t>Diels-Alder</w:t>
-      </w:r>
-      <w:r>
-        <w:rPr>
-          <w:rFonts w:hint="eastAsia" w:ascii="Times New Roman" w:hAnsi="Times New Roman" w:eastAsia="FangSong" w:cs="Times New Roman"/>
-        </w:rPr>
-        <w:t>反应的环状过渡态</w:t>
+          <w:rFonts w:ascii="Times New Roman" w:hAnsi="Times New Roman" w:eastAsia="Times New Roman" w:cs="Times New Roman"/>
+        </w:rPr>
+        <w:t xml:space="preserve"> </w:t>
+      </w:r>
+      <w:r>
+        <w:rPr>
+          <w:rFonts w:ascii="Times New Roman" w:hAnsi="Times New Roman" w:eastAsia="Times New Roman" w:cs="Times New Roman"/>
+          <w:b/>
+          <w:bCs/>
+        </w:rPr>
+        <w:t xml:space="preserve">E、F、G</w:t>
+      </w:r>
+      <w:r>
+        <w:rPr>
+          <w:rFonts w:ascii="Times New Roman" w:hAnsi="Times New Roman" w:eastAsia="Times New Roman" w:cs="Times New Roman"/>
+        </w:rPr>
+        <w:t xml:space="preserve"> </w:t>
+      </w:r>
+      <w:r>
+        <w:rPr>
+          <w:rFonts w:hint="eastAsia" w:ascii="Times New Roman" w:hAnsi="Times New Roman" w:eastAsia="FangSong" w:cs="Times New Roman"/>
+        </w:rPr>
+        <w:t>的结构式</w:t>
+      </w:r>
+      <w:r>
+        <w:rPr>
+          <w:rFonts w:hint="eastAsia" w:ascii="Times New Roman" w:hAnsi="Times New Roman" w:eastAsia="Times New Roman" w:cs="Times New Roman"/>
+        </w:rPr>
+        <w:t>。</w:t>
+      </w:r>
+      <w:r>
+        <w:rPr>
+          <w:rFonts w:hint="eastAsia" w:ascii="Times New Roman" w:hAnsi="Times New Roman" w:eastAsia="FangSong" w:cs="Times New Roman"/>
+        </w:rPr>
+        <w:t>串联反应</w:t>
+      </w:r>
+      <w:r>
+        <w:rPr>
+          <w:rFonts w:hint="eastAsia" w:ascii="Times New Roman" w:hAnsi="Times New Roman" w:eastAsia="Times New Roman" w:cs="Times New Roman"/>
+        </w:rPr>
+        <w:t>：</w:t>
+      </w:r>
+    </w:p>
+    <w:p>
+      <w:pPr>
+        <w:pStyle w:val="BodyText"/>
+        <w:spacing w:before="160" w:after="80"/>
+        <w:jc w:val="center"/>
+      </w:pPr>
+      <w:r>
+        <w:rPr>
+          <w:rFonts w:ascii="Times New Roman" w:hAnsi="Times New Roman" w:eastAsia="Times New Roman" w:cs="Times New Roman"/>
+        </w:rPr>
+        <w:drawing>
+          <wp:inline>
+            <wp:extent cx="3600000" cy="630379"/>
+            <wp:effectExtent b="0" l="0" r="0" t="0"/>
+            <wp:docPr descr="" title="" id="526" name="Picture"/>
+            <a:graphic>
+              <a:graphicData uri="http://schemas.openxmlformats.org/drawingml/2006/picture">
+                <pic:pic>
+                  <pic:nvPicPr>
+                    <pic:cNvPr descr="3c201f2917799700fefbb526a16761a08971900748bc8157f8956c40372f2f67.jpg" id="527" name="Picture"/>
+                    <pic:cNvPicPr>
+                      <a:picLocks noChangeArrowheads="1" noChangeAspect="1"/>
+                    </pic:cNvPicPr>
+                  </pic:nvPicPr>
+                  <pic:blipFill>
+                    <a:blip r:embed="rId525"/>
+                    <a:stretch>
+                      <a:fillRect/>
+                    </a:stretch>
+                  </pic:blipFill>
+                  <pic:spPr bwMode="auto">
+                    <a:xfrm>
+                      <a:off x="0" y="0"/>
+                      <a:ext cx="3600000" cy="630379"/>
+                    </a:xfrm>
+                    <a:prstGeom prst="rect">
+                      <a:avLst/>
+                    </a:prstGeom>
+                    <a:noFill/>
+                    <a:ln w="9525">
+                      <a:noFill/>
+                      <a:headEnd/>
+                      <a:tailEnd/>
+                    </a:ln>
+                  </pic:spPr>
+                </pic:pic>
+              </a:graphicData>
+            </a:graphic>
+          </wp:inline>
+        </w:drawing>
+      </w:r>
+    </w:p>
+    <w:p>
+      <w:pPr>
+        <w:pStyle w:val="BodyText"/>
+        <w:spacing w:before="160" w:after="80"/>
+        <w:jc w:val="center"/>
+      </w:pPr>
+      <w:r>
+        <w:rPr>
+          <w:rFonts w:ascii="Times New Roman" w:hAnsi="Times New Roman" w:eastAsia="Times New Roman" w:cs="Times New Roman"/>
+        </w:rPr>
+        <w:drawing>
+          <wp:inline>
+            <wp:extent cx="3600000" cy="456880"/>
+            <wp:effectExtent b="0" l="0" r="0" t="0"/>
+            <wp:docPr descr="" title="" id="529" name="Picture"/>
+            <a:graphic>
+              <a:graphicData uri="http://schemas.openxmlformats.org/drawingml/2006/picture">
+                <pic:pic>
+                  <pic:nvPicPr>
+                    <pic:cNvPr descr="bc0933a7800b62d9daa43eb073e44b9db47e277468abb9617821d2623c7ff938.jpg" id="530" name="Picture"/>
+                    <pic:cNvPicPr>
+                      <a:picLocks noChangeArrowheads="1" noChangeAspect="1"/>
+                    </pic:cNvPicPr>
+                  </pic:nvPicPr>
+                  <pic:blipFill>
+                    <a:blip r:embed="rId528"/>
+                    <a:stretch>
+                      <a:fillRect/>
+                    </a:stretch>
+                  </pic:blipFill>
+                  <pic:spPr bwMode="auto">
+                    <a:xfrm>
+                      <a:off x="0" y="0"/>
+                      <a:ext cx="3600000" cy="456880"/>
+                    </a:xfrm>
+                    <a:prstGeom prst="rect">
+                      <a:avLst/>
+                    </a:prstGeom>
+                    <a:noFill/>
+                    <a:ln w="9525">
+                      <a:noFill/>
+                      <a:headEnd/>
+                      <a:tailEnd/>
+                    </a:ln>
+                  </pic:spPr>
+                </pic:pic>
+              </a:graphicData>
+            </a:graphic>
+          </wp:inline>
+        </w:drawing>
+      </w:r>
+    </w:p>
+    <w:p>
+      <w:pPr>
+        <w:pStyle w:val="BodyText"/>
+      </w:pPr>
+      <w:r>
+        <w:rPr>
+          <w:rFonts w:hint="eastAsia" w:ascii="Times New Roman" w:hAnsi="Times New Roman" w:eastAsia="Times New Roman" w:cs="Times New Roman"/>
+          <w:b/>
+          <w:bCs/>
+        </w:rPr>
+        <w:t xml:space="preserve">9.2.4（6</w:t>
+      </w:r>
+      <w:r>
+        <w:rPr>
+          <w:rFonts w:ascii="Times New Roman" w:hAnsi="Times New Roman" w:eastAsia="Times New Roman" w:cs="Times New Roman"/>
+          <w:b/>
+          <w:bCs/>
+        </w:rPr>
+        <w:t xml:space="preserve"> </w:t>
+      </w:r>
+      <w:r>
+        <w:rPr>
+          <w:rFonts w:hint="eastAsia" w:ascii="Times New Roman" w:hAnsi="Times New Roman" w:eastAsia="FangSong" w:cs="Times New Roman"/>
+          <w:b/>
+          <w:bCs/>
+        </w:rPr>
+        <w:t>分</w:t>
+      </w:r>
+      <w:r>
+        <w:rPr>
+          <w:rFonts w:hint="eastAsia" w:ascii="Times New Roman" w:hAnsi="Times New Roman" w:eastAsia="Times New Roman" w:cs="Times New Roman"/>
+          <w:b/>
+          <w:bCs/>
+        </w:rPr>
+        <w:t>）</w:t>
+      </w:r>
+      <w:r>
+        <w:rPr>
+          <w:rFonts w:ascii="Times New Roman" w:hAnsi="Times New Roman" w:eastAsia="Times New Roman" w:cs="Times New Roman"/>
+        </w:rPr>
+        <w:t xml:space="preserve"> </w:t>
+      </w:r>
+      <w:r>
+        <w:rPr>
+          <w:rFonts w:hint="eastAsia" w:ascii="Times New Roman" w:hAnsi="Times New Roman" w:eastAsia="FangSong" w:cs="Times New Roman"/>
+        </w:rPr>
+        <w:t xml:space="preserve">上述反应可以应用于活性分子</w:t>
+      </w:r>
+      <w:r>
+        <w:rPr>
+          <w:rFonts w:ascii="Times New Roman" w:hAnsi="Times New Roman" w:eastAsia="Times New Roman" w:cs="Times New Roman"/>
+        </w:rPr>
+        <w:t xml:space="preserve"> </w:t>
+      </w:r>
+      <w:r>
+        <w:rPr>
+          <w:rFonts w:ascii="Times New Roman" w:hAnsi="Times New Roman" w:eastAsia="Times New Roman" w:cs="Times New Roman"/>
+          <w:b/>
+          <w:bCs/>
+        </w:rPr>
+        <w:t xml:space="preserve">1</w:t>
+      </w:r>
+      <w:r>
+        <w:rPr>
+          <w:rFonts w:ascii="Times New Roman" w:hAnsi="Times New Roman" w:eastAsia="Times New Roman" w:cs="Times New Roman"/>
+        </w:rPr>
+        <w:t xml:space="preserve"> </w:t>
+      </w:r>
+      <w:r>
+        <w:rPr>
+          <w:rFonts w:hint="eastAsia" w:ascii="Times New Roman" w:hAnsi="Times New Roman" w:eastAsia="FangSong" w:cs="Times New Roman"/>
+        </w:rPr>
+        <w:t>的合成</w:t>
       </w:r>
       <w:r>
         <w:rPr>
@@ -35334,25 +37540,7 @@
         <w:rPr>
           <w:rFonts w:hint="eastAsia" w:ascii="Times New Roman" w:hAnsi="Times New Roman" w:eastAsia="FangSong" w:cs="Times New Roman"/>
         </w:rPr>
-        <w:t>标明</w:t>
-      </w:r>
-      <w:r>
-        <w:rPr>
-          <w:rFonts w:hint="eastAsia" w:ascii="Times New Roman" w:hAnsi="Times New Roman" w:eastAsia="Times New Roman" w:cs="Times New Roman"/>
-        </w:rPr>
-        <w:t>suprafacial</w:t>
-      </w:r>
-      <w:r>
-        <w:rPr>
-          <w:rFonts w:hint="eastAsia" w:ascii="Times New Roman" w:hAnsi="Times New Roman" w:eastAsia="FangSong" w:cs="Times New Roman"/>
-        </w:rPr>
-        <w:t>和</w:t>
-      </w:r>
-      <w:r>
-        <w:rPr>
-          <w:rFonts w:hint="eastAsia" w:ascii="Times New Roman" w:hAnsi="Times New Roman" w:eastAsia="Times New Roman" w:cs="Times New Roman"/>
-        </w:rPr>
-        <w:t>antarafacial</w:t>
+        <w:t>画出顺式产物</w:t>
       </w:r>
       <w:r>
         <w:rPr>
@@ -35363,68 +37551,10 @@
       <w:r>
         <w:rPr>
           <w:rFonts w:ascii="Times New Roman" w:hAnsi="Times New Roman" w:eastAsia="Times New Roman" w:cs="Times New Roman"/>
-        </w:rPr>
-        <w:t xml:space="preserve">2. </w:t>
-      </w:r>
-      <w:r>
-        <w:rPr>
-          <w:rFonts w:hint="eastAsia" w:ascii="Times New Roman" w:hAnsi="Times New Roman" w:eastAsia="FangSong" w:cs="Times New Roman"/>
-        </w:rPr>
-        <w:t>解释</w:t>
-      </w:r>
-      <w:r>
-        <w:rPr>
-          <w:rFonts w:hint="eastAsia" w:ascii="Times New Roman" w:hAnsi="Times New Roman" w:eastAsia="Times New Roman" w:cs="Times New Roman"/>
-        </w:rPr>
-        <w:t>endo</w:t>
-      </w:r>
-      <w:r>
-        <w:rPr>
-          <w:rFonts w:hint="eastAsia" w:ascii="Times New Roman" w:hAnsi="Times New Roman" w:eastAsia="FangSong" w:cs="Times New Roman"/>
-        </w:rPr>
-        <w:t>规则</w:t>
-      </w:r>
-      <w:r>
-        <w:rPr>
-          <w:rFonts w:hint="eastAsia" w:ascii="Times New Roman" w:hAnsi="Times New Roman" w:eastAsia="Times New Roman" w:cs="Times New Roman"/>
-        </w:rPr>
-        <w:t>（Alder</w:t>
-      </w:r>
-      <w:r>
-        <w:rPr>
-          <w:rFonts w:hint="eastAsia" w:ascii="Times New Roman" w:hAnsi="Times New Roman" w:eastAsia="FangSong" w:cs="Times New Roman"/>
-        </w:rPr>
-        <w:t>规则</w:t>
-      </w:r>
-      <w:r>
-        <w:rPr>
-          <w:rFonts w:hint="eastAsia" w:ascii="Times New Roman" w:hAnsi="Times New Roman" w:eastAsia="Times New Roman" w:cs="Times New Roman"/>
-        </w:rPr>
-        <w:t>）：</w:t>
-      </w:r>
-      <w:r>
-        <w:rPr>
-          <w:rFonts w:hint="eastAsia" w:ascii="Times New Roman" w:hAnsi="Times New Roman" w:eastAsia="FangSong" w:cs="Times New Roman"/>
-        </w:rPr>
-        <w:t>为什么</w:t>
-      </w:r>
-      <w:r>
-        <w:rPr>
-          <w:rFonts w:hint="eastAsia" w:ascii="Times New Roman" w:hAnsi="Times New Roman" w:eastAsia="Times New Roman" w:cs="Times New Roman"/>
-        </w:rPr>
-        <w:t>endo</w:t>
-      </w:r>
-      <w:r>
-        <w:rPr>
-          <w:rFonts w:hint="eastAsia" w:ascii="Times New Roman" w:hAnsi="Times New Roman" w:eastAsia="FangSong" w:cs="Times New Roman"/>
-        </w:rPr>
-        <w:t>产物通常是动力学产物</w:t>
-      </w:r>
-      <w:r>
-        <w:rPr>
-          <w:rFonts w:hint="eastAsia" w:ascii="Times New Roman" w:hAnsi="Times New Roman" w:eastAsia="Times New Roman" w:cs="Times New Roman"/>
-        </w:rPr>
-        <w:t>？</w:t>
+          <w:b/>
+          <w:bCs/>
+        </w:rPr>
+        <w:t xml:space="preserve">H</w:t>
       </w:r>
       <w:r>
         <w:rPr>
@@ -35434,33 +37564,9 @@
       </w:r>
       <w:r>
         <w:rPr>
-          <w:rFonts w:ascii="Times New Roman" w:hAnsi="Times New Roman" w:eastAsia="Times New Roman" w:cs="Times New Roman"/>
-        </w:rPr>
-        <w:t xml:space="preserve">3. </w:t>
-      </w:r>
-      <w:r>
-        <w:rPr>
-          <w:rFonts w:hint="eastAsia" w:ascii="Times New Roman" w:hAnsi="Times New Roman" w:eastAsia="FangSong" w:cs="Times New Roman"/>
-        </w:rPr>
-        <w:t>次级轨道相互作用如何稳定</w:t>
-      </w:r>
-      <w:r>
-        <w:rPr>
-          <w:rFonts w:hint="eastAsia" w:ascii="Times New Roman" w:hAnsi="Times New Roman" w:eastAsia="Times New Roman" w:cs="Times New Roman"/>
-        </w:rPr>
-        <w:t>endo</w:t>
-      </w:r>
-      <w:r>
-        <w:rPr>
-          <w:rFonts w:hint="eastAsia" w:ascii="Times New Roman" w:hAnsi="Times New Roman" w:eastAsia="FangSong" w:cs="Times New Roman"/>
-        </w:rPr>
-        <w:t>过渡态</w:t>
-      </w:r>
-      <w:r>
-        <w:rPr>
-          <w:rFonts w:hint="eastAsia" w:ascii="Times New Roman" w:hAnsi="Times New Roman" w:eastAsia="Times New Roman" w:cs="Times New Roman"/>
-        </w:rPr>
-        <w:t>？</w:t>
+          <w:rFonts w:hint="eastAsia" w:ascii="Times New Roman" w:hAnsi="Times New Roman" w:eastAsia="FangSong" w:cs="Times New Roman"/>
+        </w:rPr>
+        <w:t xml:space="preserve">的所有结构式和产物</w:t>
       </w:r>
       <w:r>
         <w:rPr>
@@ -35471,32 +37577,1337 @@
       <w:r>
         <w:rPr>
           <w:rFonts w:ascii="Times New Roman" w:hAnsi="Times New Roman" w:eastAsia="Times New Roman" w:cs="Times New Roman"/>
-        </w:rPr>
-        <w:t xml:space="preserve">4. </w:t>
-      </w:r>
-      <w:r>
-        <w:rPr>
-          <w:rFonts w:hint="eastAsia" w:ascii="Times New Roman" w:hAnsi="Times New Roman" w:eastAsia="FangSong" w:cs="Times New Roman"/>
-        </w:rPr>
-        <w:t>在什么条件下</w:t>
-      </w:r>
-      <w:r>
-        <w:rPr>
-          <w:rFonts w:hint="eastAsia" w:ascii="Times New Roman" w:hAnsi="Times New Roman" w:eastAsia="Times New Roman" w:cs="Times New Roman"/>
-        </w:rPr>
-        <w:t>exo</w:t>
-      </w:r>
-      <w:r>
-        <w:rPr>
-          <w:rFonts w:hint="eastAsia" w:ascii="Times New Roman" w:hAnsi="Times New Roman" w:eastAsia="FangSong" w:cs="Times New Roman"/>
-        </w:rPr>
-        <w:t>产物可以成为主要产物</w:t>
-      </w:r>
-      <w:r>
-        <w:rPr>
-          <w:rFonts w:hint="eastAsia" w:ascii="Times New Roman" w:hAnsi="Times New Roman" w:eastAsia="Times New Roman" w:cs="Times New Roman"/>
-        </w:rPr>
-        <w:t>？</w:t>
+          <w:b/>
+          <w:bCs/>
+        </w:rPr>
+        <w:t xml:space="preserve">1</w:t>
+      </w:r>
+      <w:r>
+        <w:rPr>
+          <w:rFonts w:ascii="Times New Roman" w:hAnsi="Times New Roman" w:eastAsia="Times New Roman" w:cs="Times New Roman"/>
+        </w:rPr>
+        <w:t xml:space="preserve"> </w:t>
+      </w:r>
+      <w:r>
+        <w:rPr>
+          <w:rFonts w:hint="eastAsia" w:ascii="Times New Roman" w:hAnsi="Times New Roman" w:eastAsia="FangSong" w:cs="Times New Roman"/>
+        </w:rPr>
+        <w:t>的结构式</w:t>
+      </w:r>
+      <w:r>
+        <w:rPr>
+          <w:rFonts w:hint="eastAsia" w:ascii="Times New Roman" w:hAnsi="Times New Roman" w:eastAsia="Times New Roman" w:cs="Times New Roman"/>
+        </w:rPr>
+        <w:t>。</w:t>
+      </w:r>
+    </w:p>
+    <w:bookmarkEnd w:id="531"/>
+    <w:bookmarkStart w:id="556" w:name="续图原文行序剩余图示"/>
+    <w:p>
+      <w:pPr>
+        <w:pStyle w:val="Heading3"/>
+        <w:spacing w:before="280" w:after="120"/>
+      </w:pPr>
+      <w:r>
+        <w:rPr>
+          <w:rFonts w:ascii="Times New Roman" w:hAnsi="Times New Roman" w:eastAsia="Times New Roman" w:cs="Times New Roman"/>
+        </w:rPr>
+        <w:t xml:space="preserve">9.2.4 </w:t>
+      </w:r>
+      <w:r>
+        <w:rPr>
+          <w:rFonts w:hint="eastAsia" w:ascii="Times New Roman" w:hAnsi="Times New Roman" w:eastAsia="SimHei" w:cs="Times New Roman"/>
+        </w:rPr>
+        <w:t>续图</w:t>
+      </w:r>
+      <w:r>
+        <w:rPr>
+          <w:rFonts w:hint="eastAsia" w:ascii="Times New Roman" w:hAnsi="Times New Roman" w:eastAsia="Times New Roman" w:cs="Times New Roman"/>
+        </w:rPr>
+        <w:t>（</w:t>
+      </w:r>
+      <w:r>
+        <w:rPr>
+          <w:rFonts w:hint="eastAsia" w:ascii="Times New Roman" w:hAnsi="Times New Roman" w:eastAsia="SimHei" w:cs="Times New Roman"/>
+        </w:rPr>
+        <w:t>原文行序剩余图示</w:t>
+      </w:r>
+      <w:r>
+        <w:rPr>
+          <w:rFonts w:hint="eastAsia" w:ascii="Times New Roman" w:hAnsi="Times New Roman" w:eastAsia="Times New Roman" w:cs="Times New Roman"/>
+        </w:rPr>
+        <w:t>）</w:t>
+      </w:r>
+    </w:p>
+    <w:p>
+      <w:pPr>
+        <w:pStyle w:val="FirstParagraph"/>
+        <w:spacing w:before="160" w:after="80"/>
+        <w:jc w:val="center"/>
+      </w:pPr>
+      <w:r>
+        <w:rPr>
+          <w:rFonts w:ascii="Times New Roman" w:hAnsi="Times New Roman" w:eastAsia="Times New Roman" w:cs="Times New Roman"/>
+        </w:rPr>
+        <w:drawing>
+          <wp:inline>
+            <wp:extent cx="3240000" cy="2516885"/>
+            <wp:effectExtent b="0" l="0" r="0" t="0"/>
+            <wp:docPr descr="" title="" id="533" name="Picture"/>
+            <a:graphic>
+              <a:graphicData uri="http://schemas.openxmlformats.org/drawingml/2006/picture">
+                <pic:pic>
+                  <pic:nvPicPr>
+                    <pic:cNvPr descr="18e58af5f62dff66204a37d8ebd647113b707de933a4377e6bd1b7b545f395ab.jpg" id="534" name="Picture"/>
+                    <pic:cNvPicPr>
+                      <a:picLocks noChangeArrowheads="1" noChangeAspect="1"/>
+                    </pic:cNvPicPr>
+                  </pic:nvPicPr>
+                  <pic:blipFill>
+                    <a:blip r:embed="rId532"/>
+                    <a:stretch>
+                      <a:fillRect/>
+                    </a:stretch>
+                  </pic:blipFill>
+                  <pic:spPr bwMode="auto">
+                    <a:xfrm>
+                      <a:off x="0" y="0"/>
+                      <a:ext cx="3240000" cy="2516885"/>
+                    </a:xfrm>
+                    <a:prstGeom prst="rect">
+                      <a:avLst/>
+                    </a:prstGeom>
+                    <a:noFill/>
+                    <a:ln w="9525">
+                      <a:noFill/>
+                      <a:headEnd/>
+                      <a:tailEnd/>
+                    </a:ln>
+                  </pic:spPr>
+                </pic:pic>
+              </a:graphicData>
+            </a:graphic>
+          </wp:inline>
+        </w:drawing>
+      </w:r>
+    </w:p>
+    <w:p>
+      <w:pPr>
+        <w:pStyle w:val="BodyText"/>
+        <w:spacing w:before="160" w:after="80"/>
+        <w:jc w:val="center"/>
+      </w:pPr>
+      <w:r>
+        <w:rPr>
+          <w:rFonts w:ascii="Times New Roman" w:hAnsi="Times New Roman" w:eastAsia="Times New Roman" w:cs="Times New Roman"/>
+        </w:rPr>
+        <w:drawing>
+          <wp:inline>
+            <wp:extent cx="3240000" cy="2543708"/>
+            <wp:effectExtent b="0" l="0" r="0" t="0"/>
+            <wp:docPr descr="" title="" id="536" name="Picture"/>
+            <a:graphic>
+              <a:graphicData uri="http://schemas.openxmlformats.org/drawingml/2006/picture">
+                <pic:pic>
+                  <pic:nvPicPr>
+                    <pic:cNvPr descr="eefa533f13c707474e3397373cd51dbd4469bbc4681e452c1bbe5e613facdeae.jpg" id="537" name="Picture"/>
+                    <pic:cNvPicPr>
+                      <a:picLocks noChangeArrowheads="1" noChangeAspect="1"/>
+                    </pic:cNvPicPr>
+                  </pic:nvPicPr>
+                  <pic:blipFill>
+                    <a:blip r:embed="rId535"/>
+                    <a:stretch>
+                      <a:fillRect/>
+                    </a:stretch>
+                  </pic:blipFill>
+                  <pic:spPr bwMode="auto">
+                    <a:xfrm>
+                      <a:off x="0" y="0"/>
+                      <a:ext cx="3240000" cy="2543708"/>
+                    </a:xfrm>
+                    <a:prstGeom prst="rect">
+                      <a:avLst/>
+                    </a:prstGeom>
+                    <a:noFill/>
+                    <a:ln w="9525">
+                      <a:noFill/>
+                      <a:headEnd/>
+                      <a:tailEnd/>
+                    </a:ln>
+                  </pic:spPr>
+                </pic:pic>
+              </a:graphicData>
+            </a:graphic>
+          </wp:inline>
+        </w:drawing>
+      </w:r>
+    </w:p>
+    <w:p>
+      <w:pPr>
+        <w:pStyle w:val="BodyText"/>
+        <w:spacing w:before="160" w:after="80"/>
+        <w:jc w:val="center"/>
+      </w:pPr>
+      <w:r>
+        <w:rPr>
+          <w:rFonts w:ascii="Times New Roman" w:hAnsi="Times New Roman" w:eastAsia="Times New Roman" w:cs="Times New Roman"/>
+        </w:rPr>
+        <w:drawing>
+          <wp:inline>
+            <wp:extent cx="3600000" cy="2763511"/>
+            <wp:effectExtent b="0" l="0" r="0" t="0"/>
+            <wp:docPr descr="" title="" id="539" name="Picture"/>
+            <a:graphic>
+              <a:graphicData uri="http://schemas.openxmlformats.org/drawingml/2006/picture">
+                <pic:pic>
+                  <pic:nvPicPr>
+                    <pic:cNvPr descr="558eb5d29ce95ce3a42dec9cb93bcdab6f149949b0da35fccb62282e12df3970.jpg" id="540" name="Picture"/>
+                    <pic:cNvPicPr>
+                      <a:picLocks noChangeArrowheads="1" noChangeAspect="1"/>
+                    </pic:cNvPicPr>
+                  </pic:nvPicPr>
+                  <pic:blipFill>
+                    <a:blip r:embed="rId538"/>
+                    <a:stretch>
+                      <a:fillRect/>
+                    </a:stretch>
+                  </pic:blipFill>
+                  <pic:spPr bwMode="auto">
+                    <a:xfrm>
+                      <a:off x="0" y="0"/>
+                      <a:ext cx="3600000" cy="2763511"/>
+                    </a:xfrm>
+                    <a:prstGeom prst="rect">
+                      <a:avLst/>
+                    </a:prstGeom>
+                    <a:noFill/>
+                    <a:ln w="9525">
+                      <a:noFill/>
+                      <a:headEnd/>
+                      <a:tailEnd/>
+                    </a:ln>
+                  </pic:spPr>
+                </pic:pic>
+              </a:graphicData>
+            </a:graphic>
+          </wp:inline>
+        </w:drawing>
+      </w:r>
+    </w:p>
+    <w:p>
+      <w:pPr>
+        <w:pStyle w:val="BodyText"/>
+        <w:spacing w:before="160" w:after="80"/>
+        <w:jc w:val="center"/>
+      </w:pPr>
+      <w:r>
+        <w:rPr>
+          <w:rFonts w:ascii="Times New Roman" w:hAnsi="Times New Roman" w:eastAsia="Times New Roman" w:cs="Times New Roman"/>
+        </w:rPr>
+        <w:drawing>
+          <wp:inline>
+            <wp:extent cx="3240000" cy="2534424"/>
+            <wp:effectExtent b="0" l="0" r="0" t="0"/>
+            <wp:docPr descr="" title="" id="542" name="Picture"/>
+            <a:graphic>
+              <a:graphicData uri="http://schemas.openxmlformats.org/drawingml/2006/picture">
+                <pic:pic>
+                  <pic:nvPicPr>
+                    <pic:cNvPr descr="17e01f438fd61d1121cc602c3d08a7f31647c58eb72ba126859bb71b8321006d.jpg" id="543" name="Picture"/>
+                    <pic:cNvPicPr>
+                      <a:picLocks noChangeArrowheads="1" noChangeAspect="1"/>
+                    </pic:cNvPicPr>
+                  </pic:nvPicPr>
+                  <pic:blipFill>
+                    <a:blip r:embed="rId541"/>
+                    <a:stretch>
+                      <a:fillRect/>
+                    </a:stretch>
+                  </pic:blipFill>
+                  <pic:spPr bwMode="auto">
+                    <a:xfrm>
+                      <a:off x="0" y="0"/>
+                      <a:ext cx="3240000" cy="2534424"/>
+                    </a:xfrm>
+                    <a:prstGeom prst="rect">
+                      <a:avLst/>
+                    </a:prstGeom>
+                    <a:noFill/>
+                    <a:ln w="9525">
+                      <a:noFill/>
+                      <a:headEnd/>
+                      <a:tailEnd/>
+                    </a:ln>
+                  </pic:spPr>
+                </pic:pic>
+              </a:graphicData>
+            </a:graphic>
+          </wp:inline>
+        </w:drawing>
+      </w:r>
+    </w:p>
+    <w:p>
+      <w:pPr>
+        <w:pStyle w:val="BodyText"/>
+        <w:spacing w:before="160" w:after="80"/>
+        <w:jc w:val="center"/>
+      </w:pPr>
+      <w:r>
+        <w:rPr>
+          <w:rFonts w:ascii="Times New Roman" w:hAnsi="Times New Roman" w:eastAsia="Times New Roman" w:cs="Times New Roman"/>
+        </w:rPr>
+        <w:drawing>
+          <wp:inline>
+            <wp:extent cx="3240000" cy="3495043"/>
+            <wp:effectExtent b="0" l="0" r="0" t="0"/>
+            <wp:docPr descr="" title="" id="545" name="Picture"/>
+            <a:graphic>
+              <a:graphicData uri="http://schemas.openxmlformats.org/drawingml/2006/picture">
+                <pic:pic>
+                  <pic:nvPicPr>
+                    <pic:cNvPr descr="877c1c833b71ce9c53fc21f13163f21bc586855ca03c306808ccbb52650b33e2.jpg" id="546" name="Picture"/>
+                    <pic:cNvPicPr>
+                      <a:picLocks noChangeArrowheads="1" noChangeAspect="1"/>
+                    </pic:cNvPicPr>
+                  </pic:nvPicPr>
+                  <pic:blipFill>
+                    <a:blip r:embed="rId544"/>
+                    <a:stretch>
+                      <a:fillRect/>
+                    </a:stretch>
+                  </pic:blipFill>
+                  <pic:spPr bwMode="auto">
+                    <a:xfrm>
+                      <a:off x="0" y="0"/>
+                      <a:ext cx="3240000" cy="3495043"/>
+                    </a:xfrm>
+                    <a:prstGeom prst="rect">
+                      <a:avLst/>
+                    </a:prstGeom>
+                    <a:noFill/>
+                    <a:ln w="9525">
+                      <a:noFill/>
+                      <a:headEnd/>
+                      <a:tailEnd/>
+                    </a:ln>
+                  </pic:spPr>
+                </pic:pic>
+              </a:graphicData>
+            </a:graphic>
+          </wp:inline>
+        </w:drawing>
+      </w:r>
+    </w:p>
+    <w:p>
+      <w:pPr>
+        <w:pStyle w:val="BodyText"/>
+        <w:spacing w:before="160" w:after="80"/>
+        <w:jc w:val="center"/>
+      </w:pPr>
+      <w:r>
+        <w:rPr>
+          <w:rFonts w:ascii="Times New Roman" w:hAnsi="Times New Roman" w:eastAsia="Times New Roman" w:cs="Times New Roman"/>
+        </w:rPr>
+        <w:drawing>
+          <wp:inline>
+            <wp:extent cx="3600000" cy="2723720"/>
+            <wp:effectExtent b="0" l="0" r="0" t="0"/>
+            <wp:docPr descr="" title="" id="548" name="Picture"/>
+            <a:graphic>
+              <a:graphicData uri="http://schemas.openxmlformats.org/drawingml/2006/picture">
+                <pic:pic>
+                  <pic:nvPicPr>
+                    <pic:cNvPr descr="16a4e8be31b96532a0b26ce5f4d2e58c5c7c1f21dab56b611b02bb4242b6a9e7.jpg" id="549" name="Picture"/>
+                    <pic:cNvPicPr>
+                      <a:picLocks noChangeArrowheads="1" noChangeAspect="1"/>
+                    </pic:cNvPicPr>
+                  </pic:nvPicPr>
+                  <pic:blipFill>
+                    <a:blip r:embed="rId547"/>
+                    <a:stretch>
+                      <a:fillRect/>
+                    </a:stretch>
+                  </pic:blipFill>
+                  <pic:spPr bwMode="auto">
+                    <a:xfrm>
+                      <a:off x="0" y="0"/>
+                      <a:ext cx="3600000" cy="2723720"/>
+                    </a:xfrm>
+                    <a:prstGeom prst="rect">
+                      <a:avLst/>
+                    </a:prstGeom>
+                    <a:noFill/>
+                    <a:ln w="9525">
+                      <a:noFill/>
+                      <a:headEnd/>
+                      <a:tailEnd/>
+                    </a:ln>
+                  </pic:spPr>
+                </pic:pic>
+              </a:graphicData>
+            </a:graphic>
+          </wp:inline>
+        </w:drawing>
+      </w:r>
+    </w:p>
+    <w:p>
+      <w:pPr>
+        <w:pStyle w:val="BodyText"/>
+        <w:spacing w:before="160" w:after="80"/>
+        <w:jc w:val="center"/>
+      </w:pPr>
+      <w:r>
+        <w:rPr>
+          <w:rFonts w:ascii="Times New Roman" w:hAnsi="Times New Roman" w:eastAsia="Times New Roman" w:cs="Times New Roman"/>
+        </w:rPr>
+        <w:drawing>
+          <wp:inline>
+            <wp:extent cx="3240000" cy="2831261"/>
+            <wp:effectExtent b="0" l="0" r="0" t="0"/>
+            <wp:docPr descr="" title="" id="551" name="Picture"/>
+            <a:graphic>
+              <a:graphicData uri="http://schemas.openxmlformats.org/drawingml/2006/picture">
+                <pic:pic>
+                  <pic:nvPicPr>
+                    <pic:cNvPr descr="4109eb08bcb507cc6c34b47f456e8efac443e27feed1a75a164f49e877730634.jpg" id="552" name="Picture"/>
+                    <pic:cNvPicPr>
+                      <a:picLocks noChangeArrowheads="1" noChangeAspect="1"/>
+                    </pic:cNvPicPr>
+                  </pic:nvPicPr>
+                  <pic:blipFill>
+                    <a:blip r:embed="rId550"/>
+                    <a:stretch>
+                      <a:fillRect/>
+                    </a:stretch>
+                  </pic:blipFill>
+                  <pic:spPr bwMode="auto">
+                    <a:xfrm>
+                      <a:off x="0" y="0"/>
+                      <a:ext cx="3240000" cy="2831261"/>
+                    </a:xfrm>
+                    <a:prstGeom prst="rect">
+                      <a:avLst/>
+                    </a:prstGeom>
+                    <a:noFill/>
+                    <a:ln w="9525">
+                      <a:noFill/>
+                      <a:headEnd/>
+                      <a:tailEnd/>
+                    </a:ln>
+                  </pic:spPr>
+                </pic:pic>
+              </a:graphicData>
+            </a:graphic>
+          </wp:inline>
+        </w:drawing>
+      </w:r>
+    </w:p>
+    <w:p>
+      <w:pPr>
+        <w:pStyle w:val="BodyText"/>
+        <w:spacing w:before="160" w:after="80"/>
+        <w:jc w:val="center"/>
+      </w:pPr>
+      <w:r>
+        <w:rPr>
+          <w:rFonts w:ascii="Times New Roman" w:hAnsi="Times New Roman" w:eastAsia="Times New Roman" w:cs="Times New Roman"/>
+        </w:rPr>
+        <w:drawing>
+          <wp:inline>
+            <wp:extent cx="3240000" cy="2724545"/>
+            <wp:effectExtent b="0" l="0" r="0" t="0"/>
+            <wp:docPr descr="" title="" id="554" name="Picture"/>
+            <a:graphic>
+              <a:graphicData uri="http://schemas.openxmlformats.org/drawingml/2006/picture">
+                <pic:pic>
+                  <pic:nvPicPr>
+                    <pic:cNvPr descr="b59a9f3f8632c88c0318c91075cd1c66586e82830fa12107ead15e4277c8ee8d.jpg" id="555" name="Picture"/>
+                    <pic:cNvPicPr>
+                      <a:picLocks noChangeArrowheads="1" noChangeAspect="1"/>
+                    </pic:cNvPicPr>
+                  </pic:nvPicPr>
+                  <pic:blipFill>
+                    <a:blip r:embed="rId553"/>
+                    <a:stretch>
+                      <a:fillRect/>
+                    </a:stretch>
+                  </pic:blipFill>
+                  <pic:spPr bwMode="auto">
+                    <a:xfrm>
+                      <a:off x="0" y="0"/>
+                      <a:ext cx="3240000" cy="2724545"/>
+                    </a:xfrm>
+                    <a:prstGeom prst="rect">
+                      <a:avLst/>
+                    </a:prstGeom>
+                    <a:noFill/>
+                    <a:ln w="9525">
+                      <a:noFill/>
+                      <a:headEnd/>
+                      <a:tailEnd/>
+                    </a:ln>
+                  </pic:spPr>
+                </pic:pic>
+              </a:graphicData>
+            </a:graphic>
+          </wp:inline>
+        </w:drawing>
+      </w:r>
+    </w:p>
+    <w:bookmarkEnd w:id="556"/>
+    <w:bookmarkStart w:id="575" w:name="section-1"/>
+    <w:p>
+      <w:pPr>
+        <w:pStyle w:val="Heading3"/>
+        <w:spacing w:before="280" w:after="120"/>
+      </w:pPr>
+      <w:r>
+        <w:rPr>
+          <w:rFonts w:ascii="Times New Roman" w:hAnsi="Times New Roman" w:eastAsia="Times New Roman" w:cs="Times New Roman"/>
+        </w:rPr>
+        <w:t xml:space="preserve">9.3</w:t>
+      </w:r>
+    </w:p>
+    <w:p>
+      <w:pPr>
+        <w:pStyle w:val="FirstParagraph"/>
+      </w:pPr>
+      <w:r>
+        <w:rPr>
+          <w:rFonts w:hint="eastAsia" w:ascii="Times New Roman" w:hAnsi="Times New Roman" w:eastAsia="FangSong" w:cs="Times New Roman"/>
+        </w:rPr>
+        <w:t>后续研究表明</w:t>
+      </w:r>
+      <w:r>
+        <w:rPr>
+          <w:rFonts w:hint="eastAsia" w:ascii="Times New Roman" w:hAnsi="Times New Roman" w:eastAsia="Times New Roman" w:cs="Times New Roman"/>
+        </w:rPr>
+        <w:t>，</w:t>
+      </w:r>
+      <w:r>
+        <w:rPr>
+          <w:rFonts w:hint="eastAsia" w:ascii="Times New Roman" w:hAnsi="Times New Roman" w:eastAsia="FangSong" w:cs="Times New Roman"/>
+        </w:rPr>
+        <w:t>通过</w:t>
+      </w:r>
+      <w:r>
+        <w:rPr>
+          <w:rFonts w:hint="eastAsia" w:ascii="Times New Roman" w:hAnsi="Times New Roman" w:eastAsia="FangSong" w:cs="Times New Roman"/>
+          <w:b/>
+          <w:bCs/>
+        </w:rPr>
+        <w:t>氢原子转移反应</w:t>
+      </w:r>
+      <w:r>
+        <w:rPr>
+          <w:rFonts w:hint="eastAsia" w:ascii="Times New Roman" w:hAnsi="Times New Roman" w:eastAsia="Times New Roman" w:cs="Times New Roman"/>
+          <w:b/>
+          <w:bCs/>
+        </w:rPr>
+        <w:t>（HAT）</w:t>
+      </w:r>
+      <w:r>
+        <w:rPr>
+          <w:rFonts w:hint="eastAsia" w:ascii="Times New Roman" w:hAnsi="Times New Roman" w:eastAsia="FangSong" w:cs="Times New Roman"/>
+        </w:rPr>
+        <w:t>可以将甲酸根负离子转化为二氧化碳阴离子自由基</w:t>
+      </w:r>
+      <w:r>
+        <w:rPr>
+          <w:rFonts w:hint="eastAsia" w:ascii="Times New Roman" w:hAnsi="Times New Roman" w:eastAsia="Times New Roman" w:cs="Times New Roman"/>
+        </w:rPr>
+        <w:t>。</w:t>
+      </w:r>
+      <w:r>
+        <w:rPr>
+          <w:rFonts w:hint="eastAsia" w:ascii="Times New Roman" w:hAnsi="Times New Roman" w:eastAsia="FangSong" w:cs="Times New Roman"/>
+        </w:rPr>
+        <w:t>在如下所示的标准条件下进行反应</w:t>
+      </w:r>
+      <w:r>
+        <w:rPr>
+          <w:rFonts w:hint="eastAsia" w:ascii="Times New Roman" w:hAnsi="Times New Roman" w:eastAsia="Times New Roman" w:cs="Times New Roman"/>
+        </w:rPr>
+        <w:t>，</w:t>
+      </w:r>
+      <w:r>
+        <w:rPr>
+          <w:rFonts w:hint="eastAsia" w:ascii="Times New Roman" w:hAnsi="Times New Roman" w:eastAsia="FangSong" w:cs="Times New Roman"/>
+        </w:rPr>
+        <w:t>以</w:t>
+      </w:r>
+      <w:r>
+        <w:rPr>
+          <w:rFonts w:ascii="Times New Roman" w:hAnsi="Times New Roman" w:eastAsia="Times New Roman" w:cs="Times New Roman"/>
+        </w:rPr>
+        <w:t xml:space="preserve"> </w:t>
+      </w:r>
+      <m:oMath>
+        <m:r>
+          <m:t>82</m:t>
+        </m:r>
+        <m:r>
+          <m:rPr>
+            <m:sty m:val="p"/>
+          </m:rPr>
+          <m:t>%</m:t>
+        </m:r>
+      </m:oMath>
+      <w:r>
+        <w:rPr>
+          <w:rFonts w:ascii="Times New Roman" w:hAnsi="Times New Roman" w:eastAsia="Times New Roman" w:cs="Times New Roman"/>
+        </w:rPr>
+        <w:t xml:space="preserve"> </w:t>
+      </w:r>
+      <w:r>
+        <w:rPr>
+          <w:rFonts w:hint="eastAsia" w:ascii="Times New Roman" w:hAnsi="Times New Roman" w:eastAsia="FangSong" w:cs="Times New Roman"/>
+        </w:rPr>
+        <w:t xml:space="preserve">的收率得到了</w:t>
+      </w:r>
+      <w:r>
+        <w:rPr>
+          <w:rFonts w:ascii="Times New Roman" w:hAnsi="Times New Roman" w:eastAsia="Times New Roman" w:cs="Times New Roman"/>
+        </w:rPr>
+        <w:t xml:space="preserve"> </w:t>
+      </w:r>
+      <w:r>
+        <w:rPr>
+          <w:rFonts w:hint="eastAsia" w:ascii="Times New Roman" w:hAnsi="Times New Roman" w:eastAsia="Times New Roman" w:cs="Times New Roman"/>
+        </w:rPr>
+        <w:t>2,2,3-</w:t>
+      </w:r>
+      <w:r>
+        <w:rPr>
+          <w:rFonts w:hint="eastAsia" w:ascii="Times New Roman" w:hAnsi="Times New Roman" w:eastAsia="FangSong" w:cs="Times New Roman"/>
+        </w:rPr>
+        <w:t>三苯基丙酸甲酯</w:t>
+      </w:r>
+      <w:r>
+        <w:rPr>
+          <w:rFonts w:hint="eastAsia" w:ascii="Times New Roman" w:hAnsi="Times New Roman" w:eastAsia="Times New Roman" w:cs="Times New Roman"/>
+        </w:rPr>
+        <w:t>。</w:t>
+      </w:r>
+      <w:r>
+        <w:rPr>
+          <w:rFonts w:hint="eastAsia" w:ascii="Times New Roman" w:hAnsi="Times New Roman" w:eastAsia="FangSong" w:cs="Times New Roman"/>
+        </w:rPr>
+        <w:t>研究表明</w:t>
+      </w:r>
+      <w:r>
+        <w:rPr>
+          <w:rFonts w:hint="eastAsia" w:ascii="Times New Roman" w:hAnsi="Times New Roman" w:eastAsia="Times New Roman" w:cs="Times New Roman"/>
+        </w:rPr>
+        <w:t>，</w:t>
+      </w:r>
+      <w:r>
+        <w:rPr>
+          <w:rFonts w:hint="eastAsia" w:ascii="Times New Roman" w:hAnsi="Times New Roman" w:eastAsia="FangSong" w:cs="Times New Roman"/>
+        </w:rPr>
+        <w:t>没有光敏剂</w:t>
+      </w:r>
+      <w:r>
+        <w:rPr>
+          <w:rFonts w:hint="eastAsia" w:ascii="Times New Roman" w:hAnsi="Times New Roman" w:eastAsia="Times New Roman" w:cs="Times New Roman"/>
+        </w:rPr>
+        <w:t>、</w:t>
+      </w:r>
+      <w:r>
+        <w:rPr>
+          <w:rFonts w:hint="eastAsia" w:ascii="Times New Roman" w:hAnsi="Times New Roman" w:eastAsia="FangSong" w:cs="Times New Roman"/>
+        </w:rPr>
+        <w:t>或没有甲酸钾</w:t>
+      </w:r>
+      <w:r>
+        <w:rPr>
+          <w:rFonts w:hint="eastAsia" w:ascii="Times New Roman" w:hAnsi="Times New Roman" w:eastAsia="Times New Roman" w:cs="Times New Roman"/>
+        </w:rPr>
+        <w:t>、</w:t>
+      </w:r>
+      <w:r>
+        <w:rPr>
+          <w:rFonts w:hint="eastAsia" w:ascii="Times New Roman" w:hAnsi="Times New Roman" w:eastAsia="FangSong" w:cs="Times New Roman"/>
+        </w:rPr>
+        <w:t>或在黑暗中均不能发生反应</w:t>
+      </w:r>
+      <w:r>
+        <w:rPr>
+          <w:rFonts w:hint="eastAsia" w:ascii="Times New Roman" w:hAnsi="Times New Roman" w:eastAsia="Times New Roman" w:cs="Times New Roman"/>
+        </w:rPr>
+        <w:t>。</w:t>
+      </w:r>
+    </w:p>
+    <w:p>
+      <w:pPr>
+        <w:pStyle w:val="BodyText"/>
+        <w:spacing w:before="160" w:after="80"/>
+        <w:jc w:val="center"/>
+      </w:pPr>
+      <w:r>
+        <w:rPr>
+          <w:rFonts w:ascii="Times New Roman" w:hAnsi="Times New Roman" w:eastAsia="Times New Roman" w:cs="Times New Roman"/>
+        </w:rPr>
+        <w:drawing>
+          <wp:inline>
+            <wp:extent cx="3600000" cy="453893"/>
+            <wp:effectExtent b="0" l="0" r="0" t="0"/>
+            <wp:docPr descr="" title="" id="558" name="Picture"/>
+            <a:graphic>
+              <a:graphicData uri="http://schemas.openxmlformats.org/drawingml/2006/picture">
+                <pic:pic>
+                  <pic:nvPicPr>
+                    <pic:cNvPr descr="ebc4949421286f52959b7947ed36335e1a3061f63c9c987541ee416b249d51ec.jpg" id="559" name="Picture"/>
+                    <pic:cNvPicPr>
+                      <a:picLocks noChangeArrowheads="1" noChangeAspect="1"/>
+                    </pic:cNvPicPr>
+                  </pic:nvPicPr>
+                  <pic:blipFill>
+                    <a:blip r:embed="rId557"/>
+                    <a:stretch>
+                      <a:fillRect/>
+                    </a:stretch>
+                  </pic:blipFill>
+                  <pic:spPr bwMode="auto">
+                    <a:xfrm>
+                      <a:off x="0" y="0"/>
+                      <a:ext cx="3600000" cy="453893"/>
+                    </a:xfrm>
+                    <a:prstGeom prst="rect">
+                      <a:avLst/>
+                    </a:prstGeom>
+                    <a:noFill/>
+                    <a:ln w="9525">
+                      <a:noFill/>
+                      <a:headEnd/>
+                      <a:tailEnd/>
+                    </a:ln>
+                  </pic:spPr>
+                </pic:pic>
+              </a:graphicData>
+            </a:graphic>
+          </wp:inline>
+        </w:drawing>
+      </w:r>
+    </w:p>
+    <w:p>
+      <w:pPr>
+        <w:pStyle w:val="BodyText"/>
+        <w:spacing w:before="160" w:after="80"/>
+        <w:jc w:val="center"/>
+      </w:pPr>
+      <w:r>
+        <w:rPr>
+          <w:rFonts w:ascii="Times New Roman" w:hAnsi="Times New Roman" w:eastAsia="Times New Roman" w:cs="Times New Roman"/>
+        </w:rPr>
+        <w:drawing>
+          <wp:inline>
+            <wp:extent cx="1778000" cy="1536700"/>
+            <wp:effectExtent b="0" l="0" r="0" t="0"/>
+            <wp:docPr descr="" title="" id="561" name="Picture"/>
+            <a:graphic>
+              <a:graphicData uri="http://schemas.openxmlformats.org/drawingml/2006/picture">
+                <pic:pic>
+                  <pic:nvPicPr>
+                    <pic:cNvPr descr="d4908386c88c005354cd9bc774b34ec11e06fca58f0c94d6f90320083e9777b5.jpg" id="562" name="Picture"/>
+                    <pic:cNvPicPr>
+                      <a:picLocks noChangeArrowheads="1" noChangeAspect="1"/>
+                    </pic:cNvPicPr>
+                  </pic:nvPicPr>
+                  <pic:blipFill>
+                    <a:blip r:embed="rId560"/>
+                    <a:stretch>
+                      <a:fillRect/>
+                    </a:stretch>
+                  </pic:blipFill>
+                  <pic:spPr bwMode="auto">
+                    <a:xfrm>
+                      <a:off x="0" y="0"/>
+                      <a:ext cx="1778000" cy="1536700"/>
+                    </a:xfrm>
+                    <a:prstGeom prst="rect">
+                      <a:avLst/>
+                    </a:prstGeom>
+                    <a:noFill/>
+                    <a:ln w="9525">
+                      <a:noFill/>
+                      <a:headEnd/>
+                      <a:tailEnd/>
+                    </a:ln>
+                  </pic:spPr>
+                </pic:pic>
+              </a:graphicData>
+            </a:graphic>
+          </wp:inline>
+        </w:drawing>
+      </w:r>
+    </w:p>
+    <w:p>
+      <w:pPr>
+        <w:pStyle w:val="BodyText"/>
+        <w:spacing w:before="160" w:after="80"/>
+        <w:jc w:val="center"/>
+      </w:pPr>
+      <w:r>
+        <w:rPr>
+          <w:rFonts w:ascii="Times New Roman" w:hAnsi="Times New Roman" w:eastAsia="Times New Roman" w:cs="Times New Roman"/>
+        </w:rPr>
+        <w:drawing>
+          <wp:inline>
+            <wp:extent cx="3600000" cy="502621"/>
+            <wp:effectExtent b="0" l="0" r="0" t="0"/>
+            <wp:docPr descr="" title="" id="564" name="Picture"/>
+            <a:graphic>
+              <a:graphicData uri="http://schemas.openxmlformats.org/drawingml/2006/picture">
+                <pic:pic>
+                  <pic:nvPicPr>
+                    <pic:cNvPr descr="72140433c39184fcb90efb4aa17bd915fd561fc72f98eff3c5c0c6d752cef00a.jpg" id="565" name="Picture"/>
+                    <pic:cNvPicPr>
+                      <a:picLocks noChangeArrowheads="1" noChangeAspect="1"/>
+                    </pic:cNvPicPr>
+                  </pic:nvPicPr>
+                  <pic:blipFill>
+                    <a:blip r:embed="rId563"/>
+                    <a:stretch>
+                      <a:fillRect/>
+                    </a:stretch>
+                  </pic:blipFill>
+                  <pic:spPr bwMode="auto">
+                    <a:xfrm>
+                      <a:off x="0" y="0"/>
+                      <a:ext cx="3600000" cy="502621"/>
+                    </a:xfrm>
+                    <a:prstGeom prst="rect">
+                      <a:avLst/>
+                    </a:prstGeom>
+                    <a:noFill/>
+                    <a:ln w="9525">
+                      <a:noFill/>
+                      <a:headEnd/>
+                      <a:tailEnd/>
+                    </a:ln>
+                  </pic:spPr>
+                </pic:pic>
+              </a:graphicData>
+            </a:graphic>
+          </wp:inline>
+        </w:drawing>
+      </w:r>
+    </w:p>
+    <w:p>
+      <w:pPr>
+        <w:pStyle w:val="BodyText"/>
+        <w:spacing w:before="160" w:after="80"/>
+        <w:jc w:val="center"/>
+      </w:pPr>
+      <w:r>
+        <w:rPr>
+          <w:rFonts w:ascii="Times New Roman" w:hAnsi="Times New Roman" w:eastAsia="Times New Roman" w:cs="Times New Roman"/>
+        </w:rPr>
+        <w:drawing>
+          <wp:inline>
+            <wp:extent cx="3600000" cy="2697464"/>
+            <wp:effectExtent b="0" l="0" r="0" t="0"/>
+            <wp:docPr descr="" title="" id="567" name="Picture"/>
+            <a:graphic>
+              <a:graphicData uri="http://schemas.openxmlformats.org/drawingml/2006/picture">
+                <pic:pic>
+                  <pic:nvPicPr>
+                    <pic:cNvPr descr="e1e7be98e1005a10be14673a7d2f4c6c81d24da2c9cb6a9fe8a98d2a43f4667a.jpg" id="568" name="Picture"/>
+                    <pic:cNvPicPr>
+                      <a:picLocks noChangeArrowheads="1" noChangeAspect="1"/>
+                    </pic:cNvPicPr>
+                  </pic:nvPicPr>
+                  <pic:blipFill>
+                    <a:blip r:embed="rId566"/>
+                    <a:stretch>
+                      <a:fillRect/>
+                    </a:stretch>
+                  </pic:blipFill>
+                  <pic:spPr bwMode="auto">
+                    <a:xfrm>
+                      <a:off x="0" y="0"/>
+                      <a:ext cx="3600000" cy="2697464"/>
+                    </a:xfrm>
+                    <a:prstGeom prst="rect">
+                      <a:avLst/>
+                    </a:prstGeom>
+                    <a:noFill/>
+                    <a:ln w="9525">
+                      <a:noFill/>
+                      <a:headEnd/>
+                      <a:tailEnd/>
+                    </a:ln>
+                  </pic:spPr>
+                </pic:pic>
+              </a:graphicData>
+            </a:graphic>
+          </wp:inline>
+        </w:drawing>
+      </w:r>
+    </w:p>
+    <w:p>
+      <w:pPr>
+        <w:pStyle w:val="BodyText"/>
+      </w:pPr>
+      <w:r>
+        <w:rPr>
+          <w:rFonts w:hint="eastAsia" w:ascii="Times New Roman" w:hAnsi="Times New Roman" w:eastAsia="Times New Roman" w:cs="Times New Roman"/>
+          <w:b/>
+          <w:bCs/>
+        </w:rPr>
+        <w:t xml:space="preserve">9.3.1（7</w:t>
+      </w:r>
+      <w:r>
+        <w:rPr>
+          <w:rFonts w:ascii="Times New Roman" w:hAnsi="Times New Roman" w:eastAsia="Times New Roman" w:cs="Times New Roman"/>
+          <w:b/>
+          <w:bCs/>
+        </w:rPr>
+        <w:t xml:space="preserve"> </w:t>
+      </w:r>
+      <w:r>
+        <w:rPr>
+          <w:rFonts w:hint="eastAsia" w:ascii="Times New Roman" w:hAnsi="Times New Roman" w:eastAsia="FangSong" w:cs="Times New Roman"/>
+          <w:b/>
+          <w:bCs/>
+        </w:rPr>
+        <w:t>分</w:t>
+      </w:r>
+      <w:r>
+        <w:rPr>
+          <w:rFonts w:hint="eastAsia" w:ascii="Times New Roman" w:hAnsi="Times New Roman" w:eastAsia="Times New Roman" w:cs="Times New Roman"/>
+          <w:b/>
+          <w:bCs/>
+        </w:rPr>
+        <w:t>）</w:t>
+      </w:r>
+      <w:r>
+        <w:rPr>
+          <w:rFonts w:ascii="Times New Roman" w:hAnsi="Times New Roman" w:eastAsia="Times New Roman" w:cs="Times New Roman"/>
+        </w:rPr>
+        <w:t xml:space="preserve"> </w:t>
+      </w:r>
+      <w:r>
+        <w:rPr>
+          <w:rFonts w:hint="eastAsia" w:ascii="Times New Roman" w:hAnsi="Times New Roman" w:eastAsia="FangSong" w:cs="Times New Roman"/>
+        </w:rPr>
+        <w:t xml:space="preserve">已知在光照条件下处在激发态的</w:t>
+      </w:r>
+      <w:r>
+        <w:rPr>
+          <w:rFonts w:ascii="Times New Roman" w:hAnsi="Times New Roman" w:eastAsia="Times New Roman" w:cs="Times New Roman"/>
+        </w:rPr>
+        <w:t xml:space="preserve"> </w:t>
+      </w:r>
+      <m:oMath>
+        <m:oMathPr>
+          <m:ctrlPr>
+            <w:rPr>
+              <w:sz w:val="28"/>
+              <w:szCs w:val="28"/>
+            </w:rPr>
+          </m:ctrlPr>
+        </m:oMathPr>
+        <m:r>
+          <m:rPr>
+            <m:sty m:val="p"/>
+          </m:rPr>
+          <m:t>[</m:t>
+        </m:r>
+        <m:r>
+          <m:rPr>
+            <m:sty m:val="p"/>
+          </m:rPr>
+          <m:t>I</m:t>
+        </m:r>
+        <m:r>
+          <m:rPr>
+            <m:sty m:val="p"/>
+          </m:rPr>
+          <m:t>r</m:t>
+        </m:r>
+        <m:r>
+          <m:rPr>
+            <m:sty m:val="p"/>
+          </m:rPr>
+          <m:t>(</m:t>
+        </m:r>
+        <m:r>
+          <m:rPr>
+            <m:sty m:val="p"/>
+          </m:rPr>
+          <m:t>p</m:t>
+        </m:r>
+        <m:r>
+          <m:rPr>
+            <m:sty m:val="p"/>
+          </m:rPr>
+          <m:t>p</m:t>
+        </m:r>
+        <m:r>
+          <m:rPr>
+            <m:sty m:val="p"/>
+          </m:rPr>
+          <m:t>y</m:t>
+        </m:r>
+        <m:sSub>
+          <m:e>
+            <m:r>
+              <m:rPr>
+                <m:sty m:val="p"/>
+              </m:rPr>
+              <m:t>)</m:t>
+            </m:r>
+          </m:e>
+          <m:sub>
+            <m:r>
+              <m:t>2</m:t>
+            </m:r>
+          </m:sub>
+        </m:sSub>
+        <m:r>
+          <m:rPr>
+            <m:sty m:val="p"/>
+          </m:rPr>
+          <m:t>(</m:t>
+        </m:r>
+        <m:r>
+          <m:rPr>
+            <m:sty m:val="p"/>
+          </m:rPr>
+          <m:t>d</m:t>
+        </m:r>
+        <m:r>
+          <m:rPr>
+            <m:sty m:val="p"/>
+          </m:rPr>
+          <m:t>t</m:t>
+        </m:r>
+        <m:r>
+          <m:rPr>
+            <m:sty m:val="p"/>
+          </m:rPr>
+          <m:t>p</m:t>
+        </m:r>
+        <m:r>
+          <m:rPr>
+            <m:sty m:val="p"/>
+          </m:rPr>
+          <m:t>p</m:t>
+        </m:r>
+        <m:r>
+          <m:rPr>
+            <m:sty m:val="p"/>
+          </m:rPr>
+          <m:t>y</m:t>
+        </m:r>
+        <m:r>
+          <m:rPr>
+            <m:sty m:val="p"/>
+          </m:rPr>
+          <m:t>)</m:t>
+        </m:r>
+        <m:r>
+          <m:rPr>
+            <m:sty m:val="p"/>
+          </m:rPr>
+          <m:t>]</m:t>
+        </m:r>
+        <m:r>
+          <m:rPr>
+            <m:sty m:val="p"/>
+          </m:rPr>
+          <m:t>P</m:t>
+        </m:r>
+        <m:sSub>
+          <m:e>
+            <m:r>
+              <m:rPr>
+                <m:sty m:val="p"/>
+              </m:rPr>
+              <m:t>F</m:t>
+            </m:r>
+          </m:e>
+          <m:sub>
+            <m:r>
+              <m:rPr>
+                <m:sty m:val="p"/>
+              </m:rPr>
+              <m:t>6</m:t>
+            </m:r>
+          </m:sub>
+        </m:sSub>
+      </m:oMath>
+      <w:r>
+        <w:rPr>
+          <w:rFonts w:ascii="Times New Roman" w:hAnsi="Times New Roman" w:eastAsia="Times New Roman" w:cs="Times New Roman"/>
+        </w:rPr>
+        <w:t xml:space="preserve"> </w:t>
+      </w:r>
+      <w:r>
+        <w:rPr>
+          <w:rFonts w:hint="eastAsia" w:ascii="Times New Roman" w:hAnsi="Times New Roman" w:eastAsia="FangSong" w:cs="Times New Roman"/>
+        </w:rPr>
+        <w:t xml:space="preserve">能将叔胺</w:t>
+      </w:r>
+      <w:r>
+        <w:rPr>
+          <w:rFonts w:ascii="Times New Roman" w:hAnsi="Times New Roman" w:eastAsia="Times New Roman" w:cs="Times New Roman"/>
+        </w:rPr>
+        <w:t xml:space="preserve"> DABCO </w:t>
+      </w:r>
+      <w:r>
+        <w:rPr>
+          <w:rFonts w:hint="eastAsia" w:ascii="Times New Roman" w:hAnsi="Times New Roman" w:eastAsia="FangSong" w:cs="Times New Roman"/>
+        </w:rPr>
+        <w:t>氧化为自由基正离子</w:t>
+      </w:r>
+      <w:r>
+        <w:rPr>
+          <w:rFonts w:hint="eastAsia" w:ascii="Times New Roman" w:hAnsi="Times New Roman" w:eastAsia="Times New Roman" w:cs="Times New Roman"/>
+        </w:rPr>
+        <w:t>，</w:t>
+      </w:r>
+      <w:r>
+        <w:rPr>
+          <w:rFonts w:hint="eastAsia" w:ascii="Times New Roman" w:hAnsi="Times New Roman" w:eastAsia="FangSong" w:cs="Times New Roman"/>
+        </w:rPr>
+        <w:t>在</w:t>
+      </w:r>
+      <w:r>
+        <w:rPr>
+          <w:rFonts w:hint="eastAsia" w:ascii="Times New Roman" w:hAnsi="Times New Roman" w:eastAsia="Times New Roman" w:cs="Times New Roman"/>
+        </w:rPr>
+        <w:t>……（</w:t>
+      </w:r>
+      <w:r>
+        <w:rPr>
+          <w:rFonts w:hint="eastAsia" w:ascii="Times New Roman" w:hAnsi="Times New Roman" w:eastAsia="FangSong" w:cs="Times New Roman"/>
+        </w:rPr>
+        <w:t>原文此处图注与正文分离</w:t>
+      </w:r>
+      <w:r>
+        <w:rPr>
+          <w:rFonts w:hint="eastAsia" w:ascii="Times New Roman" w:hAnsi="Times New Roman" w:eastAsia="Times New Roman" w:cs="Times New Roman"/>
+        </w:rPr>
+        <w:t>）</w:t>
+      </w:r>
+      <w:r>
+        <w:rPr>
+          <w:rFonts w:hint="eastAsia" w:ascii="Times New Roman" w:hAnsi="Times New Roman" w:eastAsia="FangSong" w:cs="Times New Roman"/>
+        </w:rPr>
+        <w:t>填入相应中间体</w:t>
+      </w:r>
+      <w:r>
+        <w:rPr>
+          <w:rFonts w:hint="eastAsia" w:ascii="Times New Roman" w:hAnsi="Times New Roman" w:eastAsia="Times New Roman" w:cs="Times New Roman"/>
+        </w:rPr>
+        <w:t>。</w:t>
+      </w:r>
+    </w:p>
+    <w:p>
+      <w:pPr>
+        <w:pStyle w:val="BodyText"/>
+        <w:spacing w:before="160" w:after="80"/>
+        <w:jc w:val="center"/>
+      </w:pPr>
+      <w:r>
+        <w:rPr>
+          <w:rFonts w:ascii="Times New Roman" w:hAnsi="Times New Roman" w:eastAsia="Times New Roman" w:cs="Times New Roman"/>
+        </w:rPr>
+        <w:drawing>
+          <wp:inline>
+            <wp:extent cx="3600000" cy="1953459"/>
+            <wp:effectExtent b="0" l="0" r="0" t="0"/>
+            <wp:docPr descr="" title="" id="570" name="Picture"/>
+            <a:graphic>
+              <a:graphicData uri="http://schemas.openxmlformats.org/drawingml/2006/picture">
+                <pic:pic>
+                  <pic:nvPicPr>
+                    <pic:cNvPr descr="611259171fb503216b35027091265b671156d84c3a2d7f1b572214d757a437a7.jpg" id="571" name="Picture"/>
+                    <pic:cNvPicPr>
+                      <a:picLocks noChangeArrowheads="1" noChangeAspect="1"/>
+                    </pic:cNvPicPr>
+                  </pic:nvPicPr>
+                  <pic:blipFill>
+                    <a:blip r:embed="rId569"/>
+                    <a:stretch>
+                      <a:fillRect/>
+                    </a:stretch>
+                  </pic:blipFill>
+                  <pic:spPr bwMode="auto">
+                    <a:xfrm>
+                      <a:off x="0" y="0"/>
+                      <a:ext cx="3600000" cy="1953459"/>
+                    </a:xfrm>
+                    <a:prstGeom prst="rect">
+                      <a:avLst/>
+                    </a:prstGeom>
+                    <a:noFill/>
+                    <a:ln w="9525">
+                      <a:noFill/>
+                      <a:headEnd/>
+                      <a:tailEnd/>
+                    </a:ln>
+                  </pic:spPr>
+                </pic:pic>
+              </a:graphicData>
+            </a:graphic>
+          </wp:inline>
+        </w:drawing>
+      </w:r>
+    </w:p>
+    <w:p>
+      <w:pPr>
+        <w:pStyle w:val="BodyText"/>
+      </w:pPr>
+      <w:r>
+        <w:rPr>
+          <w:rFonts w:ascii="Times New Roman" w:hAnsi="Times New Roman" w:eastAsia="Times New Roman" w:cs="Times New Roman"/>
+          <w:b/>
+          <w:bCs/>
+        </w:rPr>
+        <w:t xml:space="preserve">9.3.2</w:t>
+      </w:r>
+      <w:r>
+        <w:rPr>
+          <w:rFonts w:ascii="Times New Roman" w:hAnsi="Times New Roman" w:eastAsia="Times New Roman" w:cs="Times New Roman"/>
+        </w:rPr>
+        <w:t xml:space="preserve"> </w:t>
+      </w:r>
+      <w:r>
+        <w:rPr>
+          <w:rFonts w:hint="eastAsia" w:ascii="Times New Roman" w:hAnsi="Times New Roman" w:eastAsia="FangSong" w:cs="Times New Roman"/>
+        </w:rPr>
+        <w:t>推测下列各步的产物</w:t>
+      </w:r>
+      <w:r>
+        <w:rPr>
+          <w:rFonts w:hint="eastAsia" w:ascii="Times New Roman" w:hAnsi="Times New Roman" w:eastAsia="Times New Roman" w:cs="Times New Roman"/>
+        </w:rPr>
+        <w:t>：</w:t>
+      </w:r>
+    </w:p>
+    <w:p>
+      <w:pPr>
+        <w:pStyle w:val="Compact"/>
+        <w:numPr>
+          <w:ilvl w:val="0"/>
+          <w:numId w:val="1028"/>
+        </w:numPr>
+      </w:pPr>
+      <w:r>
+        <w:rPr>
+          <w:rFonts w:ascii="Times New Roman" w:hAnsi="Times New Roman" w:eastAsia="Times New Roman" w:cs="Times New Roman"/>
+          <w:b/>
+          <w:bCs/>
+        </w:rPr>
+        <w:t xml:space="preserve">9.3.2.1</w:t>
+      </w:r>
+    </w:p>
+    <w:p>
+      <w:pPr>
+        <w:pStyle w:val="Compact"/>
+        <w:numPr>
+          <w:ilvl w:val="0"/>
+          <w:numId w:val="1028"/>
+        </w:numPr>
+      </w:pPr>
+      <w:r>
+        <w:rPr>
+          <w:rFonts w:ascii="Times New Roman" w:hAnsi="Times New Roman" w:eastAsia="Times New Roman" w:cs="Times New Roman"/>
+          <w:b/>
+          <w:bCs/>
+        </w:rPr>
+        <w:t xml:space="preserve">9.3.2.2</w:t>
+      </w:r>
+    </w:p>
+    <w:p>
+      <w:pPr>
+        <w:pStyle w:val="Compact"/>
+        <w:numPr>
+          <w:ilvl w:val="0"/>
+          <w:numId w:val="1028"/>
+        </w:numPr>
+      </w:pPr>
+      <w:r>
+        <w:rPr>
+          <w:rFonts w:ascii="Times New Roman" w:hAnsi="Times New Roman" w:eastAsia="Times New Roman" w:cs="Times New Roman"/>
+          <w:b/>
+          <w:bCs/>
+        </w:rPr>
+        <w:t xml:space="preserve">9.3.2.3</w:t>
+      </w:r>
+    </w:p>
+    <w:p>
+      <w:pPr>
+        <w:pStyle w:val="Compact"/>
+        <w:numPr>
+          <w:ilvl w:val="0"/>
+          <w:numId w:val="1028"/>
+        </w:numPr>
+      </w:pPr>
+      <w:r>
+        <w:rPr>
+          <w:rFonts w:ascii="Times New Roman" w:hAnsi="Times New Roman" w:eastAsia="Times New Roman" w:cs="Times New Roman"/>
+          <w:b/>
+          <w:bCs/>
+        </w:rPr>
+        <w:t xml:space="preserve">9.3.2.4</w:t>
+      </w:r>
+    </w:p>
+    <w:p>
+      <w:pPr>
+        <w:pStyle w:val="FirstParagraph"/>
+        <w:spacing w:before="160" w:after="80"/>
+        <w:jc w:val="center"/>
+      </w:pPr>
+      <w:r>
+        <w:rPr>
+          <w:rFonts w:ascii="Times New Roman" w:hAnsi="Times New Roman" w:eastAsia="Times New Roman" w:cs="Times New Roman"/>
+        </w:rPr>
+        <w:drawing>
+          <wp:inline>
+            <wp:extent cx="3600000" cy="504741"/>
+            <wp:effectExtent b="0" l="0" r="0" t="0"/>
+            <wp:docPr descr="" title="" id="573" name="Picture"/>
+            <a:graphic>
+              <a:graphicData uri="http://schemas.openxmlformats.org/drawingml/2006/picture">
+                <pic:pic>
+                  <pic:nvPicPr>
+                    <pic:cNvPr descr="3fd70e948753703c2e172e5ccf1053d5fff7cdf577ce7665b97b2c6a332403ed.jpg" id="574" name="Picture"/>
+                    <pic:cNvPicPr>
+                      <a:picLocks noChangeArrowheads="1" noChangeAspect="1"/>
+                    </pic:cNvPicPr>
+                  </pic:nvPicPr>
+                  <pic:blipFill>
+                    <a:blip r:embed="rId572"/>
+                    <a:stretch>
+                      <a:fillRect/>
+                    </a:stretch>
+                  </pic:blipFill>
+                  <pic:spPr bwMode="auto">
+                    <a:xfrm>
+                      <a:off x="0" y="0"/>
+                      <a:ext cx="3600000" cy="504741"/>
+                    </a:xfrm>
+                    <a:prstGeom prst="rect">
+                      <a:avLst/>
+                    </a:prstGeom>
+                    <a:noFill/>
+                    <a:ln w="9525">
+                      <a:noFill/>
+                      <a:headEnd/>
+                      <a:tailEnd/>
+                    </a:ln>
+                  </pic:spPr>
+                </pic:pic>
+              </a:graphicData>
+            </a:graphic>
+          </wp:inline>
+        </w:drawing>
       </w:r>
     </w:p>
     <w:p>
@@ -35509,8 +38920,9 @@
         </w:pict>
       </w:r>
     </w:p>
-    <w:bookmarkEnd w:id="517"/>
-    <w:bookmarkStart w:id="518" w:name="前线轨道理论判断反应可行性"/>
+    <w:bookmarkEnd w:id="575"/>
+    <w:bookmarkEnd w:id="576"/>
+    <w:bookmarkStart w:id="577" w:name="diels-alder反应的endo-exo选择性"/>
     <w:p>
       <w:pPr>
         <w:pStyle w:val="Heading2"/>
@@ -35521,13 +38933,31 @@
         <w:rPr>
           <w:rFonts w:ascii="Times New Roman" w:hAnsi="Times New Roman" w:eastAsia="Times New Roman" w:cs="Times New Roman"/>
         </w:rPr>
-        <w:t xml:space="preserve">8.137 </w:t>
+        <w:t xml:space="preserve">8.138 </w:t>
+      </w:r>
+      <w:r>
+        <w:rPr>
+          <w:rFonts w:hint="eastAsia" w:ascii="Times New Roman" w:hAnsi="Times New Roman" w:eastAsia="Times New Roman" w:cs="Times New Roman"/>
+        </w:rPr>
+        <w:t>Diels-Alder</w:t>
       </w:r>
       <w:r>
         <w:rPr>
           <w:rFonts w:hint="eastAsia" w:ascii="Times New Roman" w:hAnsi="Times New Roman" w:eastAsia="SimHei" w:cs="Times New Roman"/>
         </w:rPr>
-        <w:t xml:space="preserve">前线轨道理论判断反应可行性</w:t>
+        <w:t>反应的</w:t>
+      </w:r>
+      <w:r>
+        <w:rPr>
+          <w:rFonts w:hint="eastAsia" w:ascii="Times New Roman" w:hAnsi="Times New Roman" w:eastAsia="Times New Roman" w:cs="Times New Roman"/>
+        </w:rPr>
+        <w:t>endo-exo</w:t>
+      </w:r>
+      <w:r>
+        <w:rPr>
+          <w:rFonts w:hint="eastAsia" w:ascii="Times New Roman" w:hAnsi="Times New Roman" w:eastAsia="SimHei" w:cs="Times New Roman"/>
+        </w:rPr>
+        <w:t>选择性</w:t>
       </w:r>
     </w:p>
     <w:p>
@@ -35536,45 +38966,51 @@
       </w:pPr>
       <w:r>
         <w:rPr>
-          <w:rFonts w:hint="eastAsia" w:ascii="Times New Roman" w:hAnsi="Times New Roman" w:eastAsia="FangSong" w:cs="Times New Roman"/>
-        </w:rPr>
-        <w:t>前线轨道理论</w:t>
-      </w:r>
-      <w:r>
-        <w:rPr>
-          <w:rFonts w:hint="eastAsia" w:ascii="Times New Roman" w:hAnsi="Times New Roman" w:eastAsia="Times New Roman" w:cs="Times New Roman"/>
-        </w:rPr>
-        <w:t>（FMO）</w:t>
-      </w:r>
-      <w:r>
-        <w:rPr>
-          <w:rFonts w:hint="eastAsia" w:ascii="Times New Roman" w:hAnsi="Times New Roman" w:eastAsia="FangSong" w:cs="Times New Roman"/>
-        </w:rPr>
-        <w:t>认为化学反应主要由</w:t>
-      </w:r>
-      <w:r>
-        <w:rPr>
-          <w:rFonts w:hint="eastAsia" w:ascii="Times New Roman" w:hAnsi="Times New Roman" w:eastAsia="Times New Roman" w:cs="Times New Roman"/>
-        </w:rPr>
-        <w:t>HOMO</w:t>
-      </w:r>
-      <w:r>
-        <w:rPr>
-          <w:rFonts w:hint="eastAsia" w:ascii="Times New Roman" w:hAnsi="Times New Roman" w:eastAsia="FangSong" w:cs="Times New Roman"/>
-        </w:rPr>
-        <w:t>和</w:t>
-      </w:r>
-      <w:r>
-        <w:rPr>
-          <w:rFonts w:hint="eastAsia" w:ascii="Times New Roman" w:hAnsi="Times New Roman" w:eastAsia="Times New Roman" w:cs="Times New Roman"/>
-        </w:rPr>
-        <w:t>LUMO</w:t>
-      </w:r>
-      <w:r>
-        <w:rPr>
-          <w:rFonts w:hint="eastAsia" w:ascii="Times New Roman" w:hAnsi="Times New Roman" w:eastAsia="FangSong" w:cs="Times New Roman"/>
-        </w:rPr>
-        <w:t>的相互作用决定</w:t>
+          <w:rFonts w:hint="eastAsia" w:ascii="Times New Roman" w:hAnsi="Times New Roman" w:eastAsia="Times New Roman" w:cs="Times New Roman"/>
+        </w:rPr>
+        <w:t>Diels-Alder</w:t>
+      </w:r>
+      <w:r>
+        <w:rPr>
+          <w:rFonts w:hint="eastAsia" w:ascii="Times New Roman" w:hAnsi="Times New Roman" w:eastAsia="FangSong" w:cs="Times New Roman"/>
+        </w:rPr>
+        <w:t>反应是</w:t>
+      </w:r>
+      <w:r>
+        <w:rPr>
+          <w:rFonts w:hint="eastAsia" w:ascii="Times New Roman" w:hAnsi="Times New Roman" w:eastAsia="Times New Roman" w:cs="Times New Roman"/>
+        </w:rPr>
+        <w:t>[4+2]</w:t>
+      </w:r>
+      <w:r>
+        <w:rPr>
+          <w:rFonts w:hint="eastAsia" w:ascii="Times New Roman" w:hAnsi="Times New Roman" w:eastAsia="FangSong" w:cs="Times New Roman"/>
+        </w:rPr>
+        <w:t>环加成反应</w:t>
+      </w:r>
+      <w:r>
+        <w:rPr>
+          <w:rFonts w:hint="eastAsia" w:ascii="Times New Roman" w:hAnsi="Times New Roman" w:eastAsia="Times New Roman" w:cs="Times New Roman"/>
+        </w:rPr>
+        <w:t>，</w:t>
+      </w:r>
+      <w:r>
+        <w:rPr>
+          <w:rFonts w:hint="eastAsia" w:ascii="Times New Roman" w:hAnsi="Times New Roman" w:eastAsia="FangSong" w:cs="Times New Roman"/>
+        </w:rPr>
+        <w:t>产物的</w:t>
+      </w:r>
+      <w:r>
+        <w:rPr>
+          <w:rFonts w:hint="eastAsia" w:ascii="Times New Roman" w:hAnsi="Times New Roman" w:eastAsia="Times New Roman" w:cs="Times New Roman"/>
+        </w:rPr>
+        <w:t>endo/exo</w:t>
+      </w:r>
+      <w:r>
+        <w:rPr>
+          <w:rFonts w:hint="eastAsia" w:ascii="Times New Roman" w:hAnsi="Times New Roman" w:eastAsia="FangSong" w:cs="Times New Roman"/>
+        </w:rPr>
+        <w:t>选择性由次级轨道相互作用决定</w:t>
       </w:r>
       <w:r>
         <w:rPr>
@@ -35617,7 +39053,49 @@
         <w:rPr>
           <w:rFonts w:hint="eastAsia" w:ascii="Times New Roman" w:hAnsi="Times New Roman" w:eastAsia="FangSong" w:cs="Times New Roman"/>
         </w:rPr>
-        <w:t xml:space="preserve">解释亲核试剂和亲电试剂分别由哪个前线轨道主导反应</w:t>
+        <w:t>画出</w:t>
+      </w:r>
+      <w:r>
+        <w:rPr>
+          <w:rFonts w:hint="eastAsia" w:ascii="Times New Roman" w:hAnsi="Times New Roman" w:eastAsia="Times New Roman" w:cs="Times New Roman"/>
+        </w:rPr>
+        <w:t>Diels-Alder</w:t>
+      </w:r>
+      <w:r>
+        <w:rPr>
+          <w:rFonts w:hint="eastAsia" w:ascii="Times New Roman" w:hAnsi="Times New Roman" w:eastAsia="FangSong" w:cs="Times New Roman"/>
+        </w:rPr>
+        <w:t>反应的环状过渡态</w:t>
+      </w:r>
+      <w:r>
+        <w:rPr>
+          <w:rFonts w:hint="eastAsia" w:ascii="Times New Roman" w:hAnsi="Times New Roman" w:eastAsia="Times New Roman" w:cs="Times New Roman"/>
+        </w:rPr>
+        <w:t>，</w:t>
+      </w:r>
+      <w:r>
+        <w:rPr>
+          <w:rFonts w:hint="eastAsia" w:ascii="Times New Roman" w:hAnsi="Times New Roman" w:eastAsia="FangSong" w:cs="Times New Roman"/>
+        </w:rPr>
+        <w:t>标明</w:t>
+      </w:r>
+      <w:r>
+        <w:rPr>
+          <w:rFonts w:hint="eastAsia" w:ascii="Times New Roman" w:hAnsi="Times New Roman" w:eastAsia="Times New Roman" w:cs="Times New Roman"/>
+        </w:rPr>
+        <w:t>suprafacial</w:t>
+      </w:r>
+      <w:r>
+        <w:rPr>
+          <w:rFonts w:hint="eastAsia" w:ascii="Times New Roman" w:hAnsi="Times New Roman" w:eastAsia="FangSong" w:cs="Times New Roman"/>
+        </w:rPr>
+        <w:t>和</w:t>
+      </w:r>
+      <w:r>
+        <w:rPr>
+          <w:rFonts w:hint="eastAsia" w:ascii="Times New Roman" w:hAnsi="Times New Roman" w:eastAsia="Times New Roman" w:cs="Times New Roman"/>
+        </w:rPr>
+        <w:t>antarafacial</w:t>
       </w:r>
       <w:r>
         <w:rPr>
@@ -35635,55 +39113,55 @@
         <w:rPr>
           <w:rFonts w:hint="eastAsia" w:ascii="Times New Roman" w:hAnsi="Times New Roman" w:eastAsia="FangSong" w:cs="Times New Roman"/>
         </w:rPr>
-        <w:t>在</w:t>
-      </w:r>
-      <w:r>
-        <w:rPr>
-          <w:rFonts w:hint="eastAsia" w:ascii="Times New Roman" w:hAnsi="Times New Roman" w:eastAsia="Times New Roman" w:cs="Times New Roman"/>
-        </w:rPr>
-        <w:t>Diels-Alder</w:t>
-      </w:r>
-      <w:r>
-        <w:rPr>
-          <w:rFonts w:hint="eastAsia" w:ascii="Times New Roman" w:hAnsi="Times New Roman" w:eastAsia="FangSong" w:cs="Times New Roman"/>
-        </w:rPr>
-        <w:t>反应中</w:t>
-      </w:r>
-      <w:r>
-        <w:rPr>
-          <w:rFonts w:hint="eastAsia" w:ascii="Times New Roman" w:hAnsi="Times New Roman" w:eastAsia="Times New Roman" w:cs="Times New Roman"/>
-        </w:rPr>
-        <w:t>，</w:t>
-      </w:r>
-      <w:r>
-        <w:rPr>
-          <w:rFonts w:hint="eastAsia" w:ascii="Times New Roman" w:hAnsi="Times New Roman" w:eastAsia="FangSong" w:cs="Times New Roman"/>
-        </w:rPr>
-        <w:t>哪个组分的</w:t>
-      </w:r>
-      <w:r>
-        <w:rPr>
-          <w:rFonts w:hint="eastAsia" w:ascii="Times New Roman" w:hAnsi="Times New Roman" w:eastAsia="Times New Roman" w:cs="Times New Roman"/>
-        </w:rPr>
-        <w:t>HOMO</w:t>
-      </w:r>
-      <w:r>
-        <w:rPr>
-          <w:rFonts w:hint="eastAsia" w:ascii="Times New Roman" w:hAnsi="Times New Roman" w:eastAsia="FangSong" w:cs="Times New Roman"/>
-        </w:rPr>
-        <w:t>与哪个组分的</w:t>
-      </w:r>
-      <w:r>
-        <w:rPr>
-          <w:rFonts w:hint="eastAsia" w:ascii="Times New Roman" w:hAnsi="Times New Roman" w:eastAsia="Times New Roman" w:cs="Times New Roman"/>
-        </w:rPr>
-        <w:t>LUMO</w:t>
-      </w:r>
-      <w:r>
-        <w:rPr>
-          <w:rFonts w:hint="eastAsia" w:ascii="Times New Roman" w:hAnsi="Times New Roman" w:eastAsia="FangSong" w:cs="Times New Roman"/>
-        </w:rPr>
-        <w:t>相互作用</w:t>
+        <w:t>解释</w:t>
+      </w:r>
+      <w:r>
+        <w:rPr>
+          <w:rFonts w:hint="eastAsia" w:ascii="Times New Roman" w:hAnsi="Times New Roman" w:eastAsia="Times New Roman" w:cs="Times New Roman"/>
+        </w:rPr>
+        <w:t>endo</w:t>
+      </w:r>
+      <w:r>
+        <w:rPr>
+          <w:rFonts w:hint="eastAsia" w:ascii="Times New Roman" w:hAnsi="Times New Roman" w:eastAsia="FangSong" w:cs="Times New Roman"/>
+        </w:rPr>
+        <w:t>规则</w:t>
+      </w:r>
+      <w:r>
+        <w:rPr>
+          <w:rFonts w:hint="eastAsia" w:ascii="Times New Roman" w:hAnsi="Times New Roman" w:eastAsia="Times New Roman" w:cs="Times New Roman"/>
+        </w:rPr>
+        <w:t>（Alder</w:t>
+      </w:r>
+      <w:r>
+        <w:rPr>
+          <w:rFonts w:hint="eastAsia" w:ascii="Times New Roman" w:hAnsi="Times New Roman" w:eastAsia="FangSong" w:cs="Times New Roman"/>
+        </w:rPr>
+        <w:t>规则</w:t>
+      </w:r>
+      <w:r>
+        <w:rPr>
+          <w:rFonts w:hint="eastAsia" w:ascii="Times New Roman" w:hAnsi="Times New Roman" w:eastAsia="Times New Roman" w:cs="Times New Roman"/>
+        </w:rPr>
+        <w:t>）：</w:t>
+      </w:r>
+      <w:r>
+        <w:rPr>
+          <w:rFonts w:hint="eastAsia" w:ascii="Times New Roman" w:hAnsi="Times New Roman" w:eastAsia="FangSong" w:cs="Times New Roman"/>
+        </w:rPr>
+        <w:t>为什么</w:t>
+      </w:r>
+      <w:r>
+        <w:rPr>
+          <w:rFonts w:hint="eastAsia" w:ascii="Times New Roman" w:hAnsi="Times New Roman" w:eastAsia="Times New Roman" w:cs="Times New Roman"/>
+        </w:rPr>
+        <w:t>endo</w:t>
+      </w:r>
+      <w:r>
+        <w:rPr>
+          <w:rFonts w:hint="eastAsia" w:ascii="Times New Roman" w:hAnsi="Times New Roman" w:eastAsia="FangSong" w:cs="Times New Roman"/>
+        </w:rPr>
+        <w:t>产物通常是动力学产物</w:t>
       </w:r>
       <w:r>
         <w:rPr>
@@ -35707,19 +39185,19 @@
         <w:rPr>
           <w:rFonts w:hint="eastAsia" w:ascii="Times New Roman" w:hAnsi="Times New Roman" w:eastAsia="FangSong" w:cs="Times New Roman"/>
         </w:rPr>
-        <w:t>推电子基团连在双烯体上时</w:t>
-      </w:r>
-      <w:r>
-        <w:rPr>
-          <w:rFonts w:hint="eastAsia" w:ascii="Times New Roman" w:hAnsi="Times New Roman" w:eastAsia="Times New Roman" w:cs="Times New Roman"/>
-        </w:rPr>
-        <w:t>，HOMO</w:t>
-      </w:r>
-      <w:r>
-        <w:rPr>
-          <w:rFonts w:hint="eastAsia" w:ascii="Times New Roman" w:hAnsi="Times New Roman" w:eastAsia="FangSong" w:cs="Times New Roman"/>
-        </w:rPr>
-        <w:t>能量如何变化</w:t>
+        <w:t>次级轨道相互作用如何稳定</w:t>
+      </w:r>
+      <w:r>
+        <w:rPr>
+          <w:rFonts w:hint="eastAsia" w:ascii="Times New Roman" w:hAnsi="Times New Roman" w:eastAsia="Times New Roman" w:cs="Times New Roman"/>
+        </w:rPr>
+        <w:t>endo</w:t>
+      </w:r>
+      <w:r>
+        <w:rPr>
+          <w:rFonts w:hint="eastAsia" w:ascii="Times New Roman" w:hAnsi="Times New Roman" w:eastAsia="FangSong" w:cs="Times New Roman"/>
+        </w:rPr>
+        <w:t>过渡态</w:t>
       </w:r>
       <w:r>
         <w:rPr>
@@ -35729,18 +39207,6 @@
       </w:r>
       <w:r>
         <w:rPr>
-          <w:rFonts w:hint="eastAsia" w:ascii="Times New Roman" w:hAnsi="Times New Roman" w:eastAsia="FangSong" w:cs="Times New Roman"/>
-        </w:rPr>
-        <w:t>这对反应速率有何影响</w:t>
-      </w:r>
-      <w:r>
-        <w:rPr>
-          <w:rFonts w:hint="eastAsia" w:ascii="Times New Roman" w:hAnsi="Times New Roman" w:eastAsia="Times New Roman" w:cs="Times New Roman"/>
-        </w:rPr>
-        <w:t>？</w:t>
-      </w:r>
-      <w:r>
-        <w:rPr>
           <w:rFonts w:ascii="Times New Roman" w:hAnsi="Times New Roman" w:eastAsia="Times New Roman" w:cs="Times New Roman"/>
         </w:rPr>
         <w:t xml:space="preserve"> </w:t>
@@ -35755,43 +39221,19 @@
         <w:rPr>
           <w:rFonts w:hint="eastAsia" w:ascii="Times New Roman" w:hAnsi="Times New Roman" w:eastAsia="FangSong" w:cs="Times New Roman"/>
         </w:rPr>
-        <w:t>反电子需求的</w:t>
-      </w:r>
-      <w:r>
-        <w:rPr>
-          <w:rFonts w:hint="eastAsia" w:ascii="Times New Roman" w:hAnsi="Times New Roman" w:eastAsia="Times New Roman" w:cs="Times New Roman"/>
-        </w:rPr>
-        <w:t>Diels-Alder</w:t>
-      </w:r>
-      <w:r>
-        <w:rPr>
-          <w:rFonts w:hint="eastAsia" w:ascii="Times New Roman" w:hAnsi="Times New Roman" w:eastAsia="FangSong" w:cs="Times New Roman"/>
-        </w:rPr>
-        <w:t>反应是什么</w:t>
-      </w:r>
-      <w:r>
-        <w:rPr>
-          <w:rFonts w:hint="eastAsia" w:ascii="Times New Roman" w:hAnsi="Times New Roman" w:eastAsia="Times New Roman" w:cs="Times New Roman"/>
-        </w:rPr>
-        <w:t>？</w:t>
-      </w:r>
-      <w:r>
-        <w:rPr>
-          <w:rFonts w:hint="eastAsia" w:ascii="Times New Roman" w:hAnsi="Times New Roman" w:eastAsia="FangSong" w:cs="Times New Roman"/>
-        </w:rPr>
-        <w:t>其轨道相互作用与正常</w:t>
-      </w:r>
-      <w:r>
-        <w:rPr>
-          <w:rFonts w:hint="eastAsia" w:ascii="Times New Roman" w:hAnsi="Times New Roman" w:eastAsia="Times New Roman" w:cs="Times New Roman"/>
-        </w:rPr>
-        <w:t>DA</w:t>
-      </w:r>
-      <w:r>
-        <w:rPr>
-          <w:rFonts w:hint="eastAsia" w:ascii="Times New Roman" w:hAnsi="Times New Roman" w:eastAsia="FangSong" w:cs="Times New Roman"/>
-        </w:rPr>
-        <w:t>反应有何不同</w:t>
+        <w:t>在什么条件下</w:t>
+      </w:r>
+      <w:r>
+        <w:rPr>
+          <w:rFonts w:hint="eastAsia" w:ascii="Times New Roman" w:hAnsi="Times New Roman" w:eastAsia="Times New Roman" w:cs="Times New Roman"/>
+        </w:rPr>
+        <w:t>exo</w:t>
+      </w:r>
+      <w:r>
+        <w:rPr>
+          <w:rFonts w:hint="eastAsia" w:ascii="Times New Roman" w:hAnsi="Times New Roman" w:eastAsia="FangSong" w:cs="Times New Roman"/>
+        </w:rPr>
+        <w:t>产物可以成为主要产物</w:t>
       </w:r>
       <w:r>
         <w:rPr>
@@ -35810,8 +39252,8 @@
         </w:pict>
       </w:r>
     </w:p>
-    <w:bookmarkEnd w:id="518"/>
-    <w:bookmarkStart w:id="519" w:name="逆环加成与重排串联反应的应"/>
+    <w:bookmarkEnd w:id="577"/>
+    <w:bookmarkStart w:id="578" w:name="前线轨道理论判断反应可行性"/>
     <w:p>
       <w:pPr>
         <w:pStyle w:val="Heading2"/>
@@ -35822,13 +39264,13 @@
         <w:rPr>
           <w:rFonts w:ascii="Times New Roman" w:hAnsi="Times New Roman" w:eastAsia="Times New Roman" w:cs="Times New Roman"/>
         </w:rPr>
-        <w:t xml:space="preserve">8.138 </w:t>
+        <w:t xml:space="preserve">8.139 </w:t>
       </w:r>
       <w:r>
         <w:rPr>
           <w:rFonts w:hint="eastAsia" w:ascii="Times New Roman" w:hAnsi="Times New Roman" w:eastAsia="SimHei" w:cs="Times New Roman"/>
         </w:rPr>
-        <w:t xml:space="preserve">逆环加成与重排串联反应的应</w:t>
+        <w:t xml:space="preserve">前线轨道理论判断反应可行性</w:t>
       </w:r>
     </w:p>
     <w:p>
@@ -35839,19 +39281,43 @@
         <w:rPr>
           <w:rFonts w:hint="eastAsia" w:ascii="Times New Roman" w:hAnsi="Times New Roman" w:eastAsia="FangSong" w:cs="Times New Roman"/>
         </w:rPr>
-        <w:t>重排过程实质上是逆环加成和正向环加成的连续反应</w:t>
-      </w:r>
-      <w:r>
-        <w:rPr>
-          <w:rFonts w:hint="eastAsia" w:ascii="Times New Roman" w:hAnsi="Times New Roman" w:eastAsia="Times New Roman" w:cs="Times New Roman"/>
-        </w:rPr>
-        <w:t>，</w:t>
-      </w:r>
-      <w:r>
-        <w:rPr>
-          <w:rFonts w:hint="eastAsia" w:ascii="Times New Roman" w:hAnsi="Times New Roman" w:eastAsia="FangSong" w:cs="Times New Roman"/>
-        </w:rPr>
-        <w:t>在有机合成中有重要应用</w:t>
+        <w:t>前线轨道理论</w:t>
+      </w:r>
+      <w:r>
+        <w:rPr>
+          <w:rFonts w:hint="eastAsia" w:ascii="Times New Roman" w:hAnsi="Times New Roman" w:eastAsia="Times New Roman" w:cs="Times New Roman"/>
+        </w:rPr>
+        <w:t>（FMO）</w:t>
+      </w:r>
+      <w:r>
+        <w:rPr>
+          <w:rFonts w:hint="eastAsia" w:ascii="Times New Roman" w:hAnsi="Times New Roman" w:eastAsia="FangSong" w:cs="Times New Roman"/>
+        </w:rPr>
+        <w:t>认为化学反应主要由</w:t>
+      </w:r>
+      <w:r>
+        <w:rPr>
+          <w:rFonts w:hint="eastAsia" w:ascii="Times New Roman" w:hAnsi="Times New Roman" w:eastAsia="Times New Roman" w:cs="Times New Roman"/>
+        </w:rPr>
+        <w:t>HOMO</w:t>
+      </w:r>
+      <w:r>
+        <w:rPr>
+          <w:rFonts w:hint="eastAsia" w:ascii="Times New Roman" w:hAnsi="Times New Roman" w:eastAsia="FangSong" w:cs="Times New Roman"/>
+        </w:rPr>
+        <w:t>和</w:t>
+      </w:r>
+      <w:r>
+        <w:rPr>
+          <w:rFonts w:hint="eastAsia" w:ascii="Times New Roman" w:hAnsi="Times New Roman" w:eastAsia="Times New Roman" w:cs="Times New Roman"/>
+        </w:rPr>
+        <w:t>LUMO</w:t>
+      </w:r>
+      <w:r>
+        <w:rPr>
+          <w:rFonts w:hint="eastAsia" w:ascii="Times New Roman" w:hAnsi="Times New Roman" w:eastAsia="FangSong" w:cs="Times New Roman"/>
+        </w:rPr>
+        <w:t>的相互作用决定</w:t>
       </w:r>
       <w:r>
         <w:rPr>
@@ -35894,7 +39360,37 @@
         <w:rPr>
           <w:rFonts w:hint="eastAsia" w:ascii="Times New Roman" w:hAnsi="Times New Roman" w:eastAsia="FangSong" w:cs="Times New Roman"/>
         </w:rPr>
-        <w:t>臭氧与烯烃反应后</w:t>
+        <w:t xml:space="preserve">解释亲核试剂和亲电试剂分别由哪个前线轨道主导反应</w:t>
+      </w:r>
+      <w:r>
+        <w:rPr>
+          <w:rFonts w:ascii="Times New Roman" w:hAnsi="Times New Roman" w:eastAsia="Times New Roman" w:cs="Times New Roman"/>
+        </w:rPr>
+        <w:t xml:space="preserve"> </w:t>
+      </w:r>
+      <w:r>
+        <w:rPr>
+          <w:rFonts w:ascii="Times New Roman" w:hAnsi="Times New Roman" w:eastAsia="Times New Roman" w:cs="Times New Roman"/>
+        </w:rPr>
+        <w:t xml:space="preserve">2. </w:t>
+      </w:r>
+      <w:r>
+        <w:rPr>
+          <w:rFonts w:hint="eastAsia" w:ascii="Times New Roman" w:hAnsi="Times New Roman" w:eastAsia="FangSong" w:cs="Times New Roman"/>
+        </w:rPr>
+        <w:t>在</w:t>
+      </w:r>
+      <w:r>
+        <w:rPr>
+          <w:rFonts w:hint="eastAsia" w:ascii="Times New Roman" w:hAnsi="Times New Roman" w:eastAsia="Times New Roman" w:cs="Times New Roman"/>
+        </w:rPr>
+        <w:t>Diels-Alder</w:t>
+      </w:r>
+      <w:r>
+        <w:rPr>
+          <w:rFonts w:hint="eastAsia" w:ascii="Times New Roman" w:hAnsi="Times New Roman" w:eastAsia="FangSong" w:cs="Times New Roman"/>
+        </w:rPr>
+        <w:t>反应中</w:t>
       </w:r>
       <w:r>
         <w:rPr>
@@ -35906,7 +39402,31 @@
         <w:rPr>
           <w:rFonts w:hint="eastAsia" w:ascii="Times New Roman" w:hAnsi="Times New Roman" w:eastAsia="FangSong" w:cs="Times New Roman"/>
         </w:rPr>
-        <w:t>为什么直接加水条件下会获得羰基化合物</w:t>
+        <w:t>哪个组分的</w:t>
+      </w:r>
+      <w:r>
+        <w:rPr>
+          <w:rFonts w:hint="eastAsia" w:ascii="Times New Roman" w:hAnsi="Times New Roman" w:eastAsia="Times New Roman" w:cs="Times New Roman"/>
+        </w:rPr>
+        <w:t>HOMO</w:t>
+      </w:r>
+      <w:r>
+        <w:rPr>
+          <w:rFonts w:hint="eastAsia" w:ascii="Times New Roman" w:hAnsi="Times New Roman" w:eastAsia="FangSong" w:cs="Times New Roman"/>
+        </w:rPr>
+        <w:t>与哪个组分的</w:t>
+      </w:r>
+      <w:r>
+        <w:rPr>
+          <w:rFonts w:hint="eastAsia" w:ascii="Times New Roman" w:hAnsi="Times New Roman" w:eastAsia="Times New Roman" w:cs="Times New Roman"/>
+        </w:rPr>
+        <w:t>LUMO</w:t>
+      </w:r>
+      <w:r>
+        <w:rPr>
+          <w:rFonts w:hint="eastAsia" w:ascii="Times New Roman" w:hAnsi="Times New Roman" w:eastAsia="FangSong" w:cs="Times New Roman"/>
+        </w:rPr>
+        <w:t>相互作用</w:t>
       </w:r>
       <w:r>
         <w:rPr>
@@ -35924,25 +39444,43 @@
         <w:rPr>
           <w:rFonts w:ascii="Times New Roman" w:hAnsi="Times New Roman" w:eastAsia="Times New Roman" w:cs="Times New Roman"/>
         </w:rPr>
-        <w:t xml:space="preserve">2. </w:t>
-      </w:r>
-      <w:r>
-        <w:rPr>
-          <w:rFonts w:hint="eastAsia" w:ascii="Times New Roman" w:hAnsi="Times New Roman" w:eastAsia="FangSong" w:cs="Times New Roman"/>
-        </w:rPr>
-        <w:t>说明含硫取代产物生成</w:t>
-      </w:r>
-      <w:r>
-        <w:rPr>
-          <w:rFonts w:hint="eastAsia" w:ascii="Times New Roman" w:hAnsi="Times New Roman" w:eastAsia="Times New Roman" w:cs="Times New Roman"/>
-        </w:rPr>
-        <w:t>DMSO</w:t>
-      </w:r>
-      <w:r>
-        <w:rPr>
-          <w:rFonts w:hint="eastAsia" w:ascii="Times New Roman" w:hAnsi="Times New Roman" w:eastAsia="FangSong" w:cs="Times New Roman"/>
-        </w:rPr>
-        <w:t>的机理</w:t>
+        <w:t xml:space="preserve">3. </w:t>
+      </w:r>
+      <w:r>
+        <w:rPr>
+          <w:rFonts w:hint="eastAsia" w:ascii="Times New Roman" w:hAnsi="Times New Roman" w:eastAsia="FangSong" w:cs="Times New Roman"/>
+        </w:rPr>
+        <w:t>推电子基团连在双烯体上时</w:t>
+      </w:r>
+      <w:r>
+        <w:rPr>
+          <w:rFonts w:hint="eastAsia" w:ascii="Times New Roman" w:hAnsi="Times New Roman" w:eastAsia="Times New Roman" w:cs="Times New Roman"/>
+        </w:rPr>
+        <w:t>，HOMO</w:t>
+      </w:r>
+      <w:r>
+        <w:rPr>
+          <w:rFonts w:hint="eastAsia" w:ascii="Times New Roman" w:hAnsi="Times New Roman" w:eastAsia="FangSong" w:cs="Times New Roman"/>
+        </w:rPr>
+        <w:t>能量如何变化</w:t>
+      </w:r>
+      <w:r>
+        <w:rPr>
+          <w:rFonts w:hint="eastAsia" w:ascii="Times New Roman" w:hAnsi="Times New Roman" w:eastAsia="Times New Roman" w:cs="Times New Roman"/>
+        </w:rPr>
+        <w:t>？</w:t>
+      </w:r>
+      <w:r>
+        <w:rPr>
+          <w:rFonts w:hint="eastAsia" w:ascii="Times New Roman" w:hAnsi="Times New Roman" w:eastAsia="FangSong" w:cs="Times New Roman"/>
+        </w:rPr>
+        <w:t>这对反应速率有何影响</w:t>
+      </w:r>
+      <w:r>
+        <w:rPr>
+          <w:rFonts w:hint="eastAsia" w:ascii="Times New Roman" w:hAnsi="Times New Roman" w:eastAsia="Times New Roman" w:cs="Times New Roman"/>
+        </w:rPr>
+        <w:t>？</w:t>
       </w:r>
       <w:r>
         <w:rPr>
@@ -35954,13 +39492,25 @@
         <w:rPr>
           <w:rFonts w:ascii="Times New Roman" w:hAnsi="Times New Roman" w:eastAsia="Times New Roman" w:cs="Times New Roman"/>
         </w:rPr>
-        <w:t xml:space="preserve">3. </w:t>
-      </w:r>
-      <w:r>
-        <w:rPr>
-          <w:rFonts w:hint="eastAsia" w:ascii="Times New Roman" w:hAnsi="Times New Roman" w:eastAsia="FangSong" w:cs="Times New Roman"/>
-        </w:rPr>
-        <w:t>为什么说所有中环反应都具有可逆性</w:t>
+        <w:t xml:space="preserve">4. </w:t>
+      </w:r>
+      <w:r>
+        <w:rPr>
+          <w:rFonts w:hint="eastAsia" w:ascii="Times New Roman" w:hAnsi="Times New Roman" w:eastAsia="FangSong" w:cs="Times New Roman"/>
+        </w:rPr>
+        <w:t>反电子需求的</w:t>
+      </w:r>
+      <w:r>
+        <w:rPr>
+          <w:rFonts w:hint="eastAsia" w:ascii="Times New Roman" w:hAnsi="Times New Roman" w:eastAsia="Times New Roman" w:cs="Times New Roman"/>
+        </w:rPr>
+        <w:t>Diels-Alder</w:t>
+      </w:r>
+      <w:r>
+        <w:rPr>
+          <w:rFonts w:hint="eastAsia" w:ascii="Times New Roman" w:hAnsi="Times New Roman" w:eastAsia="FangSong" w:cs="Times New Roman"/>
+        </w:rPr>
+        <w:t>反应是什么</w:t>
       </w:r>
       <w:r>
         <w:rPr>
@@ -35970,33 +39520,27 @@
       </w:r>
       <w:r>
         <w:rPr>
-          <w:rFonts w:ascii="Times New Roman" w:hAnsi="Times New Roman" w:eastAsia="Times New Roman" w:cs="Times New Roman"/>
-        </w:rPr>
-        <w:t xml:space="preserve"> </w:t>
-      </w:r>
-      <w:r>
-        <w:rPr>
-          <w:rFonts w:ascii="Times New Roman" w:hAnsi="Times New Roman" w:eastAsia="Times New Roman" w:cs="Times New Roman"/>
-        </w:rPr>
-        <w:t xml:space="preserve">4. </w:t>
-      </w:r>
-      <w:r>
-        <w:rPr>
-          <w:rFonts w:hint="eastAsia" w:ascii="Times New Roman" w:hAnsi="Times New Roman" w:eastAsia="FangSong" w:cs="Times New Roman"/>
-        </w:rPr>
-        <w:t>给出一个利用逆环加成</w:t>
-      </w:r>
-      <w:r>
-        <w:rPr>
-          <w:rFonts w:hint="eastAsia" w:ascii="Times New Roman" w:hAnsi="Times New Roman" w:eastAsia="Times New Roman" w:cs="Times New Roman"/>
-        </w:rPr>
-        <w:t>-</w:t>
-      </w:r>
-      <w:r>
-        <w:rPr>
-          <w:rFonts w:hint="eastAsia" w:ascii="Times New Roman" w:hAnsi="Times New Roman" w:eastAsia="FangSong" w:cs="Times New Roman"/>
-        </w:rPr>
-        <w:t>重排串联反应在全合成中的应用实例</w:t>
+          <w:rFonts w:hint="eastAsia" w:ascii="Times New Roman" w:hAnsi="Times New Roman" w:eastAsia="FangSong" w:cs="Times New Roman"/>
+        </w:rPr>
+        <w:t>其轨道相互作用与正常</w:t>
+      </w:r>
+      <w:r>
+        <w:rPr>
+          <w:rFonts w:hint="eastAsia" w:ascii="Times New Roman" w:hAnsi="Times New Roman" w:eastAsia="Times New Roman" w:cs="Times New Roman"/>
+        </w:rPr>
+        <w:t>DA</w:t>
+      </w:r>
+      <w:r>
+        <w:rPr>
+          <w:rFonts w:hint="eastAsia" w:ascii="Times New Roman" w:hAnsi="Times New Roman" w:eastAsia="FangSong" w:cs="Times New Roman"/>
+        </w:rPr>
+        <w:t>反应有何不同</w:t>
+      </w:r>
+      <w:r>
+        <w:rPr>
+          <w:rFonts w:hint="eastAsia" w:ascii="Times New Roman" w:hAnsi="Times New Roman" w:eastAsia="Times New Roman" w:cs="Times New Roman"/>
+        </w:rPr>
+        <w:t>？</w:t>
       </w:r>
     </w:p>
     <w:p>
@@ -36009,8 +39553,8 @@
         </w:pict>
       </w:r>
     </w:p>
-    <w:bookmarkEnd w:id="519"/>
-    <w:bookmarkStart w:id="520" w:name="分子轨道对称性守恒与周环反应选择"/>
+    <w:bookmarkEnd w:id="578"/>
+    <w:bookmarkStart w:id="579" w:name="逆环加成与重排串联反应的应"/>
     <w:p>
       <w:pPr>
         <w:pStyle w:val="Heading2"/>
@@ -36021,13 +39565,13 @@
         <w:rPr>
           <w:rFonts w:ascii="Times New Roman" w:hAnsi="Times New Roman" w:eastAsia="Times New Roman" w:cs="Times New Roman"/>
         </w:rPr>
-        <w:t xml:space="preserve">8.139 </w:t>
+        <w:t xml:space="preserve">8.140 </w:t>
       </w:r>
       <w:r>
         <w:rPr>
           <w:rFonts w:hint="eastAsia" w:ascii="Times New Roman" w:hAnsi="Times New Roman" w:eastAsia="SimHei" w:cs="Times New Roman"/>
         </w:rPr>
-        <w:t xml:space="preserve">分子轨道对称性守恒与周环反应选择</w:t>
+        <w:t xml:space="preserve">逆环加成与重排串联反应的应</w:t>
       </w:r>
     </w:p>
     <w:p>
@@ -36036,15 +39580,21 @@
       </w:pPr>
       <w:r>
         <w:rPr>
-          <w:rFonts w:hint="eastAsia" w:ascii="Times New Roman" w:hAnsi="Times New Roman" w:eastAsia="Times New Roman" w:cs="Times New Roman"/>
-        </w:rPr>
-        <w:t>Woodward-Hoffmann</w:t>
-      </w:r>
-      <w:r>
-        <w:rPr>
-          <w:rFonts w:hint="eastAsia" w:ascii="Times New Roman" w:hAnsi="Times New Roman" w:eastAsia="FangSong" w:cs="Times New Roman"/>
-        </w:rPr>
-        <w:t>规则通过分子轨道对称性守恒判断周环反应的允许性</w:t>
+          <w:rFonts w:hint="eastAsia" w:ascii="Times New Roman" w:hAnsi="Times New Roman" w:eastAsia="FangSong" w:cs="Times New Roman"/>
+        </w:rPr>
+        <w:t>重排过程实质上是逆环加成和正向环加成的连续反应</w:t>
+      </w:r>
+      <w:r>
+        <w:rPr>
+          <w:rFonts w:hint="eastAsia" w:ascii="Times New Roman" w:hAnsi="Times New Roman" w:eastAsia="Times New Roman" w:cs="Times New Roman"/>
+        </w:rPr>
+        <w:t>，</w:t>
+      </w:r>
+      <w:r>
+        <w:rPr>
+          <w:rFonts w:hint="eastAsia" w:ascii="Times New Roman" w:hAnsi="Times New Roman" w:eastAsia="FangSong" w:cs="Times New Roman"/>
+        </w:rPr>
+        <w:t>在有机合成中有重要应用</w:t>
       </w:r>
       <w:r>
         <w:rPr>
@@ -36087,19 +39637,25 @@
         <w:rPr>
           <w:rFonts w:hint="eastAsia" w:ascii="Times New Roman" w:hAnsi="Times New Roman" w:eastAsia="FangSong" w:cs="Times New Roman"/>
         </w:rPr>
-        <w:t>说明</w:t>
-      </w:r>
-      <w:r>
-        <w:rPr>
-          <w:rFonts w:hint="eastAsia" w:ascii="Times New Roman" w:hAnsi="Times New Roman" w:eastAsia="Times New Roman" w:cs="Times New Roman"/>
-        </w:rPr>
-        <w:t>HOMO-LUMO</w:t>
-      </w:r>
-      <w:r>
-        <w:rPr>
-          <w:rFonts w:hint="eastAsia" w:ascii="Times New Roman" w:hAnsi="Times New Roman" w:eastAsia="FangSong" w:cs="Times New Roman"/>
-        </w:rPr>
-        <w:t>相互作用在环加成反应中的作用</w:t>
+        <w:t>臭氧与烯烃反应后</w:t>
+      </w:r>
+      <w:r>
+        <w:rPr>
+          <w:rFonts w:hint="eastAsia" w:ascii="Times New Roman" w:hAnsi="Times New Roman" w:eastAsia="Times New Roman" w:cs="Times New Roman"/>
+        </w:rPr>
+        <w:t>，</w:t>
+      </w:r>
+      <w:r>
+        <w:rPr>
+          <w:rFonts w:hint="eastAsia" w:ascii="Times New Roman" w:hAnsi="Times New Roman" w:eastAsia="FangSong" w:cs="Times New Roman"/>
+        </w:rPr>
+        <w:t>为什么直接加水条件下会获得羰基化合物</w:t>
+      </w:r>
+      <w:r>
+        <w:rPr>
+          <w:rFonts w:hint="eastAsia" w:ascii="Times New Roman" w:hAnsi="Times New Roman" w:eastAsia="Times New Roman" w:cs="Times New Roman"/>
+        </w:rPr>
+        <w:t>？</w:t>
       </w:r>
       <w:r>
         <w:rPr>
@@ -36115,15 +39671,39 @@
       </w:r>
       <w:r>
         <w:rPr>
-          <w:rFonts w:hint="eastAsia" w:ascii="Times New Roman" w:hAnsi="Times New Roman" w:eastAsia="Times New Roman" w:cs="Times New Roman"/>
-        </w:rPr>
-        <w:t>[4+2]</w:t>
-      </w:r>
-      <w:r>
-        <w:rPr>
-          <w:rFonts w:hint="eastAsia" w:ascii="Times New Roman" w:hAnsi="Times New Roman" w:eastAsia="FangSong" w:cs="Times New Roman"/>
-        </w:rPr>
-        <w:t>环加成反应在热条件下是允许的还是禁阻的</w:t>
+          <w:rFonts w:hint="eastAsia" w:ascii="Times New Roman" w:hAnsi="Times New Roman" w:eastAsia="FangSong" w:cs="Times New Roman"/>
+        </w:rPr>
+        <w:t>说明含硫取代产物生成</w:t>
+      </w:r>
+      <w:r>
+        <w:rPr>
+          <w:rFonts w:hint="eastAsia" w:ascii="Times New Roman" w:hAnsi="Times New Roman" w:eastAsia="Times New Roman" w:cs="Times New Roman"/>
+        </w:rPr>
+        <w:t>DMSO</w:t>
+      </w:r>
+      <w:r>
+        <w:rPr>
+          <w:rFonts w:hint="eastAsia" w:ascii="Times New Roman" w:hAnsi="Times New Roman" w:eastAsia="FangSong" w:cs="Times New Roman"/>
+        </w:rPr>
+        <w:t>的机理</w:t>
+      </w:r>
+      <w:r>
+        <w:rPr>
+          <w:rFonts w:ascii="Times New Roman" w:hAnsi="Times New Roman" w:eastAsia="Times New Roman" w:cs="Times New Roman"/>
+        </w:rPr>
+        <w:t xml:space="preserve"> </w:t>
+      </w:r>
+      <w:r>
+        <w:rPr>
+          <w:rFonts w:ascii="Times New Roman" w:hAnsi="Times New Roman" w:eastAsia="Times New Roman" w:cs="Times New Roman"/>
+        </w:rPr>
+        <w:t xml:space="preserve">3. </w:t>
+      </w:r>
+      <w:r>
+        <w:rPr>
+          <w:rFonts w:hint="eastAsia" w:ascii="Times New Roman" w:hAnsi="Times New Roman" w:eastAsia="FangSong" w:cs="Times New Roman"/>
+        </w:rPr>
+        <w:t>为什么说所有中环反应都具有可逆性</w:t>
       </w:r>
       <w:r>
         <w:rPr>
@@ -36133,18 +39713,6 @@
       </w:r>
       <w:r>
         <w:rPr>
-          <w:rFonts w:hint="eastAsia" w:ascii="Times New Roman" w:hAnsi="Times New Roman" w:eastAsia="FangSong" w:cs="Times New Roman"/>
-        </w:rPr>
-        <w:t>光条件下呢</w:t>
-      </w:r>
-      <w:r>
-        <w:rPr>
-          <w:rFonts w:hint="eastAsia" w:ascii="Times New Roman" w:hAnsi="Times New Roman" w:eastAsia="Times New Roman" w:cs="Times New Roman"/>
-        </w:rPr>
-        <w:t>？</w:t>
-      </w:r>
-      <w:r>
-        <w:rPr>
           <w:rFonts w:ascii="Times New Roman" w:hAnsi="Times New Roman" w:eastAsia="Times New Roman" w:cs="Times New Roman"/>
         </w:rPr>
         <w:t xml:space="preserve"> </w:t>
@@ -36153,103 +39721,25 @@
         <w:rPr>
           <w:rFonts w:ascii="Times New Roman" w:hAnsi="Times New Roman" w:eastAsia="Times New Roman" w:cs="Times New Roman"/>
         </w:rPr>
-        <w:t xml:space="preserve">3. </w:t>
-      </w:r>
-      <w:r>
-        <w:rPr>
-          <w:rFonts w:hint="eastAsia" w:ascii="Times New Roman" w:hAnsi="Times New Roman" w:eastAsia="Times New Roman" w:cs="Times New Roman"/>
-        </w:rPr>
-        <w:t>[2+2]</w:t>
-      </w:r>
-      <w:r>
-        <w:rPr>
-          <w:rFonts w:hint="eastAsia" w:ascii="Times New Roman" w:hAnsi="Times New Roman" w:eastAsia="FangSong" w:cs="Times New Roman"/>
-        </w:rPr>
-        <w:t>环加成反应在热条件下是允许的还是禁阻的</w:t>
-      </w:r>
-      <w:r>
-        <w:rPr>
-          <w:rFonts w:hint="eastAsia" w:ascii="Times New Roman" w:hAnsi="Times New Roman" w:eastAsia="Times New Roman" w:cs="Times New Roman"/>
-        </w:rPr>
-        <w:t>？</w:t>
-      </w:r>
-      <w:r>
-        <w:rPr>
-          <w:rFonts w:hint="eastAsia" w:ascii="Times New Roman" w:hAnsi="Times New Roman" w:eastAsia="FangSong" w:cs="Times New Roman"/>
-        </w:rPr>
-        <w:t>光条件下呢</w:t>
-      </w:r>
-      <w:r>
-        <w:rPr>
-          <w:rFonts w:hint="eastAsia" w:ascii="Times New Roman" w:hAnsi="Times New Roman" w:eastAsia="Times New Roman" w:cs="Times New Roman"/>
-        </w:rPr>
-        <w:t>？</w:t>
-      </w:r>
-      <w:r>
-        <w:rPr>
-          <w:rFonts w:ascii="Times New Roman" w:hAnsi="Times New Roman" w:eastAsia="Times New Roman" w:cs="Times New Roman"/>
-        </w:rPr>
-        <w:t xml:space="preserve"> </w:t>
-      </w:r>
-      <w:r>
-        <w:rPr>
-          <w:rFonts w:ascii="Times New Roman" w:hAnsi="Times New Roman" w:eastAsia="Times New Roman" w:cs="Times New Roman"/>
-        </w:rPr>
         <w:t xml:space="preserve">4. </w:t>
       </w:r>
       <w:r>
         <w:rPr>
           <w:rFonts w:hint="eastAsia" w:ascii="Times New Roman" w:hAnsi="Times New Roman" w:eastAsia="FangSong" w:cs="Times New Roman"/>
         </w:rPr>
-        <w:t>解释为什么</w:t>
-      </w:r>
-      <w:r>
-        <w:rPr>
-          <w:rFonts w:hint="eastAsia" w:ascii="Times New Roman" w:hAnsi="Times New Roman" w:eastAsia="Times New Roman" w:cs="Times New Roman"/>
-        </w:rPr>
-        <w:t>Diels-Alder</w:t>
-      </w:r>
-      <w:r>
-        <w:rPr>
-          <w:rFonts w:hint="eastAsia" w:ascii="Times New Roman" w:hAnsi="Times New Roman" w:eastAsia="FangSong" w:cs="Times New Roman"/>
-        </w:rPr>
-        <w:t>反应条件温和</w:t>
-      </w:r>
-      <w:r>
-        <w:rPr>
-          <w:rFonts w:hint="eastAsia" w:ascii="Times New Roman" w:hAnsi="Times New Roman" w:eastAsia="Times New Roman" w:cs="Times New Roman"/>
-        </w:rPr>
-        <w:t>（</w:t>
-      </w:r>
-      <w:r>
-        <w:rPr>
-          <w:rFonts w:hint="eastAsia" w:ascii="Times New Roman" w:hAnsi="Times New Roman" w:eastAsia="FangSong" w:cs="Times New Roman"/>
-        </w:rPr>
-        <w:t>常温即可进行</w:t>
-      </w:r>
-      <w:r>
-        <w:rPr>
-          <w:rFonts w:hint="eastAsia" w:ascii="Times New Roman" w:hAnsi="Times New Roman" w:eastAsia="Times New Roman" w:cs="Times New Roman"/>
-        </w:rPr>
-        <w:t>），</w:t>
-      </w:r>
-      <w:r>
-        <w:rPr>
-          <w:rFonts w:hint="eastAsia" w:ascii="Times New Roman" w:hAnsi="Times New Roman" w:eastAsia="FangSong" w:cs="Times New Roman"/>
-        </w:rPr>
-        <w:t>而</w:t>
-      </w:r>
-      <w:r>
-        <w:rPr>
-          <w:rFonts w:hint="eastAsia" w:ascii="Times New Roman" w:hAnsi="Times New Roman" w:eastAsia="Times New Roman" w:cs="Times New Roman"/>
-        </w:rPr>
-        <w:t>[2+2]</w:t>
-      </w:r>
-      <w:r>
-        <w:rPr>
-          <w:rFonts w:hint="eastAsia" w:ascii="Times New Roman" w:hAnsi="Times New Roman" w:eastAsia="FangSong" w:cs="Times New Roman"/>
-        </w:rPr>
-        <w:t>环加成通常需要光照</w:t>
+        <w:t>给出一个利用逆环加成</w:t>
+      </w:r>
+      <w:r>
+        <w:rPr>
+          <w:rFonts w:hint="eastAsia" w:ascii="Times New Roman" w:hAnsi="Times New Roman" w:eastAsia="Times New Roman" w:cs="Times New Roman"/>
+        </w:rPr>
+        <w:t>-</w:t>
+      </w:r>
+      <w:r>
+        <w:rPr>
+          <w:rFonts w:hint="eastAsia" w:ascii="Times New Roman" w:hAnsi="Times New Roman" w:eastAsia="FangSong" w:cs="Times New Roman"/>
+        </w:rPr>
+        <w:t>重排串联反应在全合成中的应用实例</w:t>
       </w:r>
     </w:p>
     <w:p>
@@ -36262,8 +39752,8 @@
         </w:pict>
       </w:r>
     </w:p>
-    <w:bookmarkEnd w:id="520"/>
-    <w:bookmarkStart w:id="521" w:name="逆电子需求diels-alder反应"/>
+    <w:bookmarkEnd w:id="579"/>
+    <w:bookmarkStart w:id="580" w:name="分子轨道对称性守恒与周环反应选择"/>
     <w:p>
       <w:pPr>
         <w:pStyle w:val="Heading2"/>
@@ -36274,25 +39764,13 @@
         <w:rPr>
           <w:rFonts w:ascii="Times New Roman" w:hAnsi="Times New Roman" w:eastAsia="Times New Roman" w:cs="Times New Roman"/>
         </w:rPr>
-        <w:t xml:space="preserve">8.140 </w:t>
+        <w:t xml:space="preserve">8.141 </w:t>
       </w:r>
       <w:r>
         <w:rPr>
           <w:rFonts w:hint="eastAsia" w:ascii="Times New Roman" w:hAnsi="Times New Roman" w:eastAsia="SimHei" w:cs="Times New Roman"/>
         </w:rPr>
-        <w:t>逆电子需求</w:t>
-      </w:r>
-      <w:r>
-        <w:rPr>
-          <w:rFonts w:hint="eastAsia" w:ascii="Times New Roman" w:hAnsi="Times New Roman" w:eastAsia="Times New Roman" w:cs="Times New Roman"/>
-        </w:rPr>
-        <w:t>Diels-Alder</w:t>
-      </w:r>
-      <w:r>
-        <w:rPr>
-          <w:rFonts w:hint="eastAsia" w:ascii="Times New Roman" w:hAnsi="Times New Roman" w:eastAsia="SimHei" w:cs="Times New Roman"/>
-        </w:rPr>
-        <w:t>反应</w:t>
+        <w:t xml:space="preserve">分子轨道对称性守恒与周环反应选择</w:t>
       </w:r>
     </w:p>
     <w:p>
@@ -36301,45 +39779,15 @@
       </w:pPr>
       <w:r>
         <w:rPr>
-          <w:rFonts w:hint="eastAsia" w:ascii="Times New Roman" w:hAnsi="Times New Roman" w:eastAsia="FangSong" w:cs="Times New Roman"/>
-        </w:rPr>
-        <w:t>当双烯体带有吸电子基团</w:t>
-      </w:r>
-      <w:r>
-        <w:rPr>
-          <w:rFonts w:hint="eastAsia" w:ascii="Times New Roman" w:hAnsi="Times New Roman" w:eastAsia="Times New Roman" w:cs="Times New Roman"/>
-        </w:rPr>
-        <w:t>、</w:t>
-      </w:r>
-      <w:r>
-        <w:rPr>
-          <w:rFonts w:hint="eastAsia" w:ascii="Times New Roman" w:hAnsi="Times New Roman" w:eastAsia="FangSong" w:cs="Times New Roman"/>
-        </w:rPr>
-        <w:t>亲双烯体带有给电子基团时</w:t>
-      </w:r>
-      <w:r>
-        <w:rPr>
-          <w:rFonts w:hint="eastAsia" w:ascii="Times New Roman" w:hAnsi="Times New Roman" w:eastAsia="Times New Roman" w:cs="Times New Roman"/>
-        </w:rPr>
-        <w:t>，</w:t>
-      </w:r>
-      <w:r>
-        <w:rPr>
-          <w:rFonts w:hint="eastAsia" w:ascii="Times New Roman" w:hAnsi="Times New Roman" w:eastAsia="FangSong" w:cs="Times New Roman"/>
-        </w:rPr>
-        <w:t>发生逆电子需求的</w:t>
-      </w:r>
-      <w:r>
-        <w:rPr>
-          <w:rFonts w:hint="eastAsia" w:ascii="Times New Roman" w:hAnsi="Times New Roman" w:eastAsia="Times New Roman" w:cs="Times New Roman"/>
-        </w:rPr>
-        <w:t>Diels-Alder</w:t>
-      </w:r>
-      <w:r>
-        <w:rPr>
-          <w:rFonts w:hint="eastAsia" w:ascii="Times New Roman" w:hAnsi="Times New Roman" w:eastAsia="FangSong" w:cs="Times New Roman"/>
-        </w:rPr>
-        <w:t>反应</w:t>
+          <w:rFonts w:hint="eastAsia" w:ascii="Times New Roman" w:hAnsi="Times New Roman" w:eastAsia="Times New Roman" w:cs="Times New Roman"/>
+        </w:rPr>
+        <w:t>Woodward-Hoffmann</w:t>
+      </w:r>
+      <w:r>
+        <w:rPr>
+          <w:rFonts w:hint="eastAsia" w:ascii="Times New Roman" w:hAnsi="Times New Roman" w:eastAsia="FangSong" w:cs="Times New Roman"/>
+        </w:rPr>
+        <w:t>规则通过分子轨道对称性守恒判断周环反应的允许性</w:t>
       </w:r>
       <w:r>
         <w:rPr>
@@ -36382,19 +39830,7 @@
         <w:rPr>
           <w:rFonts w:hint="eastAsia" w:ascii="Times New Roman" w:hAnsi="Times New Roman" w:eastAsia="FangSong" w:cs="Times New Roman"/>
         </w:rPr>
-        <w:t>比较正常电子需求和逆电子需求</w:t>
-      </w:r>
-      <w:r>
-        <w:rPr>
-          <w:rFonts w:hint="eastAsia" w:ascii="Times New Roman" w:hAnsi="Times New Roman" w:eastAsia="Times New Roman" w:cs="Times New Roman"/>
-        </w:rPr>
-        <w:t>DA</w:t>
-      </w:r>
-      <w:r>
-        <w:rPr>
-          <w:rFonts w:hint="eastAsia" w:ascii="Times New Roman" w:hAnsi="Times New Roman" w:eastAsia="FangSong" w:cs="Times New Roman"/>
-        </w:rPr>
-        <w:t>反应的</w:t>
+        <w:t>说明</w:t>
       </w:r>
       <w:r>
         <w:rPr>
@@ -36406,7 +39842,7 @@
         <w:rPr>
           <w:rFonts w:hint="eastAsia" w:ascii="Times New Roman" w:hAnsi="Times New Roman" w:eastAsia="FangSong" w:cs="Times New Roman"/>
         </w:rPr>
-        <w:t>相互作用差异</w:t>
+        <w:t>相互作用在环加成反应中的作用</w:t>
       </w:r>
       <w:r>
         <w:rPr>
@@ -36422,69 +39858,15 @@
       </w:r>
       <w:r>
         <w:rPr>
-          <w:rFonts w:hint="eastAsia" w:ascii="Times New Roman" w:hAnsi="Times New Roman" w:eastAsia="FangSong" w:cs="Times New Roman"/>
-        </w:rPr>
-        <w:t>在逆电子需求</w:t>
-      </w:r>
-      <w:r>
-        <w:rPr>
-          <w:rFonts w:hint="eastAsia" w:ascii="Times New Roman" w:hAnsi="Times New Roman" w:eastAsia="Times New Roman" w:cs="Times New Roman"/>
-        </w:rPr>
-        <w:t>DA</w:t>
-      </w:r>
-      <w:r>
-        <w:rPr>
-          <w:rFonts w:hint="eastAsia" w:ascii="Times New Roman" w:hAnsi="Times New Roman" w:eastAsia="FangSong" w:cs="Times New Roman"/>
-        </w:rPr>
-        <w:t>反应中</w:t>
-      </w:r>
-      <w:r>
-        <w:rPr>
-          <w:rFonts w:hint="eastAsia" w:ascii="Times New Roman" w:hAnsi="Times New Roman" w:eastAsia="Times New Roman" w:cs="Times New Roman"/>
-        </w:rPr>
-        <w:t>，</w:t>
-      </w:r>
-      <w:r>
-        <w:rPr>
-          <w:rFonts w:hint="eastAsia" w:ascii="Times New Roman" w:hAnsi="Times New Roman" w:eastAsia="FangSong" w:cs="Times New Roman"/>
-        </w:rPr>
-        <w:t>双烯体的</w:t>
-      </w:r>
-      <w:r>
-        <w:rPr>
-          <w:rFonts w:hint="eastAsia" w:ascii="Times New Roman" w:hAnsi="Times New Roman" w:eastAsia="Times New Roman" w:cs="Times New Roman"/>
-        </w:rPr>
-        <w:t>LUMO</w:t>
-      </w:r>
-      <w:r>
-        <w:rPr>
-          <w:rFonts w:hint="eastAsia" w:ascii="Times New Roman" w:hAnsi="Times New Roman" w:eastAsia="FangSong" w:cs="Times New Roman"/>
-        </w:rPr>
-        <w:t>与亲双烯体的</w:t>
-      </w:r>
-      <w:r>
-        <w:rPr>
-          <w:rFonts w:hint="eastAsia" w:ascii="Times New Roman" w:hAnsi="Times New Roman" w:eastAsia="Times New Roman" w:cs="Times New Roman"/>
-        </w:rPr>
-        <w:t>HOMO</w:t>
-      </w:r>
-      <w:r>
-        <w:rPr>
-          <w:rFonts w:hint="eastAsia" w:ascii="Times New Roman" w:hAnsi="Times New Roman" w:eastAsia="FangSong" w:cs="Times New Roman"/>
-        </w:rPr>
-        <w:t>相互作用</w:t>
-      </w:r>
-      <w:r>
-        <w:rPr>
-          <w:rFonts w:hint="eastAsia" w:ascii="Times New Roman" w:hAnsi="Times New Roman" w:eastAsia="Times New Roman" w:cs="Times New Roman"/>
-        </w:rPr>
-        <w:t>。</w:t>
-      </w:r>
-      <w:r>
-        <w:rPr>
-          <w:rFonts w:hint="eastAsia" w:ascii="Times New Roman" w:hAnsi="Times New Roman" w:eastAsia="FangSong" w:cs="Times New Roman"/>
-        </w:rPr>
-        <w:t>这如何影响取代基效应</w:t>
+          <w:rFonts w:hint="eastAsia" w:ascii="Times New Roman" w:hAnsi="Times New Roman" w:eastAsia="Times New Roman" w:cs="Times New Roman"/>
+        </w:rPr>
+        <w:t>[4+2]</w:t>
+      </w:r>
+      <w:r>
+        <w:rPr>
+          <w:rFonts w:hint="eastAsia" w:ascii="Times New Roman" w:hAnsi="Times New Roman" w:eastAsia="FangSong" w:cs="Times New Roman"/>
+        </w:rPr>
+        <w:t>环加成反应在热条件下是允许的还是禁阻的</w:t>
       </w:r>
       <w:r>
         <w:rPr>
@@ -36494,6 +39876,18 @@
       </w:r>
       <w:r>
         <w:rPr>
+          <w:rFonts w:hint="eastAsia" w:ascii="Times New Roman" w:hAnsi="Times New Roman" w:eastAsia="FangSong" w:cs="Times New Roman"/>
+        </w:rPr>
+        <w:t>光条件下呢</w:t>
+      </w:r>
+      <w:r>
+        <w:rPr>
+          <w:rFonts w:hint="eastAsia" w:ascii="Times New Roman" w:hAnsi="Times New Roman" w:eastAsia="Times New Roman" w:cs="Times New Roman"/>
+        </w:rPr>
+        <w:t>？</w:t>
+      </w:r>
+      <w:r>
+        <w:rPr>
           <w:rFonts w:ascii="Times New Roman" w:hAnsi="Times New Roman" w:eastAsia="Times New Roman" w:cs="Times New Roman"/>
         </w:rPr>
         <w:t xml:space="preserve"> </w:t>
@@ -36506,21 +39900,33 @@
       </w:r>
       <w:r>
         <w:rPr>
-          <w:rFonts w:hint="eastAsia" w:ascii="Times New Roman" w:hAnsi="Times New Roman" w:eastAsia="FangSong" w:cs="Times New Roman"/>
-        </w:rPr>
-        <w:t>给出一个逆电子需求</w:t>
-      </w:r>
-      <w:r>
-        <w:rPr>
-          <w:rFonts w:hint="eastAsia" w:ascii="Times New Roman" w:hAnsi="Times New Roman" w:eastAsia="Times New Roman" w:cs="Times New Roman"/>
-        </w:rPr>
-        <w:t>DA</w:t>
-      </w:r>
-      <w:r>
-        <w:rPr>
-          <w:rFonts w:hint="eastAsia" w:ascii="Times New Roman" w:hAnsi="Times New Roman" w:eastAsia="FangSong" w:cs="Times New Roman"/>
-        </w:rPr>
-        <w:t>反应的具体实例</w:t>
+          <w:rFonts w:hint="eastAsia" w:ascii="Times New Roman" w:hAnsi="Times New Roman" w:eastAsia="Times New Roman" w:cs="Times New Roman"/>
+        </w:rPr>
+        <w:t>[2+2]</w:t>
+      </w:r>
+      <w:r>
+        <w:rPr>
+          <w:rFonts w:hint="eastAsia" w:ascii="Times New Roman" w:hAnsi="Times New Roman" w:eastAsia="FangSong" w:cs="Times New Roman"/>
+        </w:rPr>
+        <w:t>环加成反应在热条件下是允许的还是禁阻的</w:t>
+      </w:r>
+      <w:r>
+        <w:rPr>
+          <w:rFonts w:hint="eastAsia" w:ascii="Times New Roman" w:hAnsi="Times New Roman" w:eastAsia="Times New Roman" w:cs="Times New Roman"/>
+        </w:rPr>
+        <w:t>？</w:t>
+      </w:r>
+      <w:r>
+        <w:rPr>
+          <w:rFonts w:hint="eastAsia" w:ascii="Times New Roman" w:hAnsi="Times New Roman" w:eastAsia="FangSong" w:cs="Times New Roman"/>
+        </w:rPr>
+        <w:t>光条件下呢</w:t>
+      </w:r>
+      <w:r>
+        <w:rPr>
+          <w:rFonts w:hint="eastAsia" w:ascii="Times New Roman" w:hAnsi="Times New Roman" w:eastAsia="Times New Roman" w:cs="Times New Roman"/>
+        </w:rPr>
+        <w:t>？</w:t>
       </w:r>
       <w:r>
         <w:rPr>
@@ -36538,25 +39944,55 @@
         <w:rPr>
           <w:rFonts w:hint="eastAsia" w:ascii="Times New Roman" w:hAnsi="Times New Roman" w:eastAsia="FangSong" w:cs="Times New Roman"/>
         </w:rPr>
-        <w:t>逆电子需求</w:t>
-      </w:r>
-      <w:r>
-        <w:rPr>
-          <w:rFonts w:hint="eastAsia" w:ascii="Times New Roman" w:hAnsi="Times New Roman" w:eastAsia="Times New Roman" w:cs="Times New Roman"/>
-        </w:rPr>
-        <w:t>DA</w:t>
-      </w:r>
-      <w:r>
-        <w:rPr>
-          <w:rFonts w:hint="eastAsia" w:ascii="Times New Roman" w:hAnsi="Times New Roman" w:eastAsia="FangSong" w:cs="Times New Roman"/>
-        </w:rPr>
-        <w:t>反应的速率通常如何受溶剂极性影响</w:t>
-      </w:r>
-      <w:r>
-        <w:rPr>
-          <w:rFonts w:hint="eastAsia" w:ascii="Times New Roman" w:hAnsi="Times New Roman" w:eastAsia="Times New Roman" w:cs="Times New Roman"/>
-        </w:rPr>
-        <w:t>？</w:t>
+        <w:t>解释为什么</w:t>
+      </w:r>
+      <w:r>
+        <w:rPr>
+          <w:rFonts w:hint="eastAsia" w:ascii="Times New Roman" w:hAnsi="Times New Roman" w:eastAsia="Times New Roman" w:cs="Times New Roman"/>
+        </w:rPr>
+        <w:t>Diels-Alder</w:t>
+      </w:r>
+      <w:r>
+        <w:rPr>
+          <w:rFonts w:hint="eastAsia" w:ascii="Times New Roman" w:hAnsi="Times New Roman" w:eastAsia="FangSong" w:cs="Times New Roman"/>
+        </w:rPr>
+        <w:t>反应条件温和</w:t>
+      </w:r>
+      <w:r>
+        <w:rPr>
+          <w:rFonts w:hint="eastAsia" w:ascii="Times New Roman" w:hAnsi="Times New Roman" w:eastAsia="Times New Roman" w:cs="Times New Roman"/>
+        </w:rPr>
+        <w:t>（</w:t>
+      </w:r>
+      <w:r>
+        <w:rPr>
+          <w:rFonts w:hint="eastAsia" w:ascii="Times New Roman" w:hAnsi="Times New Roman" w:eastAsia="FangSong" w:cs="Times New Roman"/>
+        </w:rPr>
+        <w:t>常温即可进行</w:t>
+      </w:r>
+      <w:r>
+        <w:rPr>
+          <w:rFonts w:hint="eastAsia" w:ascii="Times New Roman" w:hAnsi="Times New Roman" w:eastAsia="Times New Roman" w:cs="Times New Roman"/>
+        </w:rPr>
+        <w:t>），</w:t>
+      </w:r>
+      <w:r>
+        <w:rPr>
+          <w:rFonts w:hint="eastAsia" w:ascii="Times New Roman" w:hAnsi="Times New Roman" w:eastAsia="FangSong" w:cs="Times New Roman"/>
+        </w:rPr>
+        <w:t>而</w:t>
+      </w:r>
+      <w:r>
+        <w:rPr>
+          <w:rFonts w:hint="eastAsia" w:ascii="Times New Roman" w:hAnsi="Times New Roman" w:eastAsia="Times New Roman" w:cs="Times New Roman"/>
+        </w:rPr>
+        <w:t>[2+2]</w:t>
+      </w:r>
+      <w:r>
+        <w:rPr>
+          <w:rFonts w:hint="eastAsia" w:ascii="Times New Roman" w:hAnsi="Times New Roman" w:eastAsia="FangSong" w:cs="Times New Roman"/>
+        </w:rPr>
+        <w:t>环加成通常需要光照</w:t>
       </w:r>
     </w:p>
     <w:p>
@@ -36569,8 +40005,8 @@
         </w:pict>
       </w:r>
     </w:p>
-    <w:bookmarkEnd w:id="521"/>
-    <w:bookmarkStart w:id="522" w:name="周环反应中的电环化开环与关环"/>
+    <w:bookmarkEnd w:id="580"/>
+    <w:bookmarkStart w:id="581" w:name="逆电子需求diels-alder反应"/>
     <w:p>
       <w:pPr>
         <w:pStyle w:val="Heading2"/>
@@ -36581,13 +40017,25 @@
         <w:rPr>
           <w:rFonts w:ascii="Times New Roman" w:hAnsi="Times New Roman" w:eastAsia="Times New Roman" w:cs="Times New Roman"/>
         </w:rPr>
-        <w:t xml:space="preserve">8.141 </w:t>
+        <w:t xml:space="preserve">8.142 </w:t>
       </w:r>
       <w:r>
         <w:rPr>
           <w:rFonts w:hint="eastAsia" w:ascii="Times New Roman" w:hAnsi="Times New Roman" w:eastAsia="SimHei" w:cs="Times New Roman"/>
         </w:rPr>
-        <w:t xml:space="preserve">周环反应中的电环化开环与关环</w:t>
+        <w:t>逆电子需求</w:t>
+      </w:r>
+      <w:r>
+        <w:rPr>
+          <w:rFonts w:hint="eastAsia" w:ascii="Times New Roman" w:hAnsi="Times New Roman" w:eastAsia="Times New Roman" w:cs="Times New Roman"/>
+        </w:rPr>
+        <w:t>Diels-Alder</w:t>
+      </w:r>
+      <w:r>
+        <w:rPr>
+          <w:rFonts w:hint="eastAsia" w:ascii="Times New Roman" w:hAnsi="Times New Roman" w:eastAsia="SimHei" w:cs="Times New Roman"/>
+        </w:rPr>
+        <w:t>反应</w:t>
       </w:r>
     </w:p>
     <w:p>
@@ -36598,7 +40046,19 @@
         <w:rPr>
           <w:rFonts w:hint="eastAsia" w:ascii="Times New Roman" w:hAnsi="Times New Roman" w:eastAsia="FangSong" w:cs="Times New Roman"/>
         </w:rPr>
-        <w:t>电环化反应是共轭多烯的环化或开环反应</w:t>
+        <w:t>当双烯体带有吸电子基团</w:t>
+      </w:r>
+      <w:r>
+        <w:rPr>
+          <w:rFonts w:hint="eastAsia" w:ascii="Times New Roman" w:hAnsi="Times New Roman" w:eastAsia="Times New Roman" w:cs="Times New Roman"/>
+        </w:rPr>
+        <w:t>、</w:t>
+      </w:r>
+      <w:r>
+        <w:rPr>
+          <w:rFonts w:hint="eastAsia" w:ascii="Times New Roman" w:hAnsi="Times New Roman" w:eastAsia="FangSong" w:cs="Times New Roman"/>
+        </w:rPr>
+        <w:t>亲双烯体带有给电子基团时</w:t>
       </w:r>
       <w:r>
         <w:rPr>
@@ -36610,19 +40070,19 @@
         <w:rPr>
           <w:rFonts w:hint="eastAsia" w:ascii="Times New Roman" w:hAnsi="Times New Roman" w:eastAsia="FangSong" w:cs="Times New Roman"/>
         </w:rPr>
-        <w:t>遵循</w:t>
-      </w:r>
-      <w:r>
-        <w:rPr>
-          <w:rFonts w:hint="eastAsia" w:ascii="Times New Roman" w:hAnsi="Times New Roman" w:eastAsia="Times New Roman" w:cs="Times New Roman"/>
-        </w:rPr>
-        <w:t>Woodward-Hoffmann</w:t>
-      </w:r>
-      <w:r>
-        <w:rPr>
-          <w:rFonts w:hint="eastAsia" w:ascii="Times New Roman" w:hAnsi="Times New Roman" w:eastAsia="FangSong" w:cs="Times New Roman"/>
-        </w:rPr>
-        <w:t>规则</w:t>
+        <w:t>发生逆电子需求的</w:t>
+      </w:r>
+      <w:r>
+        <w:rPr>
+          <w:rFonts w:hint="eastAsia" w:ascii="Times New Roman" w:hAnsi="Times New Roman" w:eastAsia="Times New Roman" w:cs="Times New Roman"/>
+        </w:rPr>
+        <w:t>Diels-Alder</w:t>
+      </w:r>
+      <w:r>
+        <w:rPr>
+          <w:rFonts w:hint="eastAsia" w:ascii="Times New Roman" w:hAnsi="Times New Roman" w:eastAsia="FangSong" w:cs="Times New Roman"/>
+        </w:rPr>
+        <w:t>反应</w:t>
       </w:r>
       <w:r>
         <w:rPr>
@@ -36665,25 +40125,31 @@
         <w:rPr>
           <w:rFonts w:hint="eastAsia" w:ascii="Times New Roman" w:hAnsi="Times New Roman" w:eastAsia="FangSong" w:cs="Times New Roman"/>
         </w:rPr>
-        <w:t>丁二烯的电环化关环反应在热条件下和光条件下分别得到什么构型的环丁烯</w:t>
-      </w:r>
-      <w:r>
-        <w:rPr>
-          <w:rFonts w:hint="eastAsia" w:ascii="Times New Roman" w:hAnsi="Times New Roman" w:eastAsia="Times New Roman" w:cs="Times New Roman"/>
-        </w:rPr>
-        <w:t>？（</w:t>
-      </w:r>
-      <w:r>
-        <w:rPr>
-          <w:rFonts w:hint="eastAsia" w:ascii="Times New Roman" w:hAnsi="Times New Roman" w:eastAsia="FangSong" w:cs="Times New Roman"/>
-        </w:rPr>
-        <w:t>顺旋还是对旋</w:t>
-      </w:r>
-      <w:r>
-        <w:rPr>
-          <w:rFonts w:hint="eastAsia" w:ascii="Times New Roman" w:hAnsi="Times New Roman" w:eastAsia="Times New Roman" w:cs="Times New Roman"/>
-        </w:rPr>
-        <w:t>？）</w:t>
+        <w:t>比较正常电子需求和逆电子需求</w:t>
+      </w:r>
+      <w:r>
+        <w:rPr>
+          <w:rFonts w:hint="eastAsia" w:ascii="Times New Roman" w:hAnsi="Times New Roman" w:eastAsia="Times New Roman" w:cs="Times New Roman"/>
+        </w:rPr>
+        <w:t>DA</w:t>
+      </w:r>
+      <w:r>
+        <w:rPr>
+          <w:rFonts w:hint="eastAsia" w:ascii="Times New Roman" w:hAnsi="Times New Roman" w:eastAsia="FangSong" w:cs="Times New Roman"/>
+        </w:rPr>
+        <w:t>反应的</w:t>
+      </w:r>
+      <w:r>
+        <w:rPr>
+          <w:rFonts w:hint="eastAsia" w:ascii="Times New Roman" w:hAnsi="Times New Roman" w:eastAsia="Times New Roman" w:cs="Times New Roman"/>
+        </w:rPr>
+        <w:t>HOMO-LUMO</w:t>
+      </w:r>
+      <w:r>
+        <w:rPr>
+          <w:rFonts w:hint="eastAsia" w:ascii="Times New Roman" w:hAnsi="Times New Roman" w:eastAsia="FangSong" w:cs="Times New Roman"/>
+        </w:rPr>
+        <w:t>相互作用差异</w:t>
       </w:r>
       <w:r>
         <w:rPr>
@@ -36701,7 +40167,67 @@
         <w:rPr>
           <w:rFonts w:hint="eastAsia" w:ascii="Times New Roman" w:hAnsi="Times New Roman" w:eastAsia="FangSong" w:cs="Times New Roman"/>
         </w:rPr>
-        <w:t>己三烯的电环化关环在热条件下的旋转方式是什么</w:t>
+        <w:t>在逆电子需求</w:t>
+      </w:r>
+      <w:r>
+        <w:rPr>
+          <w:rFonts w:hint="eastAsia" w:ascii="Times New Roman" w:hAnsi="Times New Roman" w:eastAsia="Times New Roman" w:cs="Times New Roman"/>
+        </w:rPr>
+        <w:t>DA</w:t>
+      </w:r>
+      <w:r>
+        <w:rPr>
+          <w:rFonts w:hint="eastAsia" w:ascii="Times New Roman" w:hAnsi="Times New Roman" w:eastAsia="FangSong" w:cs="Times New Roman"/>
+        </w:rPr>
+        <w:t>反应中</w:t>
+      </w:r>
+      <w:r>
+        <w:rPr>
+          <w:rFonts w:hint="eastAsia" w:ascii="Times New Roman" w:hAnsi="Times New Roman" w:eastAsia="Times New Roman" w:cs="Times New Roman"/>
+        </w:rPr>
+        <w:t>，</w:t>
+      </w:r>
+      <w:r>
+        <w:rPr>
+          <w:rFonts w:hint="eastAsia" w:ascii="Times New Roman" w:hAnsi="Times New Roman" w:eastAsia="FangSong" w:cs="Times New Roman"/>
+        </w:rPr>
+        <w:t>双烯体的</w:t>
+      </w:r>
+      <w:r>
+        <w:rPr>
+          <w:rFonts w:hint="eastAsia" w:ascii="Times New Roman" w:hAnsi="Times New Roman" w:eastAsia="Times New Roman" w:cs="Times New Roman"/>
+        </w:rPr>
+        <w:t>LUMO</w:t>
+      </w:r>
+      <w:r>
+        <w:rPr>
+          <w:rFonts w:hint="eastAsia" w:ascii="Times New Roman" w:hAnsi="Times New Roman" w:eastAsia="FangSong" w:cs="Times New Roman"/>
+        </w:rPr>
+        <w:t>与亲双烯体的</w:t>
+      </w:r>
+      <w:r>
+        <w:rPr>
+          <w:rFonts w:hint="eastAsia" w:ascii="Times New Roman" w:hAnsi="Times New Roman" w:eastAsia="Times New Roman" w:cs="Times New Roman"/>
+        </w:rPr>
+        <w:t>HOMO</w:t>
+      </w:r>
+      <w:r>
+        <w:rPr>
+          <w:rFonts w:hint="eastAsia" w:ascii="Times New Roman" w:hAnsi="Times New Roman" w:eastAsia="FangSong" w:cs="Times New Roman"/>
+        </w:rPr>
+        <w:t>相互作用</w:t>
+      </w:r>
+      <w:r>
+        <w:rPr>
+          <w:rFonts w:hint="eastAsia" w:ascii="Times New Roman" w:hAnsi="Times New Roman" w:eastAsia="Times New Roman" w:cs="Times New Roman"/>
+        </w:rPr>
+        <w:t>。</w:t>
+      </w:r>
+      <w:r>
+        <w:rPr>
+          <w:rFonts w:hint="eastAsia" w:ascii="Times New Roman" w:hAnsi="Times New Roman" w:eastAsia="FangSong" w:cs="Times New Roman"/>
+        </w:rPr>
+        <w:t>这如何影响取代基效应</w:t>
       </w:r>
       <w:r>
         <w:rPr>
@@ -36711,18 +40237,6 @@
       </w:r>
       <w:r>
         <w:rPr>
-          <w:rFonts w:hint="eastAsia" w:ascii="Times New Roman" w:hAnsi="Times New Roman" w:eastAsia="FangSong" w:cs="Times New Roman"/>
-        </w:rPr>
-        <w:t>为什么</w:t>
-      </w:r>
-      <w:r>
-        <w:rPr>
-          <w:rFonts w:hint="eastAsia" w:ascii="Times New Roman" w:hAnsi="Times New Roman" w:eastAsia="Times New Roman" w:cs="Times New Roman"/>
-        </w:rPr>
-        <w:t>？</w:t>
-      </w:r>
-      <w:r>
-        <w:rPr>
           <w:rFonts w:ascii="Times New Roman" w:hAnsi="Times New Roman" w:eastAsia="Times New Roman" w:cs="Times New Roman"/>
         </w:rPr>
         <w:t xml:space="preserve"> </w:t>
@@ -36737,19 +40251,19 @@
         <w:rPr>
           <w:rFonts w:hint="eastAsia" w:ascii="Times New Roman" w:hAnsi="Times New Roman" w:eastAsia="FangSong" w:cs="Times New Roman"/>
         </w:rPr>
-        <w:t>从</w:t>
-      </w:r>
-      <w:r>
-        <w:rPr>
-          <w:rFonts w:hint="eastAsia" w:ascii="Times New Roman" w:hAnsi="Times New Roman" w:eastAsia="Times New Roman" w:cs="Times New Roman"/>
-        </w:rPr>
-        <w:t>HOMO</w:t>
-      </w:r>
-      <w:r>
-        <w:rPr>
-          <w:rFonts w:hint="eastAsia" w:ascii="Times New Roman" w:hAnsi="Times New Roman" w:eastAsia="FangSong" w:cs="Times New Roman"/>
-        </w:rPr>
-        <w:t>的对称性解释热条件下的旋转选择性</w:t>
+        <w:t>给出一个逆电子需求</w:t>
+      </w:r>
+      <w:r>
+        <w:rPr>
+          <w:rFonts w:hint="eastAsia" w:ascii="Times New Roman" w:hAnsi="Times New Roman" w:eastAsia="Times New Roman" w:cs="Times New Roman"/>
+        </w:rPr>
+        <w:t>DA</w:t>
+      </w:r>
+      <w:r>
+        <w:rPr>
+          <w:rFonts w:hint="eastAsia" w:ascii="Times New Roman" w:hAnsi="Times New Roman" w:eastAsia="FangSong" w:cs="Times New Roman"/>
+        </w:rPr>
+        <w:t>反应的具体实例</w:t>
       </w:r>
       <w:r>
         <w:rPr>
@@ -36767,7 +40281,19 @@
         <w:rPr>
           <w:rFonts w:hint="eastAsia" w:ascii="Times New Roman" w:hAnsi="Times New Roman" w:eastAsia="FangSong" w:cs="Times New Roman"/>
         </w:rPr>
-        <w:t>楔形键和波形键在电环化反应产物表示中的作用是什么</w:t>
+        <w:t>逆电子需求</w:t>
+      </w:r>
+      <w:r>
+        <w:rPr>
+          <w:rFonts w:hint="eastAsia" w:ascii="Times New Roman" w:hAnsi="Times New Roman" w:eastAsia="Times New Roman" w:cs="Times New Roman"/>
+        </w:rPr>
+        <w:t>DA</w:t>
+      </w:r>
+      <w:r>
+        <w:rPr>
+          <w:rFonts w:hint="eastAsia" w:ascii="Times New Roman" w:hAnsi="Times New Roman" w:eastAsia="FangSong" w:cs="Times New Roman"/>
+        </w:rPr>
+        <w:t>反应的速率通常如何受溶剂极性影响</w:t>
       </w:r>
       <w:r>
         <w:rPr>
@@ -36786,8 +40312,8 @@
         </w:pict>
       </w:r>
     </w:p>
-    <w:bookmarkEnd w:id="522"/>
-    <w:bookmarkStart w:id="523" w:name="cope重排与氧杂cope重排"/>
+    <w:bookmarkEnd w:id="581"/>
+    <w:bookmarkStart w:id="582" w:name="周环反应中的电环化开环与关环"/>
     <w:p>
       <w:pPr>
         <w:pStyle w:val="Heading2"/>
@@ -36798,31 +40324,13 @@
         <w:rPr>
           <w:rFonts w:ascii="Times New Roman" w:hAnsi="Times New Roman" w:eastAsia="Times New Roman" w:cs="Times New Roman"/>
         </w:rPr>
-        <w:t xml:space="preserve">8.142 </w:t>
-      </w:r>
-      <w:r>
-        <w:rPr>
-          <w:rFonts w:hint="eastAsia" w:ascii="Times New Roman" w:hAnsi="Times New Roman" w:eastAsia="Times New Roman" w:cs="Times New Roman"/>
-        </w:rPr>
-        <w:t>Cope</w:t>
+        <w:t xml:space="preserve">8.143 </w:t>
       </w:r>
       <w:r>
         <w:rPr>
           <w:rFonts w:hint="eastAsia" w:ascii="Times New Roman" w:hAnsi="Times New Roman" w:eastAsia="SimHei" w:cs="Times New Roman"/>
         </w:rPr>
-        <w:t>重排与氧杂</w:t>
-      </w:r>
-      <w:r>
-        <w:rPr>
-          <w:rFonts w:hint="eastAsia" w:ascii="Times New Roman" w:hAnsi="Times New Roman" w:eastAsia="Times New Roman" w:cs="Times New Roman"/>
-        </w:rPr>
-        <w:t>Cope</w:t>
-      </w:r>
-      <w:r>
-        <w:rPr>
-          <w:rFonts w:hint="eastAsia" w:ascii="Times New Roman" w:hAnsi="Times New Roman" w:eastAsia="SimHei" w:cs="Times New Roman"/>
-        </w:rPr>
-        <w:t>重排</w:t>
+        <w:t xml:space="preserve">周环反应中的电环化开环与关环</w:t>
       </w:r>
     </w:p>
     <w:p>
@@ -36831,39 +40339,9 @@
       </w:pPr>
       <w:r>
         <w:rPr>
-          <w:rFonts w:hint="eastAsia" w:ascii="Times New Roman" w:hAnsi="Times New Roman" w:eastAsia="Times New Roman" w:cs="Times New Roman"/>
-        </w:rPr>
-        <w:t>Cope</w:t>
-      </w:r>
-      <w:r>
-        <w:rPr>
-          <w:rFonts w:hint="eastAsia" w:ascii="Times New Roman" w:hAnsi="Times New Roman" w:eastAsia="FangSong" w:cs="Times New Roman"/>
-        </w:rPr>
-        <w:t>重排是</w:t>
-      </w:r>
-      <w:r>
-        <w:rPr>
-          <w:rFonts w:hint="eastAsia" w:ascii="Times New Roman" w:hAnsi="Times New Roman" w:eastAsia="Times New Roman" w:cs="Times New Roman"/>
-        </w:rPr>
-        <w:t>1,5-</w:t>
-      </w:r>
-      <w:r>
-        <w:rPr>
-          <w:rFonts w:hint="eastAsia" w:ascii="Times New Roman" w:hAnsi="Times New Roman" w:eastAsia="FangSong" w:cs="Times New Roman"/>
-        </w:rPr>
-        <w:t>二烯的</w:t>
-      </w:r>
-      <w:r>
-        <w:rPr>
-          <w:rFonts w:hint="eastAsia" w:ascii="Times New Roman" w:hAnsi="Times New Roman" w:eastAsia="Times New Roman" w:cs="Times New Roman"/>
-        </w:rPr>
-        <w:t>[3,3]-σ</w:t>
-      </w:r>
-      <w:r>
-        <w:rPr>
-          <w:rFonts w:hint="eastAsia" w:ascii="Times New Roman" w:hAnsi="Times New Roman" w:eastAsia="FangSong" w:cs="Times New Roman"/>
-        </w:rPr>
-        <w:t>迁移反应</w:t>
+          <w:rFonts w:hint="eastAsia" w:ascii="Times New Roman" w:hAnsi="Times New Roman" w:eastAsia="FangSong" w:cs="Times New Roman"/>
+        </w:rPr>
+        <w:t>电环化反应是共轭多烯的环化或开环反应</w:t>
       </w:r>
       <w:r>
         <w:rPr>
@@ -36875,19 +40353,19 @@
         <w:rPr>
           <w:rFonts w:hint="eastAsia" w:ascii="Times New Roman" w:hAnsi="Times New Roman" w:eastAsia="FangSong" w:cs="Times New Roman"/>
         </w:rPr>
-        <w:t>氧杂</w:t>
-      </w:r>
-      <w:r>
-        <w:rPr>
-          <w:rFonts w:hint="eastAsia" w:ascii="Times New Roman" w:hAnsi="Times New Roman" w:eastAsia="Times New Roman" w:cs="Times New Roman"/>
-        </w:rPr>
-        <w:t>Cope</w:t>
-      </w:r>
-      <w:r>
-        <w:rPr>
-          <w:rFonts w:hint="eastAsia" w:ascii="Times New Roman" w:hAnsi="Times New Roman" w:eastAsia="FangSong" w:cs="Times New Roman"/>
-        </w:rPr>
-        <w:t>重排是含氧类似物</w:t>
+        <w:t>遵循</w:t>
+      </w:r>
+      <w:r>
+        <w:rPr>
+          <w:rFonts w:hint="eastAsia" w:ascii="Times New Roman" w:hAnsi="Times New Roman" w:eastAsia="Times New Roman" w:cs="Times New Roman"/>
+        </w:rPr>
+        <w:t>Woodward-Hoffmann</w:t>
+      </w:r>
+      <w:r>
+        <w:rPr>
+          <w:rFonts w:hint="eastAsia" w:ascii="Times New Roman" w:hAnsi="Times New Roman" w:eastAsia="FangSong" w:cs="Times New Roman"/>
+        </w:rPr>
+        <w:t>规则</w:t>
       </w:r>
       <w:r>
         <w:rPr>
@@ -36930,19 +40408,25 @@
         <w:rPr>
           <w:rFonts w:hint="eastAsia" w:ascii="Times New Roman" w:hAnsi="Times New Roman" w:eastAsia="FangSong" w:cs="Times New Roman"/>
         </w:rPr>
-        <w:t>画出</w:t>
-      </w:r>
-      <w:r>
-        <w:rPr>
-          <w:rFonts w:hint="eastAsia" w:ascii="Times New Roman" w:hAnsi="Times New Roman" w:eastAsia="Times New Roman" w:cs="Times New Roman"/>
-        </w:rPr>
-        <w:t>Cope</w:t>
-      </w:r>
-      <w:r>
-        <w:rPr>
-          <w:rFonts w:hint="eastAsia" w:ascii="Times New Roman" w:hAnsi="Times New Roman" w:eastAsia="FangSong" w:cs="Times New Roman"/>
-        </w:rPr>
-        <w:t>重排的反应式和环状过渡态</w:t>
+        <w:t>丁二烯的电环化关环反应在热条件下和光条件下分别得到什么构型的环丁烯</w:t>
+      </w:r>
+      <w:r>
+        <w:rPr>
+          <w:rFonts w:hint="eastAsia" w:ascii="Times New Roman" w:hAnsi="Times New Roman" w:eastAsia="Times New Roman" w:cs="Times New Roman"/>
+        </w:rPr>
+        <w:t>？（</w:t>
+      </w:r>
+      <w:r>
+        <w:rPr>
+          <w:rFonts w:hint="eastAsia" w:ascii="Times New Roman" w:hAnsi="Times New Roman" w:eastAsia="FangSong" w:cs="Times New Roman"/>
+        </w:rPr>
+        <w:t>顺旋还是对旋</w:t>
+      </w:r>
+      <w:r>
+        <w:rPr>
+          <w:rFonts w:hint="eastAsia" w:ascii="Times New Roman" w:hAnsi="Times New Roman" w:eastAsia="Times New Roman" w:cs="Times New Roman"/>
+        </w:rPr>
+        <w:t>？）</w:t>
       </w:r>
       <w:r>
         <w:rPr>
@@ -36958,15 +40442,9 @@
       </w:r>
       <w:r>
         <w:rPr>
-          <w:rFonts w:hint="eastAsia" w:ascii="Times New Roman" w:hAnsi="Times New Roman" w:eastAsia="Times New Roman" w:cs="Times New Roman"/>
-        </w:rPr>
-        <w:t>Cope</w:t>
-      </w:r>
-      <w:r>
-        <w:rPr>
-          <w:rFonts w:hint="eastAsia" w:ascii="Times New Roman" w:hAnsi="Times New Roman" w:eastAsia="FangSong" w:cs="Times New Roman"/>
-        </w:rPr>
-        <w:t>重排是否可逆</w:t>
+          <w:rFonts w:hint="eastAsia" w:ascii="Times New Roman" w:hAnsi="Times New Roman" w:eastAsia="FangSong" w:cs="Times New Roman"/>
+        </w:rPr>
+        <w:t>己三烯的电环化关环在热条件下的旋转方式是什么</w:t>
       </w:r>
       <w:r>
         <w:rPr>
@@ -36978,7 +40456,7 @@
         <w:rPr>
           <w:rFonts w:hint="eastAsia" w:ascii="Times New Roman" w:hAnsi="Times New Roman" w:eastAsia="FangSong" w:cs="Times New Roman"/>
         </w:rPr>
-        <w:t>平衡偏向哪一侧</w:t>
+        <w:t>为什么</w:t>
       </w:r>
       <w:r>
         <w:rPr>
@@ -37002,61 +40480,19 @@
         <w:rPr>
           <w:rFonts w:hint="eastAsia" w:ascii="Times New Roman" w:hAnsi="Times New Roman" w:eastAsia="FangSong" w:cs="Times New Roman"/>
         </w:rPr>
-        <w:t>氧杂</w:t>
-      </w:r>
-      <w:r>
-        <w:rPr>
-          <w:rFonts w:hint="eastAsia" w:ascii="Times New Roman" w:hAnsi="Times New Roman" w:eastAsia="Times New Roman" w:cs="Times New Roman"/>
-        </w:rPr>
-        <w:t>Cope</w:t>
-      </w:r>
-      <w:r>
-        <w:rPr>
-          <w:rFonts w:hint="eastAsia" w:ascii="Times New Roman" w:hAnsi="Times New Roman" w:eastAsia="FangSong" w:cs="Times New Roman"/>
-        </w:rPr>
-        <w:t>重排</w:t>
-      </w:r>
-      <w:r>
-        <w:rPr>
-          <w:rFonts w:hint="eastAsia" w:ascii="Times New Roman" w:hAnsi="Times New Roman" w:eastAsia="Times New Roman" w:cs="Times New Roman"/>
-        </w:rPr>
-        <w:t>（oxy-Cope）</w:t>
-      </w:r>
-      <w:r>
-        <w:rPr>
-          <w:rFonts w:hint="eastAsia" w:ascii="Times New Roman" w:hAnsi="Times New Roman" w:eastAsia="FangSong" w:cs="Times New Roman"/>
-        </w:rPr>
-        <w:t>有什么特殊优势</w:t>
-      </w:r>
-      <w:r>
-        <w:rPr>
-          <w:rFonts w:hint="eastAsia" w:ascii="Times New Roman" w:hAnsi="Times New Roman" w:eastAsia="Times New Roman" w:cs="Times New Roman"/>
-        </w:rPr>
-        <w:t>？</w:t>
-      </w:r>
-      <w:r>
-        <w:rPr>
-          <w:rFonts w:hint="eastAsia" w:ascii="Times New Roman" w:hAnsi="Times New Roman" w:eastAsia="FangSong" w:cs="Times New Roman"/>
-        </w:rPr>
-        <w:t>为什么阴离子加速的氧杂</w:t>
-      </w:r>
-      <w:r>
-        <w:rPr>
-          <w:rFonts w:hint="eastAsia" w:ascii="Times New Roman" w:hAnsi="Times New Roman" w:eastAsia="Times New Roman" w:cs="Times New Roman"/>
-        </w:rPr>
-        <w:t>Cope</w:t>
-      </w:r>
-      <w:r>
-        <w:rPr>
-          <w:rFonts w:hint="eastAsia" w:ascii="Times New Roman" w:hAnsi="Times New Roman" w:eastAsia="FangSong" w:cs="Times New Roman"/>
-        </w:rPr>
-        <w:t>重排特别有用</w:t>
-      </w:r>
-      <w:r>
-        <w:rPr>
-          <w:rFonts w:hint="eastAsia" w:ascii="Times New Roman" w:hAnsi="Times New Roman" w:eastAsia="Times New Roman" w:cs="Times New Roman"/>
-        </w:rPr>
-        <w:t>？</w:t>
+        <w:t>从</w:t>
+      </w:r>
+      <w:r>
+        <w:rPr>
+          <w:rFonts w:hint="eastAsia" w:ascii="Times New Roman" w:hAnsi="Times New Roman" w:eastAsia="Times New Roman" w:cs="Times New Roman"/>
+        </w:rPr>
+        <w:t>HOMO</w:t>
+      </w:r>
+      <w:r>
+        <w:rPr>
+          <w:rFonts w:hint="eastAsia" w:ascii="Times New Roman" w:hAnsi="Times New Roman" w:eastAsia="FangSong" w:cs="Times New Roman"/>
+        </w:rPr>
+        <w:t>的对称性解释热条件下的旋转选择性</w:t>
       </w:r>
       <w:r>
         <w:rPr>
@@ -37072,27 +40508,9 @@
       </w:r>
       <w:r>
         <w:rPr>
-          <w:rFonts w:hint="eastAsia" w:ascii="Times New Roman" w:hAnsi="Times New Roman" w:eastAsia="Times New Roman" w:cs="Times New Roman"/>
-        </w:rPr>
-        <w:t>[2,3]-Wittig</w:t>
-      </w:r>
-      <w:r>
-        <w:rPr>
-          <w:rFonts w:hint="eastAsia" w:ascii="Times New Roman" w:hAnsi="Times New Roman" w:eastAsia="FangSong" w:cs="Times New Roman"/>
-        </w:rPr>
-        <w:t>重排与</w:t>
-      </w:r>
-      <w:r>
-        <w:rPr>
-          <w:rFonts w:hint="eastAsia" w:ascii="Times New Roman" w:hAnsi="Times New Roman" w:eastAsia="Times New Roman" w:cs="Times New Roman"/>
-        </w:rPr>
-        <w:t>[1,2]-Wittig</w:t>
-      </w:r>
-      <w:r>
-        <w:rPr>
-          <w:rFonts w:hint="eastAsia" w:ascii="Times New Roman" w:hAnsi="Times New Roman" w:eastAsia="FangSong" w:cs="Times New Roman"/>
-        </w:rPr>
-        <w:t>重排的区别是什么</w:t>
+          <w:rFonts w:hint="eastAsia" w:ascii="Times New Roman" w:hAnsi="Times New Roman" w:eastAsia="FangSong" w:cs="Times New Roman"/>
+        </w:rPr>
+        <w:t>楔形键和波形键在电环化反应产物表示中的作用是什么</w:t>
       </w:r>
       <w:r>
         <w:rPr>
@@ -37111,8 +40529,8 @@
         </w:pict>
       </w:r>
     </w:p>
-    <w:bookmarkEnd w:id="523"/>
-    <w:bookmarkStart w:id="524" w:name="σ迁移反应的分类与选择规则"/>
+    <w:bookmarkEnd w:id="582"/>
+    <w:bookmarkStart w:id="583" w:name="cope重排与氧杂cope重排"/>
     <w:p>
       <w:pPr>
         <w:pStyle w:val="Heading2"/>
@@ -37123,19 +40541,31 @@
         <w:rPr>
           <w:rFonts w:ascii="Times New Roman" w:hAnsi="Times New Roman" w:eastAsia="Times New Roman" w:cs="Times New Roman"/>
         </w:rPr>
-        <w:t xml:space="preserve">8.143 </w:t>
-      </w:r>
-      <w:r>
-        <w:rPr>
-          <w:rFonts w:hint="eastAsia" w:ascii="Times New Roman" w:hAnsi="Times New Roman" w:eastAsia="Times New Roman" w:cs="Times New Roman"/>
-        </w:rPr>
-        <w:t>σ</w:t>
+        <w:t xml:space="preserve">8.144 </w:t>
+      </w:r>
+      <w:r>
+        <w:rPr>
+          <w:rFonts w:hint="eastAsia" w:ascii="Times New Roman" w:hAnsi="Times New Roman" w:eastAsia="Times New Roman" w:cs="Times New Roman"/>
+        </w:rPr>
+        <w:t>Cope</w:t>
       </w:r>
       <w:r>
         <w:rPr>
           <w:rFonts w:hint="eastAsia" w:ascii="Times New Roman" w:hAnsi="Times New Roman" w:eastAsia="SimHei" w:cs="Times New Roman"/>
         </w:rPr>
-        <w:t>迁移反应的分类与选择规则</w:t>
+        <w:t>重排与氧杂</w:t>
+      </w:r>
+      <w:r>
+        <w:rPr>
+          <w:rFonts w:hint="eastAsia" w:ascii="Times New Roman" w:hAnsi="Times New Roman" w:eastAsia="Times New Roman" w:cs="Times New Roman"/>
+        </w:rPr>
+        <w:t>Cope</w:t>
+      </w:r>
+      <w:r>
+        <w:rPr>
+          <w:rFonts w:hint="eastAsia" w:ascii="Times New Roman" w:hAnsi="Times New Roman" w:eastAsia="SimHei" w:cs="Times New Roman"/>
+        </w:rPr>
+        <w:t>重排</w:t>
       </w:r>
     </w:p>
     <w:p>
@@ -37146,13 +40576,37 @@
         <w:rPr>
           <w:rFonts w:hint="eastAsia" w:ascii="Times New Roman" w:hAnsi="Times New Roman" w:eastAsia="Times New Roman" w:cs="Times New Roman"/>
         </w:rPr>
-        <w:t>σ</w:t>
-      </w:r>
-      <w:r>
-        <w:rPr>
-          <w:rFonts w:hint="eastAsia" w:ascii="Times New Roman" w:hAnsi="Times New Roman" w:eastAsia="FangSong" w:cs="Times New Roman"/>
-        </w:rPr>
-        <w:t>迁移反应按迁移原子和迁移距离分类</w:t>
+        <w:t>Cope</w:t>
+      </w:r>
+      <w:r>
+        <w:rPr>
+          <w:rFonts w:hint="eastAsia" w:ascii="Times New Roman" w:hAnsi="Times New Roman" w:eastAsia="FangSong" w:cs="Times New Roman"/>
+        </w:rPr>
+        <w:t>重排是</w:t>
+      </w:r>
+      <w:r>
+        <w:rPr>
+          <w:rFonts w:hint="eastAsia" w:ascii="Times New Roman" w:hAnsi="Times New Roman" w:eastAsia="Times New Roman" w:cs="Times New Roman"/>
+        </w:rPr>
+        <w:t>1,5-</w:t>
+      </w:r>
+      <w:r>
+        <w:rPr>
+          <w:rFonts w:hint="eastAsia" w:ascii="Times New Roman" w:hAnsi="Times New Roman" w:eastAsia="FangSong" w:cs="Times New Roman"/>
+        </w:rPr>
+        <w:t>二烯的</w:t>
+      </w:r>
+      <w:r>
+        <w:rPr>
+          <w:rFonts w:hint="eastAsia" w:ascii="Times New Roman" w:hAnsi="Times New Roman" w:eastAsia="Times New Roman" w:cs="Times New Roman"/>
+        </w:rPr>
+        <w:t>[3,3]-σ</w:t>
+      </w:r>
+      <w:r>
+        <w:rPr>
+          <w:rFonts w:hint="eastAsia" w:ascii="Times New Roman" w:hAnsi="Times New Roman" w:eastAsia="FangSong" w:cs="Times New Roman"/>
+        </w:rPr>
+        <w:t>迁移反应</w:t>
       </w:r>
       <w:r>
         <w:rPr>
@@ -37164,19 +40618,19 @@
         <w:rPr>
           <w:rFonts w:hint="eastAsia" w:ascii="Times New Roman" w:hAnsi="Times New Roman" w:eastAsia="FangSong" w:cs="Times New Roman"/>
         </w:rPr>
-        <w:t>遵循</w:t>
-      </w:r>
-      <w:r>
-        <w:rPr>
-          <w:rFonts w:hint="eastAsia" w:ascii="Times New Roman" w:hAnsi="Times New Roman" w:eastAsia="Times New Roman" w:cs="Times New Roman"/>
-        </w:rPr>
-        <w:t>Woodward-Hoffmann</w:t>
-      </w:r>
-      <w:r>
-        <w:rPr>
-          <w:rFonts w:hint="eastAsia" w:ascii="Times New Roman" w:hAnsi="Times New Roman" w:eastAsia="FangSong" w:cs="Times New Roman"/>
-        </w:rPr>
-        <w:t>选择规则</w:t>
+        <w:t>氧杂</w:t>
+      </w:r>
+      <w:r>
+        <w:rPr>
+          <w:rFonts w:hint="eastAsia" w:ascii="Times New Roman" w:hAnsi="Times New Roman" w:eastAsia="Times New Roman" w:cs="Times New Roman"/>
+        </w:rPr>
+        <w:t>Cope</w:t>
+      </w:r>
+      <w:r>
+        <w:rPr>
+          <w:rFonts w:hint="eastAsia" w:ascii="Times New Roman" w:hAnsi="Times New Roman" w:eastAsia="FangSong" w:cs="Times New Roman"/>
+        </w:rPr>
+        <w:t>重排是含氧类似物</w:t>
       </w:r>
       <w:r>
         <w:rPr>
@@ -37219,43 +40673,19 @@
         <w:rPr>
           <w:rFonts w:hint="eastAsia" w:ascii="Times New Roman" w:hAnsi="Times New Roman" w:eastAsia="FangSong" w:cs="Times New Roman"/>
         </w:rPr>
-        <w:t>解释</w:t>
-      </w:r>
-      <w:r>
-        <w:rPr>
-          <w:rFonts w:hint="eastAsia" w:ascii="Times New Roman" w:hAnsi="Times New Roman" w:eastAsia="Times New Roman" w:cs="Times New Roman"/>
-        </w:rPr>
-        <w:t>[i,j]-σ</w:t>
-      </w:r>
-      <w:r>
-        <w:rPr>
-          <w:rFonts w:hint="eastAsia" w:ascii="Times New Roman" w:hAnsi="Times New Roman" w:eastAsia="FangSong" w:cs="Times New Roman"/>
-        </w:rPr>
-        <w:t>迁移反应中数字</w:t>
-      </w:r>
-      <w:r>
-        <w:rPr>
-          <w:rFonts w:hint="eastAsia" w:ascii="Times New Roman" w:hAnsi="Times New Roman" w:eastAsia="Times New Roman" w:cs="Times New Roman"/>
-        </w:rPr>
-        <w:t>i</w:t>
-      </w:r>
-      <w:r>
-        <w:rPr>
-          <w:rFonts w:hint="eastAsia" w:ascii="Times New Roman" w:hAnsi="Times New Roman" w:eastAsia="FangSong" w:cs="Times New Roman"/>
-        </w:rPr>
-        <w:t>和</w:t>
-      </w:r>
-      <w:r>
-        <w:rPr>
-          <w:rFonts w:hint="eastAsia" w:ascii="Times New Roman" w:hAnsi="Times New Roman" w:eastAsia="Times New Roman" w:cs="Times New Roman"/>
-        </w:rPr>
-        <w:t>j</w:t>
-      </w:r>
-      <w:r>
-        <w:rPr>
-          <w:rFonts w:hint="eastAsia" w:ascii="Times New Roman" w:hAnsi="Times New Roman" w:eastAsia="FangSong" w:cs="Times New Roman"/>
-        </w:rPr>
-        <w:t>的含义</w:t>
+        <w:t>画出</w:t>
+      </w:r>
+      <w:r>
+        <w:rPr>
+          <w:rFonts w:hint="eastAsia" w:ascii="Times New Roman" w:hAnsi="Times New Roman" w:eastAsia="Times New Roman" w:cs="Times New Roman"/>
+        </w:rPr>
+        <w:t>Cope</w:t>
+      </w:r>
+      <w:r>
+        <w:rPr>
+          <w:rFonts w:hint="eastAsia" w:ascii="Times New Roman" w:hAnsi="Times New Roman" w:eastAsia="FangSong" w:cs="Times New Roman"/>
+        </w:rPr>
+        <w:t>重排的反应式和环状过渡态</w:t>
       </w:r>
       <w:r>
         <w:rPr>
@@ -37273,25 +40703,13 @@
         <w:rPr>
           <w:rFonts w:hint="eastAsia" w:ascii="Times New Roman" w:hAnsi="Times New Roman" w:eastAsia="Times New Roman" w:cs="Times New Roman"/>
         </w:rPr>
-        <w:t>[1,5]-</w:t>
-      </w:r>
-      <w:r>
-        <w:rPr>
-          <w:rFonts w:hint="eastAsia" w:ascii="Times New Roman" w:hAnsi="Times New Roman" w:eastAsia="FangSong" w:cs="Times New Roman"/>
-        </w:rPr>
-        <w:t>氢迁移和</w:t>
-      </w:r>
-      <w:r>
-        <w:rPr>
-          <w:rFonts w:hint="eastAsia" w:ascii="Times New Roman" w:hAnsi="Times New Roman" w:eastAsia="Times New Roman" w:cs="Times New Roman"/>
-        </w:rPr>
-        <w:t>[1,3]-</w:t>
-      </w:r>
-      <w:r>
-        <w:rPr>
-          <w:rFonts w:hint="eastAsia" w:ascii="Times New Roman" w:hAnsi="Times New Roman" w:eastAsia="FangSong" w:cs="Times New Roman"/>
-        </w:rPr>
-        <w:t>氢迁移哪个在热条件下允许</w:t>
+        <w:t>Cope</w:t>
+      </w:r>
+      <w:r>
+        <w:rPr>
+          <w:rFonts w:hint="eastAsia" w:ascii="Times New Roman" w:hAnsi="Times New Roman" w:eastAsia="FangSong" w:cs="Times New Roman"/>
+        </w:rPr>
+        <w:t>重排是否可逆</w:t>
       </w:r>
       <w:r>
         <w:rPr>
@@ -37303,7 +40721,7 @@
         <w:rPr>
           <w:rFonts w:hint="eastAsia" w:ascii="Times New Roman" w:hAnsi="Times New Roman" w:eastAsia="FangSong" w:cs="Times New Roman"/>
         </w:rPr>
-        <w:t>为什么</w:t>
+        <w:t>平衡偏向哪一侧</w:t>
       </w:r>
       <w:r>
         <w:rPr>
@@ -37327,31 +40745,61 @@
         <w:rPr>
           <w:rFonts w:hint="eastAsia" w:ascii="Times New Roman" w:hAnsi="Times New Roman" w:eastAsia="FangSong" w:cs="Times New Roman"/>
         </w:rPr>
-        <w:t>从</w:t>
-      </w:r>
-      <w:r>
-        <w:rPr>
-          <w:rFonts w:hint="eastAsia" w:ascii="Times New Roman" w:hAnsi="Times New Roman" w:eastAsia="Times New Roman" w:cs="Times New Roman"/>
-        </w:rPr>
-        <w:t>HOMO</w:t>
-      </w:r>
-      <w:r>
-        <w:rPr>
-          <w:rFonts w:hint="eastAsia" w:ascii="Times New Roman" w:hAnsi="Times New Roman" w:eastAsia="FangSong" w:cs="Times New Roman"/>
-        </w:rPr>
-        <w:t>对称性角度解释</w:t>
-      </w:r>
-      <w:r>
-        <w:rPr>
-          <w:rFonts w:hint="eastAsia" w:ascii="Times New Roman" w:hAnsi="Times New Roman" w:eastAsia="Times New Roman" w:cs="Times New Roman"/>
-        </w:rPr>
-        <w:t>[1,5]-suprafacial</w:t>
-      </w:r>
-      <w:r>
-        <w:rPr>
-          <w:rFonts w:hint="eastAsia" w:ascii="Times New Roman" w:hAnsi="Times New Roman" w:eastAsia="FangSong" w:cs="Times New Roman"/>
-        </w:rPr>
-        <w:t>氢迁移为什么是允许的</w:t>
+        <w:t>氧杂</w:t>
+      </w:r>
+      <w:r>
+        <w:rPr>
+          <w:rFonts w:hint="eastAsia" w:ascii="Times New Roman" w:hAnsi="Times New Roman" w:eastAsia="Times New Roman" w:cs="Times New Roman"/>
+        </w:rPr>
+        <w:t>Cope</w:t>
+      </w:r>
+      <w:r>
+        <w:rPr>
+          <w:rFonts w:hint="eastAsia" w:ascii="Times New Roman" w:hAnsi="Times New Roman" w:eastAsia="FangSong" w:cs="Times New Roman"/>
+        </w:rPr>
+        <w:t>重排</w:t>
+      </w:r>
+      <w:r>
+        <w:rPr>
+          <w:rFonts w:hint="eastAsia" w:ascii="Times New Roman" w:hAnsi="Times New Roman" w:eastAsia="Times New Roman" w:cs="Times New Roman"/>
+        </w:rPr>
+        <w:t>（oxy-Cope）</w:t>
+      </w:r>
+      <w:r>
+        <w:rPr>
+          <w:rFonts w:hint="eastAsia" w:ascii="Times New Roman" w:hAnsi="Times New Roman" w:eastAsia="FangSong" w:cs="Times New Roman"/>
+        </w:rPr>
+        <w:t>有什么特殊优势</w:t>
+      </w:r>
+      <w:r>
+        <w:rPr>
+          <w:rFonts w:hint="eastAsia" w:ascii="Times New Roman" w:hAnsi="Times New Roman" w:eastAsia="Times New Roman" w:cs="Times New Roman"/>
+        </w:rPr>
+        <w:t>？</w:t>
+      </w:r>
+      <w:r>
+        <w:rPr>
+          <w:rFonts w:hint="eastAsia" w:ascii="Times New Roman" w:hAnsi="Times New Roman" w:eastAsia="FangSong" w:cs="Times New Roman"/>
+        </w:rPr>
+        <w:t>为什么阴离子加速的氧杂</w:t>
+      </w:r>
+      <w:r>
+        <w:rPr>
+          <w:rFonts w:hint="eastAsia" w:ascii="Times New Roman" w:hAnsi="Times New Roman" w:eastAsia="Times New Roman" w:cs="Times New Roman"/>
+        </w:rPr>
+        <w:t>Cope</w:t>
+      </w:r>
+      <w:r>
+        <w:rPr>
+          <w:rFonts w:hint="eastAsia" w:ascii="Times New Roman" w:hAnsi="Times New Roman" w:eastAsia="FangSong" w:cs="Times New Roman"/>
+        </w:rPr>
+        <w:t>重排特别有用</w:t>
+      </w:r>
+      <w:r>
+        <w:rPr>
+          <w:rFonts w:hint="eastAsia" w:ascii="Times New Roman" w:hAnsi="Times New Roman" w:eastAsia="Times New Roman" w:cs="Times New Roman"/>
+        </w:rPr>
+        <w:t>？</w:t>
       </w:r>
       <w:r>
         <w:rPr>
@@ -37369,61 +40817,25 @@
         <w:rPr>
           <w:rFonts w:hint="eastAsia" w:ascii="Times New Roman" w:hAnsi="Times New Roman" w:eastAsia="Times New Roman" w:cs="Times New Roman"/>
         </w:rPr>
-        <w:t>[3,3]-σ</w:t>
-      </w:r>
-      <w:r>
-        <w:rPr>
-          <w:rFonts w:hint="eastAsia" w:ascii="Times New Roman" w:hAnsi="Times New Roman" w:eastAsia="FangSong" w:cs="Times New Roman"/>
-        </w:rPr>
-        <w:t>迁移反应</w:t>
-      </w:r>
-      <w:r>
-        <w:rPr>
-          <w:rFonts w:hint="eastAsia" w:ascii="Times New Roman" w:hAnsi="Times New Roman" w:eastAsia="Times New Roman" w:cs="Times New Roman"/>
-        </w:rPr>
-        <w:t>（</w:t>
-      </w:r>
-      <w:r>
-        <w:rPr>
-          <w:rFonts w:hint="eastAsia" w:ascii="Times New Roman" w:hAnsi="Times New Roman" w:eastAsia="FangSong" w:cs="Times New Roman"/>
-        </w:rPr>
-        <w:t>如</w:t>
-      </w:r>
-      <w:r>
-        <w:rPr>
-          <w:rFonts w:hint="eastAsia" w:ascii="Times New Roman" w:hAnsi="Times New Roman" w:eastAsia="Times New Roman" w:cs="Times New Roman"/>
-        </w:rPr>
-        <w:t>Cope</w:t>
-      </w:r>
-      <w:r>
-        <w:rPr>
-          <w:rFonts w:hint="eastAsia" w:ascii="Times New Roman" w:hAnsi="Times New Roman" w:eastAsia="FangSong" w:cs="Times New Roman"/>
-        </w:rPr>
-        <w:t>和</w:t>
-      </w:r>
-      <w:r>
-        <w:rPr>
-          <w:rFonts w:hint="eastAsia" w:ascii="Times New Roman" w:hAnsi="Times New Roman" w:eastAsia="Times New Roman" w:cs="Times New Roman"/>
-        </w:rPr>
-        <w:t>Claisen</w:t>
-      </w:r>
-      <w:r>
-        <w:rPr>
-          <w:rFonts w:hint="eastAsia" w:ascii="Times New Roman" w:hAnsi="Times New Roman" w:eastAsia="FangSong" w:cs="Times New Roman"/>
-        </w:rPr>
-        <w:t>重排</w:t>
-      </w:r>
-      <w:r>
-        <w:rPr>
-          <w:rFonts w:hint="eastAsia" w:ascii="Times New Roman" w:hAnsi="Times New Roman" w:eastAsia="Times New Roman" w:cs="Times New Roman"/>
-        </w:rPr>
-        <w:t>）</w:t>
-      </w:r>
-      <w:r>
-        <w:rPr>
-          <w:rFonts w:hint="eastAsia" w:ascii="Times New Roman" w:hAnsi="Times New Roman" w:eastAsia="FangSong" w:cs="Times New Roman"/>
-        </w:rPr>
-        <w:t>为什么在相对温和的条件下即可发生</w:t>
+        <w:t>[2,3]-Wittig</w:t>
+      </w:r>
+      <w:r>
+        <w:rPr>
+          <w:rFonts w:hint="eastAsia" w:ascii="Times New Roman" w:hAnsi="Times New Roman" w:eastAsia="FangSong" w:cs="Times New Roman"/>
+        </w:rPr>
+        <w:t>重排与</w:t>
+      </w:r>
+      <w:r>
+        <w:rPr>
+          <w:rFonts w:hint="eastAsia" w:ascii="Times New Roman" w:hAnsi="Times New Roman" w:eastAsia="Times New Roman" w:cs="Times New Roman"/>
+        </w:rPr>
+        <w:t>[1,2]-Wittig</w:t>
+      </w:r>
+      <w:r>
+        <w:rPr>
+          <w:rFonts w:hint="eastAsia" w:ascii="Times New Roman" w:hAnsi="Times New Roman" w:eastAsia="FangSong" w:cs="Times New Roman"/>
+        </w:rPr>
+        <w:t>重排的区别是什么</w:t>
       </w:r>
       <w:r>
         <w:rPr>
@@ -37442,8 +40854,8 @@
         </w:pict>
       </w:r>
     </w:p>
-    <w:bookmarkEnd w:id="524"/>
-    <w:bookmarkStart w:id="527" w:name="da选择性含cn取代基"/>
+    <w:bookmarkEnd w:id="583"/>
+    <w:bookmarkStart w:id="584" w:name="σ迁移反应的分类与选择规则"/>
     <w:p>
       <w:pPr>
         <w:pStyle w:val="Heading2"/>
@@ -37454,7 +40866,338 @@
         <w:rPr>
           <w:rFonts w:ascii="Times New Roman" w:hAnsi="Times New Roman" w:eastAsia="Times New Roman" w:cs="Times New Roman"/>
         </w:rPr>
-        <w:t xml:space="preserve">8.144 </w:t>
+        <w:t xml:space="preserve">8.145 </w:t>
+      </w:r>
+      <w:r>
+        <w:rPr>
+          <w:rFonts w:hint="eastAsia" w:ascii="Times New Roman" w:hAnsi="Times New Roman" w:eastAsia="Times New Roman" w:cs="Times New Roman"/>
+        </w:rPr>
+        <w:t>σ</w:t>
+      </w:r>
+      <w:r>
+        <w:rPr>
+          <w:rFonts w:hint="eastAsia" w:ascii="Times New Roman" w:hAnsi="Times New Roman" w:eastAsia="SimHei" w:cs="Times New Roman"/>
+        </w:rPr>
+        <w:t>迁移反应的分类与选择规则</w:t>
+      </w:r>
+    </w:p>
+    <w:p>
+      <w:pPr>
+        <w:pStyle w:val="FirstParagraph"/>
+      </w:pPr>
+      <w:r>
+        <w:rPr>
+          <w:rFonts w:hint="eastAsia" w:ascii="Times New Roman" w:hAnsi="Times New Roman" w:eastAsia="Times New Roman" w:cs="Times New Roman"/>
+        </w:rPr>
+        <w:t>σ</w:t>
+      </w:r>
+      <w:r>
+        <w:rPr>
+          <w:rFonts w:hint="eastAsia" w:ascii="Times New Roman" w:hAnsi="Times New Roman" w:eastAsia="FangSong" w:cs="Times New Roman"/>
+        </w:rPr>
+        <w:t>迁移反应按迁移原子和迁移距离分类</w:t>
+      </w:r>
+      <w:r>
+        <w:rPr>
+          <w:rFonts w:hint="eastAsia" w:ascii="Times New Roman" w:hAnsi="Times New Roman" w:eastAsia="Times New Roman" w:cs="Times New Roman"/>
+        </w:rPr>
+        <w:t>，</w:t>
+      </w:r>
+      <w:r>
+        <w:rPr>
+          <w:rFonts w:hint="eastAsia" w:ascii="Times New Roman" w:hAnsi="Times New Roman" w:eastAsia="FangSong" w:cs="Times New Roman"/>
+        </w:rPr>
+        <w:t>遵循</w:t>
+      </w:r>
+      <w:r>
+        <w:rPr>
+          <w:rFonts w:hint="eastAsia" w:ascii="Times New Roman" w:hAnsi="Times New Roman" w:eastAsia="Times New Roman" w:cs="Times New Roman"/>
+        </w:rPr>
+        <w:t>Woodward-Hoffmann</w:t>
+      </w:r>
+      <w:r>
+        <w:rPr>
+          <w:rFonts w:hint="eastAsia" w:ascii="Times New Roman" w:hAnsi="Times New Roman" w:eastAsia="FangSong" w:cs="Times New Roman"/>
+        </w:rPr>
+        <w:t>选择规则</w:t>
+      </w:r>
+      <w:r>
+        <w:rPr>
+          <w:rFonts w:hint="eastAsia" w:ascii="Times New Roman" w:hAnsi="Times New Roman" w:eastAsia="Times New Roman" w:cs="Times New Roman"/>
+        </w:rPr>
+        <w:t>。</w:t>
+      </w:r>
+    </w:p>
+    <w:p>
+      <w:pPr>
+        <w:pStyle w:val="BodyText"/>
+      </w:pPr>
+      <w:r>
+        <w:rPr>
+          <w:rFonts w:hint="eastAsia" w:ascii="Times New Roman" w:hAnsi="Times New Roman" w:eastAsia="FangSong" w:cs="Times New Roman"/>
+          <w:b/>
+          <w:bCs/>
+        </w:rPr>
+        <w:t xml:space="preserve">题目</w:t>
+      </w:r>
+      <w:r>
+        <w:rPr>
+          <w:rFonts w:hint="eastAsia" w:ascii="Times New Roman" w:hAnsi="Times New Roman" w:eastAsia="Times New Roman" w:cs="Times New Roman"/>
+        </w:rPr>
+        <w:t xml:space="preserve">：</w:t>
+      </w:r>
+      <w:r>
+        <w:rPr>
+          <w:rFonts w:ascii="Times New Roman" w:hAnsi="Times New Roman" w:eastAsia="Times New Roman" w:cs="Times New Roman"/>
+        </w:rPr>
+        <w:t xml:space="preserve"> </w:t>
+      </w:r>
+      <w:r>
+        <w:rPr>
+          <w:rFonts w:ascii="Times New Roman" w:hAnsi="Times New Roman" w:eastAsia="Times New Roman" w:cs="Times New Roman"/>
+        </w:rPr>
+        <w:t xml:space="preserve">1. </w:t>
+      </w:r>
+      <w:r>
+        <w:rPr>
+          <w:rFonts w:hint="eastAsia" w:ascii="Times New Roman" w:hAnsi="Times New Roman" w:eastAsia="FangSong" w:cs="Times New Roman"/>
+        </w:rPr>
+        <w:t>解释</w:t>
+      </w:r>
+      <w:r>
+        <w:rPr>
+          <w:rFonts w:hint="eastAsia" w:ascii="Times New Roman" w:hAnsi="Times New Roman" w:eastAsia="Times New Roman" w:cs="Times New Roman"/>
+        </w:rPr>
+        <w:t>[i,j]-σ</w:t>
+      </w:r>
+      <w:r>
+        <w:rPr>
+          <w:rFonts w:hint="eastAsia" w:ascii="Times New Roman" w:hAnsi="Times New Roman" w:eastAsia="FangSong" w:cs="Times New Roman"/>
+        </w:rPr>
+        <w:t>迁移反应中数字</w:t>
+      </w:r>
+      <w:r>
+        <w:rPr>
+          <w:rFonts w:hint="eastAsia" w:ascii="Times New Roman" w:hAnsi="Times New Roman" w:eastAsia="Times New Roman" w:cs="Times New Roman"/>
+        </w:rPr>
+        <w:t>i</w:t>
+      </w:r>
+      <w:r>
+        <w:rPr>
+          <w:rFonts w:hint="eastAsia" w:ascii="Times New Roman" w:hAnsi="Times New Roman" w:eastAsia="FangSong" w:cs="Times New Roman"/>
+        </w:rPr>
+        <w:t>和</w:t>
+      </w:r>
+      <w:r>
+        <w:rPr>
+          <w:rFonts w:hint="eastAsia" w:ascii="Times New Roman" w:hAnsi="Times New Roman" w:eastAsia="Times New Roman" w:cs="Times New Roman"/>
+        </w:rPr>
+        <w:t>j</w:t>
+      </w:r>
+      <w:r>
+        <w:rPr>
+          <w:rFonts w:hint="eastAsia" w:ascii="Times New Roman" w:hAnsi="Times New Roman" w:eastAsia="FangSong" w:cs="Times New Roman"/>
+        </w:rPr>
+        <w:t>的含义</w:t>
+      </w:r>
+      <w:r>
+        <w:rPr>
+          <w:rFonts w:ascii="Times New Roman" w:hAnsi="Times New Roman" w:eastAsia="Times New Roman" w:cs="Times New Roman"/>
+        </w:rPr>
+        <w:t xml:space="preserve"> </w:t>
+      </w:r>
+      <w:r>
+        <w:rPr>
+          <w:rFonts w:ascii="Times New Roman" w:hAnsi="Times New Roman" w:eastAsia="Times New Roman" w:cs="Times New Roman"/>
+        </w:rPr>
+        <w:t xml:space="preserve">2. </w:t>
+      </w:r>
+      <w:r>
+        <w:rPr>
+          <w:rFonts w:hint="eastAsia" w:ascii="Times New Roman" w:hAnsi="Times New Roman" w:eastAsia="Times New Roman" w:cs="Times New Roman"/>
+        </w:rPr>
+        <w:t>[1,5]-</w:t>
+      </w:r>
+      <w:r>
+        <w:rPr>
+          <w:rFonts w:hint="eastAsia" w:ascii="Times New Roman" w:hAnsi="Times New Roman" w:eastAsia="FangSong" w:cs="Times New Roman"/>
+        </w:rPr>
+        <w:t>氢迁移和</w:t>
+      </w:r>
+      <w:r>
+        <w:rPr>
+          <w:rFonts w:hint="eastAsia" w:ascii="Times New Roman" w:hAnsi="Times New Roman" w:eastAsia="Times New Roman" w:cs="Times New Roman"/>
+        </w:rPr>
+        <w:t>[1,3]-</w:t>
+      </w:r>
+      <w:r>
+        <w:rPr>
+          <w:rFonts w:hint="eastAsia" w:ascii="Times New Roman" w:hAnsi="Times New Roman" w:eastAsia="FangSong" w:cs="Times New Roman"/>
+        </w:rPr>
+        <w:t>氢迁移哪个在热条件下允许</w:t>
+      </w:r>
+      <w:r>
+        <w:rPr>
+          <w:rFonts w:hint="eastAsia" w:ascii="Times New Roman" w:hAnsi="Times New Roman" w:eastAsia="Times New Roman" w:cs="Times New Roman"/>
+        </w:rPr>
+        <w:t>？</w:t>
+      </w:r>
+      <w:r>
+        <w:rPr>
+          <w:rFonts w:hint="eastAsia" w:ascii="Times New Roman" w:hAnsi="Times New Roman" w:eastAsia="FangSong" w:cs="Times New Roman"/>
+        </w:rPr>
+        <w:t>为什么</w:t>
+      </w:r>
+      <w:r>
+        <w:rPr>
+          <w:rFonts w:hint="eastAsia" w:ascii="Times New Roman" w:hAnsi="Times New Roman" w:eastAsia="Times New Roman" w:cs="Times New Roman"/>
+        </w:rPr>
+        <w:t>？</w:t>
+      </w:r>
+      <w:r>
+        <w:rPr>
+          <w:rFonts w:ascii="Times New Roman" w:hAnsi="Times New Roman" w:eastAsia="Times New Roman" w:cs="Times New Roman"/>
+        </w:rPr>
+        <w:t xml:space="preserve"> </w:t>
+      </w:r>
+      <w:r>
+        <w:rPr>
+          <w:rFonts w:ascii="Times New Roman" w:hAnsi="Times New Roman" w:eastAsia="Times New Roman" w:cs="Times New Roman"/>
+        </w:rPr>
+        <w:t xml:space="preserve">3. </w:t>
+      </w:r>
+      <w:r>
+        <w:rPr>
+          <w:rFonts w:hint="eastAsia" w:ascii="Times New Roman" w:hAnsi="Times New Roman" w:eastAsia="FangSong" w:cs="Times New Roman"/>
+        </w:rPr>
+        <w:t>从</w:t>
+      </w:r>
+      <w:r>
+        <w:rPr>
+          <w:rFonts w:hint="eastAsia" w:ascii="Times New Roman" w:hAnsi="Times New Roman" w:eastAsia="Times New Roman" w:cs="Times New Roman"/>
+        </w:rPr>
+        <w:t>HOMO</w:t>
+      </w:r>
+      <w:r>
+        <w:rPr>
+          <w:rFonts w:hint="eastAsia" w:ascii="Times New Roman" w:hAnsi="Times New Roman" w:eastAsia="FangSong" w:cs="Times New Roman"/>
+        </w:rPr>
+        <w:t>对称性角度解释</w:t>
+      </w:r>
+      <w:r>
+        <w:rPr>
+          <w:rFonts w:hint="eastAsia" w:ascii="Times New Roman" w:hAnsi="Times New Roman" w:eastAsia="Times New Roman" w:cs="Times New Roman"/>
+        </w:rPr>
+        <w:t>[1,5]-suprafacial</w:t>
+      </w:r>
+      <w:r>
+        <w:rPr>
+          <w:rFonts w:hint="eastAsia" w:ascii="Times New Roman" w:hAnsi="Times New Roman" w:eastAsia="FangSong" w:cs="Times New Roman"/>
+        </w:rPr>
+        <w:t>氢迁移为什么是允许的</w:t>
+      </w:r>
+      <w:r>
+        <w:rPr>
+          <w:rFonts w:ascii="Times New Roman" w:hAnsi="Times New Roman" w:eastAsia="Times New Roman" w:cs="Times New Roman"/>
+        </w:rPr>
+        <w:t xml:space="preserve"> </w:t>
+      </w:r>
+      <w:r>
+        <w:rPr>
+          <w:rFonts w:ascii="Times New Roman" w:hAnsi="Times New Roman" w:eastAsia="Times New Roman" w:cs="Times New Roman"/>
+        </w:rPr>
+        <w:t xml:space="preserve">4. </w:t>
+      </w:r>
+      <w:r>
+        <w:rPr>
+          <w:rFonts w:hint="eastAsia" w:ascii="Times New Roman" w:hAnsi="Times New Roman" w:eastAsia="Times New Roman" w:cs="Times New Roman"/>
+        </w:rPr>
+        <w:t>[3,3]-σ</w:t>
+      </w:r>
+      <w:r>
+        <w:rPr>
+          <w:rFonts w:hint="eastAsia" w:ascii="Times New Roman" w:hAnsi="Times New Roman" w:eastAsia="FangSong" w:cs="Times New Roman"/>
+        </w:rPr>
+        <w:t>迁移反应</w:t>
+      </w:r>
+      <w:r>
+        <w:rPr>
+          <w:rFonts w:hint="eastAsia" w:ascii="Times New Roman" w:hAnsi="Times New Roman" w:eastAsia="Times New Roman" w:cs="Times New Roman"/>
+        </w:rPr>
+        <w:t>（</w:t>
+      </w:r>
+      <w:r>
+        <w:rPr>
+          <w:rFonts w:hint="eastAsia" w:ascii="Times New Roman" w:hAnsi="Times New Roman" w:eastAsia="FangSong" w:cs="Times New Roman"/>
+        </w:rPr>
+        <w:t>如</w:t>
+      </w:r>
+      <w:r>
+        <w:rPr>
+          <w:rFonts w:hint="eastAsia" w:ascii="Times New Roman" w:hAnsi="Times New Roman" w:eastAsia="Times New Roman" w:cs="Times New Roman"/>
+        </w:rPr>
+        <w:t>Cope</w:t>
+      </w:r>
+      <w:r>
+        <w:rPr>
+          <w:rFonts w:hint="eastAsia" w:ascii="Times New Roman" w:hAnsi="Times New Roman" w:eastAsia="FangSong" w:cs="Times New Roman"/>
+        </w:rPr>
+        <w:t>和</w:t>
+      </w:r>
+      <w:r>
+        <w:rPr>
+          <w:rFonts w:hint="eastAsia" w:ascii="Times New Roman" w:hAnsi="Times New Roman" w:eastAsia="Times New Roman" w:cs="Times New Roman"/>
+        </w:rPr>
+        <w:t>Claisen</w:t>
+      </w:r>
+      <w:r>
+        <w:rPr>
+          <w:rFonts w:hint="eastAsia" w:ascii="Times New Roman" w:hAnsi="Times New Roman" w:eastAsia="FangSong" w:cs="Times New Roman"/>
+        </w:rPr>
+        <w:t>重排</w:t>
+      </w:r>
+      <w:r>
+        <w:rPr>
+          <w:rFonts w:hint="eastAsia" w:ascii="Times New Roman" w:hAnsi="Times New Roman" w:eastAsia="Times New Roman" w:cs="Times New Roman"/>
+        </w:rPr>
+        <w:t>）</w:t>
+      </w:r>
+      <w:r>
+        <w:rPr>
+          <w:rFonts w:hint="eastAsia" w:ascii="Times New Roman" w:hAnsi="Times New Roman" w:eastAsia="FangSong" w:cs="Times New Roman"/>
+        </w:rPr>
+        <w:t>为什么在相对温和的条件下即可发生</w:t>
+      </w:r>
+      <w:r>
+        <w:rPr>
+          <w:rFonts w:hint="eastAsia" w:ascii="Times New Roman" w:hAnsi="Times New Roman" w:eastAsia="Times New Roman" w:cs="Times New Roman"/>
+        </w:rPr>
+        <w:t>？</w:t>
+      </w:r>
+    </w:p>
+    <w:p>
+      <w:pPr>
+        <w:spacing w:before="160" w:after="80"/>
+      </w:pPr>
+      <w:r>
+        <w:pict>
+          <v:rect style="width:0;height:1.5pt" o:hralign="center" o:hrstd="t" o:hr="t"/>
+        </w:pict>
+      </w:r>
+    </w:p>
+    <w:bookmarkEnd w:id="584"/>
+    <w:bookmarkStart w:id="587" w:name="da选择性含cn取代基"/>
+    <w:p>
+      <w:pPr>
+        <w:pStyle w:val="Heading2"/>
+        <w:spacing w:before="280" w:after="80"/>
+        <w:keepNext/>
+      </w:pPr>
+      <w:r>
+        <w:rPr>
+          <w:rFonts w:ascii="Times New Roman" w:hAnsi="Times New Roman" w:eastAsia="Times New Roman" w:cs="Times New Roman"/>
+        </w:rPr>
+        <w:t xml:space="preserve">8.146 </w:t>
       </w:r>
       <w:r>
         <w:rPr>
@@ -37822,12 +41565,12 @@
           <wp:inline>
             <wp:extent cx="3600000" cy="1154198"/>
             <wp:effectExtent b="0" l="0" r="0" t="0"/>
-            <wp:docPr descr="" title="" id="525" name="Picture"/>
+            <wp:docPr descr="" title="" id="585" name="Picture"/>
             <a:graphic>
               <a:graphicData uri="http://schemas.openxmlformats.org/drawingml/2006/picture">
                 <pic:pic>
                   <pic:nvPicPr>
-                    <pic:cNvPr descr="2c28d39b04d5f9811fd6d0b862d7a1ff61422b0062e1f67daad19fffd1e78c3d.png" id="526" name="Picture"/>
+                    <pic:cNvPr descr="2c28d39b04d5f9811fd6d0b862d7a1ff61422b0062e1f67daad19fffd1e78c3d.png" id="586" name="Picture"/>
                     <pic:cNvPicPr>
                       <a:picLocks noChangeArrowheads="1" noChangeAspect="1"/>
                     </pic:cNvPicPr>
@@ -37870,8 +41613,8 @@
         </w:pict>
       </w:r>
     </w:p>
-    <w:bookmarkEnd w:id="527"/>
-    <w:bookmarkStart w:id="530" w:name="dielsalder反应endo选择性判断"/>
+    <w:bookmarkEnd w:id="587"/>
+    <w:bookmarkStart w:id="590" w:name="dielsalder反应endo选择性判断"/>
     <w:p>
       <w:pPr>
         <w:pStyle w:val="Heading2"/>
@@ -37882,7 +41625,7 @@
         <w:rPr>
           <w:rFonts w:ascii="Times New Roman" w:hAnsi="Times New Roman" w:eastAsia="Times New Roman" w:cs="Times New Roman"/>
         </w:rPr>
-        <w:t xml:space="preserve">8.145 </w:t>
+        <w:t xml:space="preserve">8.147 </w:t>
       </w:r>
       <w:r>
         <w:rPr>
@@ -38484,12 +42227,12 @@
           <wp:inline>
             <wp:extent cx="3600000" cy="1154198"/>
             <wp:effectExtent b="0" l="0" r="0" t="0"/>
-            <wp:docPr descr="" title="" id="528" name="Picture"/>
+            <wp:docPr descr="" title="" id="588" name="Picture"/>
             <a:graphic>
               <a:graphicData uri="http://schemas.openxmlformats.org/drawingml/2006/picture">
                 <pic:pic>
                   <pic:nvPicPr>
-                    <pic:cNvPr descr="2c28d39b04d5f9811fd6d0b862d7a1ff61422b0062e1f67daad19fffd1e78c3d.png" id="529" name="Picture"/>
+                    <pic:cNvPr descr="2c28d39b04d5f9811fd6d0b862d7a1ff61422b0062e1f67daad19fffd1e78c3d.png" id="589" name="Picture"/>
                     <pic:cNvPicPr>
                       <a:picLocks noChangeArrowheads="1" noChangeAspect="1"/>
                     </pic:cNvPicPr>
@@ -38532,8 +42275,8 @@
         </w:pict>
       </w:r>
     </w:p>
-    <w:bookmarkEnd w:id="530"/>
-    <w:bookmarkStart w:id="531" w:name="重排-favorskii重排缩环"/>
+    <w:bookmarkEnd w:id="590"/>
+    <w:bookmarkStart w:id="591" w:name="重排-favorskii重排缩环"/>
     <w:p>
       <w:pPr>
         <w:pStyle w:val="Heading2"/>
@@ -38544,7 +42287,7 @@
         <w:rPr>
           <w:rFonts w:ascii="Times New Roman" w:hAnsi="Times New Roman" w:eastAsia="Times New Roman" w:cs="Times New Roman"/>
         </w:rPr>
-        <w:t xml:space="preserve">8.146 </w:t>
+        <w:t xml:space="preserve">8.148 </w:t>
       </w:r>
       <w:r>
         <w:rPr>
@@ -38856,8 +42599,8 @@
         </w:pict>
       </w:r>
     </w:p>
-    <w:bookmarkEnd w:id="531"/>
-    <w:bookmarkStart w:id="532" w:name="重排-pinacol重排不对称底物判断"/>
+    <w:bookmarkEnd w:id="591"/>
+    <w:bookmarkStart w:id="592" w:name="重排-pinacol重排不对称底物判断"/>
     <w:p>
       <w:pPr>
         <w:pStyle w:val="Heading2"/>
@@ -38868,7 +42611,7 @@
         <w:rPr>
           <w:rFonts w:ascii="Times New Roman" w:hAnsi="Times New Roman" w:eastAsia="Times New Roman" w:cs="Times New Roman"/>
         </w:rPr>
-        <w:t xml:space="preserve">8.147 </w:t>
+        <w:t xml:space="preserve">8.149 </w:t>
       </w:r>
       <w:r>
         <w:rPr>
@@ -39581,8 +43324,8 @@
         </w:pict>
       </w:r>
     </w:p>
-    <w:bookmarkEnd w:id="532"/>
-    <w:bookmarkStart w:id="533" w:name="woodwardhoffmann规则电环化"/>
+    <w:bookmarkEnd w:id="592"/>
+    <w:bookmarkStart w:id="593" w:name="woodwardhoffmann规则电环化"/>
     <w:p>
       <w:pPr>
         <w:pStyle w:val="Heading2"/>
@@ -39593,7 +43336,7 @@
         <w:rPr>
           <w:rFonts w:ascii="Times New Roman" w:hAnsi="Times New Roman" w:eastAsia="Times New Roman" w:cs="Times New Roman"/>
         </w:rPr>
-        <w:t xml:space="preserve">8.148 </w:t>
+        <w:t xml:space="preserve">8.150 </w:t>
       </w:r>
       <w:r>
         <w:rPr>
@@ -39722,49 +43465,7 @@
         <w:pStyle w:val="Compact"/>
         <w:numPr>
           <w:ilvl w:val="0"/>
-          <w:numId w:val="1028"/>
-        </w:numPr>
-      </w:pPr>
-    </w:p>
-    <w:p>
-      <w:pPr>
-        <w:pStyle w:val="Compact"/>
-        <w:numPr>
-          <w:ilvl w:val="1"/>
           <w:numId w:val="1029"/>
-        </w:numPr>
-      </w:pPr>
-      <w:r>
-        <w:rPr>
-          <w:rFonts w:hint="eastAsia" w:ascii="Times New Roman" w:hAnsi="Times New Roman" w:eastAsia="Times New Roman" w:cs="Times New Roman"/>
-        </w:rPr>
-        <w:t>(2E,4Z)-2,4-</w:t>
-      </w:r>
-      <w:r>
-        <w:rPr>
-          <w:rFonts w:hint="eastAsia" w:ascii="Times New Roman" w:hAnsi="Times New Roman" w:eastAsia="FangSong" w:cs="Times New Roman"/>
-        </w:rPr>
-        <w:t>己二烯</w:t>
-      </w:r>
-      <w:r>
-        <w:rPr>
-          <w:rFonts w:ascii="Times New Roman" w:hAnsi="Times New Roman" w:eastAsia="Times New Roman" w:cs="Times New Roman"/>
-        </w:rPr>
-        <w:t xml:space="preserve"> → </w:t>
-      </w:r>
-      <w:r>
-        <w:rPr>
-          <w:rFonts w:hint="eastAsia" w:ascii="Times New Roman" w:hAnsi="Times New Roman" w:eastAsia="FangSong" w:cs="Times New Roman"/>
-        </w:rPr>
-        <w:t xml:space="preserve">加热关环</w:t>
-      </w:r>
-    </w:p>
-    <w:p>
-      <w:pPr>
-        <w:pStyle w:val="Compact"/>
-        <w:numPr>
-          <w:ilvl w:val="0"/>
-          <w:numId w:val="1028"/>
         </w:numPr>
       </w:pPr>
     </w:p>
@@ -39798,37 +43499,7 @@
         <w:rPr>
           <w:rFonts w:hint="eastAsia" w:ascii="Times New Roman" w:hAnsi="Times New Roman" w:eastAsia="FangSong" w:cs="Times New Roman"/>
         </w:rPr>
-        <w:t>光照关环</w:t>
-      </w:r>
-      <w:r>
-        <w:rPr>
-          <w:rFonts w:hint="eastAsia" w:ascii="Times New Roman" w:hAnsi="Times New Roman" w:eastAsia="Times New Roman" w:cs="Times New Roman"/>
-        </w:rPr>
-        <w:t>（</w:t>
-      </w:r>
-      <w:r>
-        <w:rPr>
-          <w:rFonts w:hint="eastAsia" w:ascii="Times New Roman" w:hAnsi="Times New Roman" w:eastAsia="FangSong" w:cs="Times New Roman"/>
-        </w:rPr>
-        <w:t>对调</w:t>
-      </w:r>
-      <w:r>
-        <w:rPr>
-          <w:rFonts w:hint="eastAsia" w:ascii="Times New Roman" w:hAnsi="Times New Roman" w:eastAsia="Times New Roman" w:cs="Times New Roman"/>
-        </w:rPr>
-        <w:t>——</w:t>
-      </w:r>
-      <w:r>
-        <w:rPr>
-          <w:rFonts w:hint="eastAsia" w:ascii="Times New Roman" w:hAnsi="Times New Roman" w:eastAsia="FangSong" w:cs="Times New Roman"/>
-        </w:rPr>
-        <w:t>光化学条件</w:t>
-      </w:r>
-      <w:r>
-        <w:rPr>
-          <w:rFonts w:hint="eastAsia" w:ascii="Times New Roman" w:hAnsi="Times New Roman" w:eastAsia="Times New Roman" w:cs="Times New Roman"/>
-        </w:rPr>
-        <w:t>）</w:t>
+        <w:t xml:space="preserve">加热关环</w:t>
       </w:r>
     </w:p>
     <w:p>
@@ -39836,7 +43507,7 @@
         <w:pStyle w:val="Compact"/>
         <w:numPr>
           <w:ilvl w:val="0"/>
-          <w:numId w:val="1028"/>
+          <w:numId w:val="1029"/>
         </w:numPr>
       </w:pPr>
     </w:p>
@@ -39850,6 +43521,78 @@
       </w:pPr>
       <w:r>
         <w:rPr>
+          <w:rFonts w:hint="eastAsia" w:ascii="Times New Roman" w:hAnsi="Times New Roman" w:eastAsia="Times New Roman" w:cs="Times New Roman"/>
+        </w:rPr>
+        <w:t>(2E,4Z)-2,4-</w:t>
+      </w:r>
+      <w:r>
+        <w:rPr>
+          <w:rFonts w:hint="eastAsia" w:ascii="Times New Roman" w:hAnsi="Times New Roman" w:eastAsia="FangSong" w:cs="Times New Roman"/>
+        </w:rPr>
+        <w:t>己二烯</w:t>
+      </w:r>
+      <w:r>
+        <w:rPr>
+          <w:rFonts w:ascii="Times New Roman" w:hAnsi="Times New Roman" w:eastAsia="Times New Roman" w:cs="Times New Roman"/>
+        </w:rPr>
+        <w:t xml:space="preserve"> → </w:t>
+      </w:r>
+      <w:r>
+        <w:rPr>
+          <w:rFonts w:hint="eastAsia" w:ascii="Times New Roman" w:hAnsi="Times New Roman" w:eastAsia="FangSong" w:cs="Times New Roman"/>
+        </w:rPr>
+        <w:t>光照关环</w:t>
+      </w:r>
+      <w:r>
+        <w:rPr>
+          <w:rFonts w:hint="eastAsia" w:ascii="Times New Roman" w:hAnsi="Times New Roman" w:eastAsia="Times New Roman" w:cs="Times New Roman"/>
+        </w:rPr>
+        <w:t>（</w:t>
+      </w:r>
+      <w:r>
+        <w:rPr>
+          <w:rFonts w:hint="eastAsia" w:ascii="Times New Roman" w:hAnsi="Times New Roman" w:eastAsia="FangSong" w:cs="Times New Roman"/>
+        </w:rPr>
+        <w:t>对调</w:t>
+      </w:r>
+      <w:r>
+        <w:rPr>
+          <w:rFonts w:hint="eastAsia" w:ascii="Times New Roman" w:hAnsi="Times New Roman" w:eastAsia="Times New Roman" w:cs="Times New Roman"/>
+        </w:rPr>
+        <w:t>——</w:t>
+      </w:r>
+      <w:r>
+        <w:rPr>
+          <w:rFonts w:hint="eastAsia" w:ascii="Times New Roman" w:hAnsi="Times New Roman" w:eastAsia="FangSong" w:cs="Times New Roman"/>
+        </w:rPr>
+        <w:t>光化学条件</w:t>
+      </w:r>
+      <w:r>
+        <w:rPr>
+          <w:rFonts w:hint="eastAsia" w:ascii="Times New Roman" w:hAnsi="Times New Roman" w:eastAsia="Times New Roman" w:cs="Times New Roman"/>
+        </w:rPr>
+        <w:t>）</w:t>
+      </w:r>
+    </w:p>
+    <w:p>
+      <w:pPr>
+        <w:pStyle w:val="Compact"/>
+        <w:numPr>
+          <w:ilvl w:val="0"/>
+          <w:numId w:val="1029"/>
+        </w:numPr>
+      </w:pPr>
+    </w:p>
+    <w:p>
+      <w:pPr>
+        <w:pStyle w:val="Compact"/>
+        <w:numPr>
+          <w:ilvl w:val="1"/>
+          <w:numId w:val="1032"/>
+        </w:numPr>
+      </w:pPr>
+      <w:r>
+        <w:rPr>
           <w:rFonts w:hint="eastAsia" w:ascii="Times New Roman" w:hAnsi="Times New Roman" w:eastAsia="FangSong" w:cs="Times New Roman"/>
         </w:rPr>
         <w:t xml:space="preserve">环丁烯</w:t>
@@ -40047,8 +43790,8 @@
         </w:pict>
       </w:r>
     </w:p>
-    <w:bookmarkEnd w:id="533"/>
-    <w:bookmarkStart w:id="534" w:name="自由基-分子内环化与baldwin规则"/>
+    <w:bookmarkEnd w:id="593"/>
+    <w:bookmarkStart w:id="594" w:name="自由基-分子内环化与baldwin规则"/>
     <w:p>
       <w:pPr>
         <w:pStyle w:val="Heading2"/>
@@ -40059,7 +43802,7 @@
         <w:rPr>
           <w:rFonts w:ascii="Times New Roman" w:hAnsi="Times New Roman" w:eastAsia="Times New Roman" w:cs="Times New Roman"/>
         </w:rPr>
-        <w:t xml:space="preserve">8.149 </w:t>
+        <w:t xml:space="preserve">8.151 </w:t>
       </w:r>
       <w:r>
         <w:rPr>
@@ -40416,8 +44159,8 @@
         </w:pict>
       </w:r>
     </w:p>
-    <w:bookmarkEnd w:id="534"/>
-    <w:bookmarkEnd w:id="535"/>
+    <w:bookmarkEnd w:id="594"/>
+    <w:bookmarkEnd w:id="595"/>
     <w:sectPr>
       <w:footerReference w:type="default" r:id="rId9"/>
       <w:headerReference w:type="default" r:id="rId10"/>
@@ -42021,6 +45764,9 @@
     <w:abstractNumId w:val="991"/>
   </w:num>
   <w:num w:numId="1029">
+    <w:abstractNumId w:val="991"/>
+  </w:num>
+  <w:num w:numId="1030">
     <w:abstractNumId w:val="99731"/>
     <w:lvlOverride w:ilvl="0">
       <w:startOverride w:val="1"/>
@@ -42050,7 +45796,7 @@
       <w:startOverride w:val="1"/>
     </w:lvlOverride>
   </w:num>
-  <w:num w:numId="1030">
+  <w:num w:numId="1031">
     <w:abstractNumId w:val="99732"/>
     <w:lvlOverride w:ilvl="0">
       <w:startOverride w:val="2"/>
@@ -42080,7 +45826,7 @@
       <w:startOverride w:val="2"/>
     </w:lvlOverride>
   </w:num>
-  <w:num w:numId="1031">
+  <w:num w:numId="1032">
     <w:abstractNumId w:val="99733"/>
     <w:lvlOverride w:ilvl="0">
       <w:startOverride w:val="3"/>

--- a/00-首页/题组Word/习题书/第三篇-有机化学/8-周环反应与自由基-学生版-打印版.docx
+++ b/00-首页/题组Word/习题书/第三篇-有机化学/8-周环反应与自由基-学生版-打印版.docx
@@ -134,6 +134,21 @@
     </w:p>
     <w:p>
       <w:pPr>
+        <w:spacing w:before="0" w:after="0"/>
+      </w:pPr>
+    </w:p>
+    <w:p>
+      <w:pPr>
+        <w:spacing w:before="0" w:after="0"/>
+      </w:pPr>
+    </w:p>
+    <w:p>
+      <w:pPr>
+        <w:spacing w:before="0" w:after="0"/>
+      </w:pPr>
+    </w:p>
+    <w:p>
+      <w:pPr>
         <w:spacing w:before="160" w:after="80"/>
       </w:pPr>
       <w:r>
@@ -217,6 +232,21 @@
     </w:p>
     <w:p>
       <w:pPr>
+        <w:spacing w:before="0" w:after="0"/>
+      </w:pPr>
+    </w:p>
+    <w:p>
+      <w:pPr>
+        <w:spacing w:before="0" w:after="0"/>
+      </w:pPr>
+    </w:p>
+    <w:p>
+      <w:pPr>
+        <w:spacing w:before="0" w:after="0"/>
+      </w:pPr>
+    </w:p>
+    <w:p>
+      <w:pPr>
         <w:spacing w:before="160" w:after="80"/>
       </w:pPr>
       <w:r>
@@ -352,6 +382,31 @@
         </w:rPr>
         <w:t>）。</w:t>
       </w:r>
+    </w:p>
+    <w:p>
+      <w:pPr>
+        <w:spacing w:before="0" w:after="0"/>
+      </w:pPr>
+    </w:p>
+    <w:p>
+      <w:pPr>
+        <w:spacing w:before="0" w:after="0"/>
+      </w:pPr>
+    </w:p>
+    <w:p>
+      <w:pPr>
+        <w:spacing w:before="0" w:after="0"/>
+      </w:pPr>
+    </w:p>
+    <w:p>
+      <w:pPr>
+        <w:spacing w:before="0" w:after="0"/>
+      </w:pPr>
+    </w:p>
+    <w:p>
+      <w:pPr>
+        <w:spacing w:before="0" w:after="0"/>
+      </w:pPr>
     </w:p>
     <w:p>
       <w:pPr>
@@ -499,6 +554,21 @@
     </w:p>
     <w:p>
       <w:pPr>
+        <w:spacing w:before="0" w:after="0"/>
+      </w:pPr>
+    </w:p>
+    <w:p>
+      <w:pPr>
+        <w:spacing w:before="0" w:after="0"/>
+      </w:pPr>
+    </w:p>
+    <w:p>
+      <w:pPr>
+        <w:spacing w:before="0" w:after="0"/>
+      </w:pPr>
+    </w:p>
+    <w:p>
+      <w:pPr>
         <w:spacing w:before="160" w:after="80"/>
       </w:pPr>
       <w:r>
@@ -625,6 +695,31 @@
     </w:p>
     <w:p>
       <w:pPr>
+        <w:spacing w:before="0" w:after="0"/>
+      </w:pPr>
+    </w:p>
+    <w:p>
+      <w:pPr>
+        <w:spacing w:before="0" w:after="0"/>
+      </w:pPr>
+    </w:p>
+    <w:p>
+      <w:pPr>
+        <w:spacing w:before="0" w:after="0"/>
+      </w:pPr>
+    </w:p>
+    <w:p>
+      <w:pPr>
+        <w:spacing w:before="0" w:after="0"/>
+      </w:pPr>
+    </w:p>
+    <w:p>
+      <w:pPr>
+        <w:spacing w:before="0" w:after="0"/>
+      </w:pPr>
+    </w:p>
+    <w:p>
+      <w:pPr>
         <w:spacing w:before="160" w:after="80"/>
       </w:pPr>
       <w:r>
@@ -689,7 +784,7 @@
         </w:rPr>
         <w:drawing>
           <wp:inline>
-            <wp:extent cx="2692400" cy="1739900"/>
+            <wp:extent cx="2692400" cy="1651859"/>
             <wp:effectExtent b="0" l="0" r="0" t="0"/>
             <wp:docPr descr="" title="" id="16" name="Picture"/>
             <a:graphic>
@@ -710,7 +805,7 @@
                   <pic:spPr bwMode="auto">
                     <a:xfrm>
                       <a:off x="0" y="0"/>
-                      <a:ext cx="2692400" cy="1739900"/>
+                      <a:ext cx="2692400" cy="1651859"/>
                     </a:xfrm>
                     <a:prstGeom prst="rect">
                       <a:avLst/>
@@ -741,7 +836,7 @@
         </w:rPr>
         <w:drawing>
           <wp:inline>
-            <wp:extent cx="2717800" cy="1739900"/>
+            <wp:extent cx="2717800" cy="1680572"/>
             <wp:effectExtent b="0" l="0" r="0" t="0"/>
             <wp:docPr descr="" title="" id="19" name="Picture"/>
             <a:graphic>
@@ -762,7 +857,7 @@
                   <pic:spPr bwMode="auto">
                     <a:xfrm>
                       <a:off x="0" y="0"/>
-                      <a:ext cx="2717800" cy="1739900"/>
+                      <a:ext cx="2717800" cy="1680572"/>
                     </a:xfrm>
                     <a:prstGeom prst="rect">
                       <a:avLst/>
@@ -997,7 +1092,7 @@
         </w:rPr>
         <w:drawing>
           <wp:inline>
-            <wp:extent cx="2057400" cy="2374900"/>
+            <wp:extent cx="2057400" cy="2288858"/>
             <wp:effectExtent b="0" l="0" r="0" t="0"/>
             <wp:docPr descr="" title="" id="25" name="Picture"/>
             <a:graphic>
@@ -1018,7 +1113,7 @@
                   <pic:spPr bwMode="auto">
                     <a:xfrm>
                       <a:off x="0" y="0"/>
-                      <a:ext cx="2057400" cy="2374900"/>
+                      <a:ext cx="2057400" cy="2288858"/>
                     </a:xfrm>
                     <a:prstGeom prst="rect">
                       <a:avLst/>
@@ -1967,6 +2062,46 @@
     </w:p>
     <w:p>
       <w:pPr>
+        <w:spacing w:before="0" w:after="0"/>
+      </w:pPr>
+    </w:p>
+    <w:p>
+      <w:pPr>
+        <w:spacing w:before="0" w:after="0"/>
+      </w:pPr>
+    </w:p>
+    <w:p>
+      <w:pPr>
+        <w:spacing w:before="0" w:after="0"/>
+      </w:pPr>
+    </w:p>
+    <w:p>
+      <w:pPr>
+        <w:spacing w:before="0" w:after="0"/>
+      </w:pPr>
+    </w:p>
+    <w:p>
+      <w:pPr>
+        <w:spacing w:before="0" w:after="0"/>
+      </w:pPr>
+    </w:p>
+    <w:p>
+      <w:pPr>
+        <w:spacing w:before="0" w:after="0"/>
+      </w:pPr>
+    </w:p>
+    <w:p>
+      <w:pPr>
+        <w:spacing w:before="0" w:after="0"/>
+      </w:pPr>
+    </w:p>
+    <w:p>
+      <w:pPr>
+        <w:spacing w:before="0" w:after="0"/>
+      </w:pPr>
+    </w:p>
+    <w:p>
+      <w:pPr>
         <w:spacing w:before="160" w:after="80"/>
       </w:pPr>
       <w:r>
@@ -2139,6 +2274,31 @@
     </w:p>
     <w:p>
       <w:pPr>
+        <w:spacing w:before="0" w:after="0"/>
+      </w:pPr>
+    </w:p>
+    <w:p>
+      <w:pPr>
+        <w:spacing w:before="0" w:after="0"/>
+      </w:pPr>
+    </w:p>
+    <w:p>
+      <w:pPr>
+        <w:spacing w:before="0" w:after="0"/>
+      </w:pPr>
+    </w:p>
+    <w:p>
+      <w:pPr>
+        <w:spacing w:before="0" w:after="0"/>
+      </w:pPr>
+    </w:p>
+    <w:p>
+      <w:pPr>
+        <w:spacing w:before="0" w:after="0"/>
+      </w:pPr>
+    </w:p>
+    <w:p>
+      <w:pPr>
         <w:spacing w:before="160" w:after="80"/>
       </w:pPr>
       <w:r>
@@ -2199,6 +2359,21 @@
     </w:p>
     <w:p>
       <w:pPr>
+        <w:spacing w:before="0" w:after="0"/>
+      </w:pPr>
+    </w:p>
+    <w:p>
+      <w:pPr>
+        <w:spacing w:before="0" w:after="0"/>
+      </w:pPr>
+    </w:p>
+    <w:p>
+      <w:pPr>
+        <w:spacing w:before="0" w:after="0"/>
+      </w:pPr>
+    </w:p>
+    <w:p>
+      <w:pPr>
         <w:spacing w:before="160" w:after="80"/>
       </w:pPr>
       <w:r>
@@ -2247,6 +2422,21 @@
     </w:p>
     <w:p>
       <w:pPr>
+        <w:spacing w:before="0" w:after="0"/>
+      </w:pPr>
+    </w:p>
+    <w:p>
+      <w:pPr>
+        <w:spacing w:before="0" w:after="0"/>
+      </w:pPr>
+    </w:p>
+    <w:p>
+      <w:pPr>
+        <w:spacing w:before="0" w:after="0"/>
+      </w:pPr>
+    </w:p>
+    <w:p>
+      <w:pPr>
         <w:spacing w:before="160" w:after="80"/>
       </w:pPr>
       <w:r>
@@ -2295,6 +2485,21 @@
     </w:p>
     <w:p>
       <w:pPr>
+        <w:spacing w:before="0" w:after="0"/>
+      </w:pPr>
+    </w:p>
+    <w:p>
+      <w:pPr>
+        <w:spacing w:before="0" w:after="0"/>
+      </w:pPr>
+    </w:p>
+    <w:p>
+      <w:pPr>
+        <w:spacing w:before="0" w:after="0"/>
+      </w:pPr>
+    </w:p>
+    <w:p>
+      <w:pPr>
         <w:spacing w:before="160" w:after="80"/>
       </w:pPr>
       <w:r>
@@ -2361,6 +2566,21 @@
     </w:p>
     <w:p>
       <w:pPr>
+        <w:spacing w:before="0" w:after="0"/>
+      </w:pPr>
+    </w:p>
+    <w:p>
+      <w:pPr>
+        <w:spacing w:before="0" w:after="0"/>
+      </w:pPr>
+    </w:p>
+    <w:p>
+      <w:pPr>
+        <w:spacing w:before="0" w:after="0"/>
+      </w:pPr>
+    </w:p>
+    <w:p>
+      <w:pPr>
         <w:spacing w:before="160" w:after="80"/>
       </w:pPr>
       <w:r>
@@ -2409,6 +2629,21 @@
     </w:p>
     <w:p>
       <w:pPr>
+        <w:spacing w:before="0" w:after="0"/>
+      </w:pPr>
+    </w:p>
+    <w:p>
+      <w:pPr>
+        <w:spacing w:before="0" w:after="0"/>
+      </w:pPr>
+    </w:p>
+    <w:p>
+      <w:pPr>
+        <w:spacing w:before="0" w:after="0"/>
+      </w:pPr>
+    </w:p>
+    <w:p>
+      <w:pPr>
         <w:spacing w:before="160" w:after="80"/>
       </w:pPr>
       <w:r>
@@ -2521,7 +2756,7 @@
         </w:rPr>
         <w:drawing>
           <wp:inline>
-            <wp:extent cx="3600000" cy="1837499"/>
+            <wp:extent cx="3186806" cy="1837499"/>
             <wp:effectExtent b="0" l="0" r="0" t="0"/>
             <wp:docPr descr="" title="" id="41" name="Picture"/>
             <a:graphic>
@@ -2542,7 +2777,7 @@
                   <pic:spPr bwMode="auto">
                     <a:xfrm>
                       <a:off x="0" y="0"/>
-                      <a:ext cx="3600000" cy="1837499"/>
+                      <a:ext cx="3186806" cy="1837499"/>
                     </a:xfrm>
                     <a:prstGeom prst="rect">
                       <a:avLst/>
@@ -2563,6 +2798,31 @@
     </w:p>
     <w:p>
       <w:pPr>
+        <w:spacing w:before="0" w:after="0"/>
+      </w:pPr>
+    </w:p>
+    <w:p>
+      <w:pPr>
+        <w:spacing w:before="0" w:after="0"/>
+      </w:pPr>
+    </w:p>
+    <w:p>
+      <w:pPr>
+        <w:spacing w:before="0" w:after="0"/>
+      </w:pPr>
+    </w:p>
+    <w:p>
+      <w:pPr>
+        <w:spacing w:before="0" w:after="0"/>
+      </w:pPr>
+    </w:p>
+    <w:p>
+      <w:pPr>
+        <w:spacing w:before="0" w:after="0"/>
+      </w:pPr>
+    </w:p>
+    <w:p>
+      <w:pPr>
         <w:spacing w:before="160" w:after="80"/>
       </w:pPr>
       <w:r>
@@ -2635,6 +2895,21 @@
     </w:p>
     <w:p>
       <w:pPr>
+        <w:spacing w:before="0" w:after="0"/>
+      </w:pPr>
+    </w:p>
+    <w:p>
+      <w:pPr>
+        <w:spacing w:before="0" w:after="0"/>
+      </w:pPr>
+    </w:p>
+    <w:p>
+      <w:pPr>
+        <w:spacing w:before="0" w:after="0"/>
+      </w:pPr>
+    </w:p>
+    <w:p>
+      <w:pPr>
         <w:spacing w:before="160" w:after="80"/>
       </w:pPr>
       <w:r>
@@ -2767,6 +3042,21 @@
     </w:p>
     <w:p>
       <w:pPr>
+        <w:spacing w:before="0" w:after="0"/>
+      </w:pPr>
+    </w:p>
+    <w:p>
+      <w:pPr>
+        <w:spacing w:before="0" w:after="0"/>
+      </w:pPr>
+    </w:p>
+    <w:p>
+      <w:pPr>
+        <w:spacing w:before="0" w:after="0"/>
+      </w:pPr>
+    </w:p>
+    <w:p>
+      <w:pPr>
         <w:spacing w:before="160" w:after="80"/>
       </w:pPr>
       <w:r>
@@ -2869,6 +3159,21 @@
     </w:p>
     <w:p>
       <w:pPr>
+        <w:spacing w:before="0" w:after="0"/>
+      </w:pPr>
+    </w:p>
+    <w:p>
+      <w:pPr>
+        <w:spacing w:before="0" w:after="0"/>
+      </w:pPr>
+    </w:p>
+    <w:p>
+      <w:pPr>
+        <w:spacing w:before="0" w:after="0"/>
+      </w:pPr>
+    </w:p>
+    <w:p>
+      <w:pPr>
         <w:spacing w:before="160" w:after="80"/>
       </w:pPr>
       <w:r>
@@ -2950,6 +3255,21 @@
         </w:rPr>
         <w:t>。</w:t>
       </w:r>
+    </w:p>
+    <w:p>
+      <w:pPr>
+        <w:spacing w:before="0" w:after="0"/>
+      </w:pPr>
+    </w:p>
+    <w:p>
+      <w:pPr>
+        <w:spacing w:before="0" w:after="0"/>
+      </w:pPr>
+    </w:p>
+    <w:p>
+      <w:pPr>
+        <w:spacing w:before="0" w:after="0"/>
+      </w:pPr>
     </w:p>
     <w:p>
       <w:pPr>
@@ -3183,6 +3503,31 @@
     </w:p>
     <w:p>
       <w:pPr>
+        <w:spacing w:before="0" w:after="0"/>
+      </w:pPr>
+    </w:p>
+    <w:p>
+      <w:pPr>
+        <w:spacing w:before="0" w:after="0"/>
+      </w:pPr>
+    </w:p>
+    <w:p>
+      <w:pPr>
+        <w:spacing w:before="0" w:after="0"/>
+      </w:pPr>
+    </w:p>
+    <w:p>
+      <w:pPr>
+        <w:spacing w:before="0" w:after="0"/>
+      </w:pPr>
+    </w:p>
+    <w:p>
+      <w:pPr>
+        <w:spacing w:before="0" w:after="0"/>
+      </w:pPr>
+    </w:p>
+    <w:p>
+      <w:pPr>
         <w:spacing w:before="160" w:after="80"/>
       </w:pPr>
       <w:r>
@@ -3231,6 +3576,21 @@
     </w:p>
     <w:p>
       <w:pPr>
+        <w:spacing w:before="0" w:after="0"/>
+      </w:pPr>
+    </w:p>
+    <w:p>
+      <w:pPr>
+        <w:spacing w:before="0" w:after="0"/>
+      </w:pPr>
+    </w:p>
+    <w:p>
+      <w:pPr>
+        <w:spacing w:before="0" w:after="0"/>
+      </w:pPr>
+    </w:p>
+    <w:p>
+      <w:pPr>
         <w:spacing w:before="160" w:after="80"/>
       </w:pPr>
       <w:r>
@@ -3279,6 +3639,21 @@
     </w:p>
     <w:p>
       <w:pPr>
+        <w:spacing w:before="0" w:after="0"/>
+      </w:pPr>
+    </w:p>
+    <w:p>
+      <w:pPr>
+        <w:spacing w:before="0" w:after="0"/>
+      </w:pPr>
+    </w:p>
+    <w:p>
+      <w:pPr>
+        <w:spacing w:before="0" w:after="0"/>
+      </w:pPr>
+    </w:p>
+    <w:p>
+      <w:pPr>
         <w:spacing w:before="160" w:after="80"/>
       </w:pPr>
       <w:r>
@@ -3327,6 +3702,21 @@
     </w:p>
     <w:p>
       <w:pPr>
+        <w:spacing w:before="0" w:after="0"/>
+      </w:pPr>
+    </w:p>
+    <w:p>
+      <w:pPr>
+        <w:spacing w:before="0" w:after="0"/>
+      </w:pPr>
+    </w:p>
+    <w:p>
+      <w:pPr>
+        <w:spacing w:before="0" w:after="0"/>
+      </w:pPr>
+    </w:p>
+    <w:p>
+      <w:pPr>
         <w:spacing w:before="160" w:after="80"/>
       </w:pPr>
       <w:r>
@@ -3375,6 +3765,21 @@
     </w:p>
     <w:p>
       <w:pPr>
+        <w:spacing w:before="0" w:after="0"/>
+      </w:pPr>
+    </w:p>
+    <w:p>
+      <w:pPr>
+        <w:spacing w:before="0" w:after="0"/>
+      </w:pPr>
+    </w:p>
+    <w:p>
+      <w:pPr>
+        <w:spacing w:before="0" w:after="0"/>
+      </w:pPr>
+    </w:p>
+    <w:p>
+      <w:pPr>
         <w:spacing w:before="160" w:after="80"/>
       </w:pPr>
       <w:r>
@@ -3483,6 +3888,21 @@
     </w:p>
     <w:p>
       <w:pPr>
+        <w:spacing w:before="0" w:after="0"/>
+      </w:pPr>
+    </w:p>
+    <w:p>
+      <w:pPr>
+        <w:spacing w:before="0" w:after="0"/>
+      </w:pPr>
+    </w:p>
+    <w:p>
+      <w:pPr>
+        <w:spacing w:before="0" w:after="0"/>
+      </w:pPr>
+    </w:p>
+    <w:p>
+      <w:pPr>
         <w:spacing w:before="160" w:after="80"/>
       </w:pPr>
       <w:r>
@@ -3531,6 +3951,21 @@
     </w:p>
     <w:p>
       <w:pPr>
+        <w:spacing w:before="0" w:after="0"/>
+      </w:pPr>
+    </w:p>
+    <w:p>
+      <w:pPr>
+        <w:spacing w:before="0" w:after="0"/>
+      </w:pPr>
+    </w:p>
+    <w:p>
+      <w:pPr>
+        <w:spacing w:before="0" w:after="0"/>
+      </w:pPr>
+    </w:p>
+    <w:p>
+      <w:pPr>
         <w:spacing w:before="160" w:after="80"/>
       </w:pPr>
       <w:r>
@@ -3603,6 +4038,21 @@
     </w:p>
     <w:p>
       <w:pPr>
+        <w:spacing w:before="0" w:after="0"/>
+      </w:pPr>
+    </w:p>
+    <w:p>
+      <w:pPr>
+        <w:spacing w:before="0" w:after="0"/>
+      </w:pPr>
+    </w:p>
+    <w:p>
+      <w:pPr>
+        <w:spacing w:before="0" w:after="0"/>
+      </w:pPr>
+    </w:p>
+    <w:p>
+      <w:pPr>
         <w:spacing w:before="160" w:after="80"/>
       </w:pPr>
       <w:r>
@@ -3711,6 +4161,21 @@
     </w:p>
     <w:p>
       <w:pPr>
+        <w:spacing w:before="0" w:after="0"/>
+      </w:pPr>
+    </w:p>
+    <w:p>
+      <w:pPr>
+        <w:spacing w:before="0" w:after="0"/>
+      </w:pPr>
+    </w:p>
+    <w:p>
+      <w:pPr>
+        <w:spacing w:before="0" w:after="0"/>
+      </w:pPr>
+    </w:p>
+    <w:p>
+      <w:pPr>
         <w:spacing w:before="160" w:after="80"/>
       </w:pPr>
       <w:r>
@@ -3759,6 +4224,21 @@
     </w:p>
     <w:p>
       <w:pPr>
+        <w:spacing w:before="0" w:after="0"/>
+      </w:pPr>
+    </w:p>
+    <w:p>
+      <w:pPr>
+        <w:spacing w:before="0" w:after="0"/>
+      </w:pPr>
+    </w:p>
+    <w:p>
+      <w:pPr>
+        <w:spacing w:before="0" w:after="0"/>
+      </w:pPr>
+    </w:p>
+    <w:p>
+      <w:pPr>
         <w:spacing w:before="160" w:after="80"/>
       </w:pPr>
       <w:r>
@@ -3819,6 +4299,21 @@
     </w:p>
     <w:p>
       <w:pPr>
+        <w:spacing w:before="0" w:after="0"/>
+      </w:pPr>
+    </w:p>
+    <w:p>
+      <w:pPr>
+        <w:spacing w:before="0" w:after="0"/>
+      </w:pPr>
+    </w:p>
+    <w:p>
+      <w:pPr>
+        <w:spacing w:before="0" w:after="0"/>
+      </w:pPr>
+    </w:p>
+    <w:p>
+      <w:pPr>
         <w:spacing w:before="160" w:after="80"/>
       </w:pPr>
       <w:r>
@@ -3891,6 +4386,21 @@
     </w:p>
     <w:p>
       <w:pPr>
+        <w:spacing w:before="0" w:after="0"/>
+      </w:pPr>
+    </w:p>
+    <w:p>
+      <w:pPr>
+        <w:spacing w:before="0" w:after="0"/>
+      </w:pPr>
+    </w:p>
+    <w:p>
+      <w:pPr>
+        <w:spacing w:before="0" w:after="0"/>
+      </w:pPr>
+    </w:p>
+    <w:p>
+      <w:pPr>
         <w:spacing w:before="160" w:after="80"/>
       </w:pPr>
       <w:r>
@@ -3975,6 +4485,21 @@
     </w:p>
     <w:p>
       <w:pPr>
+        <w:spacing w:before="0" w:after="0"/>
+      </w:pPr>
+    </w:p>
+    <w:p>
+      <w:pPr>
+        <w:spacing w:before="0" w:after="0"/>
+      </w:pPr>
+    </w:p>
+    <w:p>
+      <w:pPr>
+        <w:spacing w:before="0" w:after="0"/>
+      </w:pPr>
+    </w:p>
+    <w:p>
+      <w:pPr>
         <w:spacing w:before="160" w:after="80"/>
       </w:pPr>
       <w:r>
@@ -4095,6 +4620,31 @@
     </w:p>
     <w:p>
       <w:pPr>
+        <w:spacing w:before="0" w:after="0"/>
+      </w:pPr>
+    </w:p>
+    <w:p>
+      <w:pPr>
+        <w:spacing w:before="0" w:after="0"/>
+      </w:pPr>
+    </w:p>
+    <w:p>
+      <w:pPr>
+        <w:spacing w:before="0" w:after="0"/>
+      </w:pPr>
+    </w:p>
+    <w:p>
+      <w:pPr>
+        <w:spacing w:before="0" w:after="0"/>
+      </w:pPr>
+    </w:p>
+    <w:p>
+      <w:pPr>
+        <w:spacing w:before="0" w:after="0"/>
+      </w:pPr>
+    </w:p>
+    <w:p>
+      <w:pPr>
         <w:spacing w:before="160" w:after="80"/>
       </w:pPr>
       <w:r>
@@ -4203,6 +4753,31 @@
     </w:p>
     <w:p>
       <w:pPr>
+        <w:spacing w:before="0" w:after="0"/>
+      </w:pPr>
+    </w:p>
+    <w:p>
+      <w:pPr>
+        <w:spacing w:before="0" w:after="0"/>
+      </w:pPr>
+    </w:p>
+    <w:p>
+      <w:pPr>
+        <w:spacing w:before="0" w:after="0"/>
+      </w:pPr>
+    </w:p>
+    <w:p>
+      <w:pPr>
+        <w:spacing w:before="0" w:after="0"/>
+      </w:pPr>
+    </w:p>
+    <w:p>
+      <w:pPr>
+        <w:spacing w:before="0" w:after="0"/>
+      </w:pPr>
+    </w:p>
+    <w:p>
+      <w:pPr>
         <w:spacing w:before="160" w:after="80"/>
       </w:pPr>
       <w:r>
@@ -4251,6 +4826,21 @@
     </w:p>
     <w:p>
       <w:pPr>
+        <w:spacing w:before="0" w:after="0"/>
+      </w:pPr>
+    </w:p>
+    <w:p>
+      <w:pPr>
+        <w:spacing w:before="0" w:after="0"/>
+      </w:pPr>
+    </w:p>
+    <w:p>
+      <w:pPr>
+        <w:spacing w:before="0" w:after="0"/>
+      </w:pPr>
+    </w:p>
+    <w:p>
+      <w:pPr>
         <w:spacing w:before="160" w:after="80"/>
       </w:pPr>
       <w:r>
@@ -4311,6 +4901,21 @@
     </w:p>
     <w:p>
       <w:pPr>
+        <w:spacing w:before="0" w:after="0"/>
+      </w:pPr>
+    </w:p>
+    <w:p>
+      <w:pPr>
+        <w:spacing w:before="0" w:after="0"/>
+      </w:pPr>
+    </w:p>
+    <w:p>
+      <w:pPr>
+        <w:spacing w:before="0" w:after="0"/>
+      </w:pPr>
+    </w:p>
+    <w:p>
+      <w:pPr>
         <w:spacing w:before="160" w:after="80"/>
       </w:pPr>
       <w:r>
@@ -4395,6 +5000,21 @@
     </w:p>
     <w:p>
       <w:pPr>
+        <w:spacing w:before="0" w:after="0"/>
+      </w:pPr>
+    </w:p>
+    <w:p>
+      <w:pPr>
+        <w:spacing w:before="0" w:after="0"/>
+      </w:pPr>
+    </w:p>
+    <w:p>
+      <w:pPr>
+        <w:spacing w:before="0" w:after="0"/>
+      </w:pPr>
+    </w:p>
+    <w:p>
+      <w:pPr>
         <w:spacing w:before="160" w:after="80"/>
       </w:pPr>
       <w:r>
@@ -4500,6 +5120,21 @@
         </w:rPr>
         <w:t>：</w:t>
       </w:r>
+    </w:p>
+    <w:p>
+      <w:pPr>
+        <w:spacing w:before="0" w:after="0"/>
+      </w:pPr>
+    </w:p>
+    <w:p>
+      <w:pPr>
+        <w:spacing w:before="0" w:after="0"/>
+      </w:pPr>
+    </w:p>
+    <w:p>
+      <w:pPr>
+        <w:spacing w:before="0" w:after="0"/>
+      </w:pPr>
     </w:p>
     <w:p>
       <w:pPr>
@@ -4647,6 +5282,21 @@
     </w:p>
     <w:p>
       <w:pPr>
+        <w:spacing w:before="0" w:after="0"/>
+      </w:pPr>
+    </w:p>
+    <w:p>
+      <w:pPr>
+        <w:spacing w:before="0" w:after="0"/>
+      </w:pPr>
+    </w:p>
+    <w:p>
+      <w:pPr>
+        <w:spacing w:before="0" w:after="0"/>
+      </w:pPr>
+    </w:p>
+    <w:p>
+      <w:pPr>
         <w:spacing w:before="160" w:after="80"/>
       </w:pPr>
       <w:r>
@@ -4712,7 +5362,7 @@
         </w:rPr>
         <w:drawing>
           <wp:inline>
-            <wp:extent cx="3600000" cy="1207667"/>
+            <wp:extent cx="3600000" cy="1201917"/>
             <wp:effectExtent b="0" l="0" r="0" t="0"/>
             <wp:docPr descr="" title="" id="69" name="Picture"/>
             <a:graphic>
@@ -4733,7 +5383,7 @@
                   <pic:spPr bwMode="auto">
                     <a:xfrm>
                       <a:off x="0" y="0"/>
-                      <a:ext cx="3600000" cy="1207667"/>
+                      <a:ext cx="3600000" cy="1201917"/>
                     </a:xfrm>
                     <a:prstGeom prst="rect">
                       <a:avLst/>
@@ -4792,6 +5442,46 @@
     </w:p>
     <w:p>
       <w:pPr>
+        <w:spacing w:before="0" w:after="0"/>
+      </w:pPr>
+    </w:p>
+    <w:p>
+      <w:pPr>
+        <w:spacing w:before="0" w:after="0"/>
+      </w:pPr>
+    </w:p>
+    <w:p>
+      <w:pPr>
+        <w:spacing w:before="0" w:after="0"/>
+      </w:pPr>
+    </w:p>
+    <w:p>
+      <w:pPr>
+        <w:spacing w:before="0" w:after="0"/>
+      </w:pPr>
+    </w:p>
+    <w:p>
+      <w:pPr>
+        <w:spacing w:before="0" w:after="0"/>
+      </w:pPr>
+    </w:p>
+    <w:p>
+      <w:pPr>
+        <w:spacing w:before="0" w:after="0"/>
+      </w:pPr>
+    </w:p>
+    <w:p>
+      <w:pPr>
+        <w:spacing w:before="0" w:after="0"/>
+      </w:pPr>
+    </w:p>
+    <w:p>
+      <w:pPr>
+        <w:spacing w:before="0" w:after="0"/>
+      </w:pPr>
+    </w:p>
+    <w:p>
+      <w:pPr>
         <w:spacing w:before="160" w:after="80"/>
       </w:pPr>
       <w:r>
@@ -4844,7 +5534,7 @@
         </w:rPr>
         <w:drawing>
           <wp:inline>
-            <wp:extent cx="3600000" cy="851813"/>
+            <wp:extent cx="3600000" cy="833684"/>
             <wp:effectExtent b="0" l="0" r="0" t="0"/>
             <wp:docPr descr="" title="" id="73" name="Picture"/>
             <a:graphic>
@@ -4865,7 +5555,7 @@
                   <pic:spPr bwMode="auto">
                     <a:xfrm>
                       <a:off x="0" y="0"/>
-                      <a:ext cx="3600000" cy="851813"/>
+                      <a:ext cx="3600000" cy="833684"/>
                     </a:xfrm>
                     <a:prstGeom prst="rect">
                       <a:avLst/>
@@ -4896,7 +5586,7 @@
         </w:rPr>
         <w:drawing>
           <wp:inline>
-            <wp:extent cx="3600000" cy="788354"/>
+            <wp:extent cx="3595441" cy="788354"/>
             <wp:effectExtent b="0" l="0" r="0" t="0"/>
             <wp:docPr descr="" title="" id="76" name="Picture"/>
             <a:graphic>
@@ -4917,7 +5607,7 @@
                   <pic:spPr bwMode="auto">
                     <a:xfrm>
                       <a:off x="0" y="0"/>
-                      <a:ext cx="3600000" cy="788354"/>
+                      <a:ext cx="3595441" cy="788354"/>
                     </a:xfrm>
                     <a:prstGeom prst="rect">
                       <a:avLst/>
@@ -4948,7 +5638,7 @@
         </w:rPr>
         <w:drawing>
           <wp:inline>
-            <wp:extent cx="3600000" cy="944462"/>
+            <wp:extent cx="3600000" cy="934495"/>
             <wp:effectExtent b="0" l="0" r="0" t="0"/>
             <wp:docPr descr="" title="" id="79" name="Picture"/>
             <a:graphic>
@@ -4969,7 +5659,7 @@
                   <pic:spPr bwMode="auto">
                     <a:xfrm>
                       <a:off x="0" y="0"/>
-                      <a:ext cx="3600000" cy="944462"/>
+                      <a:ext cx="3600000" cy="934495"/>
                     </a:xfrm>
                     <a:prstGeom prst="rect">
                       <a:avLst/>
@@ -5033,6 +5723,31 @@
     </w:p>
     <w:p>
       <w:pPr>
+        <w:spacing w:before="0" w:after="0"/>
+      </w:pPr>
+    </w:p>
+    <w:p>
+      <w:pPr>
+        <w:spacing w:before="0" w:after="0"/>
+      </w:pPr>
+    </w:p>
+    <w:p>
+      <w:pPr>
+        <w:spacing w:before="0" w:after="0"/>
+      </w:pPr>
+    </w:p>
+    <w:p>
+      <w:pPr>
+        <w:spacing w:before="0" w:after="0"/>
+      </w:pPr>
+    </w:p>
+    <w:p>
+      <w:pPr>
+        <w:spacing w:before="0" w:after="0"/>
+      </w:pPr>
+    </w:p>
+    <w:p>
+      <w:pPr>
         <w:spacing w:before="160" w:after="80"/>
       </w:pPr>
       <w:r>
@@ -5146,6 +5861,21 @@
     </w:p>
     <w:p>
       <w:pPr>
+        <w:spacing w:before="0" w:after="0"/>
+      </w:pPr>
+    </w:p>
+    <w:p>
+      <w:pPr>
+        <w:spacing w:before="0" w:after="0"/>
+      </w:pPr>
+    </w:p>
+    <w:p>
+      <w:pPr>
+        <w:spacing w:before="0" w:after="0"/>
+      </w:pPr>
+    </w:p>
+    <w:p>
+      <w:pPr>
         <w:spacing w:before="160" w:after="80"/>
       </w:pPr>
       <w:r>
@@ -5247,6 +5977,21 @@
     </w:p>
     <w:p>
       <w:pPr>
+        <w:spacing w:before="0" w:after="0"/>
+      </w:pPr>
+    </w:p>
+    <w:p>
+      <w:pPr>
+        <w:spacing w:before="0" w:after="0"/>
+      </w:pPr>
+    </w:p>
+    <w:p>
+      <w:pPr>
+        <w:spacing w:before="0" w:after="0"/>
+      </w:pPr>
+    </w:p>
+    <w:p>
+      <w:pPr>
         <w:spacing w:before="160" w:after="80"/>
       </w:pPr>
       <w:r>
@@ -5305,7 +6050,7 @@
         </w:rPr>
         <w:drawing>
           <wp:inline>
-            <wp:extent cx="3600000" cy="610344"/>
+            <wp:extent cx="3599995" cy="610344"/>
             <wp:effectExtent b="0" l="0" r="0" t="0"/>
             <wp:docPr descr="" title="" id="85" name="Picture"/>
             <a:graphic>
@@ -5326,7 +6071,7 @@
                   <pic:spPr bwMode="auto">
                     <a:xfrm>
                       <a:off x="0" y="0"/>
-                      <a:ext cx="3600000" cy="610344"/>
+                      <a:ext cx="3599995" cy="610344"/>
                     </a:xfrm>
                     <a:prstGeom prst="rect">
                       <a:avLst/>
@@ -5372,6 +6117,46 @@
     </w:p>
     <w:p>
       <w:pPr>
+        <w:spacing w:before="0" w:after="0"/>
+      </w:pPr>
+    </w:p>
+    <w:p>
+      <w:pPr>
+        <w:spacing w:before="0" w:after="0"/>
+      </w:pPr>
+    </w:p>
+    <w:p>
+      <w:pPr>
+        <w:spacing w:before="0" w:after="0"/>
+      </w:pPr>
+    </w:p>
+    <w:p>
+      <w:pPr>
+        <w:spacing w:before="0" w:after="0"/>
+      </w:pPr>
+    </w:p>
+    <w:p>
+      <w:pPr>
+        <w:spacing w:before="0" w:after="0"/>
+      </w:pPr>
+    </w:p>
+    <w:p>
+      <w:pPr>
+        <w:spacing w:before="0" w:after="0"/>
+      </w:pPr>
+    </w:p>
+    <w:p>
+      <w:pPr>
+        <w:spacing w:before="0" w:after="0"/>
+      </w:pPr>
+    </w:p>
+    <w:p>
+      <w:pPr>
+        <w:spacing w:before="0" w:after="0"/>
+      </w:pPr>
+    </w:p>
+    <w:p>
+      <w:pPr>
         <w:spacing w:before="160" w:after="80"/>
       </w:pPr>
       <w:r>
@@ -5436,7 +6221,7 @@
         </w:rPr>
         <w:drawing>
           <wp:inline>
-            <wp:extent cx="3600000" cy="583516"/>
+            <wp:extent cx="3599997" cy="583516"/>
             <wp:effectExtent b="0" l="0" r="0" t="0"/>
             <wp:docPr descr="" title="" id="89" name="Picture"/>
             <a:graphic>
@@ -5457,7 +6242,7 @@
                   <pic:spPr bwMode="auto">
                     <a:xfrm>
                       <a:off x="0" y="0"/>
-                      <a:ext cx="3600000" cy="583516"/>
+                      <a:ext cx="3599997" cy="583516"/>
                     </a:xfrm>
                     <a:prstGeom prst="rect">
                       <a:avLst/>
@@ -5500,6 +6285,46 @@
         </w:rPr>
         <w:t xml:space="preserve"> ICI process for the manufacture of the diene used to make pyrethroid insecticides involved heating these compounds to 500 °C in a flow system. Propose a radical chain mechanism for the reaction.</w:t>
       </w:r>
+    </w:p>
+    <w:p>
+      <w:pPr>
+        <w:spacing w:before="0" w:after="0"/>
+      </w:pPr>
+    </w:p>
+    <w:p>
+      <w:pPr>
+        <w:spacing w:before="0" w:after="0"/>
+      </w:pPr>
+    </w:p>
+    <w:p>
+      <w:pPr>
+        <w:spacing w:before="0" w:after="0"/>
+      </w:pPr>
+    </w:p>
+    <w:p>
+      <w:pPr>
+        <w:spacing w:before="0" w:after="0"/>
+      </w:pPr>
+    </w:p>
+    <w:p>
+      <w:pPr>
+        <w:spacing w:before="0" w:after="0"/>
+      </w:pPr>
+    </w:p>
+    <w:p>
+      <w:pPr>
+        <w:spacing w:before="0" w:after="0"/>
+      </w:pPr>
+    </w:p>
+    <w:p>
+      <w:pPr>
+        <w:spacing w:before="0" w:after="0"/>
+      </w:pPr>
+    </w:p>
+    <w:p>
+      <w:pPr>
+        <w:spacing w:before="0" w:after="0"/>
+      </w:pPr>
     </w:p>
     <w:p>
       <w:pPr>
@@ -6001,6 +6826,46 @@
     </w:p>
     <w:p>
       <w:pPr>
+        <w:spacing w:before="0" w:after="0"/>
+      </w:pPr>
+    </w:p>
+    <w:p>
+      <w:pPr>
+        <w:spacing w:before="0" w:after="0"/>
+      </w:pPr>
+    </w:p>
+    <w:p>
+      <w:pPr>
+        <w:spacing w:before="0" w:after="0"/>
+      </w:pPr>
+    </w:p>
+    <w:p>
+      <w:pPr>
+        <w:spacing w:before="0" w:after="0"/>
+      </w:pPr>
+    </w:p>
+    <w:p>
+      <w:pPr>
+        <w:spacing w:before="0" w:after="0"/>
+      </w:pPr>
+    </w:p>
+    <w:p>
+      <w:pPr>
+        <w:spacing w:before="0" w:after="0"/>
+      </w:pPr>
+    </w:p>
+    <w:p>
+      <w:pPr>
+        <w:spacing w:before="0" w:after="0"/>
+      </w:pPr>
+    </w:p>
+    <w:p>
+      <w:pPr>
+        <w:spacing w:before="0" w:after="0"/>
+      </w:pPr>
+    </w:p>
+    <w:p>
+      <w:pPr>
         <w:spacing w:before="160" w:after="80"/>
       </w:pPr>
       <w:r>
@@ -6066,7 +6931,7 @@
         </w:rPr>
         <w:drawing>
           <wp:inline>
-            <wp:extent cx="3600000" cy="902654"/>
+            <wp:extent cx="3594687" cy="902654"/>
             <wp:effectExtent b="0" l="0" r="0" t="0"/>
             <wp:docPr descr="" title="" id="94" name="Picture"/>
             <a:graphic>
@@ -6087,7 +6952,7 @@
                   <pic:spPr bwMode="auto">
                     <a:xfrm>
                       <a:off x="0" y="0"/>
-                      <a:ext cx="3600000" cy="902654"/>
+                      <a:ext cx="3594687" cy="902654"/>
                     </a:xfrm>
                     <a:prstGeom prst="rect">
                       <a:avLst/>
@@ -6224,6 +7089,46 @@
     </w:p>
     <w:p>
       <w:pPr>
+        <w:spacing w:before="0" w:after="0"/>
+      </w:pPr>
+    </w:p>
+    <w:p>
+      <w:pPr>
+        <w:spacing w:before="0" w:after="0"/>
+      </w:pPr>
+    </w:p>
+    <w:p>
+      <w:pPr>
+        <w:spacing w:before="0" w:after="0"/>
+      </w:pPr>
+    </w:p>
+    <w:p>
+      <w:pPr>
+        <w:spacing w:before="0" w:after="0"/>
+      </w:pPr>
+    </w:p>
+    <w:p>
+      <w:pPr>
+        <w:spacing w:before="0" w:after="0"/>
+      </w:pPr>
+    </w:p>
+    <w:p>
+      <w:pPr>
+        <w:spacing w:before="0" w:after="0"/>
+      </w:pPr>
+    </w:p>
+    <w:p>
+      <w:pPr>
+        <w:spacing w:before="0" w:after="0"/>
+      </w:pPr>
+    </w:p>
+    <w:p>
+      <w:pPr>
+        <w:spacing w:before="0" w:after="0"/>
+      </w:pPr>
+    </w:p>
+    <w:p>
+      <w:pPr>
         <w:spacing w:before="160" w:after="80"/>
       </w:pPr>
       <w:r>
@@ -6300,7 +7205,7 @@
         </w:rPr>
         <w:drawing>
           <wp:inline>
-            <wp:extent cx="3600000" cy="512582"/>
+            <wp:extent cx="3599995" cy="512582"/>
             <wp:effectExtent b="0" l="0" r="0" t="0"/>
             <wp:docPr descr="" title="" id="98" name="Picture"/>
             <a:graphic>
@@ -6321,7 +7226,7 @@
                   <pic:spPr bwMode="auto">
                     <a:xfrm>
                       <a:off x="0" y="0"/>
-                      <a:ext cx="3600000" cy="512582"/>
+                      <a:ext cx="3599995" cy="512582"/>
                     </a:xfrm>
                     <a:prstGeom prst="rect">
                       <a:avLst/>
@@ -6457,6 +7362,46 @@
     </w:p>
     <w:p>
       <w:pPr>
+        <w:spacing w:before="0" w:after="0"/>
+      </w:pPr>
+    </w:p>
+    <w:p>
+      <w:pPr>
+        <w:spacing w:before="0" w:after="0"/>
+      </w:pPr>
+    </w:p>
+    <w:p>
+      <w:pPr>
+        <w:spacing w:before="0" w:after="0"/>
+      </w:pPr>
+    </w:p>
+    <w:p>
+      <w:pPr>
+        <w:spacing w:before="0" w:after="0"/>
+      </w:pPr>
+    </w:p>
+    <w:p>
+      <w:pPr>
+        <w:spacing w:before="0" w:after="0"/>
+      </w:pPr>
+    </w:p>
+    <w:p>
+      <w:pPr>
+        <w:spacing w:before="0" w:after="0"/>
+      </w:pPr>
+    </w:p>
+    <w:p>
+      <w:pPr>
+        <w:spacing w:before="0" w:after="0"/>
+      </w:pPr>
+    </w:p>
+    <w:p>
+      <w:pPr>
+        <w:spacing w:before="0" w:after="0"/>
+      </w:pPr>
+    </w:p>
+    <w:p>
+      <w:pPr>
         <w:spacing w:before="160" w:after="80"/>
       </w:pPr>
       <w:r>
@@ -6515,7 +7460,7 @@
         </w:rPr>
         <w:drawing>
           <wp:inline>
-            <wp:extent cx="3600000" cy="703759"/>
+            <wp:extent cx="3599998" cy="703759"/>
             <wp:effectExtent b="0" l="0" r="0" t="0"/>
             <wp:docPr descr="" title="" id="102" name="Picture"/>
             <a:graphic>
@@ -6536,7 +7481,7 @@
                   <pic:spPr bwMode="auto">
                     <a:xfrm>
                       <a:off x="0" y="0"/>
-                      <a:ext cx="3600000" cy="703759"/>
+                      <a:ext cx="3599998" cy="703759"/>
                     </a:xfrm>
                     <a:prstGeom prst="rect">
                       <a:avLst/>
@@ -6609,6 +7554,31 @@
         </w:rPr>
         <w:t>。</w:t>
       </w:r>
+    </w:p>
+    <w:p>
+      <w:pPr>
+        <w:spacing w:before="0" w:after="0"/>
+      </w:pPr>
+    </w:p>
+    <w:p>
+      <w:pPr>
+        <w:spacing w:before="0" w:after="0"/>
+      </w:pPr>
+    </w:p>
+    <w:p>
+      <w:pPr>
+        <w:spacing w:before="0" w:after="0"/>
+      </w:pPr>
+    </w:p>
+    <w:p>
+      <w:pPr>
+        <w:spacing w:before="0" w:after="0"/>
+      </w:pPr>
+    </w:p>
+    <w:p>
+      <w:pPr>
+        <w:spacing w:before="0" w:after="0"/>
+      </w:pPr>
     </w:p>
     <w:p>
       <w:pPr>
@@ -6749,6 +7719,31 @@
     </w:p>
     <w:p>
       <w:pPr>
+        <w:spacing w:before="0" w:after="0"/>
+      </w:pPr>
+    </w:p>
+    <w:p>
+      <w:pPr>
+        <w:spacing w:before="0" w:after="0"/>
+      </w:pPr>
+    </w:p>
+    <w:p>
+      <w:pPr>
+        <w:spacing w:before="0" w:after="0"/>
+      </w:pPr>
+    </w:p>
+    <w:p>
+      <w:pPr>
+        <w:spacing w:before="0" w:after="0"/>
+      </w:pPr>
+    </w:p>
+    <w:p>
+      <w:pPr>
+        <w:spacing w:before="0" w:after="0"/>
+      </w:pPr>
+    </w:p>
+    <w:p>
+      <w:pPr>
         <w:spacing w:before="160" w:after="80"/>
       </w:pPr>
       <w:r>
@@ -6801,7 +7796,7 @@
         </w:rPr>
         <w:drawing>
           <wp:inline>
-            <wp:extent cx="3600000" cy="903050"/>
+            <wp:extent cx="3544625" cy="903050"/>
             <wp:effectExtent b="0" l="0" r="0" t="0"/>
             <wp:docPr descr="" title="" id="110" name="Picture"/>
             <a:graphic>
@@ -6822,7 +7817,7 @@
                   <pic:spPr bwMode="auto">
                     <a:xfrm>
                       <a:off x="0" y="0"/>
-                      <a:ext cx="3600000" cy="903050"/>
+                      <a:ext cx="3544625" cy="903050"/>
                     </a:xfrm>
                     <a:prstGeom prst="rect">
                       <a:avLst/>
@@ -6853,7 +7848,7 @@
         </w:rPr>
         <w:drawing>
           <wp:inline>
-            <wp:extent cx="3600000" cy="876985"/>
+            <wp:extent cx="3600000" cy="870811"/>
             <wp:effectExtent b="0" l="0" r="0" t="0"/>
             <wp:docPr descr="" title="" id="113" name="Picture"/>
             <a:graphic>
@@ -6874,7 +7869,7 @@
                   <pic:spPr bwMode="auto">
                     <a:xfrm>
                       <a:off x="0" y="0"/>
-                      <a:ext cx="3600000" cy="876985"/>
+                      <a:ext cx="3600000" cy="870811"/>
                     </a:xfrm>
                     <a:prstGeom prst="rect">
                       <a:avLst/>
@@ -6920,6 +7915,46 @@
     </w:p>
     <w:p>
       <w:pPr>
+        <w:spacing w:before="0" w:after="0"/>
+      </w:pPr>
+    </w:p>
+    <w:p>
+      <w:pPr>
+        <w:spacing w:before="0" w:after="0"/>
+      </w:pPr>
+    </w:p>
+    <w:p>
+      <w:pPr>
+        <w:spacing w:before="0" w:after="0"/>
+      </w:pPr>
+    </w:p>
+    <w:p>
+      <w:pPr>
+        <w:spacing w:before="0" w:after="0"/>
+      </w:pPr>
+    </w:p>
+    <w:p>
+      <w:pPr>
+        <w:spacing w:before="0" w:after="0"/>
+      </w:pPr>
+    </w:p>
+    <w:p>
+      <w:pPr>
+        <w:spacing w:before="0" w:after="0"/>
+      </w:pPr>
+    </w:p>
+    <w:p>
+      <w:pPr>
+        <w:spacing w:before="0" w:after="0"/>
+      </w:pPr>
+    </w:p>
+    <w:p>
+      <w:pPr>
+        <w:spacing w:before="0" w:after="0"/>
+      </w:pPr>
+    </w:p>
+    <w:p>
+      <w:pPr>
         <w:spacing w:before="160" w:after="80"/>
       </w:pPr>
       <w:r>
@@ -6972,7 +8007,7 @@
         </w:rPr>
         <w:drawing>
           <wp:inline>
-            <wp:extent cx="3600000" cy="841061"/>
+            <wp:extent cx="3600000" cy="836170"/>
             <wp:effectExtent b="0" l="0" r="0" t="0"/>
             <wp:docPr descr="" title="" id="117" name="Picture"/>
             <a:graphic>
@@ -6993,7 +8028,7 @@
                   <pic:spPr bwMode="auto">
                     <a:xfrm>
                       <a:off x="0" y="0"/>
-                      <a:ext cx="3600000" cy="841061"/>
+                      <a:ext cx="3600000" cy="836170"/>
                     </a:xfrm>
                     <a:prstGeom prst="rect">
                       <a:avLst/>
@@ -7024,7 +8059,7 @@
         </w:rPr>
         <w:drawing>
           <wp:inline>
-            <wp:extent cx="3600000" cy="904778"/>
+            <wp:extent cx="3587254" cy="904778"/>
             <wp:effectExtent b="0" l="0" r="0" t="0"/>
             <wp:docPr descr="" title="" id="120" name="Picture"/>
             <a:graphic>
@@ -7045,7 +8080,7 @@
                   <pic:spPr bwMode="auto">
                     <a:xfrm>
                       <a:off x="0" y="0"/>
-                      <a:ext cx="3600000" cy="904778"/>
+                      <a:ext cx="3587254" cy="904778"/>
                     </a:xfrm>
                     <a:prstGeom prst="rect">
                       <a:avLst/>
@@ -7088,6 +8123,46 @@
         </w:rPr>
         <w:t xml:space="preserve"> mechanisms for these reactions, explaining the alkene geometry in the first case. Do you consider that they are fragmentations?</w:t>
       </w:r>
+    </w:p>
+    <w:p>
+      <w:pPr>
+        <w:spacing w:before="0" w:after="0"/>
+      </w:pPr>
+    </w:p>
+    <w:p>
+      <w:pPr>
+        <w:spacing w:before="0" w:after="0"/>
+      </w:pPr>
+    </w:p>
+    <w:p>
+      <w:pPr>
+        <w:spacing w:before="0" w:after="0"/>
+      </w:pPr>
+    </w:p>
+    <w:p>
+      <w:pPr>
+        <w:spacing w:before="0" w:after="0"/>
+      </w:pPr>
+    </w:p>
+    <w:p>
+      <w:pPr>
+        <w:spacing w:before="0" w:after="0"/>
+      </w:pPr>
+    </w:p>
+    <w:p>
+      <w:pPr>
+        <w:spacing w:before="0" w:after="0"/>
+      </w:pPr>
+    </w:p>
+    <w:p>
+      <w:pPr>
+        <w:spacing w:before="0" w:after="0"/>
+      </w:pPr>
+    </w:p>
+    <w:p>
+      <w:pPr>
+        <w:spacing w:before="0" w:after="0"/>
+      </w:pPr>
     </w:p>
     <w:p>
       <w:pPr>
@@ -7350,6 +8425,31 @@
     </w:p>
     <w:p>
       <w:pPr>
+        <w:spacing w:before="0" w:after="0"/>
+      </w:pPr>
+    </w:p>
+    <w:p>
+      <w:pPr>
+        <w:spacing w:before="0" w:after="0"/>
+      </w:pPr>
+    </w:p>
+    <w:p>
+      <w:pPr>
+        <w:spacing w:before="0" w:after="0"/>
+      </w:pPr>
+    </w:p>
+    <w:p>
+      <w:pPr>
+        <w:spacing w:before="0" w:after="0"/>
+      </w:pPr>
+    </w:p>
+    <w:p>
+      <w:pPr>
+        <w:spacing w:before="0" w:after="0"/>
+      </w:pPr>
+    </w:p>
+    <w:p>
+      <w:pPr>
         <w:spacing w:before="160" w:after="80"/>
       </w:pPr>
       <w:r>
@@ -7619,6 +8719,46 @@
     </w:p>
     <w:p>
       <w:pPr>
+        <w:spacing w:before="0" w:after="0"/>
+      </w:pPr>
+    </w:p>
+    <w:p>
+      <w:pPr>
+        <w:spacing w:before="0" w:after="0"/>
+      </w:pPr>
+    </w:p>
+    <w:p>
+      <w:pPr>
+        <w:spacing w:before="0" w:after="0"/>
+      </w:pPr>
+    </w:p>
+    <w:p>
+      <w:pPr>
+        <w:spacing w:before="0" w:after="0"/>
+      </w:pPr>
+    </w:p>
+    <w:p>
+      <w:pPr>
+        <w:spacing w:before="0" w:after="0"/>
+      </w:pPr>
+    </w:p>
+    <w:p>
+      <w:pPr>
+        <w:spacing w:before="0" w:after="0"/>
+      </w:pPr>
+    </w:p>
+    <w:p>
+      <w:pPr>
+        <w:spacing w:before="0" w:after="0"/>
+      </w:pPr>
+    </w:p>
+    <w:p>
+      <w:pPr>
+        <w:spacing w:before="0" w:after="0"/>
+      </w:pPr>
+    </w:p>
+    <w:p>
+      <w:pPr>
         <w:spacing w:before="160" w:after="80"/>
       </w:pPr>
       <w:r>
@@ -7909,6 +9049,31 @@
         </w:rPr>
         <w:t xml:space="preserve">习题</w:t>
       </w:r>
+    </w:p>
+    <w:p>
+      <w:pPr>
+        <w:spacing w:before="0" w:after="0"/>
+      </w:pPr>
+    </w:p>
+    <w:p>
+      <w:pPr>
+        <w:spacing w:before="0" w:after="0"/>
+      </w:pPr>
+    </w:p>
+    <w:p>
+      <w:pPr>
+        <w:spacing w:before="0" w:after="0"/>
+      </w:pPr>
+    </w:p>
+    <w:p>
+      <w:pPr>
+        <w:spacing w:before="0" w:after="0"/>
+      </w:pPr>
+    </w:p>
+    <w:p>
+      <w:pPr>
+        <w:spacing w:before="0" w:after="0"/>
+      </w:pPr>
     </w:p>
     <w:p>
       <w:pPr>
@@ -8105,6 +9270,21 @@
     </w:p>
     <w:p>
       <w:pPr>
+        <w:spacing w:before="0" w:after="0"/>
+      </w:pPr>
+    </w:p>
+    <w:p>
+      <w:pPr>
+        <w:spacing w:before="0" w:after="0"/>
+      </w:pPr>
+    </w:p>
+    <w:p>
+      <w:pPr>
+        <w:spacing w:before="0" w:after="0"/>
+      </w:pPr>
+    </w:p>
+    <w:p>
+      <w:pPr>
         <w:spacing w:before="160" w:after="80"/>
       </w:pPr>
       <w:r>
@@ -8286,6 +9466,21 @@
     </w:p>
     <w:p>
       <w:pPr>
+        <w:spacing w:before="0" w:after="0"/>
+      </w:pPr>
+    </w:p>
+    <w:p>
+      <w:pPr>
+        <w:spacing w:before="0" w:after="0"/>
+      </w:pPr>
+    </w:p>
+    <w:p>
+      <w:pPr>
+        <w:spacing w:before="0" w:after="0"/>
+      </w:pPr>
+    </w:p>
+    <w:p>
+      <w:pPr>
         <w:spacing w:before="160" w:after="80"/>
       </w:pPr>
       <w:r>
@@ -8467,6 +9662,21 @@
     </w:p>
     <w:p>
       <w:pPr>
+        <w:spacing w:before="0" w:after="0"/>
+      </w:pPr>
+    </w:p>
+    <w:p>
+      <w:pPr>
+        <w:spacing w:before="0" w:after="0"/>
+      </w:pPr>
+    </w:p>
+    <w:p>
+      <w:pPr>
+        <w:spacing w:before="0" w:after="0"/>
+      </w:pPr>
+    </w:p>
+    <w:p>
+      <w:pPr>
         <w:spacing w:before="160" w:after="80"/>
       </w:pPr>
       <w:r>
@@ -8684,6 +9894,21 @@
     </w:p>
     <w:p>
       <w:pPr>
+        <w:spacing w:before="0" w:after="0"/>
+      </w:pPr>
+    </w:p>
+    <w:p>
+      <w:pPr>
+        <w:spacing w:before="0" w:after="0"/>
+      </w:pPr>
+    </w:p>
+    <w:p>
+      <w:pPr>
+        <w:spacing w:before="0" w:after="0"/>
+      </w:pPr>
+    </w:p>
+    <w:p>
+      <w:pPr>
         <w:spacing w:before="160" w:after="80"/>
       </w:pPr>
       <w:r>
@@ -9332,6 +10557,46 @@
     </w:p>
     <w:p>
       <w:pPr>
+        <w:spacing w:before="0" w:after="0"/>
+      </w:pPr>
+    </w:p>
+    <w:p>
+      <w:pPr>
+        <w:spacing w:before="0" w:after="0"/>
+      </w:pPr>
+    </w:p>
+    <w:p>
+      <w:pPr>
+        <w:spacing w:before="0" w:after="0"/>
+      </w:pPr>
+    </w:p>
+    <w:p>
+      <w:pPr>
+        <w:spacing w:before="0" w:after="0"/>
+      </w:pPr>
+    </w:p>
+    <w:p>
+      <w:pPr>
+        <w:spacing w:before="0" w:after="0"/>
+      </w:pPr>
+    </w:p>
+    <w:p>
+      <w:pPr>
+        <w:spacing w:before="0" w:after="0"/>
+      </w:pPr>
+    </w:p>
+    <w:p>
+      <w:pPr>
+        <w:spacing w:before="0" w:after="0"/>
+      </w:pPr>
+    </w:p>
+    <w:p>
+      <w:pPr>
+        <w:spacing w:before="0" w:after="0"/>
+      </w:pPr>
+    </w:p>
+    <w:p>
+      <w:pPr>
         <w:spacing w:before="160" w:after="80"/>
       </w:pPr>
       <w:r>
@@ -9713,6 +10978,31 @@
     </w:p>
     <w:p>
       <w:pPr>
+        <w:spacing w:before="0" w:after="0"/>
+      </w:pPr>
+    </w:p>
+    <w:p>
+      <w:pPr>
+        <w:spacing w:before="0" w:after="0"/>
+      </w:pPr>
+    </w:p>
+    <w:p>
+      <w:pPr>
+        <w:spacing w:before="0" w:after="0"/>
+      </w:pPr>
+    </w:p>
+    <w:p>
+      <w:pPr>
+        <w:spacing w:before="0" w:after="0"/>
+      </w:pPr>
+    </w:p>
+    <w:p>
+      <w:pPr>
+        <w:spacing w:before="0" w:after="0"/>
+      </w:pPr>
+    </w:p>
+    <w:p>
+      <w:pPr>
         <w:spacing w:before="160" w:after="80"/>
       </w:pPr>
       <w:r>
@@ -10018,6 +11308,31 @@
     </w:p>
     <w:p>
       <w:pPr>
+        <w:spacing w:before="0" w:after="0"/>
+      </w:pPr>
+    </w:p>
+    <w:p>
+      <w:pPr>
+        <w:spacing w:before="0" w:after="0"/>
+      </w:pPr>
+    </w:p>
+    <w:p>
+      <w:pPr>
+        <w:spacing w:before="0" w:after="0"/>
+      </w:pPr>
+    </w:p>
+    <w:p>
+      <w:pPr>
+        <w:spacing w:before="0" w:after="0"/>
+      </w:pPr>
+    </w:p>
+    <w:p>
+      <w:pPr>
+        <w:spacing w:before="0" w:after="0"/>
+      </w:pPr>
+    </w:p>
+    <w:p>
+      <w:pPr>
         <w:spacing w:before="160" w:after="80"/>
       </w:pPr>
       <w:r>
@@ -10344,6 +11659,31 @@
         </w:rPr>
         <w:t>答案</w:t>
       </w:r>
+    </w:p>
+    <w:p>
+      <w:pPr>
+        <w:spacing w:before="0" w:after="0"/>
+      </w:pPr>
+    </w:p>
+    <w:p>
+      <w:pPr>
+        <w:spacing w:before="0" w:after="0"/>
+      </w:pPr>
+    </w:p>
+    <w:p>
+      <w:pPr>
+        <w:spacing w:before="0" w:after="0"/>
+      </w:pPr>
+    </w:p>
+    <w:p>
+      <w:pPr>
+        <w:spacing w:before="0" w:after="0"/>
+      </w:pPr>
+    </w:p>
+    <w:p>
+      <w:pPr>
+        <w:spacing w:before="0" w:after="0"/>
+      </w:pPr>
     </w:p>
     <w:p>
       <w:pPr>
@@ -11209,6 +12549,46 @@
         </w:rPr>
         <w:t>答案</w:t>
       </w:r>
+    </w:p>
+    <w:p>
+      <w:pPr>
+        <w:spacing w:before="0" w:after="0"/>
+      </w:pPr>
+    </w:p>
+    <w:p>
+      <w:pPr>
+        <w:spacing w:before="0" w:after="0"/>
+      </w:pPr>
+    </w:p>
+    <w:p>
+      <w:pPr>
+        <w:spacing w:before="0" w:after="0"/>
+      </w:pPr>
+    </w:p>
+    <w:p>
+      <w:pPr>
+        <w:spacing w:before="0" w:after="0"/>
+      </w:pPr>
+    </w:p>
+    <w:p>
+      <w:pPr>
+        <w:spacing w:before="0" w:after="0"/>
+      </w:pPr>
+    </w:p>
+    <w:p>
+      <w:pPr>
+        <w:spacing w:before="0" w:after="0"/>
+      </w:pPr>
+    </w:p>
+    <w:p>
+      <w:pPr>
+        <w:spacing w:before="0" w:after="0"/>
+      </w:pPr>
+    </w:p>
+    <w:p>
+      <w:pPr>
+        <w:spacing w:before="0" w:after="0"/>
+      </w:pPr>
     </w:p>
     <w:p>
       <w:pPr>
@@ -11823,6 +13203,46 @@
     </w:p>
     <w:p>
       <w:pPr>
+        <w:spacing w:before="0" w:after="0"/>
+      </w:pPr>
+    </w:p>
+    <w:p>
+      <w:pPr>
+        <w:spacing w:before="0" w:after="0"/>
+      </w:pPr>
+    </w:p>
+    <w:p>
+      <w:pPr>
+        <w:spacing w:before="0" w:after="0"/>
+      </w:pPr>
+    </w:p>
+    <w:p>
+      <w:pPr>
+        <w:spacing w:before="0" w:after="0"/>
+      </w:pPr>
+    </w:p>
+    <w:p>
+      <w:pPr>
+        <w:spacing w:before="0" w:after="0"/>
+      </w:pPr>
+    </w:p>
+    <w:p>
+      <w:pPr>
+        <w:spacing w:before="0" w:after="0"/>
+      </w:pPr>
+    </w:p>
+    <w:p>
+      <w:pPr>
+        <w:spacing w:before="0" w:after="0"/>
+      </w:pPr>
+    </w:p>
+    <w:p>
+      <w:pPr>
+        <w:spacing w:before="0" w:after="0"/>
+      </w:pPr>
+    </w:p>
+    <w:p>
+      <w:pPr>
         <w:spacing w:before="160" w:after="80"/>
       </w:pPr>
       <w:r>
@@ -11917,6 +13337,31 @@
     </w:p>
     <w:p>
       <w:pPr>
+        <w:spacing w:before="0" w:after="0"/>
+      </w:pPr>
+    </w:p>
+    <w:p>
+      <w:pPr>
+        <w:spacing w:before="0" w:after="0"/>
+      </w:pPr>
+    </w:p>
+    <w:p>
+      <w:pPr>
+        <w:spacing w:before="0" w:after="0"/>
+      </w:pPr>
+    </w:p>
+    <w:p>
+      <w:pPr>
+        <w:spacing w:before="0" w:after="0"/>
+      </w:pPr>
+    </w:p>
+    <w:p>
+      <w:pPr>
+        <w:spacing w:before="0" w:after="0"/>
+      </w:pPr>
+    </w:p>
+    <w:p>
+      <w:pPr>
         <w:spacing w:before="160" w:after="80"/>
       </w:pPr>
       <w:r>
@@ -12439,7 +13884,7 @@
         </w:rPr>
         <w:drawing>
           <wp:inline>
-            <wp:extent cx="3600000" cy="2556734"/>
+            <wp:extent cx="3555917" cy="2556734"/>
             <wp:effectExtent b="0" l="0" r="0" t="0"/>
             <wp:docPr descr="" title="" id="186" name="Picture"/>
             <a:graphic>
@@ -12460,7 +13905,7 @@
                   <pic:spPr bwMode="auto">
                     <a:xfrm>
                       <a:off x="0" y="0"/>
-                      <a:ext cx="3600000" cy="2556734"/>
+                      <a:ext cx="3555917" cy="2556734"/>
                     </a:xfrm>
                     <a:prstGeom prst="rect">
                       <a:avLst/>
@@ -12489,6 +13934,46 @@
         </w:rPr>
         <w:t xml:space="preserve">Chemical reaction scheme showing conversion of a benzylamine derivative to an unsaturated ketone using formaldehyde and formaldehyde solvent</w:t>
       </w:r>
+    </w:p>
+    <w:p>
+      <w:pPr>
+        <w:spacing w:before="0" w:after="0"/>
+      </w:pPr>
+    </w:p>
+    <w:p>
+      <w:pPr>
+        <w:spacing w:before="0" w:after="0"/>
+      </w:pPr>
+    </w:p>
+    <w:p>
+      <w:pPr>
+        <w:spacing w:before="0" w:after="0"/>
+      </w:pPr>
+    </w:p>
+    <w:p>
+      <w:pPr>
+        <w:spacing w:before="0" w:after="0"/>
+      </w:pPr>
+    </w:p>
+    <w:p>
+      <w:pPr>
+        <w:spacing w:before="0" w:after="0"/>
+      </w:pPr>
+    </w:p>
+    <w:p>
+      <w:pPr>
+        <w:spacing w:before="0" w:after="0"/>
+      </w:pPr>
+    </w:p>
+    <w:p>
+      <w:pPr>
+        <w:spacing w:before="0" w:after="0"/>
+      </w:pPr>
+    </w:p>
+    <w:p>
+      <w:pPr>
+        <w:spacing w:before="0" w:after="0"/>
+      </w:pPr>
     </w:p>
     <w:p>
       <w:pPr>
@@ -12586,6 +14071,31 @@
     </w:p>
     <w:p>
       <w:pPr>
+        <w:spacing w:before="0" w:after="0"/>
+      </w:pPr>
+    </w:p>
+    <w:p>
+      <w:pPr>
+        <w:spacing w:before="0" w:after="0"/>
+      </w:pPr>
+    </w:p>
+    <w:p>
+      <w:pPr>
+        <w:spacing w:before="0" w:after="0"/>
+      </w:pPr>
+    </w:p>
+    <w:p>
+      <w:pPr>
+        <w:spacing w:before="0" w:after="0"/>
+      </w:pPr>
+    </w:p>
+    <w:p>
+      <w:pPr>
+        <w:spacing w:before="0" w:after="0"/>
+      </w:pPr>
+    </w:p>
+    <w:p>
+      <w:pPr>
         <w:spacing w:before="160" w:after="80"/>
       </w:pPr>
       <w:r>
@@ -12677,6 +14187,31 @@
         </w:rPr>
         <w:t xml:space="preserve">Chemical reaction showing bromination of a fused bicyclic compound under NaOH conditions</w:t>
       </w:r>
+    </w:p>
+    <w:p>
+      <w:pPr>
+        <w:spacing w:before="0" w:after="0"/>
+      </w:pPr>
+    </w:p>
+    <w:p>
+      <w:pPr>
+        <w:spacing w:before="0" w:after="0"/>
+      </w:pPr>
+    </w:p>
+    <w:p>
+      <w:pPr>
+        <w:spacing w:before="0" w:after="0"/>
+      </w:pPr>
+    </w:p>
+    <w:p>
+      <w:pPr>
+        <w:spacing w:before="0" w:after="0"/>
+      </w:pPr>
+    </w:p>
+    <w:p>
+      <w:pPr>
+        <w:spacing w:before="0" w:after="0"/>
+      </w:pPr>
     </w:p>
     <w:p>
       <w:pPr>
@@ -12917,6 +14452,46 @@
     </w:p>
     <w:p>
       <w:pPr>
+        <w:spacing w:before="0" w:after="0"/>
+      </w:pPr>
+    </w:p>
+    <w:p>
+      <w:pPr>
+        <w:spacing w:before="0" w:after="0"/>
+      </w:pPr>
+    </w:p>
+    <w:p>
+      <w:pPr>
+        <w:spacing w:before="0" w:after="0"/>
+      </w:pPr>
+    </w:p>
+    <w:p>
+      <w:pPr>
+        <w:spacing w:before="0" w:after="0"/>
+      </w:pPr>
+    </w:p>
+    <w:p>
+      <w:pPr>
+        <w:spacing w:before="0" w:after="0"/>
+      </w:pPr>
+    </w:p>
+    <w:p>
+      <w:pPr>
+        <w:spacing w:before="0" w:after="0"/>
+      </w:pPr>
+    </w:p>
+    <w:p>
+      <w:pPr>
+        <w:spacing w:before="0" w:after="0"/>
+      </w:pPr>
+    </w:p>
+    <w:p>
+      <w:pPr>
+        <w:spacing w:before="0" w:after="0"/>
+      </w:pPr>
+    </w:p>
+    <w:p>
+      <w:pPr>
         <w:spacing w:before="160" w:after="80"/>
       </w:pPr>
       <w:r>
@@ -13049,6 +14624,31 @@
         </w:rPr>
         <w:t>。</w:t>
       </w:r>
+    </w:p>
+    <w:p>
+      <w:pPr>
+        <w:spacing w:before="0" w:after="0"/>
+      </w:pPr>
+    </w:p>
+    <w:p>
+      <w:pPr>
+        <w:spacing w:before="0" w:after="0"/>
+      </w:pPr>
+    </w:p>
+    <w:p>
+      <w:pPr>
+        <w:spacing w:before="0" w:after="0"/>
+      </w:pPr>
+    </w:p>
+    <w:p>
+      <w:pPr>
+        <w:spacing w:before="0" w:after="0"/>
+      </w:pPr>
+    </w:p>
+    <w:p>
+      <w:pPr>
+        <w:spacing w:before="0" w:after="0"/>
+      </w:pPr>
     </w:p>
     <w:p>
       <w:pPr>
@@ -13636,6 +15236,46 @@
     </w:p>
     <w:p>
       <w:pPr>
+        <w:spacing w:before="0" w:after="0"/>
+      </w:pPr>
+    </w:p>
+    <w:p>
+      <w:pPr>
+        <w:spacing w:before="0" w:after="0"/>
+      </w:pPr>
+    </w:p>
+    <w:p>
+      <w:pPr>
+        <w:spacing w:before="0" w:after="0"/>
+      </w:pPr>
+    </w:p>
+    <w:p>
+      <w:pPr>
+        <w:spacing w:before="0" w:after="0"/>
+      </w:pPr>
+    </w:p>
+    <w:p>
+      <w:pPr>
+        <w:spacing w:before="0" w:after="0"/>
+      </w:pPr>
+    </w:p>
+    <w:p>
+      <w:pPr>
+        <w:spacing w:before="0" w:after="0"/>
+      </w:pPr>
+    </w:p>
+    <w:p>
+      <w:pPr>
+        <w:spacing w:before="0" w:after="0"/>
+      </w:pPr>
+    </w:p>
+    <w:p>
+      <w:pPr>
+        <w:spacing w:before="0" w:after="0"/>
+      </w:pPr>
+    </w:p>
+    <w:p>
+      <w:pPr>
         <w:spacing w:before="160" w:after="80"/>
       </w:pPr>
       <w:r>
@@ -13693,6 +15333,21 @@
         </w:rPr>
         <w:t>。</w:t>
       </w:r>
+    </w:p>
+    <w:p>
+      <w:pPr>
+        <w:spacing w:before="0" w:after="0"/>
+      </w:pPr>
+    </w:p>
+    <w:p>
+      <w:pPr>
+        <w:spacing w:before="0" w:after="0"/>
+      </w:pPr>
+    </w:p>
+    <w:p>
+      <w:pPr>
+        <w:spacing w:before="0" w:after="0"/>
+      </w:pPr>
     </w:p>
     <w:p>
       <w:pPr>
@@ -13903,6 +15558,31 @@
         </w:rPr>
         <w:t>。</w:t>
       </w:r>
+    </w:p>
+    <w:p>
+      <w:pPr>
+        <w:spacing w:before="0" w:after="0"/>
+      </w:pPr>
+    </w:p>
+    <w:p>
+      <w:pPr>
+        <w:spacing w:before="0" w:after="0"/>
+      </w:pPr>
+    </w:p>
+    <w:p>
+      <w:pPr>
+        <w:spacing w:before="0" w:after="0"/>
+      </w:pPr>
+    </w:p>
+    <w:p>
+      <w:pPr>
+        <w:spacing w:before="0" w:after="0"/>
+      </w:pPr>
+    </w:p>
+    <w:p>
+      <w:pPr>
+        <w:spacing w:before="0" w:after="0"/>
+      </w:pPr>
     </w:p>
     <w:p>
       <w:pPr>
@@ -14000,6 +15680,31 @@
     </w:p>
     <w:p>
       <w:pPr>
+        <w:spacing w:before="0" w:after="0"/>
+      </w:pPr>
+    </w:p>
+    <w:p>
+      <w:pPr>
+        <w:spacing w:before="0" w:after="0"/>
+      </w:pPr>
+    </w:p>
+    <w:p>
+      <w:pPr>
+        <w:spacing w:before="0" w:after="0"/>
+      </w:pPr>
+    </w:p>
+    <w:p>
+      <w:pPr>
+        <w:spacing w:before="0" w:after="0"/>
+      </w:pPr>
+    </w:p>
+    <w:p>
+      <w:pPr>
+        <w:spacing w:before="0" w:after="0"/>
+      </w:pPr>
+    </w:p>
+    <w:p>
+      <w:pPr>
         <w:spacing w:before="160" w:after="80"/>
       </w:pPr>
       <w:r>
@@ -14183,6 +15888,46 @@
     </w:p>
     <w:p>
       <w:pPr>
+        <w:spacing w:before="0" w:after="0"/>
+      </w:pPr>
+    </w:p>
+    <w:p>
+      <w:pPr>
+        <w:spacing w:before="0" w:after="0"/>
+      </w:pPr>
+    </w:p>
+    <w:p>
+      <w:pPr>
+        <w:spacing w:before="0" w:after="0"/>
+      </w:pPr>
+    </w:p>
+    <w:p>
+      <w:pPr>
+        <w:spacing w:before="0" w:after="0"/>
+      </w:pPr>
+    </w:p>
+    <w:p>
+      <w:pPr>
+        <w:spacing w:before="0" w:after="0"/>
+      </w:pPr>
+    </w:p>
+    <w:p>
+      <w:pPr>
+        <w:spacing w:before="0" w:after="0"/>
+      </w:pPr>
+    </w:p>
+    <w:p>
+      <w:pPr>
+        <w:spacing w:before="0" w:after="0"/>
+      </w:pPr>
+    </w:p>
+    <w:p>
+      <w:pPr>
+        <w:spacing w:before="0" w:after="0"/>
+      </w:pPr>
+    </w:p>
+    <w:p>
+      <w:pPr>
         <w:spacing w:before="160" w:after="80"/>
       </w:pPr>
       <w:r>
@@ -14544,6 +16289,46 @@
     </w:p>
     <w:p>
       <w:pPr>
+        <w:spacing w:before="0" w:after="0"/>
+      </w:pPr>
+    </w:p>
+    <w:p>
+      <w:pPr>
+        <w:spacing w:before="0" w:after="0"/>
+      </w:pPr>
+    </w:p>
+    <w:p>
+      <w:pPr>
+        <w:spacing w:before="0" w:after="0"/>
+      </w:pPr>
+    </w:p>
+    <w:p>
+      <w:pPr>
+        <w:spacing w:before="0" w:after="0"/>
+      </w:pPr>
+    </w:p>
+    <w:p>
+      <w:pPr>
+        <w:spacing w:before="0" w:after="0"/>
+      </w:pPr>
+    </w:p>
+    <w:p>
+      <w:pPr>
+        <w:spacing w:before="0" w:after="0"/>
+      </w:pPr>
+    </w:p>
+    <w:p>
+      <w:pPr>
+        <w:spacing w:before="0" w:after="0"/>
+      </w:pPr>
+    </w:p>
+    <w:p>
+      <w:pPr>
+        <w:spacing w:before="0" w:after="0"/>
+      </w:pPr>
+    </w:p>
+    <w:p>
+      <w:pPr>
         <w:spacing w:before="160" w:after="80"/>
       </w:pPr>
       <w:r>
@@ -14638,6 +16423,31 @@
     </w:p>
     <w:p>
       <w:pPr>
+        <w:spacing w:before="0" w:after="0"/>
+      </w:pPr>
+    </w:p>
+    <w:p>
+      <w:pPr>
+        <w:spacing w:before="0" w:after="0"/>
+      </w:pPr>
+    </w:p>
+    <w:p>
+      <w:pPr>
+        <w:spacing w:before="0" w:after="0"/>
+      </w:pPr>
+    </w:p>
+    <w:p>
+      <w:pPr>
+        <w:spacing w:before="0" w:after="0"/>
+      </w:pPr>
+    </w:p>
+    <w:p>
+      <w:pPr>
+        <w:spacing w:before="0" w:after="0"/>
+      </w:pPr>
+    </w:p>
+    <w:p>
+      <w:pPr>
         <w:spacing w:before="160" w:after="80"/>
       </w:pPr>
       <w:r>
@@ -14729,6 +16539,31 @@
         </w:rPr>
         <w:t xml:space="preserve">Organic reaction scheme showing conversion of a chiral amine to a bicyclic compound via zinc hydroxide intermediate</w:t>
       </w:r>
+    </w:p>
+    <w:p>
+      <w:pPr>
+        <w:spacing w:before="0" w:after="0"/>
+      </w:pPr>
+    </w:p>
+    <w:p>
+      <w:pPr>
+        <w:spacing w:before="0" w:after="0"/>
+      </w:pPr>
+    </w:p>
+    <w:p>
+      <w:pPr>
+        <w:spacing w:before="0" w:after="0"/>
+      </w:pPr>
+    </w:p>
+    <w:p>
+      <w:pPr>
+        <w:spacing w:before="0" w:after="0"/>
+      </w:pPr>
+    </w:p>
+    <w:p>
+      <w:pPr>
+        <w:spacing w:before="0" w:after="0"/>
+      </w:pPr>
     </w:p>
     <w:p>
       <w:pPr>
@@ -15552,6 +17387,46 @@
     </w:p>
     <w:p>
       <w:pPr>
+        <w:spacing w:before="0" w:after="0"/>
+      </w:pPr>
+    </w:p>
+    <w:p>
+      <w:pPr>
+        <w:spacing w:before="0" w:after="0"/>
+      </w:pPr>
+    </w:p>
+    <w:p>
+      <w:pPr>
+        <w:spacing w:before="0" w:after="0"/>
+      </w:pPr>
+    </w:p>
+    <w:p>
+      <w:pPr>
+        <w:spacing w:before="0" w:after="0"/>
+      </w:pPr>
+    </w:p>
+    <w:p>
+      <w:pPr>
+        <w:spacing w:before="0" w:after="0"/>
+      </w:pPr>
+    </w:p>
+    <w:p>
+      <w:pPr>
+        <w:spacing w:before="0" w:after="0"/>
+      </w:pPr>
+    </w:p>
+    <w:p>
+      <w:pPr>
+        <w:spacing w:before="0" w:after="0"/>
+      </w:pPr>
+    </w:p>
+    <w:p>
+      <w:pPr>
+        <w:spacing w:before="0" w:after="0"/>
+      </w:pPr>
+    </w:p>
+    <w:p>
+      <w:pPr>
         <w:spacing w:before="160" w:after="80"/>
       </w:pPr>
       <w:r>
@@ -15646,6 +17521,31 @@
     </w:p>
     <w:p>
       <w:pPr>
+        <w:spacing w:before="0" w:after="0"/>
+      </w:pPr>
+    </w:p>
+    <w:p>
+      <w:pPr>
+        <w:spacing w:before="0" w:after="0"/>
+      </w:pPr>
+    </w:p>
+    <w:p>
+      <w:pPr>
+        <w:spacing w:before="0" w:after="0"/>
+      </w:pPr>
+    </w:p>
+    <w:p>
+      <w:pPr>
+        <w:spacing w:before="0" w:after="0"/>
+      </w:pPr>
+    </w:p>
+    <w:p>
+      <w:pPr>
+        <w:spacing w:before="0" w:after="0"/>
+      </w:pPr>
+    </w:p>
+    <w:p>
+      <w:pPr>
         <w:spacing w:before="160" w:after="80"/>
       </w:pPr>
       <w:r>
@@ -15908,6 +17808,46 @@
     </w:p>
     <w:p>
       <w:pPr>
+        <w:spacing w:before="0" w:after="0"/>
+      </w:pPr>
+    </w:p>
+    <w:p>
+      <w:pPr>
+        <w:spacing w:before="0" w:after="0"/>
+      </w:pPr>
+    </w:p>
+    <w:p>
+      <w:pPr>
+        <w:spacing w:before="0" w:after="0"/>
+      </w:pPr>
+    </w:p>
+    <w:p>
+      <w:pPr>
+        <w:spacing w:before="0" w:after="0"/>
+      </w:pPr>
+    </w:p>
+    <w:p>
+      <w:pPr>
+        <w:spacing w:before="0" w:after="0"/>
+      </w:pPr>
+    </w:p>
+    <w:p>
+      <w:pPr>
+        <w:spacing w:before="0" w:after="0"/>
+      </w:pPr>
+    </w:p>
+    <w:p>
+      <w:pPr>
+        <w:spacing w:before="0" w:after="0"/>
+      </w:pPr>
+    </w:p>
+    <w:p>
+      <w:pPr>
+        <w:spacing w:before="0" w:after="0"/>
+      </w:pPr>
+    </w:p>
+    <w:p>
+      <w:pPr>
         <w:spacing w:before="160" w:after="80"/>
       </w:pPr>
       <w:r>
@@ -16242,6 +18182,46 @@
     </w:p>
     <w:p>
       <w:pPr>
+        <w:spacing w:before="0" w:after="0"/>
+      </w:pPr>
+    </w:p>
+    <w:p>
+      <w:pPr>
+        <w:spacing w:before="0" w:after="0"/>
+      </w:pPr>
+    </w:p>
+    <w:p>
+      <w:pPr>
+        <w:spacing w:before="0" w:after="0"/>
+      </w:pPr>
+    </w:p>
+    <w:p>
+      <w:pPr>
+        <w:spacing w:before="0" w:after="0"/>
+      </w:pPr>
+    </w:p>
+    <w:p>
+      <w:pPr>
+        <w:spacing w:before="0" w:after="0"/>
+      </w:pPr>
+    </w:p>
+    <w:p>
+      <w:pPr>
+        <w:spacing w:before="0" w:after="0"/>
+      </w:pPr>
+    </w:p>
+    <w:p>
+      <w:pPr>
+        <w:spacing w:before="0" w:after="0"/>
+      </w:pPr>
+    </w:p>
+    <w:p>
+      <w:pPr>
+        <w:spacing w:before="0" w:after="0"/>
+      </w:pPr>
+    </w:p>
+    <w:p>
+      <w:pPr>
         <w:spacing w:before="160" w:after="80"/>
       </w:pPr>
       <w:r>
@@ -16474,6 +18454,46 @@
     </w:p>
     <w:p>
       <w:pPr>
+        <w:spacing w:before="0" w:after="0"/>
+      </w:pPr>
+    </w:p>
+    <w:p>
+      <w:pPr>
+        <w:spacing w:before="0" w:after="0"/>
+      </w:pPr>
+    </w:p>
+    <w:p>
+      <w:pPr>
+        <w:spacing w:before="0" w:after="0"/>
+      </w:pPr>
+    </w:p>
+    <w:p>
+      <w:pPr>
+        <w:spacing w:before="0" w:after="0"/>
+      </w:pPr>
+    </w:p>
+    <w:p>
+      <w:pPr>
+        <w:spacing w:before="0" w:after="0"/>
+      </w:pPr>
+    </w:p>
+    <w:p>
+      <w:pPr>
+        <w:spacing w:before="0" w:after="0"/>
+      </w:pPr>
+    </w:p>
+    <w:p>
+      <w:pPr>
+        <w:spacing w:before="0" w:after="0"/>
+      </w:pPr>
+    </w:p>
+    <w:p>
+      <w:pPr>
+        <w:spacing w:before="0" w:after="0"/>
+      </w:pPr>
+    </w:p>
+    <w:p>
+      <w:pPr>
         <w:spacing w:before="160" w:after="80"/>
       </w:pPr>
       <w:r>
@@ -16765,6 +18785,46 @@
     </w:p>
     <w:p>
       <w:pPr>
+        <w:spacing w:before="0" w:after="0"/>
+      </w:pPr>
+    </w:p>
+    <w:p>
+      <w:pPr>
+        <w:spacing w:before="0" w:after="0"/>
+      </w:pPr>
+    </w:p>
+    <w:p>
+      <w:pPr>
+        <w:spacing w:before="0" w:after="0"/>
+      </w:pPr>
+    </w:p>
+    <w:p>
+      <w:pPr>
+        <w:spacing w:before="0" w:after="0"/>
+      </w:pPr>
+    </w:p>
+    <w:p>
+      <w:pPr>
+        <w:spacing w:before="0" w:after="0"/>
+      </w:pPr>
+    </w:p>
+    <w:p>
+      <w:pPr>
+        <w:spacing w:before="0" w:after="0"/>
+      </w:pPr>
+    </w:p>
+    <w:p>
+      <w:pPr>
+        <w:spacing w:before="0" w:after="0"/>
+      </w:pPr>
+    </w:p>
+    <w:p>
+      <w:pPr>
+        <w:spacing w:before="0" w:after="0"/>
+      </w:pPr>
+    </w:p>
+    <w:p>
+      <w:pPr>
         <w:spacing w:before="160" w:after="80"/>
       </w:pPr>
       <w:r>
@@ -17028,6 +19088,46 @@
     </w:p>
     <w:p>
       <w:pPr>
+        <w:spacing w:before="0" w:after="0"/>
+      </w:pPr>
+    </w:p>
+    <w:p>
+      <w:pPr>
+        <w:spacing w:before="0" w:after="0"/>
+      </w:pPr>
+    </w:p>
+    <w:p>
+      <w:pPr>
+        <w:spacing w:before="0" w:after="0"/>
+      </w:pPr>
+    </w:p>
+    <w:p>
+      <w:pPr>
+        <w:spacing w:before="0" w:after="0"/>
+      </w:pPr>
+    </w:p>
+    <w:p>
+      <w:pPr>
+        <w:spacing w:before="0" w:after="0"/>
+      </w:pPr>
+    </w:p>
+    <w:p>
+      <w:pPr>
+        <w:spacing w:before="0" w:after="0"/>
+      </w:pPr>
+    </w:p>
+    <w:p>
+      <w:pPr>
+        <w:spacing w:before="0" w:after="0"/>
+      </w:pPr>
+    </w:p>
+    <w:p>
+      <w:pPr>
+        <w:spacing w:before="0" w:after="0"/>
+      </w:pPr>
+    </w:p>
+    <w:p>
+      <w:pPr>
         <w:spacing w:before="160" w:after="80"/>
       </w:pPr>
       <w:r>
@@ -17352,6 +19452,46 @@
     </w:p>
     <w:p>
       <w:pPr>
+        <w:spacing w:before="0" w:after="0"/>
+      </w:pPr>
+    </w:p>
+    <w:p>
+      <w:pPr>
+        <w:spacing w:before="0" w:after="0"/>
+      </w:pPr>
+    </w:p>
+    <w:p>
+      <w:pPr>
+        <w:spacing w:before="0" w:after="0"/>
+      </w:pPr>
+    </w:p>
+    <w:p>
+      <w:pPr>
+        <w:spacing w:before="0" w:after="0"/>
+      </w:pPr>
+    </w:p>
+    <w:p>
+      <w:pPr>
+        <w:spacing w:before="0" w:after="0"/>
+      </w:pPr>
+    </w:p>
+    <w:p>
+      <w:pPr>
+        <w:spacing w:before="0" w:after="0"/>
+      </w:pPr>
+    </w:p>
+    <w:p>
+      <w:pPr>
+        <w:spacing w:before="0" w:after="0"/>
+      </w:pPr>
+    </w:p>
+    <w:p>
+      <w:pPr>
+        <w:spacing w:before="0" w:after="0"/>
+      </w:pPr>
+    </w:p>
+    <w:p>
+      <w:pPr>
         <w:spacing w:before="160" w:after="80"/>
       </w:pPr>
       <w:r>
@@ -17934,7 +20074,7 @@
         </w:rPr>
         <w:drawing>
           <wp:inline>
-            <wp:extent cx="3600000" cy="1162568"/>
+            <wp:extent cx="3600000" cy="1122936"/>
             <wp:effectExtent b="0" l="0" r="0" t="0"/>
             <wp:docPr descr="" title="" id="297" name="Picture"/>
             <a:graphic>
@@ -17955,7 +20095,7 @@
                   <pic:spPr bwMode="auto">
                     <a:xfrm>
                       <a:off x="0" y="0"/>
-                      <a:ext cx="3600000" cy="1162568"/>
+                      <a:ext cx="3600000" cy="1122936"/>
                     </a:xfrm>
                     <a:prstGeom prst="rect">
                       <a:avLst/>
@@ -18046,6 +20186,46 @@
         </w:rPr>
         <w:t xml:space="preserve">(The Journal of Organic Chemistry 83, No. 10 (2018): 5816-5824)</w:t>
       </w:r>
+    </w:p>
+    <w:p>
+      <w:pPr>
+        <w:spacing w:before="0" w:after="0"/>
+      </w:pPr>
+    </w:p>
+    <w:p>
+      <w:pPr>
+        <w:spacing w:before="0" w:after="0"/>
+      </w:pPr>
+    </w:p>
+    <w:p>
+      <w:pPr>
+        <w:spacing w:before="0" w:after="0"/>
+      </w:pPr>
+    </w:p>
+    <w:p>
+      <w:pPr>
+        <w:spacing w:before="0" w:after="0"/>
+      </w:pPr>
+    </w:p>
+    <w:p>
+      <w:pPr>
+        <w:spacing w:before="0" w:after="0"/>
+      </w:pPr>
+    </w:p>
+    <w:p>
+      <w:pPr>
+        <w:spacing w:before="0" w:after="0"/>
+      </w:pPr>
+    </w:p>
+    <w:p>
+      <w:pPr>
+        <w:spacing w:before="0" w:after="0"/>
+      </w:pPr>
+    </w:p>
+    <w:p>
+      <w:pPr>
+        <w:spacing w:before="0" w:after="0"/>
+      </w:pPr>
     </w:p>
     <w:p>
       <w:pPr>
@@ -18396,6 +20576,46 @@
         </w:rPr>
         <w:t xml:space="preserve">Photochemical reaction of a diazonium ion under hv light leading to product X</w:t>
       </w:r>
+    </w:p>
+    <w:p>
+      <w:pPr>
+        <w:spacing w:before="0" w:after="0"/>
+      </w:pPr>
+    </w:p>
+    <w:p>
+      <w:pPr>
+        <w:spacing w:before="0" w:after="0"/>
+      </w:pPr>
+    </w:p>
+    <w:p>
+      <w:pPr>
+        <w:spacing w:before="0" w:after="0"/>
+      </w:pPr>
+    </w:p>
+    <w:p>
+      <w:pPr>
+        <w:spacing w:before="0" w:after="0"/>
+      </w:pPr>
+    </w:p>
+    <w:p>
+      <w:pPr>
+        <w:spacing w:before="0" w:after="0"/>
+      </w:pPr>
+    </w:p>
+    <w:p>
+      <w:pPr>
+        <w:spacing w:before="0" w:after="0"/>
+      </w:pPr>
+    </w:p>
+    <w:p>
+      <w:pPr>
+        <w:spacing w:before="0" w:after="0"/>
+      </w:pPr>
+    </w:p>
+    <w:p>
+      <w:pPr>
+        <w:spacing w:before="0" w:after="0"/>
+      </w:pPr>
     </w:p>
     <w:p>
       <w:pPr>
@@ -18916,7 +21136,7 @@
         </w:rPr>
         <w:drawing>
           <wp:inline>
-            <wp:extent cx="2197100" cy="1384300"/>
+            <wp:extent cx="2197100" cy="1308100"/>
             <wp:effectExtent b="0" l="0" r="0" t="0"/>
             <wp:docPr descr="" title="" id="311" name="Picture"/>
             <a:graphic>
@@ -18937,7 +21157,7 @@
                   <pic:spPr bwMode="auto">
                     <a:xfrm>
                       <a:off x="0" y="0"/>
-                      <a:ext cx="2197100" cy="1384300"/>
+                      <a:ext cx="2197100" cy="1308100"/>
                     </a:xfrm>
                     <a:prstGeom prst="rect">
                       <a:avLst/>
@@ -19975,6 +22195,46 @@
     </w:p>
     <w:p>
       <w:pPr>
+        <w:spacing w:before="0" w:after="0"/>
+      </w:pPr>
+    </w:p>
+    <w:p>
+      <w:pPr>
+        <w:spacing w:before="0" w:after="0"/>
+      </w:pPr>
+    </w:p>
+    <w:p>
+      <w:pPr>
+        <w:spacing w:before="0" w:after="0"/>
+      </w:pPr>
+    </w:p>
+    <w:p>
+      <w:pPr>
+        <w:spacing w:before="0" w:after="0"/>
+      </w:pPr>
+    </w:p>
+    <w:p>
+      <w:pPr>
+        <w:spacing w:before="0" w:after="0"/>
+      </w:pPr>
+    </w:p>
+    <w:p>
+      <w:pPr>
+        <w:spacing w:before="0" w:after="0"/>
+      </w:pPr>
+    </w:p>
+    <w:p>
+      <w:pPr>
+        <w:spacing w:before="0" w:after="0"/>
+      </w:pPr>
+    </w:p>
+    <w:p>
+      <w:pPr>
+        <w:spacing w:before="0" w:after="0"/>
+      </w:pPr>
+    </w:p>
+    <w:p>
+      <w:pPr>
         <w:spacing w:before="160" w:after="80"/>
       </w:pPr>
       <w:r>
@@ -20804,6 +23064,46 @@
     </w:p>
     <w:p>
       <w:pPr>
+        <w:spacing w:before="0" w:after="0"/>
+      </w:pPr>
+    </w:p>
+    <w:p>
+      <w:pPr>
+        <w:spacing w:before="0" w:after="0"/>
+      </w:pPr>
+    </w:p>
+    <w:p>
+      <w:pPr>
+        <w:spacing w:before="0" w:after="0"/>
+      </w:pPr>
+    </w:p>
+    <w:p>
+      <w:pPr>
+        <w:spacing w:before="0" w:after="0"/>
+      </w:pPr>
+    </w:p>
+    <w:p>
+      <w:pPr>
+        <w:spacing w:before="0" w:after="0"/>
+      </w:pPr>
+    </w:p>
+    <w:p>
+      <w:pPr>
+        <w:spacing w:before="0" w:after="0"/>
+      </w:pPr>
+    </w:p>
+    <w:p>
+      <w:pPr>
+        <w:spacing w:before="0" w:after="0"/>
+      </w:pPr>
+    </w:p>
+    <w:p>
+      <w:pPr>
+        <w:spacing w:before="0" w:after="0"/>
+      </w:pPr>
+    </w:p>
+    <w:p>
+      <w:pPr>
         <w:spacing w:before="160" w:after="80"/>
       </w:pPr>
       <w:r>
@@ -20872,6 +23172,31 @@
         </w:rPr>
         <w:t xml:space="preserve">(Synthetic Communications 45, No. 20 (2015): 2364-2377)</w:t>
       </w:r>
+    </w:p>
+    <w:p>
+      <w:pPr>
+        <w:spacing w:before="0" w:after="0"/>
+      </w:pPr>
+    </w:p>
+    <w:p>
+      <w:pPr>
+        <w:spacing w:before="0" w:after="0"/>
+      </w:pPr>
+    </w:p>
+    <w:p>
+      <w:pPr>
+        <w:spacing w:before="0" w:after="0"/>
+      </w:pPr>
+    </w:p>
+    <w:p>
+      <w:pPr>
+        <w:spacing w:before="0" w:after="0"/>
+      </w:pPr>
+    </w:p>
+    <w:p>
+      <w:pPr>
+        <w:spacing w:before="0" w:after="0"/>
+      </w:pPr>
     </w:p>
     <w:p>
       <w:pPr>
@@ -21145,6 +23470,46 @@
         </w:rPr>
         <w:t xml:space="preserve">(The Journal of Organic Chemistry 83, No. 19 (2018); 12023-12033)</w:t>
       </w:r>
+    </w:p>
+    <w:p>
+      <w:pPr>
+        <w:spacing w:before="0" w:after="0"/>
+      </w:pPr>
+    </w:p>
+    <w:p>
+      <w:pPr>
+        <w:spacing w:before="0" w:after="0"/>
+      </w:pPr>
+    </w:p>
+    <w:p>
+      <w:pPr>
+        <w:spacing w:before="0" w:after="0"/>
+      </w:pPr>
+    </w:p>
+    <w:p>
+      <w:pPr>
+        <w:spacing w:before="0" w:after="0"/>
+      </w:pPr>
+    </w:p>
+    <w:p>
+      <w:pPr>
+        <w:spacing w:before="0" w:after="0"/>
+      </w:pPr>
+    </w:p>
+    <w:p>
+      <w:pPr>
+        <w:spacing w:before="0" w:after="0"/>
+      </w:pPr>
+    </w:p>
+    <w:p>
+      <w:pPr>
+        <w:spacing w:before="0" w:after="0"/>
+      </w:pPr>
+    </w:p>
+    <w:p>
+      <w:pPr>
+        <w:spacing w:before="0" w:after="0"/>
+      </w:pPr>
     </w:p>
     <w:p>
       <w:pPr>
@@ -21504,6 +23869,46 @@
     </w:p>
     <w:p>
       <w:pPr>
+        <w:spacing w:before="0" w:after="0"/>
+      </w:pPr>
+    </w:p>
+    <w:p>
+      <w:pPr>
+        <w:spacing w:before="0" w:after="0"/>
+      </w:pPr>
+    </w:p>
+    <w:p>
+      <w:pPr>
+        <w:spacing w:before="0" w:after="0"/>
+      </w:pPr>
+    </w:p>
+    <w:p>
+      <w:pPr>
+        <w:spacing w:before="0" w:after="0"/>
+      </w:pPr>
+    </w:p>
+    <w:p>
+      <w:pPr>
+        <w:spacing w:before="0" w:after="0"/>
+      </w:pPr>
+    </w:p>
+    <w:p>
+      <w:pPr>
+        <w:spacing w:before="0" w:after="0"/>
+      </w:pPr>
+    </w:p>
+    <w:p>
+      <w:pPr>
+        <w:spacing w:before="0" w:after="0"/>
+      </w:pPr>
+    </w:p>
+    <w:p>
+      <w:pPr>
+        <w:spacing w:before="0" w:after="0"/>
+      </w:pPr>
+    </w:p>
+    <w:p>
+      <w:pPr>
         <w:spacing w:before="160" w:after="80"/>
       </w:pPr>
       <w:r>
@@ -21581,6 +23986,21 @@
     </w:p>
     <w:p>
       <w:pPr>
+        <w:spacing w:before="0" w:after="0"/>
+      </w:pPr>
+    </w:p>
+    <w:p>
+      <w:pPr>
+        <w:spacing w:before="0" w:after="0"/>
+      </w:pPr>
+    </w:p>
+    <w:p>
+      <w:pPr>
+        <w:spacing w:before="0" w:after="0"/>
+      </w:pPr>
+    </w:p>
+    <w:p>
+      <w:pPr>
         <w:spacing w:before="160" w:after="80"/>
       </w:pPr>
       <w:r>
@@ -22040,6 +24460,46 @@
     </w:p>
     <w:p>
       <w:pPr>
+        <w:spacing w:before="0" w:after="0"/>
+      </w:pPr>
+    </w:p>
+    <w:p>
+      <w:pPr>
+        <w:spacing w:before="0" w:after="0"/>
+      </w:pPr>
+    </w:p>
+    <w:p>
+      <w:pPr>
+        <w:spacing w:before="0" w:after="0"/>
+      </w:pPr>
+    </w:p>
+    <w:p>
+      <w:pPr>
+        <w:spacing w:before="0" w:after="0"/>
+      </w:pPr>
+    </w:p>
+    <w:p>
+      <w:pPr>
+        <w:spacing w:before="0" w:after="0"/>
+      </w:pPr>
+    </w:p>
+    <w:p>
+      <w:pPr>
+        <w:spacing w:before="0" w:after="0"/>
+      </w:pPr>
+    </w:p>
+    <w:p>
+      <w:pPr>
+        <w:spacing w:before="0" w:after="0"/>
+      </w:pPr>
+    </w:p>
+    <w:p>
+      <w:pPr>
+        <w:spacing w:before="0" w:after="0"/>
+      </w:pPr>
+    </w:p>
+    <w:p>
+      <w:pPr>
         <w:spacing w:before="160" w:after="80"/>
       </w:pPr>
       <w:r>
@@ -22389,7 +24849,7 @@
         </w:rPr>
         <w:drawing>
           <wp:inline>
-            <wp:extent cx="3600000" cy="1154198"/>
+            <wp:extent cx="3600000" cy="987429"/>
             <wp:effectExtent b="0" l="0" r="0" t="0"/>
             <wp:docPr descr="" title="" id="345" name="Picture"/>
             <a:graphic>
@@ -22410,7 +24870,7 @@
                   <pic:spPr bwMode="auto">
                     <a:xfrm>
                       <a:off x="0" y="0"/>
-                      <a:ext cx="3600000" cy="1154198"/>
+                      <a:ext cx="3600000" cy="987429"/>
                     </a:xfrm>
                     <a:prstGeom prst="rect">
                       <a:avLst/>
@@ -22428,6 +24888,31 @@
           </wp:inline>
         </w:drawing>
       </w:r>
+    </w:p>
+    <w:p>
+      <w:pPr>
+        <w:spacing w:before="0" w:after="0"/>
+      </w:pPr>
+    </w:p>
+    <w:p>
+      <w:pPr>
+        <w:spacing w:before="0" w:after="0"/>
+      </w:pPr>
+    </w:p>
+    <w:p>
+      <w:pPr>
+        <w:spacing w:before="0" w:after="0"/>
+      </w:pPr>
+    </w:p>
+    <w:p>
+      <w:pPr>
+        <w:spacing w:before="0" w:after="0"/>
+      </w:pPr>
+    </w:p>
+    <w:p>
+      <w:pPr>
+        <w:spacing w:before="0" w:after="0"/>
+      </w:pPr>
     </w:p>
     <w:p>
       <w:pPr>
@@ -22935,6 +25420,31 @@
     </w:p>
     <w:p>
       <w:pPr>
+        <w:spacing w:before="0" w:after="0"/>
+      </w:pPr>
+    </w:p>
+    <w:p>
+      <w:pPr>
+        <w:spacing w:before="0" w:after="0"/>
+      </w:pPr>
+    </w:p>
+    <w:p>
+      <w:pPr>
+        <w:spacing w:before="0" w:after="0"/>
+      </w:pPr>
+    </w:p>
+    <w:p>
+      <w:pPr>
+        <w:spacing w:before="0" w:after="0"/>
+      </w:pPr>
+    </w:p>
+    <w:p>
+      <w:pPr>
+        <w:spacing w:before="0" w:after="0"/>
+      </w:pPr>
+    </w:p>
+    <w:p>
+      <w:pPr>
         <w:spacing w:before="160" w:after="80"/>
       </w:pPr>
       <w:r>
@@ -23200,6 +25710,31 @@
         </w:rPr>
         <w:t>）？</w:t>
       </w:r>
+    </w:p>
+    <w:p>
+      <w:pPr>
+        <w:spacing w:before="0" w:after="0"/>
+      </w:pPr>
+    </w:p>
+    <w:p>
+      <w:pPr>
+        <w:spacing w:before="0" w:after="0"/>
+      </w:pPr>
+    </w:p>
+    <w:p>
+      <w:pPr>
+        <w:spacing w:before="0" w:after="0"/>
+      </w:pPr>
+    </w:p>
+    <w:p>
+      <w:pPr>
+        <w:spacing w:before="0" w:after="0"/>
+      </w:pPr>
+    </w:p>
+    <w:p>
+      <w:pPr>
+        <w:spacing w:before="0" w:after="0"/>
+      </w:pPr>
     </w:p>
     <w:p>
       <w:pPr>
@@ -23623,7 +26158,7 @@
         </w:rPr>
         <w:drawing>
           <wp:inline>
-            <wp:extent cx="3600000" cy="1154198"/>
+            <wp:extent cx="3600000" cy="987429"/>
             <wp:effectExtent b="0" l="0" r="0" t="0"/>
             <wp:docPr descr="" title="" id="350" name="Picture"/>
             <a:graphic>
@@ -23644,7 +26179,7 @@
                   <pic:spPr bwMode="auto">
                     <a:xfrm>
                       <a:off x="0" y="0"/>
-                      <a:ext cx="3600000" cy="1154198"/>
+                      <a:ext cx="3600000" cy="987429"/>
                     </a:xfrm>
                     <a:prstGeom prst="rect">
                       <a:avLst/>
@@ -23665,6 +26200,46 @@
     </w:p>
     <w:p>
       <w:pPr>
+        <w:spacing w:before="0" w:after="0"/>
+      </w:pPr>
+    </w:p>
+    <w:p>
+      <w:pPr>
+        <w:spacing w:before="0" w:after="0"/>
+      </w:pPr>
+    </w:p>
+    <w:p>
+      <w:pPr>
+        <w:spacing w:before="0" w:after="0"/>
+      </w:pPr>
+    </w:p>
+    <w:p>
+      <w:pPr>
+        <w:spacing w:before="0" w:after="0"/>
+      </w:pPr>
+    </w:p>
+    <w:p>
+      <w:pPr>
+        <w:spacing w:before="0" w:after="0"/>
+      </w:pPr>
+    </w:p>
+    <w:p>
+      <w:pPr>
+        <w:spacing w:before="0" w:after="0"/>
+      </w:pPr>
+    </w:p>
+    <w:p>
+      <w:pPr>
+        <w:spacing w:before="0" w:after="0"/>
+      </w:pPr>
+    </w:p>
+    <w:p>
+      <w:pPr>
+        <w:spacing w:before="0" w:after="0"/>
+      </w:pPr>
+    </w:p>
+    <w:p>
+      <w:pPr>
         <w:spacing w:before="160" w:after="80"/>
       </w:pPr>
       <w:r>
@@ -24149,7 +26724,7 @@
         </w:rPr>
         <w:drawing>
           <wp:inline>
-            <wp:extent cx="3600000" cy="1154198"/>
+            <wp:extent cx="3600000" cy="987429"/>
             <wp:effectExtent b="0" l="0" r="0" t="0"/>
             <wp:docPr descr="" title="" id="353" name="Picture"/>
             <a:graphic>
@@ -24170,7 +26745,7 @@
                   <pic:spPr bwMode="auto">
                     <a:xfrm>
                       <a:off x="0" y="0"/>
-                      <a:ext cx="3600000" cy="1154198"/>
+                      <a:ext cx="3600000" cy="987429"/>
                     </a:xfrm>
                     <a:prstGeom prst="rect">
                       <a:avLst/>
@@ -24191,6 +26766,46 @@
     </w:p>
     <w:p>
       <w:pPr>
+        <w:spacing w:before="0" w:after="0"/>
+      </w:pPr>
+    </w:p>
+    <w:p>
+      <w:pPr>
+        <w:spacing w:before="0" w:after="0"/>
+      </w:pPr>
+    </w:p>
+    <w:p>
+      <w:pPr>
+        <w:spacing w:before="0" w:after="0"/>
+      </w:pPr>
+    </w:p>
+    <w:p>
+      <w:pPr>
+        <w:spacing w:before="0" w:after="0"/>
+      </w:pPr>
+    </w:p>
+    <w:p>
+      <w:pPr>
+        <w:spacing w:before="0" w:after="0"/>
+      </w:pPr>
+    </w:p>
+    <w:p>
+      <w:pPr>
+        <w:spacing w:before="0" w:after="0"/>
+      </w:pPr>
+    </w:p>
+    <w:p>
+      <w:pPr>
+        <w:spacing w:before="0" w:after="0"/>
+      </w:pPr>
+    </w:p>
+    <w:p>
+      <w:pPr>
+        <w:spacing w:before="0" w:after="0"/>
+      </w:pPr>
+    </w:p>
+    <w:p>
+      <w:pPr>
         <w:spacing w:before="160" w:after="80"/>
       </w:pPr>
       <w:r>
@@ -24592,6 +27207,31 @@
         </w:rPr>
         <w:t>）</w:t>
       </w:r>
+    </w:p>
+    <w:p>
+      <w:pPr>
+        <w:spacing w:before="0" w:after="0"/>
+      </w:pPr>
+    </w:p>
+    <w:p>
+      <w:pPr>
+        <w:spacing w:before="0" w:after="0"/>
+      </w:pPr>
+    </w:p>
+    <w:p>
+      <w:pPr>
+        <w:spacing w:before="0" w:after="0"/>
+      </w:pPr>
+    </w:p>
+    <w:p>
+      <w:pPr>
+        <w:spacing w:before="0" w:after="0"/>
+      </w:pPr>
+    </w:p>
+    <w:p>
+      <w:pPr>
+        <w:spacing w:before="0" w:after="0"/>
+      </w:pPr>
     </w:p>
     <w:p>
       <w:pPr>
@@ -24954,6 +27594,31 @@
     </w:p>
     <w:p>
       <w:pPr>
+        <w:spacing w:before="0" w:after="0"/>
+      </w:pPr>
+    </w:p>
+    <w:p>
+      <w:pPr>
+        <w:spacing w:before="0" w:after="0"/>
+      </w:pPr>
+    </w:p>
+    <w:p>
+      <w:pPr>
+        <w:spacing w:before="0" w:after="0"/>
+      </w:pPr>
+    </w:p>
+    <w:p>
+      <w:pPr>
+        <w:spacing w:before="0" w:after="0"/>
+      </w:pPr>
+    </w:p>
+    <w:p>
+      <w:pPr>
+        <w:spacing w:before="0" w:after="0"/>
+      </w:pPr>
+    </w:p>
+    <w:p>
+      <w:pPr>
         <w:spacing w:before="160" w:after="80"/>
       </w:pPr>
       <w:r>
@@ -25416,6 +28081,46 @@
     </w:p>
     <w:p>
       <w:pPr>
+        <w:spacing w:before="0" w:after="0"/>
+      </w:pPr>
+    </w:p>
+    <w:p>
+      <w:pPr>
+        <w:spacing w:before="0" w:after="0"/>
+      </w:pPr>
+    </w:p>
+    <w:p>
+      <w:pPr>
+        <w:spacing w:before="0" w:after="0"/>
+      </w:pPr>
+    </w:p>
+    <w:p>
+      <w:pPr>
+        <w:spacing w:before="0" w:after="0"/>
+      </w:pPr>
+    </w:p>
+    <w:p>
+      <w:pPr>
+        <w:spacing w:before="0" w:after="0"/>
+      </w:pPr>
+    </w:p>
+    <w:p>
+      <w:pPr>
+        <w:spacing w:before="0" w:after="0"/>
+      </w:pPr>
+    </w:p>
+    <w:p>
+      <w:pPr>
+        <w:spacing w:before="0" w:after="0"/>
+      </w:pPr>
+    </w:p>
+    <w:p>
+      <w:pPr>
+        <w:spacing w:before="0" w:after="0"/>
+      </w:pPr>
+    </w:p>
+    <w:p>
+      <w:pPr>
         <w:spacing w:before="160" w:after="80"/>
       </w:pPr>
       <w:r>
@@ -25788,6 +28493,46 @@
     </w:p>
     <w:p>
       <w:pPr>
+        <w:spacing w:before="0" w:after="0"/>
+      </w:pPr>
+    </w:p>
+    <w:p>
+      <w:pPr>
+        <w:spacing w:before="0" w:after="0"/>
+      </w:pPr>
+    </w:p>
+    <w:p>
+      <w:pPr>
+        <w:spacing w:before="0" w:after="0"/>
+      </w:pPr>
+    </w:p>
+    <w:p>
+      <w:pPr>
+        <w:spacing w:before="0" w:after="0"/>
+      </w:pPr>
+    </w:p>
+    <w:p>
+      <w:pPr>
+        <w:spacing w:before="0" w:after="0"/>
+      </w:pPr>
+    </w:p>
+    <w:p>
+      <w:pPr>
+        <w:spacing w:before="0" w:after="0"/>
+      </w:pPr>
+    </w:p>
+    <w:p>
+      <w:pPr>
+        <w:spacing w:before="0" w:after="0"/>
+      </w:pPr>
+    </w:p>
+    <w:p>
+      <w:pPr>
+        <w:spacing w:before="0" w:after="0"/>
+      </w:pPr>
+    </w:p>
+    <w:p>
+      <w:pPr>
         <w:spacing w:before="160" w:after="80"/>
       </w:pPr>
       <w:r>
@@ -25898,6 +28643,31 @@
     </w:p>
     <w:p>
       <w:pPr>
+        <w:spacing w:before="0" w:after="0"/>
+      </w:pPr>
+    </w:p>
+    <w:p>
+      <w:pPr>
+        <w:spacing w:before="0" w:after="0"/>
+      </w:pPr>
+    </w:p>
+    <w:p>
+      <w:pPr>
+        <w:spacing w:before="0" w:after="0"/>
+      </w:pPr>
+    </w:p>
+    <w:p>
+      <w:pPr>
+        <w:spacing w:before="0" w:after="0"/>
+      </w:pPr>
+    </w:p>
+    <w:p>
+      <w:pPr>
+        <w:spacing w:before="0" w:after="0"/>
+      </w:pPr>
+    </w:p>
+    <w:p>
+      <w:pPr>
         <w:spacing w:before="160" w:after="80"/>
       </w:pPr>
       <w:r>
@@ -25993,6 +28763,31 @@
     </w:p>
     <w:p>
       <w:pPr>
+        <w:spacing w:before="0" w:after="0"/>
+      </w:pPr>
+    </w:p>
+    <w:p>
+      <w:pPr>
+        <w:spacing w:before="0" w:after="0"/>
+      </w:pPr>
+    </w:p>
+    <w:p>
+      <w:pPr>
+        <w:spacing w:before="0" w:after="0"/>
+      </w:pPr>
+    </w:p>
+    <w:p>
+      <w:pPr>
+        <w:spacing w:before="0" w:after="0"/>
+      </w:pPr>
+    </w:p>
+    <w:p>
+      <w:pPr>
+        <w:spacing w:before="0" w:after="0"/>
+      </w:pPr>
+    </w:p>
+    <w:p>
+      <w:pPr>
         <w:spacing w:before="160" w:after="80"/>
       </w:pPr>
       <w:r>
@@ -26100,6 +28895,31 @@
     </w:p>
     <w:p>
       <w:pPr>
+        <w:spacing w:before="0" w:after="0"/>
+      </w:pPr>
+    </w:p>
+    <w:p>
+      <w:pPr>
+        <w:spacing w:before="0" w:after="0"/>
+      </w:pPr>
+    </w:p>
+    <w:p>
+      <w:pPr>
+        <w:spacing w:before="0" w:after="0"/>
+      </w:pPr>
+    </w:p>
+    <w:p>
+      <w:pPr>
+        <w:spacing w:before="0" w:after="0"/>
+      </w:pPr>
+    </w:p>
+    <w:p>
+      <w:pPr>
+        <w:spacing w:before="0" w:after="0"/>
+      </w:pPr>
+    </w:p>
+    <w:p>
+      <w:pPr>
         <w:spacing w:before="160" w:after="80"/>
       </w:pPr>
       <w:r>
@@ -26195,6 +29015,31 @@
     </w:p>
     <w:p>
       <w:pPr>
+        <w:spacing w:before="0" w:after="0"/>
+      </w:pPr>
+    </w:p>
+    <w:p>
+      <w:pPr>
+        <w:spacing w:before="0" w:after="0"/>
+      </w:pPr>
+    </w:p>
+    <w:p>
+      <w:pPr>
+        <w:spacing w:before="0" w:after="0"/>
+      </w:pPr>
+    </w:p>
+    <w:p>
+      <w:pPr>
+        <w:spacing w:before="0" w:after="0"/>
+      </w:pPr>
+    </w:p>
+    <w:p>
+      <w:pPr>
+        <w:spacing w:before="0" w:after="0"/>
+      </w:pPr>
+    </w:p>
+    <w:p>
+      <w:pPr>
         <w:spacing w:before="160" w:after="80"/>
       </w:pPr>
       <w:r>
@@ -26278,6 +29123,21 @@
     </w:p>
     <w:p>
       <w:pPr>
+        <w:spacing w:before="0" w:after="0"/>
+      </w:pPr>
+    </w:p>
+    <w:p>
+      <w:pPr>
+        <w:spacing w:before="0" w:after="0"/>
+      </w:pPr>
+    </w:p>
+    <w:p>
+      <w:pPr>
+        <w:spacing w:before="0" w:after="0"/>
+      </w:pPr>
+    </w:p>
+    <w:p>
+      <w:pPr>
         <w:spacing w:before="160" w:after="80"/>
       </w:pPr>
       <w:r>
@@ -26385,6 +29245,21 @@
     </w:p>
     <w:p>
       <w:pPr>
+        <w:spacing w:before="0" w:after="0"/>
+      </w:pPr>
+    </w:p>
+    <w:p>
+      <w:pPr>
+        <w:spacing w:before="0" w:after="0"/>
+      </w:pPr>
+    </w:p>
+    <w:p>
+      <w:pPr>
+        <w:spacing w:before="0" w:after="0"/>
+      </w:pPr>
+    </w:p>
+    <w:p>
+      <w:pPr>
         <w:spacing w:before="160" w:after="80"/>
       </w:pPr>
       <w:r>
@@ -26586,7 +29461,7 @@
         </w:rPr>
         <w:drawing>
           <wp:inline>
-            <wp:extent cx="3600000" cy="1092134"/>
+            <wp:extent cx="3600000" cy="1042105"/>
             <wp:effectExtent b="0" l="0" r="0" t="0"/>
             <wp:docPr descr="" title="" id="374" name="Picture"/>
             <a:graphic>
@@ -26607,7 +29482,7 @@
                   <pic:spPr bwMode="auto">
                     <a:xfrm>
                       <a:off x="0" y="0"/>
-                      <a:ext cx="3600000" cy="1092134"/>
+                      <a:ext cx="3600000" cy="1042105"/>
                     </a:xfrm>
                     <a:prstGeom prst="rect">
                       <a:avLst/>
@@ -26746,6 +29621,46 @@
     </w:p>
     <w:p>
       <w:pPr>
+        <w:spacing w:before="0" w:after="0"/>
+      </w:pPr>
+    </w:p>
+    <w:p>
+      <w:pPr>
+        <w:spacing w:before="0" w:after="0"/>
+      </w:pPr>
+    </w:p>
+    <w:p>
+      <w:pPr>
+        <w:spacing w:before="0" w:after="0"/>
+      </w:pPr>
+    </w:p>
+    <w:p>
+      <w:pPr>
+        <w:spacing w:before="0" w:after="0"/>
+      </w:pPr>
+    </w:p>
+    <w:p>
+      <w:pPr>
+        <w:spacing w:before="0" w:after="0"/>
+      </w:pPr>
+    </w:p>
+    <w:p>
+      <w:pPr>
+        <w:spacing w:before="0" w:after="0"/>
+      </w:pPr>
+    </w:p>
+    <w:p>
+      <w:pPr>
+        <w:spacing w:before="0" w:after="0"/>
+      </w:pPr>
+    </w:p>
+    <w:p>
+      <w:pPr>
+        <w:spacing w:before="0" w:after="0"/>
+      </w:pPr>
+    </w:p>
+    <w:p>
+      <w:pPr>
         <w:spacing w:before="160" w:after="80"/>
       </w:pPr>
       <w:r>
@@ -26971,7 +29886,7 @@
         </w:rPr>
         <w:drawing>
           <wp:inline>
-            <wp:extent cx="3600000" cy="678094"/>
+            <wp:extent cx="3588565" cy="678094"/>
             <wp:effectExtent b="0" l="0" r="0" t="0"/>
             <wp:docPr descr="" title="" id="378" name="Picture"/>
             <a:graphic>
@@ -26992,7 +29907,7 @@
                   <pic:spPr bwMode="auto">
                     <a:xfrm>
                       <a:off x="0" y="0"/>
-                      <a:ext cx="3600000" cy="678094"/>
+                      <a:ext cx="3588565" cy="678094"/>
                     </a:xfrm>
                     <a:prstGeom prst="rect">
                       <a:avLst/>
@@ -27038,6 +29953,46 @@
     </w:p>
     <w:p>
       <w:pPr>
+        <w:spacing w:before="0" w:after="0"/>
+      </w:pPr>
+    </w:p>
+    <w:p>
+      <w:pPr>
+        <w:spacing w:before="0" w:after="0"/>
+      </w:pPr>
+    </w:p>
+    <w:p>
+      <w:pPr>
+        <w:spacing w:before="0" w:after="0"/>
+      </w:pPr>
+    </w:p>
+    <w:p>
+      <w:pPr>
+        <w:spacing w:before="0" w:after="0"/>
+      </w:pPr>
+    </w:p>
+    <w:p>
+      <w:pPr>
+        <w:spacing w:before="0" w:after="0"/>
+      </w:pPr>
+    </w:p>
+    <w:p>
+      <w:pPr>
+        <w:spacing w:before="0" w:after="0"/>
+      </w:pPr>
+    </w:p>
+    <w:p>
+      <w:pPr>
+        <w:spacing w:before="0" w:after="0"/>
+      </w:pPr>
+    </w:p>
+    <w:p>
+      <w:pPr>
+        <w:spacing w:before="0" w:after="0"/>
+      </w:pPr>
+    </w:p>
+    <w:p>
+      <w:pPr>
         <w:spacing w:before="160" w:after="80"/>
       </w:pPr>
       <w:r>
@@ -27173,7 +30128,7 @@
         </w:rPr>
         <w:drawing>
           <wp:inline>
-            <wp:extent cx="3600000" cy="738789"/>
+            <wp:extent cx="3600000" cy="721708"/>
             <wp:effectExtent b="0" l="0" r="0" t="0"/>
             <wp:docPr descr="" title="" id="382" name="Picture"/>
             <a:graphic>
@@ -27194,7 +30149,7 @@
                   <pic:spPr bwMode="auto">
                     <a:xfrm>
                       <a:off x="0" y="0"/>
-                      <a:ext cx="3600000" cy="738789"/>
+                      <a:ext cx="3600000" cy="721708"/>
                     </a:xfrm>
                     <a:prstGeom prst="rect">
                       <a:avLst/>
@@ -27240,6 +30195,46 @@
     </w:p>
     <w:p>
       <w:pPr>
+        <w:spacing w:before="0" w:after="0"/>
+      </w:pPr>
+    </w:p>
+    <w:p>
+      <w:pPr>
+        <w:spacing w:before="0" w:after="0"/>
+      </w:pPr>
+    </w:p>
+    <w:p>
+      <w:pPr>
+        <w:spacing w:before="0" w:after="0"/>
+      </w:pPr>
+    </w:p>
+    <w:p>
+      <w:pPr>
+        <w:spacing w:before="0" w:after="0"/>
+      </w:pPr>
+    </w:p>
+    <w:p>
+      <w:pPr>
+        <w:spacing w:before="0" w:after="0"/>
+      </w:pPr>
+    </w:p>
+    <w:p>
+      <w:pPr>
+        <w:spacing w:before="0" w:after="0"/>
+      </w:pPr>
+    </w:p>
+    <w:p>
+      <w:pPr>
+        <w:spacing w:before="0" w:after="0"/>
+      </w:pPr>
+    </w:p>
+    <w:p>
+      <w:pPr>
+        <w:spacing w:before="0" w:after="0"/>
+      </w:pPr>
+    </w:p>
+    <w:p>
+      <w:pPr>
         <w:spacing w:before="160" w:after="80"/>
       </w:pPr>
       <w:r>
@@ -27399,7 +30394,7 @@
         </w:rPr>
         <w:drawing>
           <wp:inline>
-            <wp:extent cx="3600000" cy="786585"/>
+            <wp:extent cx="3600000" cy="647401"/>
             <wp:effectExtent b="0" l="0" r="0" t="0"/>
             <wp:docPr descr="" title="" id="386" name="Picture"/>
             <a:graphic>
@@ -27420,7 +30415,7 @@
                   <pic:spPr bwMode="auto">
                     <a:xfrm>
                       <a:off x="0" y="0"/>
-                      <a:ext cx="3600000" cy="786585"/>
+                      <a:ext cx="3600000" cy="647401"/>
                     </a:xfrm>
                     <a:prstGeom prst="rect">
                       <a:avLst/>
@@ -27466,6 +30461,31 @@
     </w:p>
     <w:p>
       <w:pPr>
+        <w:spacing w:before="0" w:after="0"/>
+      </w:pPr>
+    </w:p>
+    <w:p>
+      <w:pPr>
+        <w:spacing w:before="0" w:after="0"/>
+      </w:pPr>
+    </w:p>
+    <w:p>
+      <w:pPr>
+        <w:spacing w:before="0" w:after="0"/>
+      </w:pPr>
+    </w:p>
+    <w:p>
+      <w:pPr>
+        <w:spacing w:before="0" w:after="0"/>
+      </w:pPr>
+    </w:p>
+    <w:p>
+      <w:pPr>
+        <w:spacing w:before="0" w:after="0"/>
+      </w:pPr>
+    </w:p>
+    <w:p>
+      <w:pPr>
         <w:spacing w:before="160" w:after="80"/>
       </w:pPr>
       <w:r>
@@ -27619,7 +30639,7 @@
         </w:rPr>
         <w:drawing>
           <wp:inline>
-            <wp:extent cx="3600000" cy="948935"/>
+            <wp:extent cx="3591485" cy="948935"/>
             <wp:effectExtent b="0" l="0" r="0" t="0"/>
             <wp:docPr descr="" title="" id="390" name="Picture"/>
             <a:graphic>
@@ -27640,7 +30660,7 @@
                   <pic:spPr bwMode="auto">
                     <a:xfrm>
                       <a:off x="0" y="0"/>
-                      <a:ext cx="3600000" cy="948935"/>
+                      <a:ext cx="3591485" cy="948935"/>
                     </a:xfrm>
                     <a:prstGeom prst="rect">
                       <a:avLst/>
@@ -27686,6 +30706,46 @@
     </w:p>
     <w:p>
       <w:pPr>
+        <w:spacing w:before="0" w:after="0"/>
+      </w:pPr>
+    </w:p>
+    <w:p>
+      <w:pPr>
+        <w:spacing w:before="0" w:after="0"/>
+      </w:pPr>
+    </w:p>
+    <w:p>
+      <w:pPr>
+        <w:spacing w:before="0" w:after="0"/>
+      </w:pPr>
+    </w:p>
+    <w:p>
+      <w:pPr>
+        <w:spacing w:before="0" w:after="0"/>
+      </w:pPr>
+    </w:p>
+    <w:p>
+      <w:pPr>
+        <w:spacing w:before="0" w:after="0"/>
+      </w:pPr>
+    </w:p>
+    <w:p>
+      <w:pPr>
+        <w:spacing w:before="0" w:after="0"/>
+      </w:pPr>
+    </w:p>
+    <w:p>
+      <w:pPr>
+        <w:spacing w:before="0" w:after="0"/>
+      </w:pPr>
+    </w:p>
+    <w:p>
+      <w:pPr>
+        <w:spacing w:before="0" w:after="0"/>
+      </w:pPr>
+    </w:p>
+    <w:p>
+      <w:pPr>
         <w:spacing w:before="160" w:after="80"/>
       </w:pPr>
       <w:r>
@@ -27827,7 +30887,7 @@
         </w:rPr>
         <w:drawing>
           <wp:inline>
-            <wp:extent cx="3600000" cy="930336"/>
+            <wp:extent cx="3599996" cy="930336"/>
             <wp:effectExtent b="0" l="0" r="0" t="0"/>
             <wp:docPr descr="" title="" id="394" name="Picture"/>
             <a:graphic>
@@ -27848,7 +30908,7 @@
                   <pic:spPr bwMode="auto">
                     <a:xfrm>
                       <a:off x="0" y="0"/>
-                      <a:ext cx="3600000" cy="930336"/>
+                      <a:ext cx="3599996" cy="930336"/>
                     </a:xfrm>
                     <a:prstGeom prst="rect">
                       <a:avLst/>
@@ -27894,6 +30954,46 @@
     </w:p>
     <w:p>
       <w:pPr>
+        <w:spacing w:before="0" w:after="0"/>
+      </w:pPr>
+    </w:p>
+    <w:p>
+      <w:pPr>
+        <w:spacing w:before="0" w:after="0"/>
+      </w:pPr>
+    </w:p>
+    <w:p>
+      <w:pPr>
+        <w:spacing w:before="0" w:after="0"/>
+      </w:pPr>
+    </w:p>
+    <w:p>
+      <w:pPr>
+        <w:spacing w:before="0" w:after="0"/>
+      </w:pPr>
+    </w:p>
+    <w:p>
+      <w:pPr>
+        <w:spacing w:before="0" w:after="0"/>
+      </w:pPr>
+    </w:p>
+    <w:p>
+      <w:pPr>
+        <w:spacing w:before="0" w:after="0"/>
+      </w:pPr>
+    </w:p>
+    <w:p>
+      <w:pPr>
+        <w:spacing w:before="0" w:after="0"/>
+      </w:pPr>
+    </w:p>
+    <w:p>
+      <w:pPr>
+        <w:spacing w:before="0" w:after="0"/>
+      </w:pPr>
+    </w:p>
+    <w:p>
+      <w:pPr>
         <w:spacing w:before="160" w:after="80"/>
       </w:pPr>
       <w:r>
@@ -28095,7 +31195,7 @@
         </w:rPr>
         <w:drawing>
           <wp:inline>
-            <wp:extent cx="3600000" cy="735237"/>
+            <wp:extent cx="3577138" cy="735237"/>
             <wp:effectExtent b="0" l="0" r="0" t="0"/>
             <wp:docPr descr="" title="" id="398" name="Picture"/>
             <a:graphic>
@@ -28116,7 +31216,7 @@
                   <pic:spPr bwMode="auto">
                     <a:xfrm>
                       <a:off x="0" y="0"/>
-                      <a:ext cx="3600000" cy="735237"/>
+                      <a:ext cx="3577138" cy="735237"/>
                     </a:xfrm>
                     <a:prstGeom prst="rect">
                       <a:avLst/>
@@ -28162,6 +31262,46 @@
     </w:p>
     <w:p>
       <w:pPr>
+        <w:spacing w:before="0" w:after="0"/>
+      </w:pPr>
+    </w:p>
+    <w:p>
+      <w:pPr>
+        <w:spacing w:before="0" w:after="0"/>
+      </w:pPr>
+    </w:p>
+    <w:p>
+      <w:pPr>
+        <w:spacing w:before="0" w:after="0"/>
+      </w:pPr>
+    </w:p>
+    <w:p>
+      <w:pPr>
+        <w:spacing w:before="0" w:after="0"/>
+      </w:pPr>
+    </w:p>
+    <w:p>
+      <w:pPr>
+        <w:spacing w:before="0" w:after="0"/>
+      </w:pPr>
+    </w:p>
+    <w:p>
+      <w:pPr>
+        <w:spacing w:before="0" w:after="0"/>
+      </w:pPr>
+    </w:p>
+    <w:p>
+      <w:pPr>
+        <w:spacing w:before="0" w:after="0"/>
+      </w:pPr>
+    </w:p>
+    <w:p>
+      <w:pPr>
+        <w:spacing w:before="0" w:after="0"/>
+      </w:pPr>
+    </w:p>
+    <w:p>
+      <w:pPr>
         <w:spacing w:before="160" w:after="80"/>
       </w:pPr>
       <w:r>
@@ -28393,7 +31533,7 @@
         </w:rPr>
         <w:drawing>
           <wp:inline>
-            <wp:extent cx="3600000" cy="735434"/>
+            <wp:extent cx="3599995" cy="735434"/>
             <wp:effectExtent b="0" l="0" r="0" t="0"/>
             <wp:docPr descr="" title="" id="402" name="Picture"/>
             <a:graphic>
@@ -28414,7 +31554,7 @@
                   <pic:spPr bwMode="auto">
                     <a:xfrm>
                       <a:off x="0" y="0"/>
-                      <a:ext cx="3600000" cy="735434"/>
+                      <a:ext cx="3599995" cy="735434"/>
                     </a:xfrm>
                     <a:prstGeom prst="rect">
                       <a:avLst/>
@@ -28460,6 +31600,46 @@
     </w:p>
     <w:p>
       <w:pPr>
+        <w:spacing w:before="0" w:after="0"/>
+      </w:pPr>
+    </w:p>
+    <w:p>
+      <w:pPr>
+        <w:spacing w:before="0" w:after="0"/>
+      </w:pPr>
+    </w:p>
+    <w:p>
+      <w:pPr>
+        <w:spacing w:before="0" w:after="0"/>
+      </w:pPr>
+    </w:p>
+    <w:p>
+      <w:pPr>
+        <w:spacing w:before="0" w:after="0"/>
+      </w:pPr>
+    </w:p>
+    <w:p>
+      <w:pPr>
+        <w:spacing w:before="0" w:after="0"/>
+      </w:pPr>
+    </w:p>
+    <w:p>
+      <w:pPr>
+        <w:spacing w:before="0" w:after="0"/>
+      </w:pPr>
+    </w:p>
+    <w:p>
+      <w:pPr>
+        <w:spacing w:before="0" w:after="0"/>
+      </w:pPr>
+    </w:p>
+    <w:p>
+      <w:pPr>
+        <w:spacing w:before="0" w:after="0"/>
+      </w:pPr>
+    </w:p>
+    <w:p>
+      <w:pPr>
         <w:spacing w:before="160" w:after="80"/>
       </w:pPr>
       <w:r>
@@ -28637,7 +31817,7 @@
         </w:rPr>
         <w:drawing>
           <wp:inline>
-            <wp:extent cx="3600000" cy="912442"/>
+            <wp:extent cx="3600000" cy="908333"/>
             <wp:effectExtent b="0" l="0" r="0" t="0"/>
             <wp:docPr descr="" title="" id="406" name="Picture"/>
             <a:graphic>
@@ -28658,7 +31838,7 @@
                   <pic:spPr bwMode="auto">
                     <a:xfrm>
                       <a:off x="0" y="0"/>
-                      <a:ext cx="3600000" cy="912442"/>
+                      <a:ext cx="3600000" cy="908333"/>
                     </a:xfrm>
                     <a:prstGeom prst="rect">
                       <a:avLst/>
@@ -28704,6 +31884,46 @@
     </w:p>
     <w:p>
       <w:pPr>
+        <w:spacing w:before="0" w:after="0"/>
+      </w:pPr>
+    </w:p>
+    <w:p>
+      <w:pPr>
+        <w:spacing w:before="0" w:after="0"/>
+      </w:pPr>
+    </w:p>
+    <w:p>
+      <w:pPr>
+        <w:spacing w:before="0" w:after="0"/>
+      </w:pPr>
+    </w:p>
+    <w:p>
+      <w:pPr>
+        <w:spacing w:before="0" w:after="0"/>
+      </w:pPr>
+    </w:p>
+    <w:p>
+      <w:pPr>
+        <w:spacing w:before="0" w:after="0"/>
+      </w:pPr>
+    </w:p>
+    <w:p>
+      <w:pPr>
+        <w:spacing w:before="0" w:after="0"/>
+      </w:pPr>
+    </w:p>
+    <w:p>
+      <w:pPr>
+        <w:spacing w:before="0" w:after="0"/>
+      </w:pPr>
+    </w:p>
+    <w:p>
+      <w:pPr>
+        <w:spacing w:before="0" w:after="0"/>
+      </w:pPr>
+    </w:p>
+    <w:p>
+      <w:pPr>
         <w:spacing w:before="160" w:after="80"/>
       </w:pPr>
       <w:r>
@@ -28827,7 +32047,7 @@
         </w:rPr>
         <w:drawing>
           <wp:inline>
-            <wp:extent cx="3600000" cy="1255813"/>
+            <wp:extent cx="3600000" cy="1238919"/>
             <wp:effectExtent b="0" l="0" r="0" t="0"/>
             <wp:docPr descr="" title="" id="410" name="Picture"/>
             <a:graphic>
@@ -28848,7 +32068,7 @@
                   <pic:spPr bwMode="auto">
                     <a:xfrm>
                       <a:off x="0" y="0"/>
-                      <a:ext cx="3600000" cy="1255813"/>
+                      <a:ext cx="3600000" cy="1238919"/>
                     </a:xfrm>
                     <a:prstGeom prst="rect">
                       <a:avLst/>
@@ -28869,6 +32089,21 @@
     </w:p>
     <w:p>
       <w:pPr>
+        <w:spacing w:before="0" w:after="0"/>
+      </w:pPr>
+    </w:p>
+    <w:p>
+      <w:pPr>
+        <w:spacing w:before="0" w:after="0"/>
+      </w:pPr>
+    </w:p>
+    <w:p>
+      <w:pPr>
+        <w:spacing w:before="0" w:after="0"/>
+      </w:pPr>
+    </w:p>
+    <w:p>
+      <w:pPr>
         <w:spacing w:before="160" w:after="80"/>
       </w:pPr>
       <w:r>
@@ -29090,7 +32325,7 @@
         </w:rPr>
         <w:drawing>
           <wp:inline>
-            <wp:extent cx="3600000" cy="923076"/>
+            <wp:extent cx="3600000" cy="919853"/>
             <wp:effectExtent b="0" l="0" r="0" t="0"/>
             <wp:docPr descr="" title="" id="414" name="Picture"/>
             <a:graphic>
@@ -29111,7 +32346,7 @@
                   <pic:spPr bwMode="auto">
                     <a:xfrm>
                       <a:off x="0" y="0"/>
-                      <a:ext cx="3600000" cy="923076"/>
+                      <a:ext cx="3600000" cy="919853"/>
                     </a:xfrm>
                     <a:prstGeom prst="rect">
                       <a:avLst/>
@@ -29132,6 +32367,46 @@
     </w:p>
     <w:p>
       <w:pPr>
+        <w:spacing w:before="0" w:after="0"/>
+      </w:pPr>
+    </w:p>
+    <w:p>
+      <w:pPr>
+        <w:spacing w:before="0" w:after="0"/>
+      </w:pPr>
+    </w:p>
+    <w:p>
+      <w:pPr>
+        <w:spacing w:before="0" w:after="0"/>
+      </w:pPr>
+    </w:p>
+    <w:p>
+      <w:pPr>
+        <w:spacing w:before="0" w:after="0"/>
+      </w:pPr>
+    </w:p>
+    <w:p>
+      <w:pPr>
+        <w:spacing w:before="0" w:after="0"/>
+      </w:pPr>
+    </w:p>
+    <w:p>
+      <w:pPr>
+        <w:spacing w:before="0" w:after="0"/>
+      </w:pPr>
+    </w:p>
+    <w:p>
+      <w:pPr>
+        <w:spacing w:before="0" w:after="0"/>
+      </w:pPr>
+    </w:p>
+    <w:p>
+      <w:pPr>
+        <w:spacing w:before="0" w:after="0"/>
+      </w:pPr>
+    </w:p>
+    <w:p>
+      <w:pPr>
         <w:spacing w:before="160" w:after="80"/>
       </w:pPr>
       <w:r>
@@ -29333,7 +32608,7 @@
         </w:rPr>
         <w:drawing>
           <wp:inline>
-            <wp:extent cx="3600000" cy="942247"/>
+            <wp:extent cx="3600000" cy="926885"/>
             <wp:effectExtent b="0" l="0" r="0" t="0"/>
             <wp:docPr descr="" title="" id="418" name="Picture"/>
             <a:graphic>
@@ -29354,7 +32629,7 @@
                   <pic:spPr bwMode="auto">
                     <a:xfrm>
                       <a:off x="0" y="0"/>
-                      <a:ext cx="3600000" cy="942247"/>
+                      <a:ext cx="3600000" cy="926885"/>
                     </a:xfrm>
                     <a:prstGeom prst="rect">
                       <a:avLst/>
@@ -29375,6 +32650,46 @@
     </w:p>
     <w:p>
       <w:pPr>
+        <w:spacing w:before="0" w:after="0"/>
+      </w:pPr>
+    </w:p>
+    <w:p>
+      <w:pPr>
+        <w:spacing w:before="0" w:after="0"/>
+      </w:pPr>
+    </w:p>
+    <w:p>
+      <w:pPr>
+        <w:spacing w:before="0" w:after="0"/>
+      </w:pPr>
+    </w:p>
+    <w:p>
+      <w:pPr>
+        <w:spacing w:before="0" w:after="0"/>
+      </w:pPr>
+    </w:p>
+    <w:p>
+      <w:pPr>
+        <w:spacing w:before="0" w:after="0"/>
+      </w:pPr>
+    </w:p>
+    <w:p>
+      <w:pPr>
+        <w:spacing w:before="0" w:after="0"/>
+      </w:pPr>
+    </w:p>
+    <w:p>
+      <w:pPr>
+        <w:spacing w:before="0" w:after="0"/>
+      </w:pPr>
+    </w:p>
+    <w:p>
+      <w:pPr>
+        <w:spacing w:before="0" w:after="0"/>
+      </w:pPr>
+    </w:p>
+    <w:p>
+      <w:pPr>
         <w:spacing w:before="160" w:after="80"/>
       </w:pPr>
       <w:r>
@@ -29516,7 +32831,7 @@
         </w:rPr>
         <w:drawing>
           <wp:inline>
-            <wp:extent cx="3600000" cy="955193"/>
+            <wp:extent cx="3599996" cy="955193"/>
             <wp:effectExtent b="0" l="0" r="0" t="0"/>
             <wp:docPr descr="" title="" id="422" name="Picture"/>
             <a:graphic>
@@ -29537,7 +32852,7 @@
                   <pic:spPr bwMode="auto">
                     <a:xfrm>
                       <a:off x="0" y="0"/>
-                      <a:ext cx="3600000" cy="955193"/>
+                      <a:ext cx="3599996" cy="955193"/>
                     </a:xfrm>
                     <a:prstGeom prst="rect">
                       <a:avLst/>
@@ -29558,6 +32873,31 @@
     </w:p>
     <w:p>
       <w:pPr>
+        <w:spacing w:before="0" w:after="0"/>
+      </w:pPr>
+    </w:p>
+    <w:p>
+      <w:pPr>
+        <w:spacing w:before="0" w:after="0"/>
+      </w:pPr>
+    </w:p>
+    <w:p>
+      <w:pPr>
+        <w:spacing w:before="0" w:after="0"/>
+      </w:pPr>
+    </w:p>
+    <w:p>
+      <w:pPr>
+        <w:spacing w:before="0" w:after="0"/>
+      </w:pPr>
+    </w:p>
+    <w:p>
+      <w:pPr>
+        <w:spacing w:before="0" w:after="0"/>
+      </w:pPr>
+    </w:p>
+    <w:p>
+      <w:pPr>
         <w:spacing w:before="160" w:after="80"/>
       </w:pPr>
       <w:r>
@@ -29711,7 +33051,7 @@
         </w:rPr>
         <w:drawing>
           <wp:inline>
-            <wp:extent cx="3600000" cy="1022110"/>
+            <wp:extent cx="3600000" cy="1004020"/>
             <wp:effectExtent b="0" l="0" r="0" t="0"/>
             <wp:docPr descr="" title="" id="426" name="Picture"/>
             <a:graphic>
@@ -29732,7 +33072,7 @@
                   <pic:spPr bwMode="auto">
                     <a:xfrm>
                       <a:off x="0" y="0"/>
-                      <a:ext cx="3600000" cy="1022110"/>
+                      <a:ext cx="3600000" cy="1004020"/>
                     </a:xfrm>
                     <a:prstGeom prst="rect">
                       <a:avLst/>
@@ -29753,6 +33093,46 @@
     </w:p>
     <w:p>
       <w:pPr>
+        <w:spacing w:before="0" w:after="0"/>
+      </w:pPr>
+    </w:p>
+    <w:p>
+      <w:pPr>
+        <w:spacing w:before="0" w:after="0"/>
+      </w:pPr>
+    </w:p>
+    <w:p>
+      <w:pPr>
+        <w:spacing w:before="0" w:after="0"/>
+      </w:pPr>
+    </w:p>
+    <w:p>
+      <w:pPr>
+        <w:spacing w:before="0" w:after="0"/>
+      </w:pPr>
+    </w:p>
+    <w:p>
+      <w:pPr>
+        <w:spacing w:before="0" w:after="0"/>
+      </w:pPr>
+    </w:p>
+    <w:p>
+      <w:pPr>
+        <w:spacing w:before="0" w:after="0"/>
+      </w:pPr>
+    </w:p>
+    <w:p>
+      <w:pPr>
+        <w:spacing w:before="0" w:after="0"/>
+      </w:pPr>
+    </w:p>
+    <w:p>
+      <w:pPr>
+        <w:spacing w:before="0" w:after="0"/>
+      </w:pPr>
+    </w:p>
+    <w:p>
+      <w:pPr>
         <w:spacing w:before="160" w:after="80"/>
       </w:pPr>
       <w:r>
@@ -29930,7 +33310,7 @@
         </w:rPr>
         <w:drawing>
           <wp:inline>
-            <wp:extent cx="3479800" cy="2095500"/>
+            <wp:extent cx="3479800" cy="2069770"/>
             <wp:effectExtent b="0" l="0" r="0" t="0"/>
             <wp:docPr descr="" title="" id="430" name="Picture"/>
             <a:graphic>
@@ -29951,7 +33331,7 @@
                   <pic:spPr bwMode="auto">
                     <a:xfrm>
                       <a:off x="0" y="0"/>
-                      <a:ext cx="3479800" cy="2095500"/>
+                      <a:ext cx="3479800" cy="2069770"/>
                     </a:xfrm>
                     <a:prstGeom prst="rect">
                       <a:avLst/>
@@ -29972,6 +33352,46 @@
     </w:p>
     <w:p>
       <w:pPr>
+        <w:spacing w:before="0" w:after="0"/>
+      </w:pPr>
+    </w:p>
+    <w:p>
+      <w:pPr>
+        <w:spacing w:before="0" w:after="0"/>
+      </w:pPr>
+    </w:p>
+    <w:p>
+      <w:pPr>
+        <w:spacing w:before="0" w:after="0"/>
+      </w:pPr>
+    </w:p>
+    <w:p>
+      <w:pPr>
+        <w:spacing w:before="0" w:after="0"/>
+      </w:pPr>
+    </w:p>
+    <w:p>
+      <w:pPr>
+        <w:spacing w:before="0" w:after="0"/>
+      </w:pPr>
+    </w:p>
+    <w:p>
+      <w:pPr>
+        <w:spacing w:before="0" w:after="0"/>
+      </w:pPr>
+    </w:p>
+    <w:p>
+      <w:pPr>
+        <w:spacing w:before="0" w:after="0"/>
+      </w:pPr>
+    </w:p>
+    <w:p>
+      <w:pPr>
+        <w:spacing w:before="0" w:after="0"/>
+      </w:pPr>
+    </w:p>
+    <w:p>
+      <w:pPr>
         <w:spacing w:before="160" w:after="80"/>
       </w:pPr>
       <w:r>
@@ -30137,7 +33557,7 @@
         </w:rPr>
         <w:drawing>
           <wp:inline>
-            <wp:extent cx="3600000" cy="1235915"/>
+            <wp:extent cx="3593072" cy="1235915"/>
             <wp:effectExtent b="0" l="0" r="0" t="0"/>
             <wp:docPr descr="" title="" id="434" name="Picture"/>
             <a:graphic>
@@ -30158,7 +33578,7 @@
                   <pic:spPr bwMode="auto">
                     <a:xfrm>
                       <a:off x="0" y="0"/>
-                      <a:ext cx="3600000" cy="1235915"/>
+                      <a:ext cx="3593072" cy="1235915"/>
                     </a:xfrm>
                     <a:prstGeom prst="rect">
                       <a:avLst/>
@@ -30179,6 +33599,46 @@
     </w:p>
     <w:p>
       <w:pPr>
+        <w:spacing w:before="0" w:after="0"/>
+      </w:pPr>
+    </w:p>
+    <w:p>
+      <w:pPr>
+        <w:spacing w:before="0" w:after="0"/>
+      </w:pPr>
+    </w:p>
+    <w:p>
+      <w:pPr>
+        <w:spacing w:before="0" w:after="0"/>
+      </w:pPr>
+    </w:p>
+    <w:p>
+      <w:pPr>
+        <w:spacing w:before="0" w:after="0"/>
+      </w:pPr>
+    </w:p>
+    <w:p>
+      <w:pPr>
+        <w:spacing w:before="0" w:after="0"/>
+      </w:pPr>
+    </w:p>
+    <w:p>
+      <w:pPr>
+        <w:spacing w:before="0" w:after="0"/>
+      </w:pPr>
+    </w:p>
+    <w:p>
+      <w:pPr>
+        <w:spacing w:before="0" w:after="0"/>
+      </w:pPr>
+    </w:p>
+    <w:p>
+      <w:pPr>
+        <w:spacing w:before="0" w:after="0"/>
+      </w:pPr>
+    </w:p>
+    <w:p>
+      <w:pPr>
         <w:spacing w:before="160" w:after="80"/>
       </w:pPr>
       <w:r>
@@ -30404,7 +33864,7 @@
         </w:rPr>
         <w:drawing>
           <wp:inline>
-            <wp:extent cx="3600000" cy="1009755"/>
+            <wp:extent cx="3600000" cy="994809"/>
             <wp:effectExtent b="0" l="0" r="0" t="0"/>
             <wp:docPr descr="" title="" id="438" name="Picture"/>
             <a:graphic>
@@ -30425,7 +33885,7 @@
                   <pic:spPr bwMode="auto">
                     <a:xfrm>
                       <a:off x="0" y="0"/>
-                      <a:ext cx="3600000" cy="1009755"/>
+                      <a:ext cx="3600000" cy="994809"/>
                     </a:xfrm>
                     <a:prstGeom prst="rect">
                       <a:avLst/>
@@ -30446,6 +33906,46 @@
     </w:p>
     <w:p>
       <w:pPr>
+        <w:spacing w:before="0" w:after="0"/>
+      </w:pPr>
+    </w:p>
+    <w:p>
+      <w:pPr>
+        <w:spacing w:before="0" w:after="0"/>
+      </w:pPr>
+    </w:p>
+    <w:p>
+      <w:pPr>
+        <w:spacing w:before="0" w:after="0"/>
+      </w:pPr>
+    </w:p>
+    <w:p>
+      <w:pPr>
+        <w:spacing w:before="0" w:after="0"/>
+      </w:pPr>
+    </w:p>
+    <w:p>
+      <w:pPr>
+        <w:spacing w:before="0" w:after="0"/>
+      </w:pPr>
+    </w:p>
+    <w:p>
+      <w:pPr>
+        <w:spacing w:before="0" w:after="0"/>
+      </w:pPr>
+    </w:p>
+    <w:p>
+      <w:pPr>
+        <w:spacing w:before="0" w:after="0"/>
+      </w:pPr>
+    </w:p>
+    <w:p>
+      <w:pPr>
+        <w:spacing w:before="0" w:after="0"/>
+      </w:pPr>
+    </w:p>
+    <w:p>
+      <w:pPr>
         <w:spacing w:before="160" w:after="80"/>
       </w:pPr>
       <w:r>
@@ -30578,7 +34078,7 @@
         </w:rPr>
         <w:drawing>
           <wp:inline>
-            <wp:extent cx="3600000" cy="708597"/>
+            <wp:extent cx="3600000" cy="690411"/>
             <wp:effectExtent b="0" l="0" r="0" t="0"/>
             <wp:docPr descr="" title="" id="442" name="Picture"/>
             <a:graphic>
@@ -30599,7 +34099,7 @@
                   <pic:spPr bwMode="auto">
                     <a:xfrm>
                       <a:off x="0" y="0"/>
-                      <a:ext cx="3600000" cy="708597"/>
+                      <a:ext cx="3600000" cy="690411"/>
                     </a:xfrm>
                     <a:prstGeom prst="rect">
                       <a:avLst/>
@@ -31037,7 +34537,7 @@
         </w:rPr>
         <w:drawing>
           <wp:inline>
-            <wp:extent cx="3600000" cy="1807058"/>
+            <wp:extent cx="3590587" cy="1807058"/>
             <wp:effectExtent b="0" l="0" r="0" t="0"/>
             <wp:docPr descr="" title="" id="454" name="Picture"/>
             <a:graphic>
@@ -31058,7 +34558,7 @@
                   <pic:spPr bwMode="auto">
                     <a:xfrm>
                       <a:off x="0" y="0"/>
-                      <a:ext cx="3600000" cy="1807058"/>
+                      <a:ext cx="3590587" cy="1807058"/>
                     </a:xfrm>
                     <a:prstGeom prst="rect">
                       <a:avLst/>
@@ -31139,6 +34639,31 @@
           </wp:inline>
         </w:drawing>
       </w:r>
+    </w:p>
+    <w:p>
+      <w:pPr>
+        <w:spacing w:before="0" w:after="0"/>
+      </w:pPr>
+    </w:p>
+    <w:p>
+      <w:pPr>
+        <w:spacing w:before="0" w:after="0"/>
+      </w:pPr>
+    </w:p>
+    <w:p>
+      <w:pPr>
+        <w:spacing w:before="0" w:after="0"/>
+      </w:pPr>
+    </w:p>
+    <w:p>
+      <w:pPr>
+        <w:spacing w:before="0" w:after="0"/>
+      </w:pPr>
+    </w:p>
+    <w:p>
+      <w:pPr>
+        <w:spacing w:before="0" w:after="0"/>
+      </w:pPr>
     </w:p>
     <w:p>
       <w:pPr>
@@ -31643,7 +35168,7 @@
         </w:rPr>
         <w:drawing>
           <wp:inline>
-            <wp:extent cx="3600000" cy="1025697"/>
+            <wp:extent cx="3600000" cy="1016075"/>
             <wp:effectExtent b="0" l="0" r="0" t="0"/>
             <wp:docPr descr="" title="" id="464" name="Picture"/>
             <a:graphic>
@@ -31664,7 +35189,7 @@
                   <pic:spPr bwMode="auto">
                     <a:xfrm>
                       <a:off x="0" y="0"/>
-                      <a:ext cx="3600000" cy="1025697"/>
+                      <a:ext cx="3600000" cy="1016075"/>
                     </a:xfrm>
                     <a:prstGeom prst="rect">
                       <a:avLst/>
@@ -32034,6 +35559,46 @@
     </w:p>
     <w:p>
       <w:pPr>
+        <w:spacing w:before="0" w:after="0"/>
+      </w:pPr>
+    </w:p>
+    <w:p>
+      <w:pPr>
+        <w:spacing w:before="0" w:after="0"/>
+      </w:pPr>
+    </w:p>
+    <w:p>
+      <w:pPr>
+        <w:spacing w:before="0" w:after="0"/>
+      </w:pPr>
+    </w:p>
+    <w:p>
+      <w:pPr>
+        <w:spacing w:before="0" w:after="0"/>
+      </w:pPr>
+    </w:p>
+    <w:p>
+      <w:pPr>
+        <w:spacing w:before="0" w:after="0"/>
+      </w:pPr>
+    </w:p>
+    <w:p>
+      <w:pPr>
+        <w:spacing w:before="0" w:after="0"/>
+      </w:pPr>
+    </w:p>
+    <w:p>
+      <w:pPr>
+        <w:spacing w:before="0" w:after="0"/>
+      </w:pPr>
+    </w:p>
+    <w:p>
+      <w:pPr>
+        <w:spacing w:before="0" w:after="0"/>
+      </w:pPr>
+    </w:p>
+    <w:p>
+      <w:pPr>
         <w:spacing w:before="160" w:after="80"/>
       </w:pPr>
       <w:r>
@@ -33022,6 +36587,46 @@
     </w:p>
     <w:p>
       <w:pPr>
+        <w:spacing w:before="0" w:after="0"/>
+      </w:pPr>
+    </w:p>
+    <w:p>
+      <w:pPr>
+        <w:spacing w:before="0" w:after="0"/>
+      </w:pPr>
+    </w:p>
+    <w:p>
+      <w:pPr>
+        <w:spacing w:before="0" w:after="0"/>
+      </w:pPr>
+    </w:p>
+    <w:p>
+      <w:pPr>
+        <w:spacing w:before="0" w:after="0"/>
+      </w:pPr>
+    </w:p>
+    <w:p>
+      <w:pPr>
+        <w:spacing w:before="0" w:after="0"/>
+      </w:pPr>
+    </w:p>
+    <w:p>
+      <w:pPr>
+        <w:spacing w:before="0" w:after="0"/>
+      </w:pPr>
+    </w:p>
+    <w:p>
+      <w:pPr>
+        <w:spacing w:before="0" w:after="0"/>
+      </w:pPr>
+    </w:p>
+    <w:p>
+      <w:pPr>
+        <w:spacing w:before="0" w:after="0"/>
+      </w:pPr>
+    </w:p>
+    <w:p>
+      <w:pPr>
         <w:spacing w:before="160" w:after="80"/>
       </w:pPr>
       <w:r>
@@ -33199,7 +36804,7 @@
         </w:rPr>
         <w:drawing>
           <wp:inline>
-            <wp:extent cx="3600000" cy="1078864"/>
+            <wp:extent cx="3600000" cy="1056151"/>
             <wp:effectExtent b="0" l="0" r="0" t="0"/>
             <wp:docPr descr="" title="" id="479" name="Picture"/>
             <a:graphic>
@@ -33220,7 +36825,7 @@
                   <pic:spPr bwMode="auto">
                     <a:xfrm>
                       <a:off x="0" y="0"/>
-                      <a:ext cx="3600000" cy="1078864"/>
+                      <a:ext cx="3600000" cy="1056151"/>
                     </a:xfrm>
                     <a:prstGeom prst="rect">
                       <a:avLst/>
@@ -33266,6 +36871,46 @@
     </w:p>
     <w:p>
       <w:pPr>
+        <w:spacing w:before="0" w:after="0"/>
+      </w:pPr>
+    </w:p>
+    <w:p>
+      <w:pPr>
+        <w:spacing w:before="0" w:after="0"/>
+      </w:pPr>
+    </w:p>
+    <w:p>
+      <w:pPr>
+        <w:spacing w:before="0" w:after="0"/>
+      </w:pPr>
+    </w:p>
+    <w:p>
+      <w:pPr>
+        <w:spacing w:before="0" w:after="0"/>
+      </w:pPr>
+    </w:p>
+    <w:p>
+      <w:pPr>
+        <w:spacing w:before="0" w:after="0"/>
+      </w:pPr>
+    </w:p>
+    <w:p>
+      <w:pPr>
+        <w:spacing w:before="0" w:after="0"/>
+      </w:pPr>
+    </w:p>
+    <w:p>
+      <w:pPr>
+        <w:spacing w:before="0" w:after="0"/>
+      </w:pPr>
+    </w:p>
+    <w:p>
+      <w:pPr>
+        <w:spacing w:before="0" w:after="0"/>
+      </w:pPr>
+    </w:p>
+    <w:p>
+      <w:pPr>
         <w:spacing w:before="160" w:after="80"/>
       </w:pPr>
       <w:r>
@@ -33533,7 +37178,7 @@
         </w:rPr>
         <w:drawing>
           <wp:inline>
-            <wp:extent cx="3600000" cy="1469464"/>
+            <wp:extent cx="3595820" cy="1469464"/>
             <wp:effectExtent b="0" l="0" r="0" t="0"/>
             <wp:docPr descr="" title="" id="483" name="Picture"/>
             <a:graphic>
@@ -33554,7 +37199,7 @@
                   <pic:spPr bwMode="auto">
                     <a:xfrm>
                       <a:off x="0" y="0"/>
-                      <a:ext cx="3600000" cy="1469464"/>
+                      <a:ext cx="3595820" cy="1469464"/>
                     </a:xfrm>
                     <a:prstGeom prst="rect">
                       <a:avLst/>
@@ -33575,6 +37220,46 @@
     </w:p>
     <w:p>
       <w:pPr>
+        <w:spacing w:before="0" w:after="0"/>
+      </w:pPr>
+    </w:p>
+    <w:p>
+      <w:pPr>
+        <w:spacing w:before="0" w:after="0"/>
+      </w:pPr>
+    </w:p>
+    <w:p>
+      <w:pPr>
+        <w:spacing w:before="0" w:after="0"/>
+      </w:pPr>
+    </w:p>
+    <w:p>
+      <w:pPr>
+        <w:spacing w:before="0" w:after="0"/>
+      </w:pPr>
+    </w:p>
+    <w:p>
+      <w:pPr>
+        <w:spacing w:before="0" w:after="0"/>
+      </w:pPr>
+    </w:p>
+    <w:p>
+      <w:pPr>
+        <w:spacing w:before="0" w:after="0"/>
+      </w:pPr>
+    </w:p>
+    <w:p>
+      <w:pPr>
+        <w:spacing w:before="0" w:after="0"/>
+      </w:pPr>
+    </w:p>
+    <w:p>
+      <w:pPr>
+        <w:spacing w:before="0" w:after="0"/>
+      </w:pPr>
+    </w:p>
+    <w:p>
+      <w:pPr>
         <w:spacing w:before="160" w:after="80"/>
       </w:pPr>
       <w:r>
@@ -33758,7 +37443,7 @@
         </w:rPr>
         <w:drawing>
           <wp:inline>
-            <wp:extent cx="3600000" cy="1108099"/>
+            <wp:extent cx="3599996" cy="1108099"/>
             <wp:effectExtent b="0" l="0" r="0" t="0"/>
             <wp:docPr descr="" title="" id="487" name="Picture"/>
             <a:graphic>
@@ -33779,7 +37464,7 @@
                   <pic:spPr bwMode="auto">
                     <a:xfrm>
                       <a:off x="0" y="0"/>
-                      <a:ext cx="3600000" cy="1108099"/>
+                      <a:ext cx="3599996" cy="1108099"/>
                     </a:xfrm>
                     <a:prstGeom prst="rect">
                       <a:avLst/>
@@ -33800,6 +37485,46 @@
     </w:p>
     <w:p>
       <w:pPr>
+        <w:spacing w:before="0" w:after="0"/>
+      </w:pPr>
+    </w:p>
+    <w:p>
+      <w:pPr>
+        <w:spacing w:before="0" w:after="0"/>
+      </w:pPr>
+    </w:p>
+    <w:p>
+      <w:pPr>
+        <w:spacing w:before="0" w:after="0"/>
+      </w:pPr>
+    </w:p>
+    <w:p>
+      <w:pPr>
+        <w:spacing w:before="0" w:after="0"/>
+      </w:pPr>
+    </w:p>
+    <w:p>
+      <w:pPr>
+        <w:spacing w:before="0" w:after="0"/>
+      </w:pPr>
+    </w:p>
+    <w:p>
+      <w:pPr>
+        <w:spacing w:before="0" w:after="0"/>
+      </w:pPr>
+    </w:p>
+    <w:p>
+      <w:pPr>
+        <w:spacing w:before="0" w:after="0"/>
+      </w:pPr>
+    </w:p>
+    <w:p>
+      <w:pPr>
+        <w:spacing w:before="0" w:after="0"/>
+      </w:pPr>
+    </w:p>
+    <w:p>
+      <w:pPr>
         <w:spacing w:before="160" w:after="80"/>
       </w:pPr>
       <w:r>
@@ -33965,7 +37690,7 @@
         </w:rPr>
         <w:drawing>
           <wp:inline>
-            <wp:extent cx="3600000" cy="723384"/>
+            <wp:extent cx="3599999" cy="723384"/>
             <wp:effectExtent b="0" l="0" r="0" t="0"/>
             <wp:docPr descr="" title="" id="491" name="Picture"/>
             <a:graphic>
@@ -33986,7 +37711,7 @@
                   <pic:spPr bwMode="auto">
                     <a:xfrm>
                       <a:off x="0" y="0"/>
-                      <a:ext cx="3600000" cy="723384"/>
+                      <a:ext cx="3599999" cy="723384"/>
                     </a:xfrm>
                     <a:prstGeom prst="rect">
                       <a:avLst/>
@@ -34004,6 +37729,31 @@
           </wp:inline>
         </w:drawing>
       </w:r>
+    </w:p>
+    <w:p>
+      <w:pPr>
+        <w:spacing w:before="0" w:after="0"/>
+      </w:pPr>
+    </w:p>
+    <w:p>
+      <w:pPr>
+        <w:spacing w:before="0" w:after="0"/>
+      </w:pPr>
+    </w:p>
+    <w:p>
+      <w:pPr>
+        <w:spacing w:before="0" w:after="0"/>
+      </w:pPr>
+    </w:p>
+    <w:p>
+      <w:pPr>
+        <w:spacing w:before="0" w:after="0"/>
+      </w:pPr>
+    </w:p>
+    <w:p>
+      <w:pPr>
+        <w:spacing w:before="0" w:after="0"/>
+      </w:pPr>
     </w:p>
     <w:p>
       <w:pPr>
@@ -35181,6 +38931,46 @@
     </w:p>
     <w:p>
       <w:pPr>
+        <w:spacing w:before="0" w:after="0"/>
+      </w:pPr>
+    </w:p>
+    <w:p>
+      <w:pPr>
+        <w:spacing w:before="0" w:after="0"/>
+      </w:pPr>
+    </w:p>
+    <w:p>
+      <w:pPr>
+        <w:spacing w:before="0" w:after="0"/>
+      </w:pPr>
+    </w:p>
+    <w:p>
+      <w:pPr>
+        <w:spacing w:before="0" w:after="0"/>
+      </w:pPr>
+    </w:p>
+    <w:p>
+      <w:pPr>
+        <w:spacing w:before="0" w:after="0"/>
+      </w:pPr>
+    </w:p>
+    <w:p>
+      <w:pPr>
+        <w:spacing w:before="0" w:after="0"/>
+      </w:pPr>
+    </w:p>
+    <w:p>
+      <w:pPr>
+        <w:spacing w:before="0" w:after="0"/>
+      </w:pPr>
+    </w:p>
+    <w:p>
+      <w:pPr>
+        <w:spacing w:before="0" w:after="0"/>
+      </w:pPr>
+    </w:p>
+    <w:p>
+      <w:pPr>
         <w:spacing w:before="160" w:after="80"/>
       </w:pPr>
       <w:r>
@@ -35564,6 +39354,31 @@
     </w:p>
     <w:p>
       <w:pPr>
+        <w:spacing w:before="0" w:after="0"/>
+      </w:pPr>
+    </w:p>
+    <w:p>
+      <w:pPr>
+        <w:spacing w:before="0" w:after="0"/>
+      </w:pPr>
+    </w:p>
+    <w:p>
+      <w:pPr>
+        <w:spacing w:before="0" w:after="0"/>
+      </w:pPr>
+    </w:p>
+    <w:p>
+      <w:pPr>
+        <w:spacing w:before="0" w:after="0"/>
+      </w:pPr>
+    </w:p>
+    <w:p>
+      <w:pPr>
+        <w:spacing w:before="0" w:after="0"/>
+      </w:pPr>
+    </w:p>
+    <w:p>
+      <w:pPr>
         <w:spacing w:before="160" w:after="80"/>
       </w:pPr>
       <w:r>
@@ -35974,7 +39789,7 @@
         </w:rPr>
         <w:drawing>
           <wp:inline>
-            <wp:extent cx="3600000" cy="833057"/>
+            <wp:extent cx="3592558" cy="833057"/>
             <wp:effectExtent b="0" l="0" r="0" t="0"/>
             <wp:docPr descr="" title="" id="512" name="Picture"/>
             <a:graphic>
@@ -35995,7 +39810,7 @@
                   <pic:spPr bwMode="auto">
                     <a:xfrm>
                       <a:off x="0" y="0"/>
-                      <a:ext cx="3600000" cy="833057"/>
+                      <a:ext cx="3592558" cy="833057"/>
                     </a:xfrm>
                     <a:prstGeom prst="rect">
                       <a:avLst/>
@@ -36344,6 +40159,46 @@
     </w:p>
     <w:p>
       <w:pPr>
+        <w:spacing w:before="0" w:after="0"/>
+      </w:pPr>
+    </w:p>
+    <w:p>
+      <w:pPr>
+        <w:spacing w:before="0" w:after="0"/>
+      </w:pPr>
+    </w:p>
+    <w:p>
+      <w:pPr>
+        <w:spacing w:before="0" w:after="0"/>
+      </w:pPr>
+    </w:p>
+    <w:p>
+      <w:pPr>
+        <w:spacing w:before="0" w:after="0"/>
+      </w:pPr>
+    </w:p>
+    <w:p>
+      <w:pPr>
+        <w:spacing w:before="0" w:after="0"/>
+      </w:pPr>
+    </w:p>
+    <w:p>
+      <w:pPr>
+        <w:spacing w:before="0" w:after="0"/>
+      </w:pPr>
+    </w:p>
+    <w:p>
+      <w:pPr>
+        <w:spacing w:before="0" w:after="0"/>
+      </w:pPr>
+    </w:p>
+    <w:p>
+      <w:pPr>
+        <w:spacing w:before="0" w:after="0"/>
+      </w:pPr>
+    </w:p>
+    <w:p>
+      <w:pPr>
         <w:spacing w:before="160" w:after="80"/>
       </w:pPr>
       <w:r>
@@ -36681,6 +40536,31 @@
         <w:t>。</w:t>
       </w:r>
     </w:p>
+    <w:p>
+      <w:pPr>
+        <w:spacing w:before="0" w:after="0"/>
+      </w:pPr>
+    </w:p>
+    <w:p>
+      <w:pPr>
+        <w:spacing w:before="0" w:after="0"/>
+      </w:pPr>
+    </w:p>
+    <w:p>
+      <w:pPr>
+        <w:spacing w:before="0" w:after="0"/>
+      </w:pPr>
+    </w:p>
+    <w:p>
+      <w:pPr>
+        <w:spacing w:before="0" w:after="0"/>
+      </w:pPr>
+    </w:p>
+    <w:p>
+      <w:pPr>
+        <w:spacing w:before="0" w:after="0"/>
+      </w:pPr>
+    </w:p>
     <w:bookmarkStart w:id="521" w:name="分"/>
     <w:p>
       <w:pPr>
@@ -36728,6 +40608,21 @@
         </w:rPr>
         <w:t>。</w:t>
       </w:r>
+    </w:p>
+    <w:p>
+      <w:pPr>
+        <w:spacing w:before="0" w:after="0"/>
+      </w:pPr>
+    </w:p>
+    <w:p>
+      <w:pPr>
+        <w:spacing w:before="0" w:after="0"/>
+      </w:pPr>
+    </w:p>
+    <w:p>
+      <w:pPr>
+        <w:spacing w:before="0" w:after="0"/>
+      </w:pPr>
     </w:p>
     <w:bookmarkEnd w:id="521"/>
     <w:bookmarkStart w:id="531" w:name="section"/>
@@ -37601,6 +41496,46 @@
         <w:t>。</w:t>
       </w:r>
     </w:p>
+    <w:p>
+      <w:pPr>
+        <w:spacing w:before="0" w:after="0"/>
+      </w:pPr>
+    </w:p>
+    <w:p>
+      <w:pPr>
+        <w:spacing w:before="0" w:after="0"/>
+      </w:pPr>
+    </w:p>
+    <w:p>
+      <w:pPr>
+        <w:spacing w:before="0" w:after="0"/>
+      </w:pPr>
+    </w:p>
+    <w:p>
+      <w:pPr>
+        <w:spacing w:before="0" w:after="0"/>
+      </w:pPr>
+    </w:p>
+    <w:p>
+      <w:pPr>
+        <w:spacing w:before="0" w:after="0"/>
+      </w:pPr>
+    </w:p>
+    <w:p>
+      <w:pPr>
+        <w:spacing w:before="0" w:after="0"/>
+      </w:pPr>
+    </w:p>
+    <w:p>
+      <w:pPr>
+        <w:spacing w:before="0" w:after="0"/>
+      </w:pPr>
+    </w:p>
+    <w:p>
+      <w:pPr>
+        <w:spacing w:before="0" w:after="0"/>
+      </w:pPr>
+    </w:p>
     <w:bookmarkEnd w:id="531"/>
     <w:bookmarkStart w:id="556" w:name="续图原文行序剩余图示"/>
     <w:p>
@@ -37651,7 +41586,7 @@
         </w:rPr>
         <w:drawing>
           <wp:inline>
-            <wp:extent cx="3240000" cy="2516885"/>
+            <wp:extent cx="3240000" cy="2478657"/>
             <wp:effectExtent b="0" l="0" r="0" t="0"/>
             <wp:docPr descr="" title="" id="533" name="Picture"/>
             <a:graphic>
@@ -37672,7 +41607,7 @@
                   <pic:spPr bwMode="auto">
                     <a:xfrm>
                       <a:off x="0" y="0"/>
-                      <a:ext cx="3240000" cy="2516885"/>
+                      <a:ext cx="3240000" cy="2478657"/>
                     </a:xfrm>
                     <a:prstGeom prst="rect">
                       <a:avLst/>
@@ -37703,7 +41638,7 @@
         </w:rPr>
         <w:drawing>
           <wp:inline>
-            <wp:extent cx="3240000" cy="2543708"/>
+            <wp:extent cx="3240000" cy="2511000"/>
             <wp:effectExtent b="0" l="0" r="0" t="0"/>
             <wp:docPr descr="" title="" id="536" name="Picture"/>
             <a:graphic>
@@ -37724,7 +41659,7 @@
                   <pic:spPr bwMode="auto">
                     <a:xfrm>
                       <a:off x="0" y="0"/>
-                      <a:ext cx="3240000" cy="2543708"/>
+                      <a:ext cx="3240000" cy="2511000"/>
                     </a:xfrm>
                     <a:prstGeom prst="rect">
                       <a:avLst/>
@@ -37755,7 +41690,7 @@
         </w:rPr>
         <w:drawing>
           <wp:inline>
-            <wp:extent cx="3600000" cy="2763511"/>
+            <wp:extent cx="3584923" cy="2763511"/>
             <wp:effectExtent b="0" l="0" r="0" t="0"/>
             <wp:docPr descr="" title="" id="539" name="Picture"/>
             <a:graphic>
@@ -37776,7 +41711,7 @@
                   <pic:spPr bwMode="auto">
                     <a:xfrm>
                       <a:off x="0" y="0"/>
-                      <a:ext cx="3600000" cy="2763511"/>
+                      <a:ext cx="3584923" cy="2763511"/>
                     </a:xfrm>
                     <a:prstGeom prst="rect">
                       <a:avLst/>
@@ -37807,7 +41742,7 @@
         </w:rPr>
         <w:drawing>
           <wp:inline>
-            <wp:extent cx="3240000" cy="2534424"/>
+            <wp:extent cx="3240000" cy="2514194"/>
             <wp:effectExtent b="0" l="0" r="0" t="0"/>
             <wp:docPr descr="" title="" id="542" name="Picture"/>
             <a:graphic>
@@ -37828,7 +41763,7 @@
                   <pic:spPr bwMode="auto">
                     <a:xfrm>
                       <a:off x="0" y="0"/>
-                      <a:ext cx="3240000" cy="2534424"/>
+                      <a:ext cx="3240000" cy="2514194"/>
                     </a:xfrm>
                     <a:prstGeom prst="rect">
                       <a:avLst/>
@@ -37859,7 +41794,7 @@
         </w:rPr>
         <w:drawing>
           <wp:inline>
-            <wp:extent cx="3240000" cy="3495043"/>
+            <wp:extent cx="3240000" cy="3467368"/>
             <wp:effectExtent b="0" l="0" r="0" t="0"/>
             <wp:docPr descr="" title="" id="545" name="Picture"/>
             <a:graphic>
@@ -37880,7 +41815,7 @@
                   <pic:spPr bwMode="auto">
                     <a:xfrm>
                       <a:off x="0" y="0"/>
-                      <a:ext cx="3240000" cy="3495043"/>
+                      <a:ext cx="3240000" cy="3467368"/>
                     </a:xfrm>
                     <a:prstGeom prst="rect">
                       <a:avLst/>
@@ -37911,7 +41846,7 @@
         </w:rPr>
         <w:drawing>
           <wp:inline>
-            <wp:extent cx="3600000" cy="2723720"/>
+            <wp:extent cx="3592152" cy="2723720"/>
             <wp:effectExtent b="0" l="0" r="0" t="0"/>
             <wp:docPr descr="" title="" id="548" name="Picture"/>
             <a:graphic>
@@ -37932,7 +41867,7 @@
                   <pic:spPr bwMode="auto">
                     <a:xfrm>
                       <a:off x="0" y="0"/>
-                      <a:ext cx="3600000" cy="2723720"/>
+                      <a:ext cx="3592152" cy="2723720"/>
                     </a:xfrm>
                     <a:prstGeom prst="rect">
                       <a:avLst/>
@@ -38015,7 +41950,7 @@
         </w:rPr>
         <w:drawing>
           <wp:inline>
-            <wp:extent cx="3240000" cy="2724545"/>
+            <wp:extent cx="3203181" cy="2724545"/>
             <wp:effectExtent b="0" l="0" r="0" t="0"/>
             <wp:docPr descr="" title="" id="554" name="Picture"/>
             <a:graphic>
@@ -38036,7 +41971,7 @@
                   <pic:spPr bwMode="auto">
                     <a:xfrm>
                       <a:off x="0" y="0"/>
-                      <a:ext cx="3240000" cy="2724545"/>
+                      <a:ext cx="3203181" cy="2724545"/>
                     </a:xfrm>
                     <a:prstGeom prst="rect">
                       <a:avLst/>
@@ -38054,6 +41989,21 @@
           </wp:inline>
         </w:drawing>
       </w:r>
+    </w:p>
+    <w:p>
+      <w:pPr>
+        <w:spacing w:before="0" w:after="0"/>
+      </w:pPr>
+    </w:p>
+    <w:p>
+      <w:pPr>
+        <w:spacing w:before="0" w:after="0"/>
+      </w:pPr>
+    </w:p>
+    <w:p>
+      <w:pPr>
+        <w:spacing w:before="0" w:after="0"/>
+      </w:pPr>
     </w:p>
     <w:bookmarkEnd w:id="556"/>
     <w:bookmarkStart w:id="575" w:name="section-1"/>
@@ -38303,7 +42253,7 @@
         </w:rPr>
         <w:drawing>
           <wp:inline>
-            <wp:extent cx="1778000" cy="1536700"/>
+            <wp:extent cx="1707444" cy="1536700"/>
             <wp:effectExtent b="0" l="0" r="0" t="0"/>
             <wp:docPr descr="" title="" id="561" name="Picture"/>
             <a:graphic>
@@ -38324,7 +42274,7 @@
                   <pic:spPr bwMode="auto">
                     <a:xfrm>
                       <a:off x="0" y="0"/>
-                      <a:ext cx="1778000" cy="1536700"/>
+                      <a:ext cx="1707444" cy="1536700"/>
                     </a:xfrm>
                     <a:prstGeom prst="rect">
                       <a:avLst/>
@@ -38407,7 +42357,7 @@
         </w:rPr>
         <w:drawing>
           <wp:inline>
-            <wp:extent cx="3600000" cy="2697464"/>
+            <wp:extent cx="3552004" cy="2697464"/>
             <wp:effectExtent b="0" l="0" r="0" t="0"/>
             <wp:docPr descr="" title="" id="567" name="Picture"/>
             <a:graphic>
@@ -38428,7 +42378,7 @@
                   <pic:spPr bwMode="auto">
                     <a:xfrm>
                       <a:off x="0" y="0"/>
-                      <a:ext cx="3600000" cy="2697464"/>
+                      <a:ext cx="3552004" cy="2697464"/>
                     </a:xfrm>
                     <a:prstGeom prst="rect">
                       <a:avLst/>
@@ -38719,7 +42669,7 @@
         </w:rPr>
         <w:drawing>
           <wp:inline>
-            <wp:extent cx="3600000" cy="1953459"/>
+            <wp:extent cx="3596387" cy="1953459"/>
             <wp:effectExtent b="0" l="0" r="0" t="0"/>
             <wp:docPr descr="" title="" id="570" name="Picture"/>
             <a:graphic>
@@ -38740,7 +42690,7 @@
                   <pic:spPr bwMode="auto">
                     <a:xfrm>
                       <a:off x="0" y="0"/>
-                      <a:ext cx="3600000" cy="1953459"/>
+                      <a:ext cx="3596387" cy="1953459"/>
                     </a:xfrm>
                     <a:prstGeom prst="rect">
                       <a:avLst/>
@@ -38912,6 +42862,46 @@
     </w:p>
     <w:p>
       <w:pPr>
+        <w:spacing w:before="0" w:after="0"/>
+      </w:pPr>
+    </w:p>
+    <w:p>
+      <w:pPr>
+        <w:spacing w:before="0" w:after="0"/>
+      </w:pPr>
+    </w:p>
+    <w:p>
+      <w:pPr>
+        <w:spacing w:before="0" w:after="0"/>
+      </w:pPr>
+    </w:p>
+    <w:p>
+      <w:pPr>
+        <w:spacing w:before="0" w:after="0"/>
+      </w:pPr>
+    </w:p>
+    <w:p>
+      <w:pPr>
+        <w:spacing w:before="0" w:after="0"/>
+      </w:pPr>
+    </w:p>
+    <w:p>
+      <w:pPr>
+        <w:spacing w:before="0" w:after="0"/>
+      </w:pPr>
+    </w:p>
+    <w:p>
+      <w:pPr>
+        <w:spacing w:before="0" w:after="0"/>
+      </w:pPr>
+    </w:p>
+    <w:p>
+      <w:pPr>
+        <w:spacing w:before="0" w:after="0"/>
+      </w:pPr>
+    </w:p>
+    <w:p>
+      <w:pPr>
         <w:spacing w:before="160" w:after="80"/>
       </w:pPr>
       <w:r>
@@ -39244,6 +43234,46 @@
     </w:p>
     <w:p>
       <w:pPr>
+        <w:spacing w:before="0" w:after="0"/>
+      </w:pPr>
+    </w:p>
+    <w:p>
+      <w:pPr>
+        <w:spacing w:before="0" w:after="0"/>
+      </w:pPr>
+    </w:p>
+    <w:p>
+      <w:pPr>
+        <w:spacing w:before="0" w:after="0"/>
+      </w:pPr>
+    </w:p>
+    <w:p>
+      <w:pPr>
+        <w:spacing w:before="0" w:after="0"/>
+      </w:pPr>
+    </w:p>
+    <w:p>
+      <w:pPr>
+        <w:spacing w:before="0" w:after="0"/>
+      </w:pPr>
+    </w:p>
+    <w:p>
+      <w:pPr>
+        <w:spacing w:before="0" w:after="0"/>
+      </w:pPr>
+    </w:p>
+    <w:p>
+      <w:pPr>
+        <w:spacing w:before="0" w:after="0"/>
+      </w:pPr>
+    </w:p>
+    <w:p>
+      <w:pPr>
+        <w:spacing w:before="0" w:after="0"/>
+      </w:pPr>
+    </w:p>
+    <w:p>
+      <w:pPr>
         <w:spacing w:before="160" w:after="80"/>
       </w:pPr>
       <w:r>
@@ -39545,6 +43575,46 @@
     </w:p>
     <w:p>
       <w:pPr>
+        <w:spacing w:before="0" w:after="0"/>
+      </w:pPr>
+    </w:p>
+    <w:p>
+      <w:pPr>
+        <w:spacing w:before="0" w:after="0"/>
+      </w:pPr>
+    </w:p>
+    <w:p>
+      <w:pPr>
+        <w:spacing w:before="0" w:after="0"/>
+      </w:pPr>
+    </w:p>
+    <w:p>
+      <w:pPr>
+        <w:spacing w:before="0" w:after="0"/>
+      </w:pPr>
+    </w:p>
+    <w:p>
+      <w:pPr>
+        <w:spacing w:before="0" w:after="0"/>
+      </w:pPr>
+    </w:p>
+    <w:p>
+      <w:pPr>
+        <w:spacing w:before="0" w:after="0"/>
+      </w:pPr>
+    </w:p>
+    <w:p>
+      <w:pPr>
+        <w:spacing w:before="0" w:after="0"/>
+      </w:pPr>
+    </w:p>
+    <w:p>
+      <w:pPr>
+        <w:spacing w:before="0" w:after="0"/>
+      </w:pPr>
+    </w:p>
+    <w:p>
+      <w:pPr>
         <w:spacing w:before="160" w:after="80"/>
       </w:pPr>
       <w:r>
@@ -39744,6 +43814,31 @@
     </w:p>
     <w:p>
       <w:pPr>
+        <w:spacing w:before="0" w:after="0"/>
+      </w:pPr>
+    </w:p>
+    <w:p>
+      <w:pPr>
+        <w:spacing w:before="0" w:after="0"/>
+      </w:pPr>
+    </w:p>
+    <w:p>
+      <w:pPr>
+        <w:spacing w:before="0" w:after="0"/>
+      </w:pPr>
+    </w:p>
+    <w:p>
+      <w:pPr>
+        <w:spacing w:before="0" w:after="0"/>
+      </w:pPr>
+    </w:p>
+    <w:p>
+      <w:pPr>
+        <w:spacing w:before="0" w:after="0"/>
+      </w:pPr>
+    </w:p>
+    <w:p>
+      <w:pPr>
         <w:spacing w:before="160" w:after="80"/>
       </w:pPr>
       <w:r>
@@ -39997,6 +44092,46 @@
     </w:p>
     <w:p>
       <w:pPr>
+        <w:spacing w:before="0" w:after="0"/>
+      </w:pPr>
+    </w:p>
+    <w:p>
+      <w:pPr>
+        <w:spacing w:before="0" w:after="0"/>
+      </w:pPr>
+    </w:p>
+    <w:p>
+      <w:pPr>
+        <w:spacing w:before="0" w:after="0"/>
+      </w:pPr>
+    </w:p>
+    <w:p>
+      <w:pPr>
+        <w:spacing w:before="0" w:after="0"/>
+      </w:pPr>
+    </w:p>
+    <w:p>
+      <w:pPr>
+        <w:spacing w:before="0" w:after="0"/>
+      </w:pPr>
+    </w:p>
+    <w:p>
+      <w:pPr>
+        <w:spacing w:before="0" w:after="0"/>
+      </w:pPr>
+    </w:p>
+    <w:p>
+      <w:pPr>
+        <w:spacing w:before="0" w:after="0"/>
+      </w:pPr>
+    </w:p>
+    <w:p>
+      <w:pPr>
+        <w:spacing w:before="0" w:after="0"/>
+      </w:pPr>
+    </w:p>
+    <w:p>
+      <w:pPr>
         <w:spacing w:before="160" w:after="80"/>
       </w:pPr>
       <w:r>
@@ -40304,6 +44439,46 @@
     </w:p>
     <w:p>
       <w:pPr>
+        <w:spacing w:before="0" w:after="0"/>
+      </w:pPr>
+    </w:p>
+    <w:p>
+      <w:pPr>
+        <w:spacing w:before="0" w:after="0"/>
+      </w:pPr>
+    </w:p>
+    <w:p>
+      <w:pPr>
+        <w:spacing w:before="0" w:after="0"/>
+      </w:pPr>
+    </w:p>
+    <w:p>
+      <w:pPr>
+        <w:spacing w:before="0" w:after="0"/>
+      </w:pPr>
+    </w:p>
+    <w:p>
+      <w:pPr>
+        <w:spacing w:before="0" w:after="0"/>
+      </w:pPr>
+    </w:p>
+    <w:p>
+      <w:pPr>
+        <w:spacing w:before="0" w:after="0"/>
+      </w:pPr>
+    </w:p>
+    <w:p>
+      <w:pPr>
+        <w:spacing w:before="0" w:after="0"/>
+      </w:pPr>
+    </w:p>
+    <w:p>
+      <w:pPr>
+        <w:spacing w:before="0" w:after="0"/>
+      </w:pPr>
+    </w:p>
+    <w:p>
+      <w:pPr>
         <w:spacing w:before="160" w:after="80"/>
       </w:pPr>
       <w:r>
@@ -40521,6 +44696,31 @@
     </w:p>
     <w:p>
       <w:pPr>
+        <w:spacing w:before="0" w:after="0"/>
+      </w:pPr>
+    </w:p>
+    <w:p>
+      <w:pPr>
+        <w:spacing w:before="0" w:after="0"/>
+      </w:pPr>
+    </w:p>
+    <w:p>
+      <w:pPr>
+        <w:spacing w:before="0" w:after="0"/>
+      </w:pPr>
+    </w:p>
+    <w:p>
+      <w:pPr>
+        <w:spacing w:before="0" w:after="0"/>
+      </w:pPr>
+    </w:p>
+    <w:p>
+      <w:pPr>
+        <w:spacing w:before="0" w:after="0"/>
+      </w:pPr>
+    </w:p>
+    <w:p>
+      <w:pPr>
         <w:spacing w:before="160" w:after="80"/>
       </w:pPr>
       <w:r>
@@ -40846,6 +45046,46 @@
     </w:p>
     <w:p>
       <w:pPr>
+        <w:spacing w:before="0" w:after="0"/>
+      </w:pPr>
+    </w:p>
+    <w:p>
+      <w:pPr>
+        <w:spacing w:before="0" w:after="0"/>
+      </w:pPr>
+    </w:p>
+    <w:p>
+      <w:pPr>
+        <w:spacing w:before="0" w:after="0"/>
+      </w:pPr>
+    </w:p>
+    <w:p>
+      <w:pPr>
+        <w:spacing w:before="0" w:after="0"/>
+      </w:pPr>
+    </w:p>
+    <w:p>
+      <w:pPr>
+        <w:spacing w:before="0" w:after="0"/>
+      </w:pPr>
+    </w:p>
+    <w:p>
+      <w:pPr>
+        <w:spacing w:before="0" w:after="0"/>
+      </w:pPr>
+    </w:p>
+    <w:p>
+      <w:pPr>
+        <w:spacing w:before="0" w:after="0"/>
+      </w:pPr>
+    </w:p>
+    <w:p>
+      <w:pPr>
+        <w:spacing w:before="0" w:after="0"/>
+      </w:pPr>
+    </w:p>
+    <w:p>
+      <w:pPr>
         <w:spacing w:before="160" w:after="80"/>
       </w:pPr>
       <w:r>
@@ -41177,6 +45417,46 @@
     </w:p>
     <w:p>
       <w:pPr>
+        <w:spacing w:before="0" w:after="0"/>
+      </w:pPr>
+    </w:p>
+    <w:p>
+      <w:pPr>
+        <w:spacing w:before="0" w:after="0"/>
+      </w:pPr>
+    </w:p>
+    <w:p>
+      <w:pPr>
+        <w:spacing w:before="0" w:after="0"/>
+      </w:pPr>
+    </w:p>
+    <w:p>
+      <w:pPr>
+        <w:spacing w:before="0" w:after="0"/>
+      </w:pPr>
+    </w:p>
+    <w:p>
+      <w:pPr>
+        <w:spacing w:before="0" w:after="0"/>
+      </w:pPr>
+    </w:p>
+    <w:p>
+      <w:pPr>
+        <w:spacing w:before="0" w:after="0"/>
+      </w:pPr>
+    </w:p>
+    <w:p>
+      <w:pPr>
+        <w:spacing w:before="0" w:after="0"/>
+      </w:pPr>
+    </w:p>
+    <w:p>
+      <w:pPr>
+        <w:spacing w:before="0" w:after="0"/>
+      </w:pPr>
+    </w:p>
+    <w:p>
+      <w:pPr>
         <w:spacing w:before="160" w:after="80"/>
       </w:pPr>
       <w:r>
@@ -41563,7 +45843,7 @@
         </w:rPr>
         <w:drawing>
           <wp:inline>
-            <wp:extent cx="3600000" cy="1154198"/>
+            <wp:extent cx="3600000" cy="987429"/>
             <wp:effectExtent b="0" l="0" r="0" t="0"/>
             <wp:docPr descr="" title="" id="585" name="Picture"/>
             <a:graphic>
@@ -41584,7 +45864,7 @@
                   <pic:spPr bwMode="auto">
                     <a:xfrm>
                       <a:off x="0" y="0"/>
-                      <a:ext cx="3600000" cy="1154198"/>
+                      <a:ext cx="3600000" cy="987429"/>
                     </a:xfrm>
                     <a:prstGeom prst="rect">
                       <a:avLst/>
@@ -41602,6 +45882,46 @@
           </wp:inline>
         </w:drawing>
       </w:r>
+    </w:p>
+    <w:p>
+      <w:pPr>
+        <w:spacing w:before="0" w:after="0"/>
+      </w:pPr>
+    </w:p>
+    <w:p>
+      <w:pPr>
+        <w:spacing w:before="0" w:after="0"/>
+      </w:pPr>
+    </w:p>
+    <w:p>
+      <w:pPr>
+        <w:spacing w:before="0" w:after="0"/>
+      </w:pPr>
+    </w:p>
+    <w:p>
+      <w:pPr>
+        <w:spacing w:before="0" w:after="0"/>
+      </w:pPr>
+    </w:p>
+    <w:p>
+      <w:pPr>
+        <w:spacing w:before="0" w:after="0"/>
+      </w:pPr>
+    </w:p>
+    <w:p>
+      <w:pPr>
+        <w:spacing w:before="0" w:after="0"/>
+      </w:pPr>
+    </w:p>
+    <w:p>
+      <w:pPr>
+        <w:spacing w:before="0" w:after="0"/>
+      </w:pPr>
+    </w:p>
+    <w:p>
+      <w:pPr>
+        <w:spacing w:before="0" w:after="0"/>
+      </w:pPr>
     </w:p>
     <w:p>
       <w:pPr>
@@ -42225,7 +46545,7 @@
         </w:rPr>
         <w:drawing>
           <wp:inline>
-            <wp:extent cx="3600000" cy="1154198"/>
+            <wp:extent cx="3600000" cy="987429"/>
             <wp:effectExtent b="0" l="0" r="0" t="0"/>
             <wp:docPr descr="" title="" id="588" name="Picture"/>
             <a:graphic>
@@ -42246,7 +46566,7 @@
                   <pic:spPr bwMode="auto">
                     <a:xfrm>
                       <a:off x="0" y="0"/>
-                      <a:ext cx="3600000" cy="1154198"/>
+                      <a:ext cx="3600000" cy="987429"/>
                     </a:xfrm>
                     <a:prstGeom prst="rect">
                       <a:avLst/>
@@ -42267,6 +46587,46 @@
     </w:p>
     <w:p>
       <w:pPr>
+        <w:spacing w:before="0" w:after="0"/>
+      </w:pPr>
+    </w:p>
+    <w:p>
+      <w:pPr>
+        <w:spacing w:before="0" w:after="0"/>
+      </w:pPr>
+    </w:p>
+    <w:p>
+      <w:pPr>
+        <w:spacing w:before="0" w:after="0"/>
+      </w:pPr>
+    </w:p>
+    <w:p>
+      <w:pPr>
+        <w:spacing w:before="0" w:after="0"/>
+      </w:pPr>
+    </w:p>
+    <w:p>
+      <w:pPr>
+        <w:spacing w:before="0" w:after="0"/>
+      </w:pPr>
+    </w:p>
+    <w:p>
+      <w:pPr>
+        <w:spacing w:before="0" w:after="0"/>
+      </w:pPr>
+    </w:p>
+    <w:p>
+      <w:pPr>
+        <w:spacing w:before="0" w:after="0"/>
+      </w:pPr>
+    </w:p>
+    <w:p>
+      <w:pPr>
+        <w:spacing w:before="0" w:after="0"/>
+      </w:pPr>
+    </w:p>
+    <w:p>
+      <w:pPr>
         <w:spacing w:before="160" w:after="80"/>
       </w:pPr>
       <w:r>
@@ -42588,6 +46948,31 @@
         </w:rPr>
         <w:t>？</w:t>
       </w:r>
+    </w:p>
+    <w:p>
+      <w:pPr>
+        <w:spacing w:before="0" w:after="0"/>
+      </w:pPr>
+    </w:p>
+    <w:p>
+      <w:pPr>
+        <w:spacing w:before="0" w:after="0"/>
+      </w:pPr>
+    </w:p>
+    <w:p>
+      <w:pPr>
+        <w:spacing w:before="0" w:after="0"/>
+      </w:pPr>
+    </w:p>
+    <w:p>
+      <w:pPr>
+        <w:spacing w:before="0" w:after="0"/>
+      </w:pPr>
+    </w:p>
+    <w:p>
+      <w:pPr>
+        <w:spacing w:before="0" w:after="0"/>
+      </w:pPr>
     </w:p>
     <w:p>
       <w:pPr>
@@ -43316,6 +47701,46 @@
     </w:p>
     <w:p>
       <w:pPr>
+        <w:spacing w:before="0" w:after="0"/>
+      </w:pPr>
+    </w:p>
+    <w:p>
+      <w:pPr>
+        <w:spacing w:before="0" w:after="0"/>
+      </w:pPr>
+    </w:p>
+    <w:p>
+      <w:pPr>
+        <w:spacing w:before="0" w:after="0"/>
+      </w:pPr>
+    </w:p>
+    <w:p>
+      <w:pPr>
+        <w:spacing w:before="0" w:after="0"/>
+      </w:pPr>
+    </w:p>
+    <w:p>
+      <w:pPr>
+        <w:spacing w:before="0" w:after="0"/>
+      </w:pPr>
+    </w:p>
+    <w:p>
+      <w:pPr>
+        <w:spacing w:before="0" w:after="0"/>
+      </w:pPr>
+    </w:p>
+    <w:p>
+      <w:pPr>
+        <w:spacing w:before="0" w:after="0"/>
+      </w:pPr>
+    </w:p>
+    <w:p>
+      <w:pPr>
+        <w:spacing w:before="0" w:after="0"/>
+      </w:pPr>
+    </w:p>
+    <w:p>
+      <w:pPr>
         <w:spacing w:before="160" w:after="80"/>
       </w:pPr>
       <w:r>
@@ -43782,6 +48207,46 @@
     </w:p>
     <w:p>
       <w:pPr>
+        <w:spacing w:before="0" w:after="0"/>
+      </w:pPr>
+    </w:p>
+    <w:p>
+      <w:pPr>
+        <w:spacing w:before="0" w:after="0"/>
+      </w:pPr>
+    </w:p>
+    <w:p>
+      <w:pPr>
+        <w:spacing w:before="0" w:after="0"/>
+      </w:pPr>
+    </w:p>
+    <w:p>
+      <w:pPr>
+        <w:spacing w:before="0" w:after="0"/>
+      </w:pPr>
+    </w:p>
+    <w:p>
+      <w:pPr>
+        <w:spacing w:before="0" w:after="0"/>
+      </w:pPr>
+    </w:p>
+    <w:p>
+      <w:pPr>
+        <w:spacing w:before="0" w:after="0"/>
+      </w:pPr>
+    </w:p>
+    <w:p>
+      <w:pPr>
+        <w:spacing w:before="0" w:after="0"/>
+      </w:pPr>
+    </w:p>
+    <w:p>
+      <w:pPr>
+        <w:spacing w:before="0" w:after="0"/>
+      </w:pPr>
+    </w:p>
+    <w:p>
+      <w:pPr>
         <w:spacing w:before="160" w:after="80"/>
       </w:pPr>
       <w:r>
@@ -44148,6 +48613,31 @@
         </w:rPr>
         <w:t>？</w:t>
       </w:r>
+    </w:p>
+    <w:p>
+      <w:pPr>
+        <w:spacing w:before="0" w:after="0"/>
+      </w:pPr>
+    </w:p>
+    <w:p>
+      <w:pPr>
+        <w:spacing w:before="0" w:after="0"/>
+      </w:pPr>
+    </w:p>
+    <w:p>
+      <w:pPr>
+        <w:spacing w:before="0" w:after="0"/>
+      </w:pPr>
+    </w:p>
+    <w:p>
+      <w:pPr>
+        <w:spacing w:before="0" w:after="0"/>
+      </w:pPr>
+    </w:p>
+    <w:p>
+      <w:pPr>
+        <w:spacing w:before="0" w:after="0"/>
+      </w:pPr>
     </w:p>
     <w:p>
       <w:pPr>

--- a/00-首页/题组Word/习题书/第三篇-有机化学/8-周环反应与自由基-学生版-打印版.docx
+++ b/00-首页/题组Word/习题书/第三篇-有机化学/8-周环反应与自由基-学生版-打印版.docx
@@ -6,9 +6,8 @@
     <w:p>
       <w:pPr>
         <w:pStyle w:val="Heading1"/>
-        <w:spacing w:before="0" w:after="240"/>
+        <w:spacing w:before="280" w:after="120"/>
         <w:jc w:val="center"/>
-        <w:keepNext/>
       </w:pPr>
       <w:r>
         <w:rPr>
@@ -55,8 +54,7 @@
     <w:p>
       <w:pPr>
         <w:pStyle w:val="Heading2"/>
-        <w:spacing w:before="280" w:after="80"/>
-        <w:keepNext/>
+        <w:spacing w:before="280" w:after="120"/>
       </w:pPr>
       <w:r>
         <w:rPr>
@@ -70,8 +68,7 @@
     <w:p>
       <w:pPr>
         <w:pStyle w:val="Heading2"/>
-        <w:spacing w:before="280" w:after="80"/>
-        <w:keepNext/>
+        <w:spacing w:before="280" w:after="120"/>
       </w:pPr>
       <w:r>
         <w:rPr>
@@ -162,8 +159,7 @@
     <w:p>
       <w:pPr>
         <w:pStyle w:val="Heading2"/>
-        <w:spacing w:before="280" w:after="80"/>
-        <w:keepNext/>
+        <w:spacing w:before="280" w:after="120"/>
       </w:pPr>
       <w:r>
         <w:rPr>
@@ -260,8 +256,7 @@
     <w:p>
       <w:pPr>
         <w:pStyle w:val="Heading2"/>
-        <w:spacing w:before="280" w:after="80"/>
-        <w:keepNext/>
+        <w:spacing w:before="280" w:after="120"/>
       </w:pPr>
       <w:r>
         <w:rPr>
@@ -423,8 +418,7 @@
     <w:p>
       <w:pPr>
         <w:pStyle w:val="Heading2"/>
-        <w:spacing w:before="280" w:after="80"/>
-        <w:keepNext/>
+        <w:spacing w:before="280" w:after="120"/>
       </w:pPr>
       <w:r>
         <w:rPr>
@@ -582,8 +576,7 @@
     <w:p>
       <w:pPr>
         <w:pStyle w:val="Heading2"/>
-        <w:spacing w:before="280" w:after="80"/>
-        <w:keepNext/>
+        <w:spacing w:before="280" w:after="120"/>
       </w:pPr>
       <w:r>
         <w:rPr>
@@ -733,8 +726,7 @@
     <w:p>
       <w:pPr>
         <w:pStyle w:val="Heading2"/>
-        <w:spacing w:before="280" w:after="80"/>
-        <w:keepNext/>
+        <w:spacing w:before="280" w:after="120"/>
       </w:pPr>
       <w:r>
         <w:rPr>
@@ -2115,8 +2107,7 @@
     <w:p>
       <w:pPr>
         <w:pStyle w:val="Heading2"/>
-        <w:spacing w:before="280" w:after="80"/>
-        <w:keepNext/>
+        <w:spacing w:before="280" w:after="120"/>
       </w:pPr>
       <w:r>
         <w:rPr>
@@ -2232,7 +2223,7 @@
         </w:rPr>
         <w:drawing>
           <wp:inline>
-            <wp:extent cx="3600000" cy="887935"/>
+            <wp:extent cx="3599997" cy="887935"/>
             <wp:effectExtent b="0" l="0" r="0" t="0"/>
             <wp:docPr descr="" title="" id="32" name="Picture"/>
             <a:graphic>
@@ -2253,7 +2244,7 @@
                   <pic:spPr bwMode="auto">
                     <a:xfrm>
                       <a:off x="0" y="0"/>
-                      <a:ext cx="3600000" cy="887935"/>
+                      <a:ext cx="3599997" cy="887935"/>
                     </a:xfrm>
                     <a:prstGeom prst="rect">
                       <a:avLst/>
@@ -2312,8 +2303,7 @@
     <w:p>
       <w:pPr>
         <w:pStyle w:val="Heading2"/>
-        <w:spacing w:before="280" w:after="80"/>
-        <w:keepNext/>
+        <w:spacing w:before="280" w:after="120"/>
       </w:pPr>
       <w:r>
         <w:rPr>
@@ -2387,8 +2377,7 @@
     <w:p>
       <w:pPr>
         <w:pStyle w:val="Heading2"/>
-        <w:spacing w:before="280" w:after="80"/>
-        <w:keepNext/>
+        <w:spacing w:before="280" w:after="120"/>
       </w:pPr>
       <w:r>
         <w:rPr>
@@ -2450,8 +2439,7 @@
     <w:p>
       <w:pPr>
         <w:pStyle w:val="Heading2"/>
-        <w:spacing w:before="280" w:after="80"/>
-        <w:keepNext/>
+        <w:spacing w:before="280" w:after="120"/>
       </w:pPr>
       <w:r>
         <w:rPr>
@@ -2513,8 +2501,7 @@
     <w:p>
       <w:pPr>
         <w:pStyle w:val="Heading2"/>
-        <w:spacing w:before="280" w:after="80"/>
-        <w:keepNext/>
+        <w:spacing w:before="280" w:after="120"/>
       </w:pPr>
       <w:r>
         <w:rPr>
@@ -2594,8 +2581,7 @@
     <w:p>
       <w:pPr>
         <w:pStyle w:val="Heading2"/>
-        <w:spacing w:before="280" w:after="80"/>
-        <w:keepNext/>
+        <w:spacing w:before="280" w:after="120"/>
       </w:pPr>
       <w:r>
         <w:rPr>
@@ -2657,8 +2643,7 @@
     <w:p>
       <w:pPr>
         <w:pStyle w:val="Heading2"/>
-        <w:spacing w:before="280" w:after="80"/>
-        <w:keepNext/>
+        <w:spacing w:before="280" w:after="120"/>
       </w:pPr>
       <w:r>
         <w:rPr>
@@ -2836,8 +2821,7 @@
     <w:p>
       <w:pPr>
         <w:pStyle w:val="Heading2"/>
-        <w:spacing w:before="280" w:after="80"/>
-        <w:keepNext/>
+        <w:spacing w:before="280" w:after="120"/>
       </w:pPr>
       <w:r>
         <w:rPr>
@@ -2923,8 +2907,7 @@
     <w:p>
       <w:pPr>
         <w:pStyle w:val="Heading2"/>
-        <w:spacing w:before="280" w:after="80"/>
-        <w:keepNext/>
+        <w:spacing w:before="280" w:after="120"/>
       </w:pPr>
       <w:r>
         <w:rPr>
@@ -3070,8 +3053,7 @@
     <w:p>
       <w:pPr>
         <w:pStyle w:val="Heading2"/>
-        <w:spacing w:before="280" w:after="80"/>
-        <w:keepNext/>
+        <w:spacing w:before="280" w:after="120"/>
       </w:pPr>
       <w:r>
         <w:rPr>
@@ -3187,8 +3169,7 @@
     <w:p>
       <w:pPr>
         <w:pStyle w:val="Heading2"/>
-        <w:spacing w:before="280" w:after="80"/>
-        <w:keepNext/>
+        <w:spacing w:before="280" w:after="120"/>
       </w:pPr>
       <w:r>
         <w:rPr>
@@ -3286,8 +3267,7 @@
     <w:p>
       <w:pPr>
         <w:pStyle w:val="Heading2"/>
-        <w:spacing w:before="280" w:after="80"/>
-        <w:keepNext/>
+        <w:spacing w:before="280" w:after="120"/>
       </w:pPr>
       <w:r>
         <w:rPr>
@@ -3541,8 +3521,7 @@
     <w:p>
       <w:pPr>
         <w:pStyle w:val="Heading2"/>
-        <w:spacing w:before="280" w:after="80"/>
-        <w:keepNext/>
+        <w:spacing w:before="280" w:after="120"/>
       </w:pPr>
       <w:r>
         <w:rPr>
@@ -3604,8 +3583,7 @@
     <w:p>
       <w:pPr>
         <w:pStyle w:val="Heading2"/>
-        <w:spacing w:before="280" w:after="80"/>
-        <w:keepNext/>
+        <w:spacing w:before="280" w:after="120"/>
       </w:pPr>
       <w:r>
         <w:rPr>
@@ -3667,8 +3645,7 @@
     <w:p>
       <w:pPr>
         <w:pStyle w:val="Heading2"/>
-        <w:spacing w:before="280" w:after="80"/>
-        <w:keepNext/>
+        <w:spacing w:before="280" w:after="120"/>
       </w:pPr>
       <w:r>
         <w:rPr>
@@ -3730,8 +3707,7 @@
     <w:p>
       <w:pPr>
         <w:pStyle w:val="Heading2"/>
-        <w:spacing w:before="280" w:after="80"/>
-        <w:keepNext/>
+        <w:spacing w:before="280" w:after="120"/>
       </w:pPr>
       <w:r>
         <w:rPr>
@@ -3793,8 +3769,7 @@
     <w:p>
       <w:pPr>
         <w:pStyle w:val="Heading2"/>
-        <w:spacing w:before="280" w:after="80"/>
-        <w:keepNext/>
+        <w:spacing w:before="280" w:after="120"/>
       </w:pPr>
       <w:r>
         <w:rPr>
@@ -3916,8 +3891,7 @@
     <w:p>
       <w:pPr>
         <w:pStyle w:val="Heading2"/>
-        <w:spacing w:before="280" w:after="80"/>
-        <w:keepNext/>
+        <w:spacing w:before="280" w:after="120"/>
       </w:pPr>
       <w:r>
         <w:rPr>
@@ -3979,8 +3953,7 @@
     <w:p>
       <w:pPr>
         <w:pStyle w:val="Heading2"/>
-        <w:spacing w:before="280" w:after="80"/>
-        <w:keepNext/>
+        <w:spacing w:before="280" w:after="120"/>
       </w:pPr>
       <w:r>
         <w:rPr>
@@ -4066,8 +4039,7 @@
     <w:p>
       <w:pPr>
         <w:pStyle w:val="Heading2"/>
-        <w:spacing w:before="280" w:after="80"/>
-        <w:keepNext/>
+        <w:spacing w:before="280" w:after="120"/>
       </w:pPr>
       <w:r>
         <w:rPr>
@@ -4189,8 +4161,7 @@
     <w:p>
       <w:pPr>
         <w:pStyle w:val="Heading2"/>
-        <w:spacing w:before="280" w:after="80"/>
-        <w:keepNext/>
+        <w:spacing w:before="280" w:after="120"/>
       </w:pPr>
       <w:r>
         <w:rPr>
@@ -4252,8 +4223,7 @@
     <w:p>
       <w:pPr>
         <w:pStyle w:val="Heading2"/>
-        <w:spacing w:before="280" w:after="80"/>
-        <w:keepNext/>
+        <w:spacing w:before="280" w:after="120"/>
       </w:pPr>
       <w:r>
         <w:rPr>
@@ -4327,8 +4297,7 @@
     <w:p>
       <w:pPr>
         <w:pStyle w:val="Heading2"/>
-        <w:spacing w:before="280" w:after="80"/>
-        <w:keepNext/>
+        <w:spacing w:before="280" w:after="120"/>
       </w:pPr>
       <w:r>
         <w:rPr>
@@ -4414,8 +4383,7 @@
     <w:p>
       <w:pPr>
         <w:pStyle w:val="Heading2"/>
-        <w:spacing w:before="280" w:after="80"/>
-        <w:keepNext/>
+        <w:spacing w:before="280" w:after="120"/>
       </w:pPr>
       <w:r>
         <w:rPr>
@@ -4513,8 +4481,7 @@
     <w:p>
       <w:pPr>
         <w:pStyle w:val="Heading2"/>
-        <w:spacing w:before="280" w:after="80"/>
-        <w:keepNext/>
+        <w:spacing w:before="280" w:after="120"/>
       </w:pPr>
       <w:r>
         <w:rPr>
@@ -4658,8 +4625,7 @@
     <w:p>
       <w:pPr>
         <w:pStyle w:val="Heading2"/>
-        <w:spacing w:before="280" w:after="80"/>
-        <w:keepNext/>
+        <w:spacing w:before="280" w:after="120"/>
       </w:pPr>
       <w:r>
         <w:rPr>
@@ -4791,8 +4757,7 @@
     <w:p>
       <w:pPr>
         <w:pStyle w:val="Heading2"/>
-        <w:spacing w:before="280" w:after="80"/>
-        <w:keepNext/>
+        <w:spacing w:before="280" w:after="120"/>
       </w:pPr>
       <w:r>
         <w:rPr>
@@ -4854,8 +4819,7 @@
     <w:p>
       <w:pPr>
         <w:pStyle w:val="Heading2"/>
-        <w:spacing w:before="280" w:after="80"/>
-        <w:keepNext/>
+        <w:spacing w:before="280" w:after="120"/>
       </w:pPr>
       <w:r>
         <w:rPr>
@@ -4929,8 +4893,7 @@
     <w:p>
       <w:pPr>
         <w:pStyle w:val="Heading2"/>
-        <w:spacing w:before="280" w:after="80"/>
-        <w:keepNext/>
+        <w:spacing w:before="280" w:after="120"/>
       </w:pPr>
       <w:r>
         <w:rPr>
@@ -5028,8 +4991,7 @@
     <w:p>
       <w:pPr>
         <w:pStyle w:val="Heading2"/>
-        <w:spacing w:before="280" w:after="80"/>
-        <w:keepNext/>
+        <w:spacing w:before="280" w:after="120"/>
       </w:pPr>
       <w:r>
         <w:rPr>
@@ -5151,8 +5113,7 @@
     <w:p>
       <w:pPr>
         <w:pStyle w:val="Heading2"/>
-        <w:spacing w:before="280" w:after="80"/>
-        <w:keepNext/>
+        <w:spacing w:before="280" w:after="120"/>
       </w:pPr>
       <w:r>
         <w:rPr>
@@ -5310,8 +5271,7 @@
     <w:p>
       <w:pPr>
         <w:pStyle w:val="Heading2"/>
-        <w:spacing w:before="280" w:after="80"/>
-        <w:keepNext/>
+        <w:spacing w:before="280" w:after="120"/>
       </w:pPr>
       <w:r>
         <w:rPr>
@@ -5495,8 +5455,7 @@
     <w:p>
       <w:pPr>
         <w:pStyle w:val="Heading2"/>
-        <w:spacing w:before="280" w:after="80"/>
-        <w:keepNext/>
+        <w:spacing w:before="280" w:after="120"/>
       </w:pPr>
       <w:r>
         <w:rPr>
@@ -5761,8 +5720,7 @@
     <w:p>
       <w:pPr>
         <w:pStyle w:val="Heading2"/>
-        <w:spacing w:before="280" w:after="80"/>
-        <w:keepNext/>
+        <w:spacing w:before="280" w:after="120"/>
       </w:pPr>
       <w:r>
         <w:rPr>
@@ -5889,8 +5847,7 @@
     <w:p>
       <w:pPr>
         <w:pStyle w:val="Heading2"/>
-        <w:spacing w:before="280" w:after="80"/>
-        <w:keepNext/>
+        <w:spacing w:before="280" w:after="120"/>
       </w:pPr>
       <w:r>
         <w:rPr>
@@ -6005,8 +5962,7 @@
     <w:p>
       <w:pPr>
         <w:pStyle w:val="Heading2"/>
-        <w:spacing w:before="280" w:after="80"/>
-        <w:keepNext/>
+        <w:spacing w:before="280" w:after="120"/>
       </w:pPr>
       <w:r>
         <w:rPr>
@@ -6170,8 +6126,7 @@
     <w:p>
       <w:pPr>
         <w:pStyle w:val="Heading2"/>
-        <w:spacing w:before="280" w:after="80"/>
-        <w:keepNext/>
+        <w:spacing w:before="280" w:after="120"/>
       </w:pPr>
       <w:r>
         <w:rPr>
@@ -6341,8 +6296,7 @@
     <w:p>
       <w:pPr>
         <w:pStyle w:val="Heading2"/>
-        <w:spacing w:before="280" w:after="80"/>
-        <w:keepNext/>
+        <w:spacing w:before="280" w:after="120"/>
       </w:pPr>
       <w:r>
         <w:rPr>
@@ -6879,8 +6833,7 @@
     <w:p>
       <w:pPr>
         <w:pStyle w:val="Heading2"/>
-        <w:spacing w:before="280" w:after="80"/>
-        <w:keepNext/>
+        <w:spacing w:before="280" w:after="120"/>
       </w:pPr>
       <w:r>
         <w:rPr>
@@ -7142,8 +7095,7 @@
     <w:p>
       <w:pPr>
         <w:pStyle w:val="Heading2"/>
-        <w:spacing w:before="280" w:after="80"/>
-        <w:keepNext/>
+        <w:spacing w:before="280" w:after="120"/>
       </w:pPr>
       <w:r>
         <w:rPr>
@@ -7415,8 +7367,7 @@
     <w:p>
       <w:pPr>
         <w:pStyle w:val="Heading2"/>
-        <w:spacing w:before="280" w:after="80"/>
-        <w:keepNext/>
+        <w:spacing w:before="280" w:after="120"/>
       </w:pPr>
       <w:r>
         <w:rPr>
@@ -7595,8 +7546,7 @@
     <w:p>
       <w:pPr>
         <w:pStyle w:val="Heading2"/>
-        <w:spacing w:before="280" w:after="80"/>
-        <w:keepNext/>
+        <w:spacing w:before="280" w:after="120"/>
       </w:pPr>
       <w:r>
         <w:rPr>
@@ -7757,8 +7707,7 @@
     <w:p>
       <w:pPr>
         <w:pStyle w:val="Heading2"/>
-        <w:spacing w:before="280" w:after="80"/>
-        <w:keepNext/>
+        <w:spacing w:before="280" w:after="120"/>
       </w:pPr>
       <w:r>
         <w:rPr>
@@ -7968,8 +7917,7 @@
     <w:p>
       <w:pPr>
         <w:pStyle w:val="Heading2"/>
-        <w:spacing w:before="280" w:after="80"/>
-        <w:keepNext/>
+        <w:spacing w:before="280" w:after="120"/>
       </w:pPr>
       <w:r>
         <w:rPr>
@@ -8179,8 +8127,7 @@
     <w:p>
       <w:pPr>
         <w:pStyle w:val="Heading2"/>
-        <w:spacing w:before="280" w:after="80"/>
-        <w:keepNext/>
+        <w:spacing w:before="280" w:after="120"/>
       </w:pPr>
       <w:r>
         <w:rPr>
@@ -8463,8 +8410,7 @@
     <w:p>
       <w:pPr>
         <w:pStyle w:val="Heading2"/>
-        <w:spacing w:before="280" w:after="80"/>
-        <w:keepNext/>
+        <w:spacing w:before="280" w:after="120"/>
       </w:pPr>
       <w:r>
         <w:rPr>
@@ -8772,8 +8718,7 @@
     <w:p>
       <w:pPr>
         <w:pStyle w:val="Heading2"/>
-        <w:spacing w:before="280" w:after="80"/>
-        <w:keepNext/>
+        <w:spacing w:before="280" w:after="120"/>
       </w:pPr>
       <w:r>
         <w:rPr>
@@ -9090,8 +9035,7 @@
     <w:p>
       <w:pPr>
         <w:pStyle w:val="Heading2"/>
-        <w:spacing w:before="280" w:after="80"/>
-        <w:keepNext/>
+        <w:spacing w:before="280" w:after="120"/>
       </w:pPr>
       <w:r>
         <w:rPr>
@@ -9298,8 +9242,7 @@
     <w:p>
       <w:pPr>
         <w:pStyle w:val="Heading2"/>
-        <w:spacing w:before="280" w:after="80"/>
-        <w:keepNext/>
+        <w:spacing w:before="280" w:after="120"/>
       </w:pPr>
       <w:r>
         <w:rPr>
@@ -9494,8 +9437,7 @@
     <w:p>
       <w:pPr>
         <w:pStyle w:val="Heading2"/>
-        <w:spacing w:before="280" w:after="80"/>
-        <w:keepNext/>
+        <w:spacing w:before="280" w:after="120"/>
       </w:pPr>
       <w:r>
         <w:rPr>
@@ -9690,8 +9632,7 @@
     <w:p>
       <w:pPr>
         <w:pStyle w:val="Heading2"/>
-        <w:spacing w:before="280" w:after="80"/>
-        <w:keepNext/>
+        <w:spacing w:before="280" w:after="120"/>
       </w:pPr>
       <w:r>
         <w:rPr>
@@ -9922,8 +9863,7 @@
     <w:p>
       <w:pPr>
         <w:pStyle w:val="Heading2"/>
-        <w:spacing w:before="280" w:after="80"/>
-        <w:keepNext/>
+        <w:spacing w:before="280" w:after="120"/>
       </w:pPr>
       <w:r>
         <w:rPr>
@@ -10610,8 +10550,7 @@
     <w:p>
       <w:pPr>
         <w:pStyle w:val="Heading2"/>
-        <w:spacing w:before="280" w:after="80"/>
-        <w:keepNext/>
+        <w:spacing w:before="280" w:after="120"/>
       </w:pPr>
       <w:r>
         <w:rPr>
@@ -11016,8 +10955,7 @@
     <w:p>
       <w:pPr>
         <w:pStyle w:val="Heading2"/>
-        <w:spacing w:before="280" w:after="80"/>
-        <w:keepNext/>
+        <w:spacing w:before="280" w:after="120"/>
       </w:pPr>
       <w:r>
         <w:rPr>
@@ -11346,8 +11284,7 @@
     <w:p>
       <w:pPr>
         <w:pStyle w:val="Heading2"/>
-        <w:spacing w:before="280" w:after="80"/>
-        <w:keepNext/>
+        <w:spacing w:before="280" w:after="120"/>
       </w:pPr>
       <w:r>
         <w:rPr>
@@ -11700,8 +11637,7 @@
     <w:p>
       <w:pPr>
         <w:pStyle w:val="Heading2"/>
-        <w:spacing w:before="280" w:after="80"/>
-        <w:keepNext/>
+        <w:spacing w:before="280" w:after="120"/>
       </w:pPr>
       <w:r>
         <w:rPr>
@@ -12605,8 +12541,7 @@
     <w:p>
       <w:pPr>
         <w:pStyle w:val="Heading2"/>
-        <w:spacing w:before="280" w:after="80"/>
-        <w:keepNext/>
+        <w:spacing w:before="280" w:after="120"/>
       </w:pPr>
       <w:r>
         <w:rPr>
@@ -13256,8 +13191,7 @@
     <w:p>
       <w:pPr>
         <w:pStyle w:val="Heading2"/>
-        <w:spacing w:before="280" w:after="80"/>
-        <w:keepNext/>
+        <w:spacing w:before="280" w:after="120"/>
       </w:pPr>
       <w:r>
         <w:rPr>
@@ -13375,8 +13309,7 @@
     <w:p>
       <w:pPr>
         <w:pStyle w:val="Heading2"/>
-        <w:spacing w:before="280" w:after="80"/>
-        <w:keepNext/>
+        <w:spacing w:before="280" w:after="120"/>
       </w:pPr>
       <w:r>
         <w:rPr>
@@ -13990,8 +13923,7 @@
     <w:p>
       <w:pPr>
         <w:pStyle w:val="Heading2"/>
-        <w:spacing w:before="280" w:after="80"/>
-        <w:keepNext/>
+        <w:spacing w:before="280" w:after="120"/>
       </w:pPr>
       <w:r>
         <w:rPr>
@@ -14109,8 +14041,7 @@
     <w:p>
       <w:pPr>
         <w:pStyle w:val="Heading2"/>
-        <w:spacing w:before="280" w:after="80"/>
-        <w:keepNext/>
+        <w:spacing w:before="280" w:after="120"/>
       </w:pPr>
       <w:r>
         <w:rPr>
@@ -14228,8 +14159,7 @@
     <w:p>
       <w:pPr>
         <w:pStyle w:val="Heading2"/>
-        <w:spacing w:before="280" w:after="80"/>
-        <w:keepNext/>
+        <w:spacing w:before="280" w:after="120"/>
       </w:pPr>
       <w:r>
         <w:rPr>
@@ -14505,8 +14435,7 @@
     <w:p>
       <w:pPr>
         <w:pStyle w:val="Heading2"/>
-        <w:spacing w:before="280" w:after="80"/>
-        <w:keepNext/>
+        <w:spacing w:before="280" w:after="120"/>
       </w:pPr>
       <w:r>
         <w:rPr>
@@ -14665,8 +14594,7 @@
     <w:p>
       <w:pPr>
         <w:pStyle w:val="Heading2"/>
-        <w:spacing w:before="280" w:after="80"/>
-        <w:keepNext/>
+        <w:spacing w:before="280" w:after="120"/>
       </w:pPr>
       <w:r>
         <w:rPr>
@@ -15289,8 +15217,7 @@
     <w:p>
       <w:pPr>
         <w:pStyle w:val="Heading2"/>
-        <w:spacing w:before="280" w:after="80"/>
-        <w:keepNext/>
+        <w:spacing w:before="280" w:after="120"/>
       </w:pPr>
       <w:r>
         <w:rPr>
@@ -15364,8 +15291,7 @@
     <w:p>
       <w:pPr>
         <w:pStyle w:val="Heading2"/>
-        <w:spacing w:before="280" w:after="80"/>
-        <w:keepNext/>
+        <w:spacing w:before="280" w:after="120"/>
       </w:pPr>
       <w:r>
         <w:rPr>
@@ -15599,8 +15525,7 @@
     <w:p>
       <w:pPr>
         <w:pStyle w:val="Heading2"/>
-        <w:spacing w:before="280" w:after="80"/>
-        <w:keepNext/>
+        <w:spacing w:before="280" w:after="120"/>
       </w:pPr>
       <w:r>
         <w:rPr>
@@ -15718,8 +15643,7 @@
     <w:p>
       <w:pPr>
         <w:pStyle w:val="Heading2"/>
-        <w:spacing w:before="280" w:after="80"/>
-        <w:keepNext/>
+        <w:spacing w:before="280" w:after="120"/>
       </w:pPr>
       <w:r>
         <w:rPr>
@@ -15941,8 +15865,7 @@
     <w:p>
       <w:pPr>
         <w:pStyle w:val="Heading2"/>
-        <w:spacing w:before="280" w:after="80"/>
-        <w:keepNext/>
+        <w:spacing w:before="280" w:after="120"/>
       </w:pPr>
       <w:r>
         <w:rPr>
@@ -16342,8 +16265,7 @@
     <w:p>
       <w:pPr>
         <w:pStyle w:val="Heading2"/>
-        <w:spacing w:before="280" w:after="80"/>
-        <w:keepNext/>
+        <w:spacing w:before="280" w:after="120"/>
       </w:pPr>
       <w:r>
         <w:rPr>
@@ -16461,8 +16383,7 @@
     <w:p>
       <w:pPr>
         <w:pStyle w:val="Heading2"/>
-        <w:spacing w:before="280" w:after="80"/>
-        <w:keepNext/>
+        <w:spacing w:before="280" w:after="120"/>
       </w:pPr>
       <w:r>
         <w:rPr>
@@ -16580,8 +16501,7 @@
     <w:p>
       <w:pPr>
         <w:pStyle w:val="Heading2"/>
-        <w:spacing w:before="280" w:after="80"/>
-        <w:keepNext/>
+        <w:spacing w:before="280" w:after="120"/>
       </w:pPr>
       <w:r>
         <w:rPr>
@@ -17440,8 +17360,7 @@
     <w:p>
       <w:pPr>
         <w:pStyle w:val="Heading2"/>
-        <w:spacing w:before="280" w:after="80"/>
-        <w:keepNext/>
+        <w:spacing w:before="280" w:after="120"/>
       </w:pPr>
       <w:r>
         <w:rPr>
@@ -17559,8 +17478,7 @@
     <w:p>
       <w:pPr>
         <w:pStyle w:val="Heading2"/>
-        <w:spacing w:before="280" w:after="80"/>
-        <w:keepNext/>
+        <w:spacing w:before="280" w:after="120"/>
       </w:pPr>
       <w:r>
         <w:rPr>
@@ -17861,8 +17779,7 @@
     <w:p>
       <w:pPr>
         <w:pStyle w:val="Heading2"/>
-        <w:spacing w:before="280" w:after="80"/>
-        <w:keepNext/>
+        <w:spacing w:before="280" w:after="120"/>
       </w:pPr>
       <w:r>
         <w:rPr>
@@ -18235,8 +18152,7 @@
     <w:p>
       <w:pPr>
         <w:pStyle w:val="Heading2"/>
-        <w:spacing w:before="280" w:after="80"/>
-        <w:keepNext/>
+        <w:spacing w:before="280" w:after="120"/>
       </w:pPr>
       <w:r>
         <w:rPr>
@@ -18507,8 +18423,7 @@
     <w:p>
       <w:pPr>
         <w:pStyle w:val="Heading2"/>
-        <w:spacing w:before="280" w:after="80"/>
-        <w:keepNext/>
+        <w:spacing w:before="280" w:after="120"/>
       </w:pPr>
       <w:r>
         <w:rPr>
@@ -18838,8 +18753,7 @@
     <w:p>
       <w:pPr>
         <w:pStyle w:val="Heading2"/>
-        <w:spacing w:before="280" w:after="80"/>
-        <w:keepNext/>
+        <w:spacing w:before="280" w:after="120"/>
       </w:pPr>
       <w:r>
         <w:rPr>
@@ -19141,8 +19055,7 @@
     <w:p>
       <w:pPr>
         <w:pStyle w:val="Heading2"/>
-        <w:spacing w:before="280" w:after="80"/>
-        <w:keepNext/>
+        <w:spacing w:before="280" w:after="120"/>
       </w:pPr>
       <w:r>
         <w:rPr>
@@ -19505,8 +19418,7 @@
     <w:p>
       <w:pPr>
         <w:pStyle w:val="Heading2"/>
-        <w:spacing w:before="280" w:after="80"/>
-        <w:keepNext/>
+        <w:spacing w:before="280" w:after="120"/>
       </w:pPr>
       <w:r>
         <w:rPr>
@@ -20242,8 +20154,7 @@
     <w:p>
       <w:pPr>
         <w:pStyle w:val="Heading2"/>
-        <w:spacing w:before="280" w:after="80"/>
-        <w:keepNext/>
+        <w:spacing w:before="280" w:after="120"/>
       </w:pPr>
       <w:r>
         <w:rPr>
@@ -20632,8 +20543,7 @@
     <w:p>
       <w:pPr>
         <w:pStyle w:val="Heading2"/>
-        <w:spacing w:before="280" w:after="80"/>
-        <w:keepNext/>
+        <w:spacing w:before="280" w:after="120"/>
       </w:pPr>
       <w:r>
         <w:rPr>
@@ -22248,8 +22158,7 @@
     <w:p>
       <w:pPr>
         <w:pStyle w:val="Heading2"/>
-        <w:spacing w:before="280" w:after="80"/>
-        <w:keepNext/>
+        <w:spacing w:before="280" w:after="120"/>
       </w:pPr>
       <w:r>
         <w:rPr>
@@ -23117,8 +23026,7 @@
     <w:p>
       <w:pPr>
         <w:pStyle w:val="Heading2"/>
-        <w:spacing w:before="280" w:after="80"/>
-        <w:keepNext/>
+        <w:spacing w:before="280" w:after="120"/>
       </w:pPr>
       <w:r>
         <w:rPr>
@@ -23213,8 +23121,7 @@
     <w:p>
       <w:pPr>
         <w:pStyle w:val="Heading2"/>
-        <w:spacing w:before="280" w:after="80"/>
-        <w:keepNext/>
+        <w:spacing w:before="280" w:after="120"/>
       </w:pPr>
       <w:r>
         <w:rPr>
@@ -23526,8 +23433,7 @@
     <w:p>
       <w:pPr>
         <w:pStyle w:val="Heading2"/>
-        <w:spacing w:before="280" w:after="80"/>
-        <w:keepNext/>
+        <w:spacing w:before="280" w:after="120"/>
       </w:pPr>
       <w:r>
         <w:rPr>
@@ -23922,8 +23828,7 @@
     <w:p>
       <w:pPr>
         <w:pStyle w:val="Heading2"/>
-        <w:spacing w:before="280" w:after="80"/>
-        <w:keepNext/>
+        <w:spacing w:before="280" w:after="120"/>
       </w:pPr>
       <w:r>
         <w:rPr>
@@ -24014,8 +23919,7 @@
     <w:p>
       <w:pPr>
         <w:pStyle w:val="Heading2"/>
-        <w:spacing w:before="280" w:after="80"/>
-        <w:keepNext/>
+        <w:spacing w:before="280" w:after="120"/>
       </w:pPr>
       <w:r>
         <w:rPr>
@@ -24513,8 +24417,7 @@
     <w:p>
       <w:pPr>
         <w:pStyle w:val="Heading2"/>
-        <w:spacing w:before="280" w:after="80"/>
-        <w:keepNext/>
+        <w:spacing w:before="280" w:after="120"/>
       </w:pPr>
       <w:r>
         <w:rPr>
@@ -24929,8 +24832,7 @@
     <w:p>
       <w:pPr>
         <w:pStyle w:val="Heading2"/>
-        <w:spacing w:before="280" w:after="80"/>
-        <w:keepNext/>
+        <w:spacing w:before="280" w:after="120"/>
       </w:pPr>
       <w:r>
         <w:rPr>
@@ -25458,8 +25360,7 @@
     <w:p>
       <w:pPr>
         <w:pStyle w:val="Heading2"/>
-        <w:spacing w:before="280" w:after="80"/>
-        <w:keepNext/>
+        <w:spacing w:before="280" w:after="120"/>
       </w:pPr>
       <w:r>
         <w:rPr>
@@ -25751,8 +25652,7 @@
     <w:p>
       <w:pPr>
         <w:pStyle w:val="Heading2"/>
-        <w:spacing w:before="280" w:after="80"/>
-        <w:keepNext/>
+        <w:spacing w:before="280" w:after="120"/>
       </w:pPr>
       <w:r>
         <w:rPr>
@@ -26253,8 +26153,7 @@
     <w:p>
       <w:pPr>
         <w:pStyle w:val="Heading2"/>
-        <w:spacing w:before="280" w:after="80"/>
-        <w:keepNext/>
+        <w:spacing w:before="280" w:after="120"/>
       </w:pPr>
       <w:r>
         <w:rPr>
@@ -26819,8 +26718,7 @@
     <w:p>
       <w:pPr>
         <w:pStyle w:val="Heading2"/>
-        <w:spacing w:before="280" w:after="80"/>
-        <w:keepNext/>
+        <w:spacing w:before="280" w:after="120"/>
       </w:pPr>
       <w:r>
         <w:rPr>
@@ -27248,8 +27146,7 @@
     <w:p>
       <w:pPr>
         <w:pStyle w:val="Heading2"/>
-        <w:spacing w:before="280" w:after="80"/>
-        <w:keepNext/>
+        <w:spacing w:before="280" w:after="120"/>
       </w:pPr>
       <w:r>
         <w:rPr>
@@ -27632,8 +27529,7 @@
     <w:p>
       <w:pPr>
         <w:pStyle w:val="Heading2"/>
-        <w:spacing w:before="280" w:after="80"/>
-        <w:keepNext/>
+        <w:spacing w:before="280" w:after="120"/>
       </w:pPr>
       <w:r>
         <w:rPr>
@@ -28134,8 +28030,7 @@
     <w:p>
       <w:pPr>
         <w:pStyle w:val="Heading2"/>
-        <w:spacing w:before="280" w:after="80"/>
-        <w:keepNext/>
+        <w:spacing w:before="280" w:after="120"/>
       </w:pPr>
       <w:r>
         <w:rPr>
@@ -28546,8 +28441,7 @@
     <w:p>
       <w:pPr>
         <w:pStyle w:val="Heading2"/>
-        <w:spacing w:before="280" w:after="80"/>
-        <w:keepNext/>
+        <w:spacing w:before="280" w:after="120"/>
       </w:pPr>
       <w:r>
         <w:rPr>
@@ -28561,8 +28455,7 @@
     <w:p>
       <w:pPr>
         <w:pStyle w:val="Heading2"/>
-        <w:spacing w:before="280" w:after="80"/>
-        <w:keepNext/>
+        <w:spacing w:before="280" w:after="120"/>
       </w:pPr>
       <w:r>
         <w:rPr>
@@ -28681,8 +28574,7 @@
     <w:p>
       <w:pPr>
         <w:pStyle w:val="Heading2"/>
-        <w:spacing w:before="280" w:after="80"/>
-        <w:keepNext/>
+        <w:spacing w:before="280" w:after="120"/>
       </w:pPr>
       <w:r>
         <w:rPr>
@@ -28801,8 +28693,7 @@
     <w:p>
       <w:pPr>
         <w:pStyle w:val="Heading2"/>
-        <w:spacing w:before="280" w:after="80"/>
-        <w:keepNext/>
+        <w:spacing w:before="280" w:after="120"/>
       </w:pPr>
       <w:r>
         <w:rPr>
@@ -28933,8 +28824,7 @@
     <w:p>
       <w:pPr>
         <w:pStyle w:val="Heading2"/>
-        <w:spacing w:before="280" w:after="80"/>
-        <w:keepNext/>
+        <w:spacing w:before="280" w:after="120"/>
       </w:pPr>
       <w:r>
         <w:rPr>
@@ -29053,8 +28943,7 @@
     <w:p>
       <w:pPr>
         <w:pStyle w:val="Heading2"/>
-        <w:spacing w:before="280" w:after="80"/>
-        <w:keepNext/>
+        <w:spacing w:before="280" w:after="120"/>
       </w:pPr>
       <w:r>
         <w:rPr>
@@ -29151,8 +29040,7 @@
     <w:p>
       <w:pPr>
         <w:pStyle w:val="Heading2"/>
-        <w:spacing w:before="280" w:after="80"/>
-        <w:keepNext/>
+        <w:spacing w:before="280" w:after="120"/>
       </w:pPr>
       <w:r>
         <w:rPr>
@@ -29273,8 +29161,7 @@
     <w:p>
       <w:pPr>
         <w:pStyle w:val="Heading2"/>
-        <w:spacing w:before="280" w:after="80"/>
-        <w:keepNext/>
+        <w:spacing w:before="280" w:after="120"/>
       </w:pPr>
       <w:r>
         <w:rPr>
@@ -29674,8 +29561,7 @@
     <w:p>
       <w:pPr>
         <w:pStyle w:val="Heading2"/>
-        <w:spacing w:before="280" w:after="80"/>
-        <w:keepNext/>
+        <w:spacing w:before="280" w:after="120"/>
       </w:pPr>
       <w:r>
         <w:rPr>
@@ -30006,8 +29892,7 @@
     <w:p>
       <w:pPr>
         <w:pStyle w:val="Heading2"/>
-        <w:spacing w:before="280" w:after="80"/>
-        <w:keepNext/>
+        <w:spacing w:before="280" w:after="120"/>
       </w:pPr>
       <w:r>
         <w:rPr>
@@ -30248,8 +30133,7 @@
     <w:p>
       <w:pPr>
         <w:pStyle w:val="Heading2"/>
-        <w:spacing w:before="280" w:after="80"/>
-        <w:keepNext/>
+        <w:spacing w:before="280" w:after="120"/>
       </w:pPr>
       <w:r>
         <w:rPr>
@@ -30499,8 +30383,7 @@
     <w:p>
       <w:pPr>
         <w:pStyle w:val="Heading2"/>
-        <w:spacing w:before="280" w:after="80"/>
-        <w:keepNext/>
+        <w:spacing w:before="280" w:after="120"/>
       </w:pPr>
       <w:r>
         <w:rPr>
@@ -30759,8 +30642,7 @@
     <w:p>
       <w:pPr>
         <w:pStyle w:val="Heading2"/>
-        <w:spacing w:before="280" w:after="80"/>
-        <w:keepNext/>
+        <w:spacing w:before="280" w:after="120"/>
       </w:pPr>
       <w:r>
         <w:rPr>
@@ -31007,8 +30889,7 @@
     <w:p>
       <w:pPr>
         <w:pStyle w:val="Heading2"/>
-        <w:spacing w:before="280" w:after="80"/>
-        <w:keepNext/>
+        <w:spacing w:before="280" w:after="120"/>
       </w:pPr>
       <w:r>
         <w:rPr>
@@ -31315,8 +31196,7 @@
     <w:p>
       <w:pPr>
         <w:pStyle w:val="Heading2"/>
-        <w:spacing w:before="280" w:after="80"/>
-        <w:keepNext/>
+        <w:spacing w:before="280" w:after="120"/>
       </w:pPr>
       <w:r>
         <w:rPr>
@@ -31653,8 +31533,7 @@
     <w:p>
       <w:pPr>
         <w:pStyle w:val="Heading2"/>
-        <w:spacing w:before="280" w:after="80"/>
-        <w:keepNext/>
+        <w:spacing w:before="280" w:after="120"/>
       </w:pPr>
       <w:r>
         <w:rPr>
@@ -31937,8 +31816,7 @@
     <w:p>
       <w:pPr>
         <w:pStyle w:val="Heading2"/>
-        <w:spacing w:before="280" w:after="80"/>
-        <w:keepNext/>
+        <w:spacing w:before="280" w:after="120"/>
       </w:pPr>
       <w:r>
         <w:rPr>
@@ -32117,8 +31995,7 @@
     <w:p>
       <w:pPr>
         <w:pStyle w:val="Heading2"/>
-        <w:spacing w:before="280" w:after="80"/>
-        <w:keepNext/>
+        <w:spacing w:before="280" w:after="120"/>
       </w:pPr>
       <w:r>
         <w:rPr>
@@ -32420,8 +32297,7 @@
     <w:p>
       <w:pPr>
         <w:pStyle w:val="Heading2"/>
-        <w:spacing w:before="280" w:after="80"/>
-        <w:keepNext/>
+        <w:spacing w:before="280" w:after="120"/>
       </w:pPr>
       <w:r>
         <w:rPr>
@@ -32703,8 +32579,7 @@
     <w:p>
       <w:pPr>
         <w:pStyle w:val="Heading2"/>
-        <w:spacing w:before="280" w:after="80"/>
-        <w:keepNext/>
+        <w:spacing w:before="280" w:after="120"/>
       </w:pPr>
       <w:r>
         <w:rPr>
@@ -32911,8 +32786,7 @@
     <w:p>
       <w:pPr>
         <w:pStyle w:val="Heading2"/>
-        <w:spacing w:before="280" w:after="80"/>
-        <w:keepNext/>
+        <w:spacing w:before="280" w:after="120"/>
       </w:pPr>
       <w:r>
         <w:rPr>
@@ -33146,8 +33020,7 @@
     <w:p>
       <w:pPr>
         <w:pStyle w:val="Heading2"/>
-        <w:spacing w:before="280" w:after="80"/>
-        <w:keepNext/>
+        <w:spacing w:before="280" w:after="120"/>
       </w:pPr>
       <w:r>
         <w:rPr>
@@ -33405,8 +33278,7 @@
     <w:p>
       <w:pPr>
         <w:pStyle w:val="Heading2"/>
-        <w:spacing w:before="280" w:after="80"/>
-        <w:keepNext/>
+        <w:spacing w:before="280" w:after="120"/>
       </w:pPr>
       <w:r>
         <w:rPr>
@@ -33652,8 +33524,7 @@
     <w:p>
       <w:pPr>
         <w:pStyle w:val="Heading2"/>
-        <w:spacing w:before="280" w:after="80"/>
-        <w:keepNext/>
+        <w:spacing w:before="280" w:after="120"/>
       </w:pPr>
       <w:r>
         <w:rPr>
@@ -33959,8 +33830,7 @@
     <w:p>
       <w:pPr>
         <w:pStyle w:val="Heading2"/>
-        <w:spacing w:before="280" w:after="80"/>
-        <w:keepNext/>
+        <w:spacing w:before="280" w:after="120"/>
       </w:pPr>
       <w:r>
         <w:rPr>
@@ -34680,8 +34550,7 @@
     <w:p>
       <w:pPr>
         <w:pStyle w:val="Heading2"/>
-        <w:spacing w:before="280" w:after="80"/>
-        <w:keepNext/>
+        <w:spacing w:before="280" w:after="120"/>
       </w:pPr>
       <w:r>
         <w:rPr>
@@ -35613,8 +35482,7 @@
     <w:p>
       <w:pPr>
         <w:pStyle w:val="Heading2"/>
-        <w:spacing w:before="280" w:after="80"/>
-        <w:keepNext/>
+        <w:spacing w:before="280" w:after="120"/>
       </w:pPr>
       <w:r>
         <w:rPr>
@@ -36640,8 +36508,7 @@
     <w:p>
       <w:pPr>
         <w:pStyle w:val="Heading2"/>
-        <w:spacing w:before="280" w:after="80"/>
-        <w:keepNext/>
+        <w:spacing w:before="280" w:after="120"/>
       </w:pPr>
       <w:r>
         <w:rPr>
@@ -36924,8 +36791,7 @@
     <w:p>
       <w:pPr>
         <w:pStyle w:val="Heading2"/>
-        <w:spacing w:before="280" w:after="80"/>
-        <w:keepNext/>
+        <w:spacing w:before="280" w:after="120"/>
       </w:pPr>
       <w:r>
         <w:rPr>
@@ -37273,8 +37139,7 @@
     <w:p>
       <w:pPr>
         <w:pStyle w:val="Heading2"/>
-        <w:spacing w:before="280" w:after="80"/>
-        <w:keepNext/>
+        <w:spacing w:before="280" w:after="120"/>
       </w:pPr>
       <w:r>
         <w:rPr>
@@ -37538,8 +37403,7 @@
     <w:p>
       <w:pPr>
         <w:pStyle w:val="Heading2"/>
-        <w:spacing w:before="280" w:after="80"/>
-        <w:keepNext/>
+        <w:spacing w:before="280" w:after="120"/>
       </w:pPr>
       <w:r>
         <w:rPr>
@@ -37770,8 +37634,7 @@
     <w:p>
       <w:pPr>
         <w:pStyle w:val="Heading2"/>
-        <w:spacing w:before="280" w:after="80"/>
-        <w:keepNext/>
+        <w:spacing w:before="280" w:after="120"/>
       </w:pPr>
       <w:r>
         <w:rPr>
@@ -38984,8 +38847,7 @@
     <w:p>
       <w:pPr>
         <w:pStyle w:val="Heading2"/>
-        <w:spacing w:before="280" w:after="80"/>
-        <w:keepNext/>
+        <w:spacing w:before="280" w:after="120"/>
       </w:pPr>
       <w:r>
         <w:rPr>
@@ -39392,8 +39254,7 @@
     <w:p>
       <w:pPr>
         <w:pStyle w:val="Heading2"/>
-        <w:spacing w:before="280" w:after="80"/>
-        <w:keepNext/>
+        <w:spacing w:before="280" w:after="120"/>
       </w:pPr>
       <w:r>
         <w:rPr>
@@ -40212,8 +40073,7 @@
     <w:p>
       <w:pPr>
         <w:pStyle w:val="Heading2"/>
-        <w:spacing w:before="280" w:after="80"/>
-        <w:keepNext/>
+        <w:spacing w:before="280" w:after="120"/>
       </w:pPr>
       <w:r>
         <w:rPr>
@@ -42916,8 +42776,7 @@
     <w:p>
       <w:pPr>
         <w:pStyle w:val="Heading2"/>
-        <w:spacing w:before="280" w:after="80"/>
-        <w:keepNext/>
+        <w:spacing w:before="280" w:after="120"/>
       </w:pPr>
       <w:r>
         <w:rPr>
@@ -43287,8 +43146,7 @@
     <w:p>
       <w:pPr>
         <w:pStyle w:val="Heading2"/>
-        <w:spacing w:before="280" w:after="80"/>
-        <w:keepNext/>
+        <w:spacing w:before="280" w:after="120"/>
       </w:pPr>
       <w:r>
         <w:rPr>
@@ -43628,8 +43486,7 @@
     <w:p>
       <w:pPr>
         <w:pStyle w:val="Heading2"/>
-        <w:spacing w:before="280" w:after="80"/>
-        <w:keepNext/>
+        <w:spacing w:before="280" w:after="120"/>
       </w:pPr>
       <w:r>
         <w:rPr>
@@ -43852,8 +43709,7 @@
     <w:p>
       <w:pPr>
         <w:pStyle w:val="Heading2"/>
-        <w:spacing w:before="280" w:after="80"/>
-        <w:keepNext/>
+        <w:spacing w:before="280" w:after="120"/>
       </w:pPr>
       <w:r>
         <w:rPr>
@@ -44145,8 +44001,7 @@
     <w:p>
       <w:pPr>
         <w:pStyle w:val="Heading2"/>
-        <w:spacing w:before="280" w:after="80"/>
-        <w:keepNext/>
+        <w:spacing w:before="280" w:after="120"/>
       </w:pPr>
       <w:r>
         <w:rPr>
@@ -44492,8 +44347,7 @@
     <w:p>
       <w:pPr>
         <w:pStyle w:val="Heading2"/>
-        <w:spacing w:before="280" w:after="80"/>
-        <w:keepNext/>
+        <w:spacing w:before="280" w:after="120"/>
       </w:pPr>
       <w:r>
         <w:rPr>
@@ -44734,8 +44588,7 @@
     <w:p>
       <w:pPr>
         <w:pStyle w:val="Heading2"/>
-        <w:spacing w:before="280" w:after="80"/>
-        <w:keepNext/>
+        <w:spacing w:before="280" w:after="120"/>
       </w:pPr>
       <w:r>
         <w:rPr>
@@ -45099,8 +44952,7 @@
     <w:p>
       <w:pPr>
         <w:pStyle w:val="Heading2"/>
-        <w:spacing w:before="280" w:after="80"/>
-        <w:keepNext/>
+        <w:spacing w:before="280" w:after="120"/>
       </w:pPr>
       <w:r>
         <w:rPr>
@@ -45470,8 +45322,7 @@
     <w:p>
       <w:pPr>
         <w:pStyle w:val="Heading2"/>
-        <w:spacing w:before="280" w:after="80"/>
-        <w:keepNext/>
+        <w:spacing w:before="280" w:after="120"/>
       </w:pPr>
       <w:r>
         <w:rPr>
@@ -45938,8 +45789,7 @@
     <w:p>
       <w:pPr>
         <w:pStyle w:val="Heading2"/>
-        <w:spacing w:before="280" w:after="80"/>
-        <w:keepNext/>
+        <w:spacing w:before="280" w:after="120"/>
       </w:pPr>
       <w:r>
         <w:rPr>
@@ -46640,8 +46490,7 @@
     <w:p>
       <w:pPr>
         <w:pStyle w:val="Heading2"/>
-        <w:spacing w:before="280" w:after="80"/>
-        <w:keepNext/>
+        <w:spacing w:before="280" w:after="120"/>
       </w:pPr>
       <w:r>
         <w:rPr>
@@ -46989,8 +46838,7 @@
     <w:p>
       <w:pPr>
         <w:pStyle w:val="Heading2"/>
-        <w:spacing w:before="280" w:after="80"/>
-        <w:keepNext/>
+        <w:spacing w:before="280" w:after="120"/>
       </w:pPr>
       <w:r>
         <w:rPr>
@@ -47754,8 +47602,7 @@
     <w:p>
       <w:pPr>
         <w:pStyle w:val="Heading2"/>
-        <w:spacing w:before="280" w:after="80"/>
-        <w:keepNext/>
+        <w:spacing w:before="280" w:after="120"/>
       </w:pPr>
       <w:r>
         <w:rPr>
@@ -48260,8 +48107,7 @@
     <w:p>
       <w:pPr>
         <w:pStyle w:val="Heading2"/>
-        <w:spacing w:before="280" w:after="80"/>
-        <w:keepNext/>
+        <w:spacing w:before="280" w:after="120"/>
       </w:pPr>
       <w:r>
         <w:rPr>
@@ -48652,8 +48498,8 @@
     <w:bookmarkEnd w:id="594"/>
     <w:bookmarkEnd w:id="595"/>
     <w:sectPr>
+      <w:headerReference w:type="default" r:id="rId573"/>
       <w:footerReference w:type="default" r:id="rId9"/>
-      <w:headerReference w:type="default" r:id="rId10"/>
       <w:footnotePr>
         <w:numRestart w:val="eachSect"/>
       </w:footnotePr>
@@ -48672,88 +48518,123 @@
 <w:ftr xmlns:m="http://schemas.openxmlformats.org/officeDocument/2006/math" xmlns:mc="http://schemas.openxmlformats.org/markup-compatibility/2006" xmlns:mo="http://schemas.microsoft.com/office/mac/office/2008/main" xmlns:mv="urn:schemas-microsoft-com:mac:vml" xmlns:o="urn:schemas-microsoft-com:office:office" xmlns:r="http://schemas.openxmlformats.org/officeDocument/2006/relationships" xmlns:v="urn:schemas-microsoft-com:vml" xmlns:w10="urn:schemas-microsoft-com:office:word" xmlns:w14="http://schemas.microsoft.com/office/word/2010/wordml" xmlns:w="http://schemas.openxmlformats.org/wordprocessingml/2006/main" xmlns:wne="http://schemas.microsoft.com/office/word/2006/wordml" xmlns:wp14="http://schemas.microsoft.com/office/word/2010/wordprocessingDrawing" xmlns:wp="http://schemas.openxmlformats.org/drawingml/2006/wordprocessingDrawing" xmlns:wpc="http://schemas.microsoft.com/office/word/2010/wordprocessingCanvas" xmlns:wpg="http://schemas.microsoft.com/office/word/2010/wordprocessingGroup" xmlns:wpi="http://schemas.microsoft.com/office/word/2010/wordprocessingInk" xmlns:wps="http://schemas.microsoft.com/office/word/2010/wordprocessingShape" mc:Ignorable="w14 wp14">
   <w:p>
     <w:pPr>
+      <w:pStyle w:val="Footer"/>
       <w:jc w:val="center"/>
     </w:pPr>
     <w:r>
       <w:rPr>
+        <w:rFonts w:ascii="Times New Roman" w:hAnsi="Times New Roman" w:eastAsia="Times New Roman" w:cs="Times New Roman"/>
+        <w:b w:val="0"/>
         <w:color w:val="000000"/>
-        <w:sz w:val="18"/>
+        <w:sz w:val="20"/>
       </w:rPr>
       <w:t xml:space="preserve">第 </w:t>
     </w:r>
     <w:r>
       <w:rPr>
+        <w:rFonts w:ascii="Times New Roman" w:hAnsi="Times New Roman" w:eastAsia="Times New Roman" w:cs="Times New Roman"/>
+        <w:b w:val="0"/>
         <w:color w:val="000000"/>
-        <w:sz w:val="18"/>
+        <w:sz w:val="20"/>
       </w:rPr>
       <w:fldChar w:fldCharType="begin"/>
     </w:r>
     <w:r>
       <w:rPr>
-        <w:sz w:val="18"/>
+        <w:rFonts w:ascii="Times New Roman" w:hAnsi="Times New Roman" w:eastAsia="Times New Roman" w:cs="Times New Roman"/>
+        <w:b w:val="0"/>
+        <w:color w:val="000000"/>
+        <w:sz w:val="20"/>
       </w:rPr>
       <w:instrText xml:space="preserve"> PAGE </w:instrText>
     </w:r>
     <w:r>
       <w:rPr>
-        <w:sz w:val="18"/>
+        <w:rFonts w:ascii="Times New Roman" w:hAnsi="Times New Roman" w:eastAsia="Times New Roman" w:cs="Times New Roman"/>
+        <w:b w:val="0"/>
+        <w:color w:val="000000"/>
+        <w:sz w:val="20"/>
       </w:rPr>
       <w:fldChar w:fldCharType="separate"/>
     </w:r>
     <w:r>
       <w:rPr>
-        <w:sz w:val="18"/>
+        <w:rFonts w:ascii="Times New Roman" w:hAnsi="Times New Roman" w:eastAsia="Times New Roman" w:cs="Times New Roman"/>
+        <w:b w:val="0"/>
+        <w:color w:val="000000"/>
+        <w:sz w:val="20"/>
       </w:rPr>
       <w:t>1</w:t>
     </w:r>
     <w:r>
       <w:rPr>
-        <w:sz w:val="18"/>
+        <w:rFonts w:ascii="Times New Roman" w:hAnsi="Times New Roman" w:eastAsia="Times New Roman" w:cs="Times New Roman"/>
+        <w:b w:val="0"/>
+        <w:color w:val="000000"/>
+        <w:sz w:val="20"/>
       </w:rPr>
       <w:fldChar w:fldCharType="end"/>
     </w:r>
     <w:r>
       <w:rPr>
+        <w:rFonts w:ascii="Times New Roman" w:hAnsi="Times New Roman" w:eastAsia="Times New Roman" w:cs="Times New Roman"/>
+        <w:b w:val="0"/>
         <w:color w:val="000000"/>
-        <w:sz w:val="18"/>
+        <w:sz w:val="20"/>
       </w:rPr>
       <w:t xml:space="preserve"> 页 / 共 </w:t>
     </w:r>
     <w:r>
       <w:rPr>
+        <w:rFonts w:ascii="Times New Roman" w:hAnsi="Times New Roman" w:eastAsia="Times New Roman" w:cs="Times New Roman"/>
+        <w:b w:val="0"/>
         <w:color w:val="000000"/>
-        <w:sz w:val="18"/>
+        <w:sz w:val="20"/>
       </w:rPr>
       <w:fldChar w:fldCharType="begin"/>
     </w:r>
     <w:r>
       <w:rPr>
-        <w:sz w:val="18"/>
+        <w:rFonts w:ascii="Times New Roman" w:hAnsi="Times New Roman" w:eastAsia="Times New Roman" w:cs="Times New Roman"/>
+        <w:b w:val="0"/>
+        <w:color w:val="000000"/>
+        <w:sz w:val="20"/>
       </w:rPr>
       <w:instrText xml:space="preserve"> NUMPAGES </w:instrText>
     </w:r>
     <w:r>
       <w:rPr>
-        <w:sz w:val="18"/>
+        <w:rFonts w:ascii="Times New Roman" w:hAnsi="Times New Roman" w:eastAsia="Times New Roman" w:cs="Times New Roman"/>
+        <w:b w:val="0"/>
+        <w:color w:val="000000"/>
+        <w:sz w:val="20"/>
       </w:rPr>
       <w:fldChar w:fldCharType="separate"/>
     </w:r>
     <w:r>
       <w:rPr>
-        <w:sz w:val="18"/>
+        <w:rFonts w:ascii="Times New Roman" w:hAnsi="Times New Roman" w:eastAsia="Times New Roman" w:cs="Times New Roman"/>
+        <w:b w:val="0"/>
+        <w:color w:val="000000"/>
+        <w:sz w:val="20"/>
       </w:rPr>
       <w:t>1</w:t>
     </w:r>
     <w:r>
       <w:rPr>
-        <w:sz w:val="18"/>
+        <w:rFonts w:ascii="Times New Roman" w:hAnsi="Times New Roman" w:eastAsia="Times New Roman" w:cs="Times New Roman"/>
+        <w:b w:val="0"/>
+        <w:color w:val="000000"/>
+        <w:sz w:val="20"/>
       </w:rPr>
       <w:fldChar w:fldCharType="end"/>
     </w:r>
     <w:r>
       <w:rPr>
+        <w:rFonts w:ascii="Times New Roman" w:hAnsi="Times New Roman" w:eastAsia="Times New Roman" w:cs="Times New Roman"/>
+        <w:b w:val="0"/>
         <w:color w:val="000000"/>
-        <w:sz w:val="18"/>
+        <w:sz w:val="20"/>
       </w:rPr>
       <w:t xml:space="preserve"> 页</w:t>
     </w:r>
@@ -48791,10 +48672,12 @@
     </w:pPr>
     <w:r>
       <w:rPr>
+        <w:rFonts w:ascii="Times New Roman" w:hAnsi="Times New Roman" w:eastAsia="Times New Roman" w:cs="Times New Roman"/>
+        <w:b w:val="0"/>
         <w:color w:val="000000"/>
         <w:sz w:val="18"/>
       </w:rPr>
-      <w:t>第三篇 有机化学 · 第8章 周环反应与自由基-学生版</w:t>
+      <w:t xml:space="preserve">第 8 章 周环反应与自由基</w:t>
     </w:r>
   </w:p>
 </w:hdr>
@@ -50424,7 +50307,7 @@
     <ns0:rPr>
       <ns0:rFonts ns0:ascii="Times New Roman" ns0:cs="Times New Roman" ns0:eastAsia="SimHei" ns0:hAnsi="Times New Roman"/>
       <ns0:b/>
-      <ns0:color ns0:val="17324D"/>
+      <ns0:color ns0:val="000000"/>
       <ns0:sz ns0:val="44"/>
       <ns0:szCs ns0:val="56"/>
     </ns0:rPr>
@@ -50566,7 +50449,7 @@
     <ns0:rPr>
       <ns0:rFonts ns0:ascii="Times New Roman" ns0:cs="Times New Roman" ns0:eastAsia="SimHei" ns0:hAnsi="Times New Roman"/>
       <ns0:b/>
-      <ns0:color ns0:val="17324D"/>
+      <ns0:color ns0:val="000000"/>
       <ns0:sz ns0:val="32"/>
       <ns0:szCs ns0:val="40"/>
     </ns0:rPr>
@@ -50590,7 +50473,7 @@
     <ns0:rPr>
       <ns0:rFonts ns0:ascii="Times New Roman" ns0:cs="Times New Roman" ns0:eastAsia="SimHei" ns0:hAnsi="Times New Roman"/>
       <ns0:b/>
-      <ns0:color ns0:val="17324D"/>
+      <ns0:color ns0:val="000000"/>
       <ns0:sz ns0:val="28"/>
       <ns0:szCs ns0:val="32"/>
     </ns0:rPr>
@@ -50614,7 +50497,7 @@
     <ns0:rPr>
       <ns0:rFonts ns0:ascii="Times New Roman" ns0:cs="Times New Roman" ns0:eastAsia="SimHei" ns0:hAnsi="Times New Roman"/>
       <ns0:b/>
-      <ns0:color ns0:val="17324D"/>
+      <ns0:color ns0:val="000000"/>
       <ns0:sz ns0:val="25"/>
       <ns0:szCs ns0:val="28"/>
     </ns0:rPr>
@@ -51090,7 +50973,7 @@
     <w:rPr>
       <w:rFonts w:ascii="Times New Roman" w:hAnsi="Times New Roman" w:eastAsia="FangSong" w:cs="Times New Roman"/>
       <w:b/>
-      <w:color w:val="000000"/>
+      <w:color w:val="007020"/>
     </w:rPr>
   </w:style>
   <w:style w:type="character" w:customStyle="1" w:styleId="DataTypeTok">
@@ -51098,7 +50981,7 @@
     <w:basedOn w:val="VerbatimChar"/>
     <w:rPr>
       <w:rFonts w:ascii="Times New Roman" w:hAnsi="Times New Roman" w:eastAsia="FangSong" w:cs="Times New Roman"/>
-      <w:color w:val="000000"/>
+      <w:color w:val="902000"/>
     </w:rPr>
   </w:style>
   <w:style w:type="character" w:customStyle="1" w:styleId="DecValTok">
@@ -51106,7 +50989,7 @@
     <w:basedOn w:val="VerbatimChar"/>
     <w:rPr>
       <w:rFonts w:ascii="Times New Roman" w:hAnsi="Times New Roman" w:eastAsia="FangSong" w:cs="Times New Roman"/>
-      <w:color w:val="000000"/>
+      <w:color w:val="40a070"/>
     </w:rPr>
   </w:style>
   <w:style w:type="character" w:customStyle="1" w:styleId="BaseNTok">
@@ -51114,7 +50997,7 @@
     <w:basedOn w:val="VerbatimChar"/>
     <w:rPr>
       <w:rFonts w:ascii="Times New Roman" w:hAnsi="Times New Roman" w:eastAsia="FangSong" w:cs="Times New Roman"/>
-      <w:color w:val="000000"/>
+      <w:color w:val="40a070"/>
     </w:rPr>
   </w:style>
   <w:style w:type="character" w:customStyle="1" w:styleId="FloatTok">
@@ -51122,7 +51005,7 @@
     <w:basedOn w:val="VerbatimChar"/>
     <w:rPr>
       <w:rFonts w:ascii="Times New Roman" w:hAnsi="Times New Roman" w:eastAsia="FangSong" w:cs="Times New Roman"/>
-      <w:color w:val="000000"/>
+      <w:color w:val="40a070"/>
     </w:rPr>
   </w:style>
   <w:style w:type="character" w:customStyle="1" w:styleId="ConstantTok">
@@ -51130,7 +51013,7 @@
     <w:basedOn w:val="VerbatimChar"/>
     <w:rPr>
       <w:rFonts w:ascii="Times New Roman" w:hAnsi="Times New Roman" w:eastAsia="FangSong" w:cs="Times New Roman"/>
-      <w:color w:val="000000"/>
+      <w:color w:val="880000"/>
     </w:rPr>
   </w:style>
   <w:style w:type="character" w:customStyle="1" w:styleId="CharTok">
@@ -51138,7 +51021,7 @@
     <w:basedOn w:val="VerbatimChar"/>
     <w:rPr>
       <w:rFonts w:ascii="Times New Roman" w:hAnsi="Times New Roman" w:eastAsia="FangSong" w:cs="Times New Roman"/>
-      <w:color w:val="000000"/>
+      <w:color w:val="4070a0"/>
     </w:rPr>
   </w:style>
   <w:style w:type="character" w:customStyle="1" w:styleId="SpecialCharTok">
@@ -51146,7 +51029,7 @@
     <w:basedOn w:val="VerbatimChar"/>
     <w:rPr>
       <w:rFonts w:ascii="Times New Roman" w:hAnsi="Times New Roman" w:eastAsia="FangSong" w:cs="Times New Roman"/>
-      <w:color w:val="000000"/>
+      <w:color w:val="4070a0"/>
     </w:rPr>
   </w:style>
   <w:style w:type="character" w:customStyle="1" w:styleId="StringTok">
@@ -51154,7 +51037,7 @@
     <w:basedOn w:val="VerbatimChar"/>
     <w:rPr>
       <w:rFonts w:ascii="Times New Roman" w:hAnsi="Times New Roman" w:eastAsia="FangSong" w:cs="Times New Roman"/>
-      <w:color w:val="000000"/>
+      <w:color w:val="4070a0"/>
     </w:rPr>
   </w:style>
   <w:style w:type="character" w:customStyle="1" w:styleId="VerbatimStringTok">
@@ -51162,7 +51045,7 @@
     <w:basedOn w:val="VerbatimChar"/>
     <w:rPr>
       <w:rFonts w:ascii="Times New Roman" w:hAnsi="Times New Roman" w:eastAsia="FangSong" w:cs="Times New Roman"/>
-      <w:color w:val="000000"/>
+      <w:color w:val="4070a0"/>
     </w:rPr>
   </w:style>
   <w:style w:type="character" w:customStyle="1" w:styleId="SpecialStringTok">
@@ -51170,7 +51053,7 @@
     <w:basedOn w:val="VerbatimChar"/>
     <w:rPr>
       <w:rFonts w:ascii="Times New Roman" w:hAnsi="Times New Roman" w:eastAsia="FangSong" w:cs="Times New Roman"/>
-      <w:color w:val="000000"/>
+      <w:color w:val="bb6688"/>
     </w:rPr>
   </w:style>
   <w:style w:type="character" w:customStyle="1" w:styleId="ImportTok">
@@ -51179,7 +51062,7 @@
     <w:rPr>
       <w:rFonts w:ascii="Times New Roman" w:hAnsi="Times New Roman" w:eastAsia="FangSong" w:cs="Times New Roman"/>
       <w:b/>
-      <w:color w:val="000000"/>
+      <w:color w:val="008000"/>
     </w:rPr>
   </w:style>
   <w:style w:type="character" w:customStyle="1" w:styleId="CommentTok">
@@ -51188,7 +51071,7 @@
     <w:rPr>
       <w:rFonts w:ascii="Times New Roman" w:hAnsi="Times New Roman" w:eastAsia="FangSong" w:cs="Times New Roman"/>
       <w:i/>
-      <w:color w:val="000000"/>
+      <w:color w:val="60a0b0"/>
     </w:rPr>
   </w:style>
   <w:style w:type="character" w:customStyle="1" w:styleId="DocumentationTok">
@@ -51197,7 +51080,7 @@
     <w:rPr>
       <w:rFonts w:ascii="Times New Roman" w:hAnsi="Times New Roman" w:eastAsia="FangSong" w:cs="Times New Roman"/>
       <w:i/>
-      <w:color w:val="000000"/>
+      <w:color w:val="ba2121"/>
     </w:rPr>
   </w:style>
   <w:style w:type="character" w:customStyle="1" w:styleId="AnnotationTok">
@@ -51207,7 +51090,7 @@
       <w:rFonts w:ascii="Times New Roman" w:hAnsi="Times New Roman" w:eastAsia="FangSong" w:cs="Times New Roman"/>
       <w:b/>
       <w:i/>
-      <w:color w:val="000000"/>
+      <w:color w:val="60a0b0"/>
     </w:rPr>
   </w:style>
   <w:style w:type="character" w:customStyle="1" w:styleId="CommentVarTok">
@@ -51217,7 +51100,7 @@
       <w:rFonts w:ascii="Times New Roman" w:hAnsi="Times New Roman" w:eastAsia="FangSong" w:cs="Times New Roman"/>
       <w:b/>
       <w:i/>
-      <w:color w:val="000000"/>
+      <w:color w:val="60a0b0"/>
     </w:rPr>
   </w:style>
   <w:style w:type="character" w:customStyle="1" w:styleId="OtherTok">
@@ -51225,7 +51108,7 @@
     <w:basedOn w:val="VerbatimChar"/>
     <w:rPr>
       <w:rFonts w:ascii="Times New Roman" w:hAnsi="Times New Roman" w:eastAsia="FangSong" w:cs="Times New Roman"/>
-      <w:color w:val="000000"/>
+      <w:color w:val="007020"/>
     </w:rPr>
   </w:style>
   <w:style w:type="character" w:customStyle="1" w:styleId="FunctionTok">
@@ -51233,7 +51116,7 @@
     <w:basedOn w:val="VerbatimChar"/>
     <w:rPr>
       <w:rFonts w:ascii="Times New Roman" w:hAnsi="Times New Roman" w:eastAsia="FangSong" w:cs="Times New Roman"/>
-      <w:color w:val="000000"/>
+      <w:color w:val="06287e"/>
     </w:rPr>
   </w:style>
   <w:style w:type="character" w:customStyle="1" w:styleId="VariableTok">
@@ -51241,7 +51124,7 @@
     <w:basedOn w:val="VerbatimChar"/>
     <w:rPr>
       <w:rFonts w:ascii="Times New Roman" w:hAnsi="Times New Roman" w:eastAsia="FangSong" w:cs="Times New Roman"/>
-      <w:color w:val="000000"/>
+      <w:color w:val="19177c"/>
     </w:rPr>
   </w:style>
   <w:style w:type="character" w:customStyle="1" w:styleId="ControlFlowTok">
@@ -51250,7 +51133,7 @@
     <w:rPr>
       <w:rFonts w:ascii="Times New Roman" w:hAnsi="Times New Roman" w:eastAsia="FangSong" w:cs="Times New Roman"/>
       <w:b/>
-      <w:color w:val="000000"/>
+      <w:color w:val="007020"/>
     </w:rPr>
   </w:style>
   <w:style w:type="character" w:customStyle="1" w:styleId="OperatorTok">
@@ -51258,7 +51141,7 @@
     <w:basedOn w:val="VerbatimChar"/>
     <w:rPr>
       <w:rFonts w:ascii="Times New Roman" w:hAnsi="Times New Roman" w:eastAsia="FangSong" w:cs="Times New Roman"/>
-      <w:color w:val="000000"/>
+      <w:color w:val="666666"/>
     </w:rPr>
   </w:style>
   <w:style w:type="character" w:customStyle="1" w:styleId="BuiltInTok">
@@ -51266,7 +51149,7 @@
     <w:basedOn w:val="VerbatimChar"/>
     <w:rPr>
       <w:rFonts w:ascii="Times New Roman" w:hAnsi="Times New Roman" w:eastAsia="FangSong" w:cs="Times New Roman"/>
-      <w:color w:val="000000"/>
+      <w:color w:val="008000"/>
     </w:rPr>
   </w:style>
   <w:style w:type="character" w:customStyle="1" w:styleId="ExtensionTok">
@@ -51281,7 +51164,7 @@
     <w:basedOn w:val="VerbatimChar"/>
     <w:rPr>
       <w:rFonts w:ascii="Times New Roman" w:hAnsi="Times New Roman" w:eastAsia="FangSong" w:cs="Times New Roman"/>
-      <w:color w:val="000000"/>
+      <w:color w:val="bc7a00"/>
     </w:rPr>
   </w:style>
   <w:style w:type="character" w:customStyle="1" w:styleId="AttributeTok">
@@ -51289,7 +51172,7 @@
     <w:basedOn w:val="VerbatimChar"/>
     <w:rPr>
       <w:rFonts w:ascii="Times New Roman" w:hAnsi="Times New Roman" w:eastAsia="FangSong" w:cs="Times New Roman"/>
-      <w:color w:val="000000"/>
+      <w:color w:val="7d9029"/>
     </w:rPr>
   </w:style>
   <w:style w:type="character" w:customStyle="1" w:styleId="RegionMarkerTok">
@@ -51306,7 +51189,7 @@
       <w:rFonts w:ascii="Times New Roman" w:hAnsi="Times New Roman" w:eastAsia="FangSong" w:cs="Times New Roman"/>
       <w:b/>
       <w:i/>
-      <w:color w:val="000000"/>
+      <w:color w:val="60a0b0"/>
     </w:rPr>
   </w:style>
   <w:style w:type="character" w:customStyle="1" w:styleId="WarningTok">
@@ -51316,7 +51199,7 @@
       <w:rFonts w:ascii="Times New Roman" w:hAnsi="Times New Roman" w:eastAsia="FangSong" w:cs="Times New Roman"/>
       <w:b/>
       <w:i/>
-      <w:color w:val="000000"/>
+      <w:color w:val="60a0b0"/>
     </w:rPr>
   </w:style>
   <w:style w:type="character" w:customStyle="1" w:styleId="AlertTok">
@@ -51325,7 +51208,7 @@
     <w:rPr>
       <w:rFonts w:ascii="Times New Roman" w:hAnsi="Times New Roman" w:eastAsia="FangSong" w:cs="Times New Roman"/>
       <w:b/>
-      <w:color w:val="000000"/>
+      <w:color w:val="ff0000"/>
     </w:rPr>
   </w:style>
   <w:style w:type="character" w:customStyle="1" w:styleId="ErrorTok">
@@ -51334,7 +51217,7 @@
     <w:rPr>
       <w:rFonts w:ascii="Times New Roman" w:hAnsi="Times New Roman" w:eastAsia="FangSong" w:cs="Times New Roman"/>
       <w:b/>
-      <w:color w:val="000000"/>
+      <w:color w:val="ff0000"/>
     </w:rPr>
   </w:style>
   <w:style w:type="character" w:customStyle="1" w:styleId="NormalTok">

--- a/00-首页/题组Word/习题书/第三篇-有机化学/8-周环反应与自由基-学生版-打印版.docx
+++ b/00-首页/题组Word/习题书/第三篇-有机化学/8-周环反应与自由基-学生版-打印版.docx
@@ -13011,7 +13011,7 @@
         <m:sSup>
           <m:e>
             <m:r>
-              <m:t>​</m:t>
+              <m:t xml:space="preserve"> </m:t>
             </m:r>
           </m:e>
           <m:sup>
@@ -46174,7 +46174,7 @@
             <m:rPr>
               <m:sty m:val="p"/>
             </m:rPr>
-            <m:t>​</m:t>
+            <m:t xml:space="preserve"> </m:t>
           </m:r>
           <m:r>
             <m:rPr>
@@ -46186,7 +46186,7 @@
             <m:rPr>
               <m:sty m:val="p"/>
             </m:rPr>
-            <m:t>​</m:t>
+            <m:t xml:space="preserve"> </m:t>
           </m:r>
           <m:r>
             <m:rPr>
@@ -46252,7 +46252,7 @@
             <m:rPr>
               <m:sty m:val="p"/>
             </m:rPr>
-            <m:t>​</m:t>
+            <m:t xml:space="preserve"> </m:t>
           </m:r>
           <m:r>
             <m:rPr>
@@ -46264,7 +46264,7 @@
             <m:rPr>
               <m:sty m:val="p"/>
             </m:rPr>
-            <m:t>​</m:t>
+            <m:t xml:space="preserve"> </m:t>
           </m:r>
           <m:r>
             <m:rPr>
@@ -46324,7 +46324,7 @@
             <m:rPr>
               <m:sty m:val="p"/>
             </m:rPr>
-            <m:t>​</m:t>
+            <m:t xml:space="preserve"> </m:t>
           </m:r>
           <m:r>
             <m:rPr>
@@ -46336,7 +46336,7 @@
             <m:rPr>
               <m:sty m:val="p"/>
             </m:rPr>
-            <m:t>​</m:t>
+            <m:t xml:space="preserve"> </m:t>
           </m:r>
           <m:r>
             <m:rPr>

--- a/00-首页/题组Word/习题书/第三篇-有机化学/8-周环反应与自由基-学生版-打印版.docx
+++ b/00-首页/题组Word/习题书/第三篇-有机化学/8-周环反应与自由基-学生版-打印版.docx
@@ -48498,7 +48498,6 @@
     <w:bookmarkEnd w:id="594"/>
     <w:bookmarkEnd w:id="595"/>
     <w:sectPr>
-      <w:headerReference w:type="default" r:id="rId573"/>
       <w:footerReference w:type="default" r:id="rId9"/>
       <w:footnotePr>
         <w:numRestart w:val="eachSect"/>
@@ -48525,16 +48524,6 @@
       <w:rPr>
         <w:rFonts w:ascii="Times New Roman" w:hAnsi="Times New Roman" w:eastAsia="Times New Roman" w:cs="Times New Roman"/>
         <w:b w:val="0"/>
-        <w:color w:val="000000"/>
-        <w:sz w:val="20"/>
-      </w:rPr>
-      <w:t xml:space="preserve">第 </w:t>
-    </w:r>
-    <w:r>
-      <w:rPr>
-        <w:rFonts w:ascii="Times New Roman" w:hAnsi="Times New Roman" w:eastAsia="Times New Roman" w:cs="Times New Roman"/>
-        <w:b w:val="0"/>
-        <w:color w:val="000000"/>
         <w:sz w:val="20"/>
       </w:rPr>
       <w:fldChar w:fldCharType="begin"/>
@@ -48543,7 +48532,6 @@
       <w:rPr>
         <w:rFonts w:ascii="Times New Roman" w:hAnsi="Times New Roman" w:eastAsia="Times New Roman" w:cs="Times New Roman"/>
         <w:b w:val="0"/>
-        <w:color w:val="000000"/>
         <w:sz w:val="20"/>
       </w:rPr>
       <w:instrText xml:space="preserve"> PAGE </w:instrText>
@@ -48552,91 +48540,9 @@
       <w:rPr>
         <w:rFonts w:ascii="Times New Roman" w:hAnsi="Times New Roman" w:eastAsia="Times New Roman" w:cs="Times New Roman"/>
         <w:b w:val="0"/>
-        <w:color w:val="000000"/>
-        <w:sz w:val="20"/>
-      </w:rPr>
-      <w:fldChar w:fldCharType="separate"/>
-    </w:r>
-    <w:r>
-      <w:rPr>
-        <w:rFonts w:ascii="Times New Roman" w:hAnsi="Times New Roman" w:eastAsia="Times New Roman" w:cs="Times New Roman"/>
-        <w:b w:val="0"/>
-        <w:color w:val="000000"/>
-        <w:sz w:val="20"/>
-      </w:rPr>
-      <w:t>1</w:t>
-    </w:r>
-    <w:r>
-      <w:rPr>
-        <w:rFonts w:ascii="Times New Roman" w:hAnsi="Times New Roman" w:eastAsia="Times New Roman" w:cs="Times New Roman"/>
-        <w:b w:val="0"/>
-        <w:color w:val="000000"/>
         <w:sz w:val="20"/>
       </w:rPr>
       <w:fldChar w:fldCharType="end"/>
-    </w:r>
-    <w:r>
-      <w:rPr>
-        <w:rFonts w:ascii="Times New Roman" w:hAnsi="Times New Roman" w:eastAsia="Times New Roman" w:cs="Times New Roman"/>
-        <w:b w:val="0"/>
-        <w:color w:val="000000"/>
-        <w:sz w:val="20"/>
-      </w:rPr>
-      <w:t xml:space="preserve"> 页 / 共 </w:t>
-    </w:r>
-    <w:r>
-      <w:rPr>
-        <w:rFonts w:ascii="Times New Roman" w:hAnsi="Times New Roman" w:eastAsia="Times New Roman" w:cs="Times New Roman"/>
-        <w:b w:val="0"/>
-        <w:color w:val="000000"/>
-        <w:sz w:val="20"/>
-      </w:rPr>
-      <w:fldChar w:fldCharType="begin"/>
-    </w:r>
-    <w:r>
-      <w:rPr>
-        <w:rFonts w:ascii="Times New Roman" w:hAnsi="Times New Roman" w:eastAsia="Times New Roman" w:cs="Times New Roman"/>
-        <w:b w:val="0"/>
-        <w:color w:val="000000"/>
-        <w:sz w:val="20"/>
-      </w:rPr>
-      <w:instrText xml:space="preserve"> NUMPAGES </w:instrText>
-    </w:r>
-    <w:r>
-      <w:rPr>
-        <w:rFonts w:ascii="Times New Roman" w:hAnsi="Times New Roman" w:eastAsia="Times New Roman" w:cs="Times New Roman"/>
-        <w:b w:val="0"/>
-        <w:color w:val="000000"/>
-        <w:sz w:val="20"/>
-      </w:rPr>
-      <w:fldChar w:fldCharType="separate"/>
-    </w:r>
-    <w:r>
-      <w:rPr>
-        <w:rFonts w:ascii="Times New Roman" w:hAnsi="Times New Roman" w:eastAsia="Times New Roman" w:cs="Times New Roman"/>
-        <w:b w:val="0"/>
-        <w:color w:val="000000"/>
-        <w:sz w:val="20"/>
-      </w:rPr>
-      <w:t>1</w:t>
-    </w:r>
-    <w:r>
-      <w:rPr>
-        <w:rFonts w:ascii="Times New Roman" w:hAnsi="Times New Roman" w:eastAsia="Times New Roman" w:cs="Times New Roman"/>
-        <w:b w:val="0"/>
-        <w:color w:val="000000"/>
-        <w:sz w:val="20"/>
-      </w:rPr>
-      <w:fldChar w:fldCharType="end"/>
-    </w:r>
-    <w:r>
-      <w:rPr>
-        <w:rFonts w:ascii="Times New Roman" w:hAnsi="Times New Roman" w:eastAsia="Times New Roman" w:cs="Times New Roman"/>
-        <w:b w:val="0"/>
-        <w:color w:val="000000"/>
-        <w:sz w:val="20"/>
-      </w:rPr>
-      <w:t xml:space="preserve"> 页</w:t>
     </w:r>
   </w:p>
 </w:ftr>
@@ -48659,28 +48565,6 @@
     </w:p>
   </w:footnote>
 </w:footnotes>
-</file>
-
-<file path=word/header1.xml><?xml version="1.0" encoding="utf-8"?>
-<w:hdr xmlns:m="http://schemas.openxmlformats.org/officeDocument/2006/math" xmlns:mc="http://schemas.openxmlformats.org/markup-compatibility/2006" xmlns:mo="http://schemas.microsoft.com/office/mac/office/2008/main" xmlns:mv="urn:schemas-microsoft-com:mac:vml" xmlns:o="urn:schemas-microsoft-com:office:office" xmlns:r="http://schemas.openxmlformats.org/officeDocument/2006/relationships" xmlns:v="urn:schemas-microsoft-com:vml" xmlns:w10="urn:schemas-microsoft-com:office:word" xmlns:w14="http://schemas.microsoft.com/office/word/2010/wordml" xmlns:w="http://schemas.openxmlformats.org/wordprocessingml/2006/main" xmlns:wne="http://schemas.microsoft.com/office/word/2006/wordml" xmlns:wp14="http://schemas.microsoft.com/office/word/2010/wordprocessingDrawing" xmlns:wp="http://schemas.openxmlformats.org/drawingml/2006/wordprocessingDrawing" xmlns:wpc="http://schemas.microsoft.com/office/word/2010/wordprocessingCanvas" xmlns:wpg="http://schemas.microsoft.com/office/word/2010/wordprocessingGroup" xmlns:wpi="http://schemas.microsoft.com/office/word/2010/wordprocessingInk" xmlns:wps="http://schemas.microsoft.com/office/word/2010/wordprocessingShape" mc:Ignorable="w14 wp14">
-  <w:p>
-    <w:pPr>
-      <w:jc w:val="right"/>
-      <w:pBdr>
-        <w:bottom w:val="single" w:sz="4" w:space="2" w:color="000000"/>
-      </w:pBdr>
-    </w:pPr>
-    <w:r>
-      <w:rPr>
-        <w:rFonts w:ascii="Times New Roman" w:hAnsi="Times New Roman" w:eastAsia="Times New Roman" w:cs="Times New Roman"/>
-        <w:b w:val="0"/>
-        <w:color w:val="000000"/>
-        <w:sz w:val="18"/>
-      </w:rPr>
-      <w:t xml:space="preserve">第 8 章 周环反应与自由基</w:t>
-    </w:r>
-  </w:p>
-</w:hdr>
 </file>
 
 <file path=word/numbering.xml><?xml version="1.0" encoding="utf-8"?>
